--- a/Docs/recherche.docx
+++ b/Docs/recherche.docx
@@ -45,15 +45,6 @@
         </w:rPr>
         <w:t>un réseau international et une infrastructure de données financés par les gouvernements mondiaux ayant pour but de fournir à tous et partout un accès libre aux données sur toutes les formes de vie sur Terre.</w:t>
       </w:r>
-    </w:p>
-    <w:p>
-      <w:pPr>
-        <w:rPr>
-          <w:rFonts w:ascii="Segoe UI" w:hAnsi="Segoe UI" w:cs="Segoe UI"/>
-          <w:color w:val="374151"/>
-          <w:shd w:val="clear" w:color="auto" w:fill="FFFFFF"/>
-        </w:rPr>
-      </w:pPr>
     </w:p>
     <w:p>
       <w:pPr>
@@ -249,13 +240,18 @@
       </w:r>
       <w:proofErr w:type="spellEnd"/>
       <w:r>
-        <w:t xml:space="preserve"> ( </w:t>
+        <w:t xml:space="preserve"> </w:t>
+      </w:r>
+      <w:proofErr w:type="gramStart"/>
+      <w:r>
+        <w:t xml:space="preserve">( </w:t>
       </w:r>
       <w:proofErr w:type="spellStart"/>
       <w:r>
         <w:t>mifapitsofoka</w:t>
       </w:r>
       <w:proofErr w:type="spellEnd"/>
+      <w:proofErr w:type="gramEnd"/>
       <w:r>
         <w:t>)</w:t>
       </w:r>
@@ -277,6 +273,7 @@
           <w:lang w:eastAsia="fr-FR"/>
         </w:rPr>
       </w:pPr>
+      <w:proofErr w:type="gramStart"/>
       <w:r>
         <w:rPr>
           <w:rFonts w:ascii="Segoe UI Emoji" w:eastAsia="Times New Roman" w:hAnsi="Segoe UI Emoji" w:cs="Segoe UI Emoji"/>
@@ -289,6 +286,7 @@
         </w:rPr>
         <w:t>📥</w:t>
       </w:r>
+      <w:proofErr w:type="gramEnd"/>
       <w:r>
         <w:rPr>
           <w:rFonts w:ascii="Segoe UI" w:eastAsia="Times New Roman" w:hAnsi="Segoe UI" w:cs="Segoe UI"/>
@@ -338,7 +336,29 @@
           <w:szCs w:val="24"/>
           <w:lang w:eastAsia="fr-FR"/>
         </w:rPr>
-        <w:t xml:space="preserve"> : utilisé pour enregistrer les observations ou les spécimens biologiques individuels. [history:6]</w:t>
+        <w:t xml:space="preserve"> : utilisé pour enregistrer les observations ou les spécimens biologiques individuels. [</w:t>
+      </w:r>
+      <w:proofErr w:type="gramStart"/>
+      <w:r>
+        <w:rPr>
+          <w:rFonts w:ascii="Segoe UI" w:eastAsia="Times New Roman" w:hAnsi="Segoe UI" w:cs="Segoe UI"/>
+          <w:color w:val="F9FAFB"/>
+          <w:sz w:val="24"/>
+          <w:szCs w:val="24"/>
+          <w:lang w:eastAsia="fr-FR"/>
+        </w:rPr>
+        <w:t>history:</w:t>
+      </w:r>
+      <w:proofErr w:type="gramEnd"/>
+      <w:r>
+        <w:rPr>
+          <w:rFonts w:ascii="Segoe UI" w:eastAsia="Times New Roman" w:hAnsi="Segoe UI" w:cs="Segoe UI"/>
+          <w:color w:val="F9FAFB"/>
+          <w:sz w:val="24"/>
+          <w:szCs w:val="24"/>
+          <w:lang w:eastAsia="fr-FR"/>
+        </w:rPr>
+        <w:t>6]</w:t>
       </w:r>
     </w:p>
     <w:p>
@@ -427,7 +447,29 @@
           <w:szCs w:val="24"/>
           <w:lang w:eastAsia="fr-FR"/>
         </w:rPr>
-        <w:t xml:space="preserve"> : utilisé pour enregistrer les événements d'échantillonnage contenant plusieurs enregistrements d'espèces. [history:6]</w:t>
+        <w:t xml:space="preserve"> : utilisé pour enregistrer les événements d'échantillonnage contenant plusieurs enregistrements d'espèces. [</w:t>
+      </w:r>
+      <w:proofErr w:type="gramStart"/>
+      <w:r>
+        <w:rPr>
+          <w:rFonts w:ascii="Segoe UI" w:eastAsia="Times New Roman" w:hAnsi="Segoe UI" w:cs="Segoe UI"/>
+          <w:color w:val="F9FAFB"/>
+          <w:sz w:val="24"/>
+          <w:szCs w:val="24"/>
+          <w:lang w:eastAsia="fr-FR"/>
+        </w:rPr>
+        <w:t>history:</w:t>
+      </w:r>
+      <w:proofErr w:type="gramEnd"/>
+      <w:r>
+        <w:rPr>
+          <w:rFonts w:ascii="Segoe UI" w:eastAsia="Times New Roman" w:hAnsi="Segoe UI" w:cs="Segoe UI"/>
+          <w:color w:val="F9FAFB"/>
+          <w:sz w:val="24"/>
+          <w:szCs w:val="24"/>
+          <w:lang w:eastAsia="fr-FR"/>
+        </w:rPr>
+        <w:t>6]</w:t>
       </w:r>
     </w:p>
     <w:p>
@@ -538,7 +580,29 @@
           <w:szCs w:val="24"/>
           <w:lang w:eastAsia="fr-FR"/>
         </w:rPr>
-        <w:t>). [history:6]</w:t>
+        <w:t>). [</w:t>
+      </w:r>
+      <w:proofErr w:type="gramStart"/>
+      <w:r>
+        <w:rPr>
+          <w:rFonts w:ascii="Segoe UI" w:eastAsia="Times New Roman" w:hAnsi="Segoe UI" w:cs="Segoe UI"/>
+          <w:color w:val="F9FAFB"/>
+          <w:sz w:val="24"/>
+          <w:szCs w:val="24"/>
+          <w:lang w:eastAsia="fr-FR"/>
+        </w:rPr>
+        <w:t>history:</w:t>
+      </w:r>
+      <w:proofErr w:type="gramEnd"/>
+      <w:r>
+        <w:rPr>
+          <w:rFonts w:ascii="Segoe UI" w:eastAsia="Times New Roman" w:hAnsi="Segoe UI" w:cs="Segoe UI"/>
+          <w:color w:val="F9FAFB"/>
+          <w:sz w:val="24"/>
+          <w:szCs w:val="24"/>
+          <w:lang w:eastAsia="fr-FR"/>
+        </w:rPr>
+        <w:t>6]</w:t>
       </w:r>
     </w:p>
     <w:p>
@@ -1090,6 +1154,7 @@
           <w:lang w:eastAsia="fr-FR"/>
         </w:rPr>
       </w:pPr>
+      <w:proofErr w:type="gramStart"/>
       <w:r>
         <w:rPr>
           <w:rFonts w:ascii="Times New Roman" w:eastAsia="Times New Roman" w:hAnsi="Symbol" w:cs="Times New Roman"/>
@@ -1117,46 +1182,9 @@
           <w:szCs w:val="24"/>
           <w:lang w:eastAsia="fr-FR"/>
         </w:rPr>
-        <w:t>Figure 1</w:t>
-      </w:r>
-      <w:r>
-        <w:rPr>
-          <w:rFonts w:ascii="Times New Roman" w:eastAsia="Times New Roman" w:hAnsi="Times New Roman" w:cs="Times New Roman"/>
-          <w:sz w:val="24"/>
-          <w:szCs w:val="24"/>
-          <w:lang w:eastAsia="fr-FR"/>
-        </w:rPr>
-        <w:t xml:space="preserve"> → vue d'ensemble du modèle </w:t>
-      </w:r>
-    </w:p>
-    <w:p>
-      <w:pPr>
-        <w:spacing w:after="0" w:line="240" w:lineRule="auto"/>
-        <w:rPr>
-          <w:rFonts w:ascii="Times New Roman" w:eastAsia="Times New Roman" w:hAnsi="Times New Roman" w:cs="Times New Roman"/>
-          <w:sz w:val="24"/>
-          <w:szCs w:val="24"/>
-          <w:lang w:eastAsia="fr-FR"/>
-        </w:rPr>
-      </w:pPr>
-      <w:r>
-        <w:rPr>
-          <w:rFonts w:ascii="Times New Roman" w:eastAsia="Times New Roman" w:hAnsi="Symbol" w:cs="Times New Roman"/>
-          <w:sz w:val="24"/>
-          <w:szCs w:val="24"/>
-          <w:lang w:eastAsia="fr-FR"/>
-        </w:rPr>
-        <w:t></w:t>
-      </w:r>
-      <w:r>
-        <w:rPr>
-          <w:rFonts w:ascii="Times New Roman" w:eastAsia="Times New Roman" w:hAnsi="Times New Roman" w:cs="Times New Roman"/>
-          <w:sz w:val="24"/>
-          <w:szCs w:val="24"/>
-          <w:lang w:eastAsia="fr-FR"/>
-        </w:rPr>
-        <w:t xml:space="preserve">  </w:t>
-      </w:r>
+        <w:t>Figure</w:t>
+      </w:r>
+      <w:proofErr w:type="gramEnd"/>
       <w:r>
         <w:rPr>
           <w:rFonts w:ascii="Times New Roman" w:eastAsia="Times New Roman" w:hAnsi="Times New Roman" w:cs="Times New Roman"/>
@@ -1166,7 +1194,69 @@
           <w:szCs w:val="24"/>
           <w:lang w:eastAsia="fr-FR"/>
         </w:rPr>
-        <w:t>Figure 2</w:t>
+        <w:t xml:space="preserve"> 1</w:t>
+      </w:r>
+      <w:r>
+        <w:rPr>
+          <w:rFonts w:ascii="Times New Roman" w:eastAsia="Times New Roman" w:hAnsi="Times New Roman" w:cs="Times New Roman"/>
+          <w:sz w:val="24"/>
+          <w:szCs w:val="24"/>
+          <w:lang w:eastAsia="fr-FR"/>
+        </w:rPr>
+        <w:t xml:space="preserve"> → vue d'ensemble du modèle </w:t>
+      </w:r>
+    </w:p>
+    <w:p>
+      <w:pPr>
+        <w:spacing w:after="0" w:line="240" w:lineRule="auto"/>
+        <w:rPr>
+          <w:rFonts w:ascii="Times New Roman" w:eastAsia="Times New Roman" w:hAnsi="Times New Roman" w:cs="Times New Roman"/>
+          <w:sz w:val="24"/>
+          <w:szCs w:val="24"/>
+          <w:lang w:eastAsia="fr-FR"/>
+        </w:rPr>
+      </w:pPr>
+      <w:proofErr w:type="gramStart"/>
+      <w:r>
+        <w:rPr>
+          <w:rFonts w:ascii="Times New Roman" w:eastAsia="Times New Roman" w:hAnsi="Symbol" w:cs="Times New Roman"/>
+          <w:sz w:val="24"/>
+          <w:szCs w:val="24"/>
+          <w:lang w:eastAsia="fr-FR"/>
+        </w:rPr>
+        <w:t></w:t>
+      </w:r>
+      <w:r>
+        <w:rPr>
+          <w:rFonts w:ascii="Times New Roman" w:eastAsia="Times New Roman" w:hAnsi="Times New Roman" w:cs="Times New Roman"/>
+          <w:sz w:val="24"/>
+          <w:szCs w:val="24"/>
+          <w:lang w:eastAsia="fr-FR"/>
+        </w:rPr>
+        <w:t xml:space="preserve">  </w:t>
+      </w:r>
+      <w:r>
+        <w:rPr>
+          <w:rFonts w:ascii="Times New Roman" w:eastAsia="Times New Roman" w:hAnsi="Times New Roman" w:cs="Times New Roman"/>
+          <w:b/>
+          <w:bCs/>
+          <w:sz w:val="24"/>
+          <w:szCs w:val="24"/>
+          <w:lang w:eastAsia="fr-FR"/>
+        </w:rPr>
+        <w:t>Figure</w:t>
+      </w:r>
+      <w:proofErr w:type="gramEnd"/>
+      <w:r>
+        <w:rPr>
+          <w:rFonts w:ascii="Times New Roman" w:eastAsia="Times New Roman" w:hAnsi="Times New Roman" w:cs="Times New Roman"/>
+          <w:b/>
+          <w:bCs/>
+          <w:sz w:val="24"/>
+          <w:szCs w:val="24"/>
+          <w:lang w:eastAsia="fr-FR"/>
+        </w:rPr>
+        <w:t xml:space="preserve"> 2</w:t>
       </w:r>
       <w:r>
         <w:rPr>
@@ -1206,6 +1296,7 @@
           <w:lang w:eastAsia="fr-FR"/>
         </w:rPr>
       </w:pPr>
+      <w:proofErr w:type="gramStart"/>
       <w:r>
         <w:rPr>
           <w:rFonts w:ascii="Times New Roman" w:eastAsia="Times New Roman" w:hAnsi="Symbol" w:cs="Times New Roman"/>
@@ -1233,7 +1324,19 @@
           <w:szCs w:val="24"/>
           <w:lang w:eastAsia="fr-FR"/>
         </w:rPr>
-        <w:t>Figure 3</w:t>
+        <w:t>Figure</w:t>
+      </w:r>
+      <w:proofErr w:type="gramEnd"/>
+      <w:r>
+        <w:rPr>
+          <w:rFonts w:ascii="Times New Roman" w:eastAsia="Times New Roman" w:hAnsi="Times New Roman" w:cs="Times New Roman"/>
+          <w:b/>
+          <w:bCs/>
+          <w:sz w:val="24"/>
+          <w:szCs w:val="24"/>
+          <w:lang w:eastAsia="fr-FR"/>
+        </w:rPr>
+        <w:t xml:space="preserve"> 3</w:t>
       </w:r>
       <w:r>
         <w:rPr>
@@ -1273,6 +1376,7 @@
           <w:lang w:eastAsia="fr-FR"/>
         </w:rPr>
       </w:pPr>
+      <w:proofErr w:type="gramStart"/>
       <w:r>
         <w:rPr>
           <w:rFonts w:ascii="Times New Roman" w:eastAsia="Times New Roman" w:hAnsi="Symbol" w:cs="Times New Roman"/>
@@ -1300,7 +1404,19 @@
           <w:szCs w:val="24"/>
           <w:lang w:eastAsia="fr-FR"/>
         </w:rPr>
-        <w:t>Figure 4</w:t>
+        <w:t>Figure</w:t>
+      </w:r>
+      <w:proofErr w:type="gramEnd"/>
+      <w:r>
+        <w:rPr>
+          <w:rFonts w:ascii="Times New Roman" w:eastAsia="Times New Roman" w:hAnsi="Times New Roman" w:cs="Times New Roman"/>
+          <w:b/>
+          <w:bCs/>
+          <w:sz w:val="24"/>
+          <w:szCs w:val="24"/>
+          <w:lang w:eastAsia="fr-FR"/>
+        </w:rPr>
+        <w:t xml:space="preserve"> 4</w:t>
       </w:r>
       <w:r>
         <w:rPr>
@@ -1389,6 +1505,7 @@
           <w:lang w:eastAsia="fr-FR"/>
         </w:rPr>
       </w:pPr>
+      <w:proofErr w:type="gramStart"/>
       <w:r>
         <w:rPr>
           <w:rFonts w:ascii="Times New Roman" w:eastAsia="Times New Roman" w:hAnsi="Symbol" w:cs="Times New Roman"/>
@@ -1416,7 +1533,19 @@
           <w:szCs w:val="24"/>
           <w:lang w:eastAsia="fr-FR"/>
         </w:rPr>
-        <w:t>Figure 5</w:t>
+        <w:t>Figure</w:t>
+      </w:r>
+      <w:proofErr w:type="gramEnd"/>
+      <w:r>
+        <w:rPr>
+          <w:rFonts w:ascii="Times New Roman" w:eastAsia="Times New Roman" w:hAnsi="Times New Roman" w:cs="Times New Roman"/>
+          <w:b/>
+          <w:bCs/>
+          <w:sz w:val="24"/>
+          <w:szCs w:val="24"/>
+          <w:lang w:eastAsia="fr-FR"/>
+        </w:rPr>
+        <w:t xml:space="preserve"> 5</w:t>
       </w:r>
       <w:r>
         <w:rPr>
@@ -1478,6 +1607,7 @@
           <w:lang w:eastAsia="fr-FR"/>
         </w:rPr>
       </w:pPr>
+      <w:proofErr w:type="gramStart"/>
       <w:r>
         <w:rPr>
           <w:rFonts w:ascii="Times New Roman" w:eastAsia="Times New Roman" w:hAnsi="Symbol" w:cs="Times New Roman"/>
@@ -1505,7 +1635,19 @@
           <w:szCs w:val="24"/>
           <w:lang w:eastAsia="fr-FR"/>
         </w:rPr>
-        <w:t>Figure 6</w:t>
+        <w:t>Figure</w:t>
+      </w:r>
+      <w:proofErr w:type="gramEnd"/>
+      <w:r>
+        <w:rPr>
+          <w:rFonts w:ascii="Times New Roman" w:eastAsia="Times New Roman" w:hAnsi="Times New Roman" w:cs="Times New Roman"/>
+          <w:b/>
+          <w:bCs/>
+          <w:sz w:val="24"/>
+          <w:szCs w:val="24"/>
+          <w:lang w:eastAsia="fr-FR"/>
+        </w:rPr>
+        <w:t xml:space="preserve"> 6</w:t>
       </w:r>
       <w:r>
         <w:rPr>
@@ -1545,6 +1687,7 @@
           <w:lang w:eastAsia="fr-FR"/>
         </w:rPr>
       </w:pPr>
+      <w:proofErr w:type="gramStart"/>
       <w:r>
         <w:rPr>
           <w:rFonts w:ascii="Times New Roman" w:eastAsia="Times New Roman" w:hAnsi="Symbol" w:cs="Times New Roman"/>
@@ -1572,7 +1715,19 @@
           <w:szCs w:val="24"/>
           <w:lang w:eastAsia="fr-FR"/>
         </w:rPr>
-        <w:t>Figure 7</w:t>
+        <w:t>Figure</w:t>
+      </w:r>
+      <w:proofErr w:type="gramEnd"/>
+      <w:r>
+        <w:rPr>
+          <w:rFonts w:ascii="Times New Roman" w:eastAsia="Times New Roman" w:hAnsi="Times New Roman" w:cs="Times New Roman"/>
+          <w:b/>
+          <w:bCs/>
+          <w:sz w:val="24"/>
+          <w:szCs w:val="24"/>
+          <w:lang w:eastAsia="fr-FR"/>
+        </w:rPr>
+        <w:t xml:space="preserve"> 7</w:t>
       </w:r>
       <w:r>
         <w:rPr>
@@ -1674,6 +1829,7 @@
           <w:lang w:eastAsia="fr-FR"/>
         </w:rPr>
       </w:pPr>
+      <w:proofErr w:type="gramStart"/>
       <w:r>
         <w:rPr>
           <w:rFonts w:ascii="Times New Roman" w:eastAsia="Times New Roman" w:hAnsi="Symbol" w:cs="Times New Roman"/>
@@ -1701,7 +1857,19 @@
           <w:szCs w:val="24"/>
           <w:lang w:eastAsia="fr-FR"/>
         </w:rPr>
-        <w:t>Figure 8</w:t>
+        <w:t>Figure</w:t>
+      </w:r>
+      <w:proofErr w:type="gramEnd"/>
+      <w:r>
+        <w:rPr>
+          <w:rFonts w:ascii="Times New Roman" w:eastAsia="Times New Roman" w:hAnsi="Times New Roman" w:cs="Times New Roman"/>
+          <w:b/>
+          <w:bCs/>
+          <w:sz w:val="24"/>
+          <w:szCs w:val="24"/>
+          <w:lang w:eastAsia="fr-FR"/>
+        </w:rPr>
+        <w:t xml:space="preserve"> 8</w:t>
       </w:r>
       <w:r>
         <w:rPr>
@@ -1731,6 +1899,4688 @@
         <w:t xml:space="preserve"> </w:t>
       </w:r>
     </w:p>
+    <w:p>
+      <w:pPr>
+        <w:rPr>
+          <w:rFonts w:ascii="Courier New" w:eastAsia="Times New Roman" w:hAnsi="Courier New" w:cs="Courier New"/>
+          <w:sz w:val="20"/>
+          <w:szCs w:val="20"/>
+          <w:lang w:eastAsia="fr-FR"/>
+        </w:rPr>
+      </w:pPr>
+      <w:proofErr w:type="gramStart"/>
+      <w:r>
+        <w:rPr>
+          <w:rFonts w:ascii="Times New Roman" w:eastAsia="Times New Roman" w:hAnsi="Symbol" w:cs="Times New Roman"/>
+          <w:sz w:val="24"/>
+          <w:szCs w:val="24"/>
+          <w:lang w:eastAsia="fr-FR"/>
+        </w:rPr>
+        <w:t></w:t>
+      </w:r>
+      <w:r>
+        <w:rPr>
+          <w:rFonts w:ascii="Times New Roman" w:eastAsia="Times New Roman" w:hAnsi="Times New Roman" w:cs="Times New Roman"/>
+          <w:sz w:val="24"/>
+          <w:szCs w:val="24"/>
+          <w:lang w:eastAsia="fr-FR"/>
+        </w:rPr>
+        <w:t xml:space="preserve">  </w:t>
+      </w:r>
+      <w:r>
+        <w:rPr>
+          <w:rFonts w:ascii="Times New Roman" w:eastAsia="Times New Roman" w:hAnsi="Times New Roman" w:cs="Times New Roman"/>
+          <w:b/>
+          <w:bCs/>
+          <w:sz w:val="24"/>
+          <w:szCs w:val="24"/>
+          <w:lang w:eastAsia="fr-FR"/>
+        </w:rPr>
+        <w:t>Figure</w:t>
+      </w:r>
+      <w:proofErr w:type="gramEnd"/>
+      <w:r>
+        <w:rPr>
+          <w:rFonts w:ascii="Times New Roman" w:eastAsia="Times New Roman" w:hAnsi="Times New Roman" w:cs="Times New Roman"/>
+          <w:b/>
+          <w:bCs/>
+          <w:sz w:val="24"/>
+          <w:szCs w:val="24"/>
+          <w:lang w:eastAsia="fr-FR"/>
+        </w:rPr>
+        <w:t xml:space="preserve"> 9</w:t>
+      </w:r>
+      <w:r>
+        <w:rPr>
+          <w:rFonts w:ascii="Times New Roman" w:eastAsia="Times New Roman" w:hAnsi="Times New Roman" w:cs="Times New Roman"/>
+          <w:sz w:val="24"/>
+          <w:szCs w:val="24"/>
+          <w:lang w:eastAsia="fr-FR"/>
+        </w:rPr>
+        <w:t xml:space="preserve"> → </w:t>
+      </w:r>
+      <w:r>
+        <w:rPr>
+          <w:rFonts w:ascii="Courier New" w:eastAsia="Times New Roman" w:hAnsi="Courier New" w:cs="Courier New"/>
+          <w:sz w:val="20"/>
+          <w:szCs w:val="20"/>
+          <w:lang w:eastAsia="fr-FR"/>
+        </w:rPr>
+        <w:t xml:space="preserve">Media </w:t>
+      </w:r>
+      <w:proofErr w:type="spellStart"/>
+      <w:r>
+        <w:rPr>
+          <w:rFonts w:ascii="Courier New" w:eastAsia="Times New Roman" w:hAnsi="Courier New" w:cs="Courier New"/>
+          <w:sz w:val="20"/>
+          <w:szCs w:val="20"/>
+          <w:lang w:eastAsia="fr-FR"/>
+        </w:rPr>
+        <w:t>Entity</w:t>
+      </w:r>
+      <w:proofErr w:type="spellEnd"/>
+    </w:p>
+    <w:p>
+      <w:pPr>
+        <w:rPr>
+          <w:rFonts w:ascii="Courier New" w:eastAsia="Times New Roman" w:hAnsi="Courier New" w:cs="Courier New"/>
+          <w:sz w:val="20"/>
+          <w:szCs w:val="20"/>
+          <w:lang w:eastAsia="fr-FR"/>
+        </w:rPr>
+      </w:pPr>
+    </w:p>
+    <w:p>
+      <w:pPr>
+        <w:rPr>
+          <w:rFonts w:ascii="Courier New" w:eastAsia="Times New Roman" w:hAnsi="Courier New" w:cs="Courier New"/>
+          <w:sz w:val="20"/>
+          <w:szCs w:val="20"/>
+          <w:lang w:eastAsia="fr-FR"/>
+        </w:rPr>
+      </w:pPr>
+    </w:p>
+    <w:p>
+      <w:pPr>
+        <w:rPr>
+          <w:rFonts w:ascii="Courier New" w:eastAsia="Times New Roman" w:hAnsi="Courier New" w:cs="Courier New"/>
+          <w:sz w:val="20"/>
+          <w:szCs w:val="20"/>
+          <w:lang w:eastAsia="fr-FR"/>
+        </w:rPr>
+      </w:pPr>
+    </w:p>
+    <w:p>
+      <w:pPr>
+        <w:rPr>
+          <w:rFonts w:ascii="Courier New" w:eastAsia="Times New Roman" w:hAnsi="Courier New" w:cs="Courier New"/>
+          <w:sz w:val="20"/>
+          <w:szCs w:val="20"/>
+          <w:lang w:eastAsia="fr-FR"/>
+        </w:rPr>
+      </w:pPr>
+    </w:p>
+    <w:tbl>
+      <w:tblPr>
+        <w:tblW w:w="0" w:type="auto"/>
+        <w:tblCellSpacing w:w="15" w:type="dxa"/>
+        <w:tblCellMar>
+          <w:top w:w="15" w:type="dxa"/>
+          <w:left w:w="15" w:type="dxa"/>
+          <w:bottom w:w="15" w:type="dxa"/>
+          <w:right w:w="15" w:type="dxa"/>
+        </w:tblCellMar>
+        <w:tblLook w:val="04A0" w:firstRow="1" w:lastRow="0" w:firstColumn="1" w:lastColumn="0" w:noHBand="0" w:noVBand="1"/>
+      </w:tblPr>
+      <w:tblGrid>
+        <w:gridCol w:w="195"/>
+        <w:gridCol w:w="714"/>
+        <w:gridCol w:w="1482"/>
+      </w:tblGrid>
+      <w:tr>
+        <w:trPr>
+          <w:tblHeader/>
+          <w:tblCellSpacing w:w="15" w:type="dxa"/>
+        </w:trPr>
+        <w:tc>
+          <w:tcPr>
+            <w:tcW w:w="0" w:type="auto"/>
+            <w:vAlign w:val="center"/>
+            <w:hideMark/>
+          </w:tcPr>
+          <w:p>
+            <w:pPr>
+              <w:spacing w:after="0" w:line="240" w:lineRule="auto"/>
+              <w:jc w:val="center"/>
+              <w:rPr>
+                <w:rFonts w:ascii="Times New Roman" w:eastAsia="Times New Roman" w:hAnsi="Times New Roman" w:cs="Times New Roman"/>
+                <w:b/>
+                <w:bCs/>
+                <w:sz w:val="24"/>
+                <w:szCs w:val="24"/>
+                <w:lang w:eastAsia="fr-FR"/>
+              </w:rPr>
+            </w:pPr>
+            <w:r>
+              <w:rPr>
+                <w:rFonts w:ascii="Times New Roman" w:eastAsia="Times New Roman" w:hAnsi="Times New Roman" w:cs="Times New Roman"/>
+                <w:b/>
+                <w:bCs/>
+                <w:sz w:val="24"/>
+                <w:szCs w:val="24"/>
+                <w:lang w:eastAsia="fr-FR"/>
+              </w:rPr>
+              <w:t>#</w:t>
+            </w:r>
+          </w:p>
+        </w:tc>
+        <w:tc>
+          <w:tcPr>
+            <w:tcW w:w="0" w:type="auto"/>
+            <w:vAlign w:val="center"/>
+            <w:hideMark/>
+          </w:tcPr>
+          <w:p>
+            <w:pPr>
+              <w:spacing w:after="0" w:line="240" w:lineRule="auto"/>
+              <w:jc w:val="center"/>
+              <w:rPr>
+                <w:rFonts w:ascii="Times New Roman" w:eastAsia="Times New Roman" w:hAnsi="Times New Roman" w:cs="Times New Roman"/>
+                <w:b/>
+                <w:bCs/>
+                <w:sz w:val="24"/>
+                <w:szCs w:val="24"/>
+                <w:lang w:eastAsia="fr-FR"/>
+              </w:rPr>
+            </w:pPr>
+            <w:r>
+              <w:rPr>
+                <w:rFonts w:ascii="Times New Roman" w:eastAsia="Times New Roman" w:hAnsi="Times New Roman" w:cs="Times New Roman"/>
+                <w:b/>
+                <w:bCs/>
+                <w:sz w:val="24"/>
+                <w:szCs w:val="24"/>
+                <w:lang w:eastAsia="fr-FR"/>
+              </w:rPr>
+              <w:t>Classe</w:t>
+            </w:r>
+          </w:p>
+        </w:tc>
+        <w:tc>
+          <w:tcPr>
+            <w:tcW w:w="0" w:type="auto"/>
+            <w:vAlign w:val="center"/>
+            <w:hideMark/>
+          </w:tcPr>
+          <w:p>
+            <w:pPr>
+              <w:spacing w:after="0" w:line="240" w:lineRule="auto"/>
+              <w:jc w:val="center"/>
+              <w:rPr>
+                <w:rFonts w:ascii="Times New Roman" w:eastAsia="Times New Roman" w:hAnsi="Times New Roman" w:cs="Times New Roman"/>
+                <w:b/>
+                <w:bCs/>
+                <w:sz w:val="24"/>
+                <w:szCs w:val="24"/>
+                <w:lang w:eastAsia="fr-FR"/>
+              </w:rPr>
+            </w:pPr>
+            <w:r>
+              <w:rPr>
+                <w:rFonts w:ascii="Times New Roman" w:eastAsia="Times New Roman" w:hAnsi="Times New Roman" w:cs="Times New Roman"/>
+                <w:b/>
+                <w:bCs/>
+                <w:sz w:val="24"/>
+                <w:szCs w:val="24"/>
+                <w:lang w:eastAsia="fr-FR"/>
+              </w:rPr>
+              <w:t>Rôle simplifié</w:t>
+            </w:r>
+          </w:p>
+        </w:tc>
+      </w:tr>
+    </w:tbl>
+    <w:p>
+      <w:pPr>
+        <w:spacing w:after="0" w:line="240" w:lineRule="auto"/>
+        <w:rPr>
+          <w:rFonts w:ascii="Times New Roman" w:eastAsia="Times New Roman" w:hAnsi="Times New Roman" w:cs="Times New Roman"/>
+          <w:vanish/>
+          <w:sz w:val="24"/>
+          <w:szCs w:val="24"/>
+          <w:lang w:eastAsia="fr-FR"/>
+        </w:rPr>
+      </w:pPr>
+    </w:p>
+    <w:tbl>
+      <w:tblPr>
+        <w:tblW w:w="0" w:type="auto"/>
+        <w:tblCellSpacing w:w="15" w:type="dxa"/>
+        <w:tblCellMar>
+          <w:top w:w="15" w:type="dxa"/>
+          <w:left w:w="15" w:type="dxa"/>
+          <w:bottom w:w="15" w:type="dxa"/>
+          <w:right w:w="15" w:type="dxa"/>
+        </w:tblCellMar>
+        <w:tblLook w:val="04A0" w:firstRow="1" w:lastRow="0" w:firstColumn="1" w:lastColumn="0" w:noHBand="0" w:noVBand="1"/>
+      </w:tblPr>
+      <w:tblGrid>
+        <w:gridCol w:w="195"/>
+        <w:gridCol w:w="674"/>
+        <w:gridCol w:w="8203"/>
+      </w:tblGrid>
+      <w:tr>
+        <w:trPr>
+          <w:tblCellSpacing w:w="15" w:type="dxa"/>
+        </w:trPr>
+        <w:tc>
+          <w:tcPr>
+            <w:tcW w:w="0" w:type="auto"/>
+            <w:vAlign w:val="center"/>
+            <w:hideMark/>
+          </w:tcPr>
+          <w:p>
+            <w:pPr>
+              <w:spacing w:after="0" w:line="240" w:lineRule="auto"/>
+              <w:rPr>
+                <w:rFonts w:ascii="Times New Roman" w:eastAsia="Times New Roman" w:hAnsi="Times New Roman" w:cs="Times New Roman"/>
+                <w:sz w:val="24"/>
+                <w:szCs w:val="24"/>
+                <w:lang w:eastAsia="fr-FR"/>
+              </w:rPr>
+            </w:pPr>
+            <w:r>
+              <w:rPr>
+                <w:rFonts w:ascii="Times New Roman" w:eastAsia="Times New Roman" w:hAnsi="Times New Roman" w:cs="Times New Roman"/>
+                <w:sz w:val="24"/>
+                <w:szCs w:val="24"/>
+                <w:lang w:eastAsia="fr-FR"/>
+              </w:rPr>
+              <w:t>1</w:t>
+            </w:r>
+          </w:p>
+        </w:tc>
+        <w:tc>
+          <w:tcPr>
+            <w:tcW w:w="0" w:type="auto"/>
+            <w:vAlign w:val="center"/>
+            <w:hideMark/>
+          </w:tcPr>
+          <w:p>
+            <w:pPr>
+              <w:spacing w:after="0" w:line="240" w:lineRule="auto"/>
+              <w:rPr>
+                <w:rFonts w:ascii="Times New Roman" w:eastAsia="Times New Roman" w:hAnsi="Times New Roman" w:cs="Times New Roman"/>
+                <w:sz w:val="24"/>
+                <w:szCs w:val="24"/>
+                <w:lang w:eastAsia="fr-FR"/>
+              </w:rPr>
+            </w:pPr>
+            <w:r>
+              <w:rPr>
+                <w:rFonts w:ascii="Times New Roman" w:eastAsia="Times New Roman" w:hAnsi="Times New Roman" w:cs="Times New Roman"/>
+                <w:b/>
+                <w:bCs/>
+                <w:sz w:val="24"/>
+                <w:szCs w:val="24"/>
+                <w:lang w:eastAsia="fr-FR"/>
+              </w:rPr>
+              <w:t>Agent</w:t>
+            </w:r>
+          </w:p>
+        </w:tc>
+        <w:tc>
+          <w:tcPr>
+            <w:tcW w:w="0" w:type="auto"/>
+            <w:vAlign w:val="center"/>
+            <w:hideMark/>
+          </w:tcPr>
+          <w:p>
+            <w:pPr>
+              <w:spacing w:after="0" w:line="240" w:lineRule="auto"/>
+              <w:rPr>
+                <w:rFonts w:ascii="Times New Roman" w:eastAsia="Times New Roman" w:hAnsi="Times New Roman" w:cs="Times New Roman"/>
+                <w:sz w:val="24"/>
+                <w:szCs w:val="24"/>
+                <w:lang w:eastAsia="fr-FR"/>
+              </w:rPr>
+            </w:pPr>
+            <w:r>
+              <w:rPr>
+                <w:rFonts w:ascii="Times New Roman" w:eastAsia="Times New Roman" w:hAnsi="Times New Roman" w:cs="Times New Roman"/>
+                <w:sz w:val="24"/>
+                <w:szCs w:val="24"/>
+                <w:lang w:eastAsia="fr-FR"/>
+              </w:rPr>
+              <w:t>Personne, groupe ou organisation impliqué dans la collecte, identification, recherche, etc.</w:t>
+            </w:r>
+          </w:p>
+        </w:tc>
+      </w:tr>
+    </w:tbl>
+    <w:p>
+      <w:pPr>
+        <w:spacing w:after="0" w:line="240" w:lineRule="auto"/>
+        <w:rPr>
+          <w:rFonts w:ascii="Times New Roman" w:eastAsia="Times New Roman" w:hAnsi="Times New Roman" w:cs="Times New Roman"/>
+          <w:vanish/>
+          <w:sz w:val="24"/>
+          <w:szCs w:val="24"/>
+          <w:lang w:eastAsia="fr-FR"/>
+        </w:rPr>
+      </w:pPr>
+    </w:p>
+    <w:tbl>
+      <w:tblPr>
+        <w:tblW w:w="0" w:type="auto"/>
+        <w:tblCellSpacing w:w="15" w:type="dxa"/>
+        <w:tblCellMar>
+          <w:top w:w="15" w:type="dxa"/>
+          <w:left w:w="15" w:type="dxa"/>
+          <w:bottom w:w="15" w:type="dxa"/>
+          <w:right w:w="15" w:type="dxa"/>
+        </w:tblCellMar>
+        <w:tblLook w:val="04A0" w:firstRow="1" w:lastRow="0" w:firstColumn="1" w:lastColumn="0" w:noHBand="0" w:noVBand="1"/>
+      </w:tblPr>
+      <w:tblGrid>
+        <w:gridCol w:w="195"/>
+        <w:gridCol w:w="1034"/>
+        <w:gridCol w:w="6346"/>
+      </w:tblGrid>
+      <w:tr>
+        <w:trPr>
+          <w:tblCellSpacing w:w="15" w:type="dxa"/>
+        </w:trPr>
+        <w:tc>
+          <w:tcPr>
+            <w:tcW w:w="0" w:type="auto"/>
+            <w:vAlign w:val="center"/>
+            <w:hideMark/>
+          </w:tcPr>
+          <w:p>
+            <w:pPr>
+              <w:spacing w:after="0" w:line="240" w:lineRule="auto"/>
+              <w:rPr>
+                <w:rFonts w:ascii="Times New Roman" w:eastAsia="Times New Roman" w:hAnsi="Times New Roman" w:cs="Times New Roman"/>
+                <w:sz w:val="24"/>
+                <w:szCs w:val="24"/>
+                <w:lang w:eastAsia="fr-FR"/>
+              </w:rPr>
+            </w:pPr>
+            <w:r>
+              <w:rPr>
+                <w:rFonts w:ascii="Times New Roman" w:eastAsia="Times New Roman" w:hAnsi="Times New Roman" w:cs="Times New Roman"/>
+                <w:sz w:val="24"/>
+                <w:szCs w:val="24"/>
+                <w:lang w:eastAsia="fr-FR"/>
+              </w:rPr>
+              <w:t>2</w:t>
+            </w:r>
+          </w:p>
+        </w:tc>
+        <w:tc>
+          <w:tcPr>
+            <w:tcW w:w="0" w:type="auto"/>
+            <w:vAlign w:val="center"/>
+            <w:hideMark/>
+          </w:tcPr>
+          <w:p>
+            <w:pPr>
+              <w:spacing w:after="0" w:line="240" w:lineRule="auto"/>
+              <w:rPr>
+                <w:rFonts w:ascii="Times New Roman" w:eastAsia="Times New Roman" w:hAnsi="Times New Roman" w:cs="Times New Roman"/>
+                <w:sz w:val="24"/>
+                <w:szCs w:val="24"/>
+                <w:lang w:eastAsia="fr-FR"/>
+              </w:rPr>
+            </w:pPr>
+            <w:r>
+              <w:rPr>
+                <w:rFonts w:ascii="Times New Roman" w:eastAsia="Times New Roman" w:hAnsi="Times New Roman" w:cs="Times New Roman"/>
+                <w:b/>
+                <w:bCs/>
+                <w:sz w:val="24"/>
+                <w:szCs w:val="24"/>
+                <w:lang w:eastAsia="fr-FR"/>
+              </w:rPr>
+              <w:t>Assertion</w:t>
+            </w:r>
+          </w:p>
+        </w:tc>
+        <w:tc>
+          <w:tcPr>
+            <w:tcW w:w="0" w:type="auto"/>
+            <w:vAlign w:val="center"/>
+            <w:hideMark/>
+          </w:tcPr>
+          <w:p>
+            <w:pPr>
+              <w:spacing w:after="0" w:line="240" w:lineRule="auto"/>
+              <w:rPr>
+                <w:rFonts w:ascii="Times New Roman" w:eastAsia="Times New Roman" w:hAnsi="Times New Roman" w:cs="Times New Roman"/>
+                <w:sz w:val="24"/>
+                <w:szCs w:val="24"/>
+                <w:lang w:eastAsia="fr-FR"/>
+              </w:rPr>
+            </w:pPr>
+            <w:r>
+              <w:rPr>
+                <w:rFonts w:ascii="Times New Roman" w:eastAsia="Times New Roman" w:hAnsi="Times New Roman" w:cs="Times New Roman"/>
+                <w:sz w:val="24"/>
+                <w:szCs w:val="24"/>
+                <w:lang w:eastAsia="fr-FR"/>
+              </w:rPr>
+              <w:t>Une affirmation ou déclaration concernant une ressource/donnée.</w:t>
+            </w:r>
+          </w:p>
+        </w:tc>
+      </w:tr>
+    </w:tbl>
+    <w:p>
+      <w:pPr>
+        <w:spacing w:after="0" w:line="240" w:lineRule="auto"/>
+        <w:rPr>
+          <w:rFonts w:ascii="Times New Roman" w:eastAsia="Times New Roman" w:hAnsi="Times New Roman" w:cs="Times New Roman"/>
+          <w:vanish/>
+          <w:sz w:val="24"/>
+          <w:szCs w:val="24"/>
+          <w:lang w:eastAsia="fr-FR"/>
+        </w:rPr>
+      </w:pPr>
+    </w:p>
+    <w:tbl>
+      <w:tblPr>
+        <w:tblW w:w="0" w:type="auto"/>
+        <w:tblCellSpacing w:w="15" w:type="dxa"/>
+        <w:tblCellMar>
+          <w:top w:w="15" w:type="dxa"/>
+          <w:left w:w="15" w:type="dxa"/>
+          <w:bottom w:w="15" w:type="dxa"/>
+          <w:right w:w="15" w:type="dxa"/>
+        </w:tblCellMar>
+        <w:tblLook w:val="04A0" w:firstRow="1" w:lastRow="0" w:firstColumn="1" w:lastColumn="0" w:noHBand="0" w:noVBand="1"/>
+      </w:tblPr>
+      <w:tblGrid>
+        <w:gridCol w:w="195"/>
+        <w:gridCol w:w="2407"/>
+        <w:gridCol w:w="6470"/>
+      </w:tblGrid>
+      <w:tr>
+        <w:trPr>
+          <w:tblCellSpacing w:w="15" w:type="dxa"/>
+        </w:trPr>
+        <w:tc>
+          <w:tcPr>
+            <w:tcW w:w="0" w:type="auto"/>
+            <w:vAlign w:val="center"/>
+            <w:hideMark/>
+          </w:tcPr>
+          <w:p>
+            <w:pPr>
+              <w:spacing w:after="0" w:line="240" w:lineRule="auto"/>
+              <w:rPr>
+                <w:rFonts w:ascii="Times New Roman" w:eastAsia="Times New Roman" w:hAnsi="Times New Roman" w:cs="Times New Roman"/>
+                <w:sz w:val="24"/>
+                <w:szCs w:val="24"/>
+                <w:lang w:eastAsia="fr-FR"/>
+              </w:rPr>
+            </w:pPr>
+            <w:r>
+              <w:rPr>
+                <w:rFonts w:ascii="Times New Roman" w:eastAsia="Times New Roman" w:hAnsi="Times New Roman" w:cs="Times New Roman"/>
+                <w:sz w:val="24"/>
+                <w:szCs w:val="24"/>
+                <w:lang w:eastAsia="fr-FR"/>
+              </w:rPr>
+              <w:t>3</w:t>
+            </w:r>
+          </w:p>
+        </w:tc>
+        <w:tc>
+          <w:tcPr>
+            <w:tcW w:w="0" w:type="auto"/>
+            <w:vAlign w:val="center"/>
+            <w:hideMark/>
+          </w:tcPr>
+          <w:p>
+            <w:pPr>
+              <w:spacing w:after="0" w:line="240" w:lineRule="auto"/>
+              <w:rPr>
+                <w:rFonts w:ascii="Times New Roman" w:eastAsia="Times New Roman" w:hAnsi="Times New Roman" w:cs="Times New Roman"/>
+                <w:sz w:val="24"/>
+                <w:szCs w:val="24"/>
+                <w:lang w:eastAsia="fr-FR"/>
+              </w:rPr>
+            </w:pPr>
+            <w:proofErr w:type="spellStart"/>
+            <w:r>
+              <w:rPr>
+                <w:rFonts w:ascii="Times New Roman" w:eastAsia="Times New Roman" w:hAnsi="Times New Roman" w:cs="Times New Roman"/>
+                <w:b/>
+                <w:bCs/>
+                <w:sz w:val="24"/>
+                <w:szCs w:val="24"/>
+                <w:lang w:eastAsia="fr-FR"/>
+              </w:rPr>
+              <w:t>BibliographicResource</w:t>
+            </w:r>
+            <w:proofErr w:type="spellEnd"/>
+          </w:p>
+        </w:tc>
+        <w:tc>
+          <w:tcPr>
+            <w:tcW w:w="0" w:type="auto"/>
+            <w:vAlign w:val="center"/>
+            <w:hideMark/>
+          </w:tcPr>
+          <w:p>
+            <w:pPr>
+              <w:spacing w:after="0" w:line="240" w:lineRule="auto"/>
+              <w:rPr>
+                <w:rFonts w:ascii="Times New Roman" w:eastAsia="Times New Roman" w:hAnsi="Times New Roman" w:cs="Times New Roman"/>
+                <w:sz w:val="24"/>
+                <w:szCs w:val="24"/>
+                <w:lang w:eastAsia="fr-FR"/>
+              </w:rPr>
+            </w:pPr>
+            <w:r>
+              <w:rPr>
+                <w:rFonts w:ascii="Times New Roman" w:eastAsia="Times New Roman" w:hAnsi="Times New Roman" w:cs="Times New Roman"/>
+                <w:sz w:val="24"/>
+                <w:szCs w:val="24"/>
+                <w:lang w:eastAsia="fr-FR"/>
+              </w:rPr>
+              <w:t>Une ressource bibliographique : article, publication, document scientifique, etc.</w:t>
+            </w:r>
+          </w:p>
+        </w:tc>
+      </w:tr>
+    </w:tbl>
+    <w:p>
+      <w:pPr>
+        <w:spacing w:after="0" w:line="240" w:lineRule="auto"/>
+        <w:rPr>
+          <w:rFonts w:ascii="Times New Roman" w:eastAsia="Times New Roman" w:hAnsi="Times New Roman" w:cs="Times New Roman"/>
+          <w:vanish/>
+          <w:sz w:val="24"/>
+          <w:szCs w:val="24"/>
+          <w:lang w:eastAsia="fr-FR"/>
+        </w:rPr>
+      </w:pPr>
+    </w:p>
+    <w:tbl>
+      <w:tblPr>
+        <w:tblW w:w="0" w:type="auto"/>
+        <w:tblCellSpacing w:w="15" w:type="dxa"/>
+        <w:tblCellMar>
+          <w:top w:w="15" w:type="dxa"/>
+          <w:left w:w="15" w:type="dxa"/>
+          <w:bottom w:w="15" w:type="dxa"/>
+          <w:right w:w="15" w:type="dxa"/>
+        </w:tblCellMar>
+        <w:tblLook w:val="04A0" w:firstRow="1" w:lastRow="0" w:firstColumn="1" w:lastColumn="0" w:noHBand="0" w:noVBand="1"/>
+      </w:tblPr>
+      <w:tblGrid>
+        <w:gridCol w:w="195"/>
+        <w:gridCol w:w="834"/>
+        <w:gridCol w:w="7087"/>
+      </w:tblGrid>
+      <w:tr>
+        <w:trPr>
+          <w:tblCellSpacing w:w="15" w:type="dxa"/>
+        </w:trPr>
+        <w:tc>
+          <w:tcPr>
+            <w:tcW w:w="0" w:type="auto"/>
+            <w:vAlign w:val="center"/>
+            <w:hideMark/>
+          </w:tcPr>
+          <w:p>
+            <w:pPr>
+              <w:spacing w:after="0" w:line="240" w:lineRule="auto"/>
+              <w:rPr>
+                <w:rFonts w:ascii="Times New Roman" w:eastAsia="Times New Roman" w:hAnsi="Times New Roman" w:cs="Times New Roman"/>
+                <w:sz w:val="24"/>
+                <w:szCs w:val="24"/>
+                <w:lang w:eastAsia="fr-FR"/>
+              </w:rPr>
+            </w:pPr>
+            <w:r>
+              <w:rPr>
+                <w:rFonts w:ascii="Times New Roman" w:eastAsia="Times New Roman" w:hAnsi="Times New Roman" w:cs="Times New Roman"/>
+                <w:sz w:val="24"/>
+                <w:szCs w:val="24"/>
+                <w:lang w:eastAsia="fr-FR"/>
+              </w:rPr>
+              <w:t>4</w:t>
+            </w:r>
+          </w:p>
+        </w:tc>
+        <w:tc>
+          <w:tcPr>
+            <w:tcW w:w="0" w:type="auto"/>
+            <w:vAlign w:val="center"/>
+            <w:hideMark/>
+          </w:tcPr>
+          <w:p>
+            <w:pPr>
+              <w:spacing w:after="0" w:line="240" w:lineRule="auto"/>
+              <w:rPr>
+                <w:rFonts w:ascii="Times New Roman" w:eastAsia="Times New Roman" w:hAnsi="Times New Roman" w:cs="Times New Roman"/>
+                <w:sz w:val="24"/>
+                <w:szCs w:val="24"/>
+                <w:lang w:eastAsia="fr-FR"/>
+              </w:rPr>
+            </w:pPr>
+            <w:proofErr w:type="spellStart"/>
+            <w:r>
+              <w:rPr>
+                <w:rFonts w:ascii="Times New Roman" w:eastAsia="Times New Roman" w:hAnsi="Times New Roman" w:cs="Times New Roman"/>
+                <w:b/>
+                <w:bCs/>
+                <w:sz w:val="24"/>
+                <w:szCs w:val="24"/>
+                <w:lang w:eastAsia="fr-FR"/>
+              </w:rPr>
+              <w:t>Dataset</w:t>
+            </w:r>
+            <w:proofErr w:type="spellEnd"/>
+          </w:p>
+        </w:tc>
+        <w:tc>
+          <w:tcPr>
+            <w:tcW w:w="0" w:type="auto"/>
+            <w:vAlign w:val="center"/>
+            <w:hideMark/>
+          </w:tcPr>
+          <w:p>
+            <w:pPr>
+              <w:spacing w:after="0" w:line="240" w:lineRule="auto"/>
+              <w:rPr>
+                <w:rFonts w:ascii="Times New Roman" w:eastAsia="Times New Roman" w:hAnsi="Times New Roman" w:cs="Times New Roman"/>
+                <w:sz w:val="24"/>
+                <w:szCs w:val="24"/>
+                <w:lang w:eastAsia="fr-FR"/>
+              </w:rPr>
+            </w:pPr>
+            <w:r>
+              <w:rPr>
+                <w:rFonts w:ascii="Times New Roman" w:eastAsia="Times New Roman" w:hAnsi="Times New Roman" w:cs="Times New Roman"/>
+                <w:sz w:val="24"/>
+                <w:szCs w:val="24"/>
+                <w:lang w:eastAsia="fr-FR"/>
+              </w:rPr>
+              <w:t>Un ensemble de données regroupées et publié comme un jeu de données.</w:t>
+            </w:r>
+          </w:p>
+        </w:tc>
+      </w:tr>
+    </w:tbl>
+    <w:p>
+      <w:pPr>
+        <w:spacing w:after="0" w:line="240" w:lineRule="auto"/>
+        <w:rPr>
+          <w:rFonts w:ascii="Times New Roman" w:eastAsia="Times New Roman" w:hAnsi="Times New Roman" w:cs="Times New Roman"/>
+          <w:vanish/>
+          <w:sz w:val="24"/>
+          <w:szCs w:val="24"/>
+          <w:lang w:eastAsia="fr-FR"/>
+        </w:rPr>
+      </w:pPr>
+    </w:p>
+    <w:tbl>
+      <w:tblPr>
+        <w:tblW w:w="0" w:type="auto"/>
+        <w:tblCellSpacing w:w="15" w:type="dxa"/>
+        <w:tblCellMar>
+          <w:top w:w="15" w:type="dxa"/>
+          <w:left w:w="15" w:type="dxa"/>
+          <w:bottom w:w="15" w:type="dxa"/>
+          <w:right w:w="15" w:type="dxa"/>
+        </w:tblCellMar>
+        <w:tblLook w:val="04A0" w:firstRow="1" w:lastRow="0" w:firstColumn="1" w:lastColumn="0" w:noHBand="0" w:noVBand="1"/>
+      </w:tblPr>
+      <w:tblGrid>
+        <w:gridCol w:w="195"/>
+        <w:gridCol w:w="660"/>
+        <w:gridCol w:w="8217"/>
+      </w:tblGrid>
+      <w:tr>
+        <w:trPr>
+          <w:tblCellSpacing w:w="15" w:type="dxa"/>
+        </w:trPr>
+        <w:tc>
+          <w:tcPr>
+            <w:tcW w:w="0" w:type="auto"/>
+            <w:vAlign w:val="center"/>
+            <w:hideMark/>
+          </w:tcPr>
+          <w:p>
+            <w:pPr>
+              <w:spacing w:after="0" w:line="240" w:lineRule="auto"/>
+              <w:rPr>
+                <w:rFonts w:ascii="Times New Roman" w:eastAsia="Times New Roman" w:hAnsi="Times New Roman" w:cs="Times New Roman"/>
+                <w:sz w:val="24"/>
+                <w:szCs w:val="24"/>
+                <w:lang w:eastAsia="fr-FR"/>
+              </w:rPr>
+            </w:pPr>
+            <w:r>
+              <w:rPr>
+                <w:rFonts w:ascii="Times New Roman" w:eastAsia="Times New Roman" w:hAnsi="Times New Roman" w:cs="Times New Roman"/>
+                <w:sz w:val="24"/>
+                <w:szCs w:val="24"/>
+                <w:lang w:eastAsia="fr-FR"/>
+              </w:rPr>
+              <w:t>5</w:t>
+            </w:r>
+          </w:p>
+        </w:tc>
+        <w:tc>
+          <w:tcPr>
+            <w:tcW w:w="0" w:type="auto"/>
+            <w:vAlign w:val="center"/>
+            <w:hideMark/>
+          </w:tcPr>
+          <w:p>
+            <w:pPr>
+              <w:spacing w:after="0" w:line="240" w:lineRule="auto"/>
+              <w:rPr>
+                <w:rFonts w:ascii="Times New Roman" w:eastAsia="Times New Roman" w:hAnsi="Times New Roman" w:cs="Times New Roman"/>
+                <w:sz w:val="24"/>
+                <w:szCs w:val="24"/>
+                <w:lang w:eastAsia="fr-FR"/>
+              </w:rPr>
+            </w:pPr>
+            <w:r>
+              <w:rPr>
+                <w:rFonts w:ascii="Times New Roman" w:eastAsia="Times New Roman" w:hAnsi="Times New Roman" w:cs="Times New Roman"/>
+                <w:b/>
+                <w:bCs/>
+                <w:sz w:val="24"/>
+                <w:szCs w:val="24"/>
+                <w:lang w:eastAsia="fr-FR"/>
+              </w:rPr>
+              <w:t>Event</w:t>
+            </w:r>
+          </w:p>
+        </w:tc>
+        <w:tc>
+          <w:tcPr>
+            <w:tcW w:w="0" w:type="auto"/>
+            <w:vAlign w:val="center"/>
+            <w:hideMark/>
+          </w:tcPr>
+          <w:p>
+            <w:pPr>
+              <w:spacing w:after="0" w:line="240" w:lineRule="auto"/>
+              <w:rPr>
+                <w:rFonts w:ascii="Times New Roman" w:eastAsia="Times New Roman" w:hAnsi="Times New Roman" w:cs="Times New Roman"/>
+                <w:sz w:val="24"/>
+                <w:szCs w:val="24"/>
+                <w:lang w:eastAsia="fr-FR"/>
+              </w:rPr>
+            </w:pPr>
+            <w:r>
+              <w:rPr>
+                <w:rFonts w:ascii="Times New Roman" w:eastAsia="Times New Roman" w:hAnsi="Times New Roman" w:cs="Times New Roman"/>
+                <w:sz w:val="24"/>
+                <w:szCs w:val="24"/>
+                <w:lang w:eastAsia="fr-FR"/>
+              </w:rPr>
+              <w:t>Un événement auquel une observation ou collecte est associée : date, période, événement d'échantillonnage, etc.</w:t>
+            </w:r>
+          </w:p>
+        </w:tc>
+      </w:tr>
+    </w:tbl>
+    <w:p>
+      <w:pPr>
+        <w:spacing w:after="0" w:line="240" w:lineRule="auto"/>
+        <w:rPr>
+          <w:rFonts w:ascii="Times New Roman" w:eastAsia="Times New Roman" w:hAnsi="Times New Roman" w:cs="Times New Roman"/>
+          <w:vanish/>
+          <w:sz w:val="24"/>
+          <w:szCs w:val="24"/>
+          <w:lang w:eastAsia="fr-FR"/>
+        </w:rPr>
+      </w:pPr>
+    </w:p>
+    <w:tbl>
+      <w:tblPr>
+        <w:tblW w:w="0" w:type="auto"/>
+        <w:tblCellSpacing w:w="15" w:type="dxa"/>
+        <w:tblCellMar>
+          <w:top w:w="15" w:type="dxa"/>
+          <w:left w:w="15" w:type="dxa"/>
+          <w:bottom w:w="15" w:type="dxa"/>
+          <w:right w:w="15" w:type="dxa"/>
+        </w:tblCellMar>
+        <w:tblLook w:val="04A0" w:firstRow="1" w:lastRow="0" w:firstColumn="1" w:lastColumn="0" w:noHBand="0" w:noVBand="1"/>
+      </w:tblPr>
+      <w:tblGrid>
+        <w:gridCol w:w="195"/>
+        <w:gridCol w:w="1620"/>
+        <w:gridCol w:w="5060"/>
+      </w:tblGrid>
+      <w:tr>
+        <w:trPr>
+          <w:tblCellSpacing w:w="15" w:type="dxa"/>
+        </w:trPr>
+        <w:tc>
+          <w:tcPr>
+            <w:tcW w:w="0" w:type="auto"/>
+            <w:vAlign w:val="center"/>
+            <w:hideMark/>
+          </w:tcPr>
+          <w:p>
+            <w:pPr>
+              <w:spacing w:after="0" w:line="240" w:lineRule="auto"/>
+              <w:rPr>
+                <w:rFonts w:ascii="Times New Roman" w:eastAsia="Times New Roman" w:hAnsi="Times New Roman" w:cs="Times New Roman"/>
+                <w:sz w:val="24"/>
+                <w:szCs w:val="24"/>
+                <w:lang w:eastAsia="fr-FR"/>
+              </w:rPr>
+            </w:pPr>
+            <w:r>
+              <w:rPr>
+                <w:rFonts w:ascii="Times New Roman" w:eastAsia="Times New Roman" w:hAnsi="Times New Roman" w:cs="Times New Roman"/>
+                <w:sz w:val="24"/>
+                <w:szCs w:val="24"/>
+                <w:lang w:eastAsia="fr-FR"/>
+              </w:rPr>
+              <w:t>6</w:t>
+            </w:r>
+          </w:p>
+        </w:tc>
+        <w:tc>
+          <w:tcPr>
+            <w:tcW w:w="0" w:type="auto"/>
+            <w:vAlign w:val="center"/>
+            <w:hideMark/>
+          </w:tcPr>
+          <w:p>
+            <w:pPr>
+              <w:spacing w:after="0" w:line="240" w:lineRule="auto"/>
+              <w:rPr>
+                <w:rFonts w:ascii="Times New Roman" w:eastAsia="Times New Roman" w:hAnsi="Times New Roman" w:cs="Times New Roman"/>
+                <w:sz w:val="24"/>
+                <w:szCs w:val="24"/>
+                <w:lang w:eastAsia="fr-FR"/>
+              </w:rPr>
+            </w:pPr>
+            <w:proofErr w:type="spellStart"/>
+            <w:r>
+              <w:rPr>
+                <w:rFonts w:ascii="Times New Roman" w:eastAsia="Times New Roman" w:hAnsi="Times New Roman" w:cs="Times New Roman"/>
+                <w:b/>
+                <w:bCs/>
+                <w:sz w:val="24"/>
+                <w:szCs w:val="24"/>
+                <w:lang w:eastAsia="fr-FR"/>
+              </w:rPr>
+              <w:t>EventAttribute</w:t>
+            </w:r>
+            <w:proofErr w:type="spellEnd"/>
+          </w:p>
+        </w:tc>
+        <w:tc>
+          <w:tcPr>
+            <w:tcW w:w="0" w:type="auto"/>
+            <w:vAlign w:val="center"/>
+            <w:hideMark/>
+          </w:tcPr>
+          <w:p>
+            <w:pPr>
+              <w:spacing w:after="0" w:line="240" w:lineRule="auto"/>
+              <w:rPr>
+                <w:rFonts w:ascii="Times New Roman" w:eastAsia="Times New Roman" w:hAnsi="Times New Roman" w:cs="Times New Roman"/>
+                <w:sz w:val="24"/>
+                <w:szCs w:val="24"/>
+                <w:lang w:eastAsia="fr-FR"/>
+              </w:rPr>
+            </w:pPr>
+            <w:r>
+              <w:rPr>
+                <w:rFonts w:ascii="Times New Roman" w:eastAsia="Times New Roman" w:hAnsi="Times New Roman" w:cs="Times New Roman"/>
+                <w:sz w:val="24"/>
+                <w:szCs w:val="24"/>
+                <w:lang w:eastAsia="fr-FR"/>
+              </w:rPr>
+              <w:t>Un attribut supplémentaire décrivant un événement.</w:t>
+            </w:r>
+          </w:p>
+        </w:tc>
+      </w:tr>
+    </w:tbl>
+    <w:p>
+      <w:pPr>
+        <w:spacing w:after="0" w:line="240" w:lineRule="auto"/>
+        <w:rPr>
+          <w:rFonts w:ascii="Times New Roman" w:eastAsia="Times New Roman" w:hAnsi="Times New Roman" w:cs="Times New Roman"/>
+          <w:vanish/>
+          <w:sz w:val="24"/>
+          <w:szCs w:val="24"/>
+          <w:lang w:eastAsia="fr-FR"/>
+        </w:rPr>
+      </w:pPr>
+    </w:p>
+    <w:tbl>
+      <w:tblPr>
+        <w:tblW w:w="0" w:type="auto"/>
+        <w:tblCellSpacing w:w="15" w:type="dxa"/>
+        <w:tblCellMar>
+          <w:top w:w="15" w:type="dxa"/>
+          <w:left w:w="15" w:type="dxa"/>
+          <w:bottom w:w="15" w:type="dxa"/>
+          <w:right w:w="15" w:type="dxa"/>
+        </w:tblCellMar>
+        <w:tblLook w:val="04A0" w:firstRow="1" w:lastRow="0" w:firstColumn="1" w:lastColumn="0" w:noHBand="0" w:noVBand="1"/>
+      </w:tblPr>
+      <w:tblGrid>
+        <w:gridCol w:w="195"/>
+        <w:gridCol w:w="2073"/>
+        <w:gridCol w:w="4447"/>
+      </w:tblGrid>
+      <w:tr>
+        <w:trPr>
+          <w:tblCellSpacing w:w="15" w:type="dxa"/>
+        </w:trPr>
+        <w:tc>
+          <w:tcPr>
+            <w:tcW w:w="0" w:type="auto"/>
+            <w:vAlign w:val="center"/>
+            <w:hideMark/>
+          </w:tcPr>
+          <w:p>
+            <w:pPr>
+              <w:spacing w:after="0" w:line="240" w:lineRule="auto"/>
+              <w:rPr>
+                <w:rFonts w:ascii="Times New Roman" w:eastAsia="Times New Roman" w:hAnsi="Times New Roman" w:cs="Times New Roman"/>
+                <w:sz w:val="24"/>
+                <w:szCs w:val="24"/>
+                <w:lang w:eastAsia="fr-FR"/>
+              </w:rPr>
+            </w:pPr>
+            <w:r>
+              <w:rPr>
+                <w:rFonts w:ascii="Times New Roman" w:eastAsia="Times New Roman" w:hAnsi="Times New Roman" w:cs="Times New Roman"/>
+                <w:sz w:val="24"/>
+                <w:szCs w:val="24"/>
+                <w:lang w:eastAsia="fr-FR"/>
+              </w:rPr>
+              <w:t>7</w:t>
+            </w:r>
+          </w:p>
+        </w:tc>
+        <w:tc>
+          <w:tcPr>
+            <w:tcW w:w="0" w:type="auto"/>
+            <w:vAlign w:val="center"/>
+            <w:hideMark/>
+          </w:tcPr>
+          <w:p>
+            <w:pPr>
+              <w:spacing w:after="0" w:line="240" w:lineRule="auto"/>
+              <w:rPr>
+                <w:rFonts w:ascii="Times New Roman" w:eastAsia="Times New Roman" w:hAnsi="Times New Roman" w:cs="Times New Roman"/>
+                <w:sz w:val="24"/>
+                <w:szCs w:val="24"/>
+                <w:lang w:eastAsia="fr-FR"/>
+              </w:rPr>
+            </w:pPr>
+            <w:proofErr w:type="spellStart"/>
+            <w:r>
+              <w:rPr>
+                <w:rFonts w:ascii="Times New Roman" w:eastAsia="Times New Roman" w:hAnsi="Times New Roman" w:cs="Times New Roman"/>
+                <w:b/>
+                <w:bCs/>
+                <w:sz w:val="24"/>
+                <w:szCs w:val="24"/>
+                <w:lang w:eastAsia="fr-FR"/>
+              </w:rPr>
+              <w:t>EventMeasurement</w:t>
+            </w:r>
+            <w:proofErr w:type="spellEnd"/>
+          </w:p>
+        </w:tc>
+        <w:tc>
+          <w:tcPr>
+            <w:tcW w:w="0" w:type="auto"/>
+            <w:vAlign w:val="center"/>
+            <w:hideMark/>
+          </w:tcPr>
+          <w:p>
+            <w:pPr>
+              <w:spacing w:after="0" w:line="240" w:lineRule="auto"/>
+              <w:rPr>
+                <w:rFonts w:ascii="Times New Roman" w:eastAsia="Times New Roman" w:hAnsi="Times New Roman" w:cs="Times New Roman"/>
+                <w:sz w:val="24"/>
+                <w:szCs w:val="24"/>
+                <w:lang w:eastAsia="fr-FR"/>
+              </w:rPr>
+            </w:pPr>
+            <w:r>
+              <w:rPr>
+                <w:rFonts w:ascii="Times New Roman" w:eastAsia="Times New Roman" w:hAnsi="Times New Roman" w:cs="Times New Roman"/>
+                <w:sz w:val="24"/>
+                <w:szCs w:val="24"/>
+                <w:lang w:eastAsia="fr-FR"/>
+              </w:rPr>
+              <w:t>Une mesure effectuée pendant un événement.</w:t>
+            </w:r>
+          </w:p>
+        </w:tc>
+      </w:tr>
+    </w:tbl>
+    <w:p>
+      <w:pPr>
+        <w:spacing w:after="0" w:line="240" w:lineRule="auto"/>
+        <w:rPr>
+          <w:rFonts w:ascii="Times New Roman" w:eastAsia="Times New Roman" w:hAnsi="Times New Roman" w:cs="Times New Roman"/>
+          <w:vanish/>
+          <w:sz w:val="24"/>
+          <w:szCs w:val="24"/>
+          <w:lang w:eastAsia="fr-FR"/>
+        </w:rPr>
+      </w:pPr>
+    </w:p>
+    <w:tbl>
+      <w:tblPr>
+        <w:tblW w:w="0" w:type="auto"/>
+        <w:tblCellSpacing w:w="15" w:type="dxa"/>
+        <w:tblCellMar>
+          <w:top w:w="15" w:type="dxa"/>
+          <w:left w:w="15" w:type="dxa"/>
+          <w:bottom w:w="15" w:type="dxa"/>
+          <w:right w:w="15" w:type="dxa"/>
+        </w:tblCellMar>
+        <w:tblLook w:val="04A0" w:firstRow="1" w:lastRow="0" w:firstColumn="1" w:lastColumn="0" w:noHBand="0" w:noVBand="1"/>
+      </w:tblPr>
+      <w:tblGrid>
+        <w:gridCol w:w="195"/>
+        <w:gridCol w:w="1634"/>
+        <w:gridCol w:w="2082"/>
+      </w:tblGrid>
+      <w:tr>
+        <w:trPr>
+          <w:tblCellSpacing w:w="15" w:type="dxa"/>
+        </w:trPr>
+        <w:tc>
+          <w:tcPr>
+            <w:tcW w:w="0" w:type="auto"/>
+            <w:vAlign w:val="center"/>
+            <w:hideMark/>
+          </w:tcPr>
+          <w:p>
+            <w:pPr>
+              <w:spacing w:after="0" w:line="240" w:lineRule="auto"/>
+              <w:rPr>
+                <w:rFonts w:ascii="Times New Roman" w:eastAsia="Times New Roman" w:hAnsi="Times New Roman" w:cs="Times New Roman"/>
+                <w:sz w:val="24"/>
+                <w:szCs w:val="24"/>
+                <w:lang w:eastAsia="fr-FR"/>
+              </w:rPr>
+            </w:pPr>
+            <w:r>
+              <w:rPr>
+                <w:rFonts w:ascii="Times New Roman" w:eastAsia="Times New Roman" w:hAnsi="Times New Roman" w:cs="Times New Roman"/>
+                <w:sz w:val="24"/>
+                <w:szCs w:val="24"/>
+                <w:lang w:eastAsia="fr-FR"/>
+              </w:rPr>
+              <w:t>8</w:t>
+            </w:r>
+          </w:p>
+        </w:tc>
+        <w:tc>
+          <w:tcPr>
+            <w:tcW w:w="0" w:type="auto"/>
+            <w:vAlign w:val="center"/>
+            <w:hideMark/>
+          </w:tcPr>
+          <w:p>
+            <w:pPr>
+              <w:spacing w:after="0" w:line="240" w:lineRule="auto"/>
+              <w:rPr>
+                <w:rFonts w:ascii="Times New Roman" w:eastAsia="Times New Roman" w:hAnsi="Times New Roman" w:cs="Times New Roman"/>
+                <w:sz w:val="24"/>
+                <w:szCs w:val="24"/>
+                <w:lang w:eastAsia="fr-FR"/>
+              </w:rPr>
+            </w:pPr>
+            <w:proofErr w:type="spellStart"/>
+            <w:r>
+              <w:rPr>
+                <w:rFonts w:ascii="Times New Roman" w:eastAsia="Times New Roman" w:hAnsi="Times New Roman" w:cs="Times New Roman"/>
+                <w:b/>
+                <w:bCs/>
+                <w:sz w:val="24"/>
+                <w:szCs w:val="24"/>
+                <w:lang w:eastAsia="fr-FR"/>
+              </w:rPr>
+              <w:t>FossilSpecimen</w:t>
+            </w:r>
+            <w:proofErr w:type="spellEnd"/>
+          </w:p>
+        </w:tc>
+        <w:tc>
+          <w:tcPr>
+            <w:tcW w:w="0" w:type="auto"/>
+            <w:vAlign w:val="center"/>
+            <w:hideMark/>
+          </w:tcPr>
+          <w:p>
+            <w:pPr>
+              <w:spacing w:after="0" w:line="240" w:lineRule="auto"/>
+              <w:rPr>
+                <w:rFonts w:ascii="Times New Roman" w:eastAsia="Times New Roman" w:hAnsi="Times New Roman" w:cs="Times New Roman"/>
+                <w:sz w:val="24"/>
+                <w:szCs w:val="24"/>
+                <w:lang w:eastAsia="fr-FR"/>
+              </w:rPr>
+            </w:pPr>
+            <w:r>
+              <w:rPr>
+                <w:rFonts w:ascii="Times New Roman" w:eastAsia="Times New Roman" w:hAnsi="Times New Roman" w:cs="Times New Roman"/>
+                <w:sz w:val="24"/>
+                <w:szCs w:val="24"/>
+                <w:lang w:eastAsia="fr-FR"/>
+              </w:rPr>
+              <w:t>Un spécimen fossile.</w:t>
+            </w:r>
+          </w:p>
+        </w:tc>
+      </w:tr>
+    </w:tbl>
+    <w:p>
+      <w:pPr>
+        <w:spacing w:after="0" w:line="240" w:lineRule="auto"/>
+        <w:rPr>
+          <w:rFonts w:ascii="Times New Roman" w:eastAsia="Times New Roman" w:hAnsi="Times New Roman" w:cs="Times New Roman"/>
+          <w:vanish/>
+          <w:sz w:val="24"/>
+          <w:szCs w:val="24"/>
+          <w:lang w:eastAsia="fr-FR"/>
+        </w:rPr>
+      </w:pPr>
+    </w:p>
+    <w:tbl>
+      <w:tblPr>
+        <w:tblW w:w="0" w:type="auto"/>
+        <w:tblCellSpacing w:w="15" w:type="dxa"/>
+        <w:tblCellMar>
+          <w:top w:w="15" w:type="dxa"/>
+          <w:left w:w="15" w:type="dxa"/>
+          <w:bottom w:w="15" w:type="dxa"/>
+          <w:right w:w="15" w:type="dxa"/>
+        </w:tblCellMar>
+        <w:tblLook w:val="04A0" w:firstRow="1" w:lastRow="0" w:firstColumn="1" w:lastColumn="0" w:noHBand="0" w:noVBand="1"/>
+      </w:tblPr>
+      <w:tblGrid>
+        <w:gridCol w:w="195"/>
+        <w:gridCol w:w="1953"/>
+        <w:gridCol w:w="6393"/>
+      </w:tblGrid>
+      <w:tr>
+        <w:trPr>
+          <w:tblCellSpacing w:w="15" w:type="dxa"/>
+        </w:trPr>
+        <w:tc>
+          <w:tcPr>
+            <w:tcW w:w="0" w:type="auto"/>
+            <w:vAlign w:val="center"/>
+            <w:hideMark/>
+          </w:tcPr>
+          <w:p>
+            <w:pPr>
+              <w:spacing w:after="0" w:line="240" w:lineRule="auto"/>
+              <w:rPr>
+                <w:rFonts w:ascii="Times New Roman" w:eastAsia="Times New Roman" w:hAnsi="Times New Roman" w:cs="Times New Roman"/>
+                <w:sz w:val="24"/>
+                <w:szCs w:val="24"/>
+                <w:lang w:eastAsia="fr-FR"/>
+              </w:rPr>
+            </w:pPr>
+            <w:r>
+              <w:rPr>
+                <w:rFonts w:ascii="Times New Roman" w:eastAsia="Times New Roman" w:hAnsi="Times New Roman" w:cs="Times New Roman"/>
+                <w:sz w:val="24"/>
+                <w:szCs w:val="24"/>
+                <w:lang w:eastAsia="fr-FR"/>
+              </w:rPr>
+              <w:t>9</w:t>
+            </w:r>
+          </w:p>
+        </w:tc>
+        <w:tc>
+          <w:tcPr>
+            <w:tcW w:w="0" w:type="auto"/>
+            <w:vAlign w:val="center"/>
+            <w:hideMark/>
+          </w:tcPr>
+          <w:p>
+            <w:pPr>
+              <w:spacing w:after="0" w:line="240" w:lineRule="auto"/>
+              <w:rPr>
+                <w:rFonts w:ascii="Times New Roman" w:eastAsia="Times New Roman" w:hAnsi="Times New Roman" w:cs="Times New Roman"/>
+                <w:sz w:val="24"/>
+                <w:szCs w:val="24"/>
+                <w:lang w:eastAsia="fr-FR"/>
+              </w:rPr>
+            </w:pPr>
+            <w:proofErr w:type="spellStart"/>
+            <w:r>
+              <w:rPr>
+                <w:rFonts w:ascii="Times New Roman" w:eastAsia="Times New Roman" w:hAnsi="Times New Roman" w:cs="Times New Roman"/>
+                <w:b/>
+                <w:bCs/>
+                <w:sz w:val="24"/>
+                <w:szCs w:val="24"/>
+                <w:lang w:eastAsia="fr-FR"/>
+              </w:rPr>
+              <w:t>GeologicalContext</w:t>
+            </w:r>
+            <w:proofErr w:type="spellEnd"/>
+          </w:p>
+        </w:tc>
+        <w:tc>
+          <w:tcPr>
+            <w:tcW w:w="0" w:type="auto"/>
+            <w:vAlign w:val="center"/>
+            <w:hideMark/>
+          </w:tcPr>
+          <w:p>
+            <w:pPr>
+              <w:spacing w:after="0" w:line="240" w:lineRule="auto"/>
+              <w:rPr>
+                <w:rFonts w:ascii="Times New Roman" w:eastAsia="Times New Roman" w:hAnsi="Times New Roman" w:cs="Times New Roman"/>
+                <w:sz w:val="24"/>
+                <w:szCs w:val="24"/>
+                <w:lang w:eastAsia="fr-FR"/>
+              </w:rPr>
+            </w:pPr>
+            <w:r>
+              <w:rPr>
+                <w:rFonts w:ascii="Times New Roman" w:eastAsia="Times New Roman" w:hAnsi="Times New Roman" w:cs="Times New Roman"/>
+                <w:sz w:val="24"/>
+                <w:szCs w:val="24"/>
+                <w:lang w:eastAsia="fr-FR"/>
+              </w:rPr>
+              <w:t>Le contexte géologique associé à une occurrence ou un spécimen.</w:t>
+            </w:r>
+          </w:p>
+        </w:tc>
+      </w:tr>
+    </w:tbl>
+    <w:p>
+      <w:pPr>
+        <w:spacing w:after="0" w:line="240" w:lineRule="auto"/>
+        <w:rPr>
+          <w:rFonts w:ascii="Times New Roman" w:eastAsia="Times New Roman" w:hAnsi="Times New Roman" w:cs="Times New Roman"/>
+          <w:vanish/>
+          <w:sz w:val="24"/>
+          <w:szCs w:val="24"/>
+          <w:lang w:eastAsia="fr-FR"/>
+        </w:rPr>
+      </w:pPr>
+    </w:p>
+    <w:tbl>
+      <w:tblPr>
+        <w:tblW w:w="0" w:type="auto"/>
+        <w:tblCellSpacing w:w="15" w:type="dxa"/>
+        <w:tblCellMar>
+          <w:top w:w="15" w:type="dxa"/>
+          <w:left w:w="15" w:type="dxa"/>
+          <w:bottom w:w="15" w:type="dxa"/>
+          <w:right w:w="15" w:type="dxa"/>
+        </w:tblCellMar>
+        <w:tblLook w:val="04A0" w:firstRow="1" w:lastRow="0" w:firstColumn="1" w:lastColumn="0" w:noHBand="0" w:noVBand="1"/>
+      </w:tblPr>
+      <w:tblGrid>
+        <w:gridCol w:w="315"/>
+        <w:gridCol w:w="2101"/>
+        <w:gridCol w:w="3954"/>
+      </w:tblGrid>
+      <w:tr>
+        <w:trPr>
+          <w:tblCellSpacing w:w="15" w:type="dxa"/>
+        </w:trPr>
+        <w:tc>
+          <w:tcPr>
+            <w:tcW w:w="0" w:type="auto"/>
+            <w:vAlign w:val="center"/>
+            <w:hideMark/>
+          </w:tcPr>
+          <w:p>
+            <w:pPr>
+              <w:spacing w:after="0" w:line="240" w:lineRule="auto"/>
+              <w:rPr>
+                <w:rFonts w:ascii="Times New Roman" w:eastAsia="Times New Roman" w:hAnsi="Times New Roman" w:cs="Times New Roman"/>
+                <w:sz w:val="24"/>
+                <w:szCs w:val="24"/>
+                <w:lang w:eastAsia="fr-FR"/>
+              </w:rPr>
+            </w:pPr>
+            <w:r>
+              <w:rPr>
+                <w:rFonts w:ascii="Times New Roman" w:eastAsia="Times New Roman" w:hAnsi="Times New Roman" w:cs="Times New Roman"/>
+                <w:sz w:val="24"/>
+                <w:szCs w:val="24"/>
+                <w:lang w:eastAsia="fr-FR"/>
+              </w:rPr>
+              <w:t>10</w:t>
+            </w:r>
+          </w:p>
+        </w:tc>
+        <w:tc>
+          <w:tcPr>
+            <w:tcW w:w="0" w:type="auto"/>
+            <w:vAlign w:val="center"/>
+            <w:hideMark/>
+          </w:tcPr>
+          <w:p>
+            <w:pPr>
+              <w:spacing w:after="0" w:line="240" w:lineRule="auto"/>
+              <w:rPr>
+                <w:rFonts w:ascii="Times New Roman" w:eastAsia="Times New Roman" w:hAnsi="Times New Roman" w:cs="Times New Roman"/>
+                <w:sz w:val="24"/>
+                <w:szCs w:val="24"/>
+                <w:lang w:eastAsia="fr-FR"/>
+              </w:rPr>
+            </w:pPr>
+            <w:proofErr w:type="spellStart"/>
+            <w:r>
+              <w:rPr>
+                <w:rFonts w:ascii="Times New Roman" w:eastAsia="Times New Roman" w:hAnsi="Times New Roman" w:cs="Times New Roman"/>
+                <w:b/>
+                <w:bCs/>
+                <w:sz w:val="24"/>
+                <w:szCs w:val="24"/>
+                <w:lang w:eastAsia="fr-FR"/>
+              </w:rPr>
+              <w:t>HumanObservation</w:t>
+            </w:r>
+            <w:proofErr w:type="spellEnd"/>
+          </w:p>
+        </w:tc>
+        <w:tc>
+          <w:tcPr>
+            <w:tcW w:w="0" w:type="auto"/>
+            <w:vAlign w:val="center"/>
+            <w:hideMark/>
+          </w:tcPr>
+          <w:p>
+            <w:pPr>
+              <w:spacing w:after="0" w:line="240" w:lineRule="auto"/>
+              <w:rPr>
+                <w:rFonts w:ascii="Times New Roman" w:eastAsia="Times New Roman" w:hAnsi="Times New Roman" w:cs="Times New Roman"/>
+                <w:sz w:val="24"/>
+                <w:szCs w:val="24"/>
+                <w:lang w:eastAsia="fr-FR"/>
+              </w:rPr>
+            </w:pPr>
+            <w:r>
+              <w:rPr>
+                <w:rFonts w:ascii="Times New Roman" w:eastAsia="Times New Roman" w:hAnsi="Times New Roman" w:cs="Times New Roman"/>
+                <w:sz w:val="24"/>
+                <w:szCs w:val="24"/>
+                <w:lang w:eastAsia="fr-FR"/>
+              </w:rPr>
+              <w:t>Une observation réalisée par un humain.</w:t>
+            </w:r>
+          </w:p>
+        </w:tc>
+      </w:tr>
+    </w:tbl>
+    <w:p>
+      <w:pPr>
+        <w:spacing w:after="0" w:line="240" w:lineRule="auto"/>
+        <w:rPr>
+          <w:rFonts w:ascii="Times New Roman" w:eastAsia="Times New Roman" w:hAnsi="Times New Roman" w:cs="Times New Roman"/>
+          <w:vanish/>
+          <w:sz w:val="24"/>
+          <w:szCs w:val="24"/>
+          <w:lang w:eastAsia="fr-FR"/>
+        </w:rPr>
+      </w:pPr>
+    </w:p>
+    <w:tbl>
+      <w:tblPr>
+        <w:tblW w:w="0" w:type="auto"/>
+        <w:tblCellSpacing w:w="15" w:type="dxa"/>
+        <w:tblCellMar>
+          <w:top w:w="15" w:type="dxa"/>
+          <w:left w:w="15" w:type="dxa"/>
+          <w:bottom w:w="15" w:type="dxa"/>
+          <w:right w:w="15" w:type="dxa"/>
+        </w:tblCellMar>
+        <w:tblLook w:val="04A0" w:firstRow="1" w:lastRow="0" w:firstColumn="1" w:lastColumn="0" w:noHBand="0" w:noVBand="1"/>
+      </w:tblPr>
+      <w:tblGrid>
+        <w:gridCol w:w="315"/>
+        <w:gridCol w:w="1447"/>
+        <w:gridCol w:w="6973"/>
+      </w:tblGrid>
+      <w:tr>
+        <w:trPr>
+          <w:tblCellSpacing w:w="15" w:type="dxa"/>
+        </w:trPr>
+        <w:tc>
+          <w:tcPr>
+            <w:tcW w:w="0" w:type="auto"/>
+            <w:vAlign w:val="center"/>
+            <w:hideMark/>
+          </w:tcPr>
+          <w:p>
+            <w:pPr>
+              <w:spacing w:after="0" w:line="240" w:lineRule="auto"/>
+              <w:rPr>
+                <w:rFonts w:ascii="Times New Roman" w:eastAsia="Times New Roman" w:hAnsi="Times New Roman" w:cs="Times New Roman"/>
+                <w:sz w:val="24"/>
+                <w:szCs w:val="24"/>
+                <w:lang w:eastAsia="fr-FR"/>
+              </w:rPr>
+            </w:pPr>
+            <w:r>
+              <w:rPr>
+                <w:rFonts w:ascii="Times New Roman" w:eastAsia="Times New Roman" w:hAnsi="Times New Roman" w:cs="Times New Roman"/>
+                <w:sz w:val="24"/>
+                <w:szCs w:val="24"/>
+                <w:lang w:eastAsia="fr-FR"/>
+              </w:rPr>
+              <w:t>11</w:t>
+            </w:r>
+          </w:p>
+        </w:tc>
+        <w:tc>
+          <w:tcPr>
+            <w:tcW w:w="0" w:type="auto"/>
+            <w:vAlign w:val="center"/>
+            <w:hideMark/>
+          </w:tcPr>
+          <w:p>
+            <w:pPr>
+              <w:spacing w:after="0" w:line="240" w:lineRule="auto"/>
+              <w:rPr>
+                <w:rFonts w:ascii="Times New Roman" w:eastAsia="Times New Roman" w:hAnsi="Times New Roman" w:cs="Times New Roman"/>
+                <w:sz w:val="24"/>
+                <w:szCs w:val="24"/>
+                <w:lang w:eastAsia="fr-FR"/>
+              </w:rPr>
+            </w:pPr>
+            <w:r>
+              <w:rPr>
+                <w:rFonts w:ascii="Times New Roman" w:eastAsia="Times New Roman" w:hAnsi="Times New Roman" w:cs="Times New Roman"/>
+                <w:b/>
+                <w:bCs/>
+                <w:sz w:val="24"/>
+                <w:szCs w:val="24"/>
+                <w:lang w:eastAsia="fr-FR"/>
+              </w:rPr>
+              <w:t>Identification</w:t>
+            </w:r>
+          </w:p>
+        </w:tc>
+        <w:tc>
+          <w:tcPr>
+            <w:tcW w:w="0" w:type="auto"/>
+            <w:vAlign w:val="center"/>
+            <w:hideMark/>
+          </w:tcPr>
+          <w:p>
+            <w:pPr>
+              <w:spacing w:after="0" w:line="240" w:lineRule="auto"/>
+              <w:rPr>
+                <w:rFonts w:ascii="Times New Roman" w:eastAsia="Times New Roman" w:hAnsi="Times New Roman" w:cs="Times New Roman"/>
+                <w:sz w:val="24"/>
+                <w:szCs w:val="24"/>
+                <w:lang w:eastAsia="fr-FR"/>
+              </w:rPr>
+            </w:pPr>
+            <w:r>
+              <w:rPr>
+                <w:rFonts w:ascii="Times New Roman" w:eastAsia="Times New Roman" w:hAnsi="Times New Roman" w:cs="Times New Roman"/>
+                <w:sz w:val="24"/>
+                <w:szCs w:val="24"/>
+                <w:lang w:eastAsia="fr-FR"/>
+              </w:rPr>
+              <w:t>Une identification taxonomique réalisée pour une occurrence/spécimen.</w:t>
+            </w:r>
+          </w:p>
+        </w:tc>
+      </w:tr>
+    </w:tbl>
+    <w:p>
+      <w:pPr>
+        <w:spacing w:after="0" w:line="240" w:lineRule="auto"/>
+        <w:rPr>
+          <w:rFonts w:ascii="Times New Roman" w:eastAsia="Times New Roman" w:hAnsi="Times New Roman" w:cs="Times New Roman"/>
+          <w:vanish/>
+          <w:sz w:val="24"/>
+          <w:szCs w:val="24"/>
+          <w:lang w:eastAsia="fr-FR"/>
+        </w:rPr>
+      </w:pPr>
+    </w:p>
+    <w:tbl>
+      <w:tblPr>
+        <w:tblW w:w="0" w:type="auto"/>
+        <w:tblCellSpacing w:w="15" w:type="dxa"/>
+        <w:tblCellMar>
+          <w:top w:w="15" w:type="dxa"/>
+          <w:left w:w="15" w:type="dxa"/>
+          <w:bottom w:w="15" w:type="dxa"/>
+          <w:right w:w="15" w:type="dxa"/>
+        </w:tblCellMar>
+        <w:tblLook w:val="04A0" w:firstRow="1" w:lastRow="0" w:firstColumn="1" w:lastColumn="0" w:noHBand="0" w:noVBand="1"/>
+      </w:tblPr>
+      <w:tblGrid>
+        <w:gridCol w:w="315"/>
+        <w:gridCol w:w="1714"/>
+        <w:gridCol w:w="2055"/>
+      </w:tblGrid>
+      <w:tr>
+        <w:trPr>
+          <w:tblCellSpacing w:w="15" w:type="dxa"/>
+        </w:trPr>
+        <w:tc>
+          <w:tcPr>
+            <w:tcW w:w="0" w:type="auto"/>
+            <w:vAlign w:val="center"/>
+            <w:hideMark/>
+          </w:tcPr>
+          <w:p>
+            <w:pPr>
+              <w:spacing w:after="0" w:line="240" w:lineRule="auto"/>
+              <w:rPr>
+                <w:rFonts w:ascii="Times New Roman" w:eastAsia="Times New Roman" w:hAnsi="Times New Roman" w:cs="Times New Roman"/>
+                <w:sz w:val="24"/>
+                <w:szCs w:val="24"/>
+                <w:lang w:eastAsia="fr-FR"/>
+              </w:rPr>
+            </w:pPr>
+            <w:r>
+              <w:rPr>
+                <w:rFonts w:ascii="Times New Roman" w:eastAsia="Times New Roman" w:hAnsi="Times New Roman" w:cs="Times New Roman"/>
+                <w:sz w:val="24"/>
+                <w:szCs w:val="24"/>
+                <w:lang w:eastAsia="fr-FR"/>
+              </w:rPr>
+              <w:t>12</w:t>
+            </w:r>
+          </w:p>
+        </w:tc>
+        <w:tc>
+          <w:tcPr>
+            <w:tcW w:w="0" w:type="auto"/>
+            <w:vAlign w:val="center"/>
+            <w:hideMark/>
+          </w:tcPr>
+          <w:p>
+            <w:pPr>
+              <w:spacing w:after="0" w:line="240" w:lineRule="auto"/>
+              <w:rPr>
+                <w:rFonts w:ascii="Times New Roman" w:eastAsia="Times New Roman" w:hAnsi="Times New Roman" w:cs="Times New Roman"/>
+                <w:sz w:val="24"/>
+                <w:szCs w:val="24"/>
+                <w:lang w:eastAsia="fr-FR"/>
+              </w:rPr>
+            </w:pPr>
+            <w:proofErr w:type="spellStart"/>
+            <w:r>
+              <w:rPr>
+                <w:rFonts w:ascii="Times New Roman" w:eastAsia="Times New Roman" w:hAnsi="Times New Roman" w:cs="Times New Roman"/>
+                <w:b/>
+                <w:bCs/>
+                <w:sz w:val="24"/>
+                <w:szCs w:val="24"/>
+                <w:lang w:eastAsia="fr-FR"/>
+              </w:rPr>
+              <w:t>LivingSpecimen</w:t>
+            </w:r>
+            <w:proofErr w:type="spellEnd"/>
+          </w:p>
+        </w:tc>
+        <w:tc>
+          <w:tcPr>
+            <w:tcW w:w="0" w:type="auto"/>
+            <w:vAlign w:val="center"/>
+            <w:hideMark/>
+          </w:tcPr>
+          <w:p>
+            <w:pPr>
+              <w:spacing w:after="0" w:line="240" w:lineRule="auto"/>
+              <w:rPr>
+                <w:rFonts w:ascii="Times New Roman" w:eastAsia="Times New Roman" w:hAnsi="Times New Roman" w:cs="Times New Roman"/>
+                <w:sz w:val="24"/>
+                <w:szCs w:val="24"/>
+                <w:lang w:eastAsia="fr-FR"/>
+              </w:rPr>
+            </w:pPr>
+            <w:r>
+              <w:rPr>
+                <w:rFonts w:ascii="Times New Roman" w:eastAsia="Times New Roman" w:hAnsi="Times New Roman" w:cs="Times New Roman"/>
+                <w:sz w:val="24"/>
+                <w:szCs w:val="24"/>
+                <w:lang w:eastAsia="fr-FR"/>
+              </w:rPr>
+              <w:t>Un spécimen vivant.</w:t>
+            </w:r>
+          </w:p>
+        </w:tc>
+      </w:tr>
+    </w:tbl>
+    <w:p>
+      <w:pPr>
+        <w:spacing w:after="0" w:line="240" w:lineRule="auto"/>
+        <w:rPr>
+          <w:rFonts w:ascii="Times New Roman" w:eastAsia="Times New Roman" w:hAnsi="Times New Roman" w:cs="Times New Roman"/>
+          <w:vanish/>
+          <w:sz w:val="24"/>
+          <w:szCs w:val="24"/>
+          <w:lang w:eastAsia="fr-FR"/>
+        </w:rPr>
+      </w:pPr>
+    </w:p>
+    <w:tbl>
+      <w:tblPr>
+        <w:tblW w:w="0" w:type="auto"/>
+        <w:tblCellSpacing w:w="15" w:type="dxa"/>
+        <w:tblCellMar>
+          <w:top w:w="15" w:type="dxa"/>
+          <w:left w:w="15" w:type="dxa"/>
+          <w:bottom w:w="15" w:type="dxa"/>
+          <w:right w:w="15" w:type="dxa"/>
+        </w:tblCellMar>
+        <w:tblLook w:val="04A0" w:firstRow="1" w:lastRow="0" w:firstColumn="1" w:lastColumn="0" w:noHBand="0" w:noVBand="1"/>
+      </w:tblPr>
+      <w:tblGrid>
+        <w:gridCol w:w="315"/>
+        <w:gridCol w:w="967"/>
+        <w:gridCol w:w="4221"/>
+      </w:tblGrid>
+      <w:tr>
+        <w:trPr>
+          <w:tblCellSpacing w:w="15" w:type="dxa"/>
+        </w:trPr>
+        <w:tc>
+          <w:tcPr>
+            <w:tcW w:w="0" w:type="auto"/>
+            <w:vAlign w:val="center"/>
+            <w:hideMark/>
+          </w:tcPr>
+          <w:p>
+            <w:pPr>
+              <w:spacing w:after="0" w:line="240" w:lineRule="auto"/>
+              <w:rPr>
+                <w:rFonts w:ascii="Times New Roman" w:eastAsia="Times New Roman" w:hAnsi="Times New Roman" w:cs="Times New Roman"/>
+                <w:sz w:val="24"/>
+                <w:szCs w:val="24"/>
+                <w:lang w:eastAsia="fr-FR"/>
+              </w:rPr>
+            </w:pPr>
+            <w:r>
+              <w:rPr>
+                <w:rFonts w:ascii="Times New Roman" w:eastAsia="Times New Roman" w:hAnsi="Times New Roman" w:cs="Times New Roman"/>
+                <w:sz w:val="24"/>
+                <w:szCs w:val="24"/>
+                <w:lang w:eastAsia="fr-FR"/>
+              </w:rPr>
+              <w:t>13</w:t>
+            </w:r>
+          </w:p>
+        </w:tc>
+        <w:tc>
+          <w:tcPr>
+            <w:tcW w:w="0" w:type="auto"/>
+            <w:vAlign w:val="center"/>
+            <w:hideMark/>
+          </w:tcPr>
+          <w:p>
+            <w:pPr>
+              <w:spacing w:after="0" w:line="240" w:lineRule="auto"/>
+              <w:rPr>
+                <w:rFonts w:ascii="Times New Roman" w:eastAsia="Times New Roman" w:hAnsi="Times New Roman" w:cs="Times New Roman"/>
+                <w:sz w:val="24"/>
+                <w:szCs w:val="24"/>
+                <w:lang w:eastAsia="fr-FR"/>
+              </w:rPr>
+            </w:pPr>
+            <w:r>
+              <w:rPr>
+                <w:rFonts w:ascii="Times New Roman" w:eastAsia="Times New Roman" w:hAnsi="Times New Roman" w:cs="Times New Roman"/>
+                <w:b/>
+                <w:bCs/>
+                <w:sz w:val="24"/>
+                <w:szCs w:val="24"/>
+                <w:lang w:eastAsia="fr-FR"/>
+              </w:rPr>
+              <w:t>Location</w:t>
+            </w:r>
+          </w:p>
+        </w:tc>
+        <w:tc>
+          <w:tcPr>
+            <w:tcW w:w="0" w:type="auto"/>
+            <w:vAlign w:val="center"/>
+            <w:hideMark/>
+          </w:tcPr>
+          <w:p>
+            <w:pPr>
+              <w:spacing w:after="0" w:line="240" w:lineRule="auto"/>
+              <w:rPr>
+                <w:rFonts w:ascii="Times New Roman" w:eastAsia="Times New Roman" w:hAnsi="Times New Roman" w:cs="Times New Roman"/>
+                <w:sz w:val="24"/>
+                <w:szCs w:val="24"/>
+                <w:lang w:eastAsia="fr-FR"/>
+              </w:rPr>
+            </w:pPr>
+            <w:r>
+              <w:rPr>
+                <w:rFonts w:ascii="Times New Roman" w:eastAsia="Times New Roman" w:hAnsi="Times New Roman" w:cs="Times New Roman"/>
+                <w:sz w:val="24"/>
+                <w:szCs w:val="24"/>
+                <w:lang w:eastAsia="fr-FR"/>
+              </w:rPr>
+              <w:t>Un lieu géographique associé aux données.</w:t>
+            </w:r>
+          </w:p>
+        </w:tc>
+      </w:tr>
+    </w:tbl>
+    <w:p>
+      <w:pPr>
+        <w:spacing w:after="0" w:line="240" w:lineRule="auto"/>
+        <w:rPr>
+          <w:rFonts w:ascii="Times New Roman" w:eastAsia="Times New Roman" w:hAnsi="Times New Roman" w:cs="Times New Roman"/>
+          <w:vanish/>
+          <w:sz w:val="24"/>
+          <w:szCs w:val="24"/>
+          <w:lang w:eastAsia="fr-FR"/>
+        </w:rPr>
+      </w:pPr>
+    </w:p>
+    <w:tbl>
+      <w:tblPr>
+        <w:tblW w:w="0" w:type="auto"/>
+        <w:tblCellSpacing w:w="15" w:type="dxa"/>
+        <w:tblCellMar>
+          <w:top w:w="15" w:type="dxa"/>
+          <w:left w:w="15" w:type="dxa"/>
+          <w:bottom w:w="15" w:type="dxa"/>
+          <w:right w:w="15" w:type="dxa"/>
+        </w:tblCellMar>
+        <w:tblLook w:val="04A0" w:firstRow="1" w:lastRow="0" w:firstColumn="1" w:lastColumn="0" w:noHBand="0" w:noVBand="1"/>
+      </w:tblPr>
+      <w:tblGrid>
+        <w:gridCol w:w="315"/>
+        <w:gridCol w:w="2220"/>
+        <w:gridCol w:w="6537"/>
+      </w:tblGrid>
+      <w:tr>
+        <w:trPr>
+          <w:tblCellSpacing w:w="15" w:type="dxa"/>
+        </w:trPr>
+        <w:tc>
+          <w:tcPr>
+            <w:tcW w:w="0" w:type="auto"/>
+            <w:vAlign w:val="center"/>
+            <w:hideMark/>
+          </w:tcPr>
+          <w:p>
+            <w:pPr>
+              <w:spacing w:after="0" w:line="240" w:lineRule="auto"/>
+              <w:rPr>
+                <w:rFonts w:ascii="Times New Roman" w:eastAsia="Times New Roman" w:hAnsi="Times New Roman" w:cs="Times New Roman"/>
+                <w:sz w:val="24"/>
+                <w:szCs w:val="24"/>
+                <w:lang w:eastAsia="fr-FR"/>
+              </w:rPr>
+            </w:pPr>
+            <w:r>
+              <w:rPr>
+                <w:rFonts w:ascii="Times New Roman" w:eastAsia="Times New Roman" w:hAnsi="Times New Roman" w:cs="Times New Roman"/>
+                <w:sz w:val="24"/>
+                <w:szCs w:val="24"/>
+                <w:lang w:eastAsia="fr-FR"/>
+              </w:rPr>
+              <w:t>14</w:t>
+            </w:r>
+          </w:p>
+        </w:tc>
+        <w:tc>
+          <w:tcPr>
+            <w:tcW w:w="0" w:type="auto"/>
+            <w:vAlign w:val="center"/>
+            <w:hideMark/>
+          </w:tcPr>
+          <w:p>
+            <w:pPr>
+              <w:spacing w:after="0" w:line="240" w:lineRule="auto"/>
+              <w:rPr>
+                <w:rFonts w:ascii="Times New Roman" w:eastAsia="Times New Roman" w:hAnsi="Times New Roman" w:cs="Times New Roman"/>
+                <w:sz w:val="24"/>
+                <w:szCs w:val="24"/>
+                <w:lang w:eastAsia="fr-FR"/>
+              </w:rPr>
+            </w:pPr>
+            <w:proofErr w:type="spellStart"/>
+            <w:r>
+              <w:rPr>
+                <w:rFonts w:ascii="Times New Roman" w:eastAsia="Times New Roman" w:hAnsi="Times New Roman" w:cs="Times New Roman"/>
+                <w:b/>
+                <w:bCs/>
+                <w:sz w:val="24"/>
+                <w:szCs w:val="24"/>
+                <w:lang w:eastAsia="fr-FR"/>
+              </w:rPr>
+              <w:t>MachineObservation</w:t>
+            </w:r>
+            <w:proofErr w:type="spellEnd"/>
+          </w:p>
+        </w:tc>
+        <w:tc>
+          <w:tcPr>
+            <w:tcW w:w="0" w:type="auto"/>
+            <w:vAlign w:val="center"/>
+            <w:hideMark/>
+          </w:tcPr>
+          <w:p>
+            <w:pPr>
+              <w:spacing w:after="0" w:line="240" w:lineRule="auto"/>
+              <w:rPr>
+                <w:rFonts w:ascii="Times New Roman" w:eastAsia="Times New Roman" w:hAnsi="Times New Roman" w:cs="Times New Roman"/>
+                <w:sz w:val="24"/>
+                <w:szCs w:val="24"/>
+                <w:lang w:eastAsia="fr-FR"/>
+              </w:rPr>
+            </w:pPr>
+            <w:r>
+              <w:rPr>
+                <w:rFonts w:ascii="Times New Roman" w:eastAsia="Times New Roman" w:hAnsi="Times New Roman" w:cs="Times New Roman"/>
+                <w:sz w:val="24"/>
+                <w:szCs w:val="24"/>
+                <w:lang w:eastAsia="fr-FR"/>
+              </w:rPr>
+              <w:t>Une observation produite par une machine ou un dispositif automatisé.</w:t>
+            </w:r>
+          </w:p>
+        </w:tc>
+      </w:tr>
+    </w:tbl>
+    <w:p>
+      <w:pPr>
+        <w:spacing w:after="0" w:line="240" w:lineRule="auto"/>
+        <w:rPr>
+          <w:rFonts w:ascii="Times New Roman" w:eastAsia="Times New Roman" w:hAnsi="Times New Roman" w:cs="Times New Roman"/>
+          <w:vanish/>
+          <w:sz w:val="24"/>
+          <w:szCs w:val="24"/>
+          <w:lang w:eastAsia="fr-FR"/>
+        </w:rPr>
+      </w:pPr>
+    </w:p>
+    <w:tbl>
+      <w:tblPr>
+        <w:tblW w:w="0" w:type="auto"/>
+        <w:tblCellSpacing w:w="15" w:type="dxa"/>
+        <w:tblCellMar>
+          <w:top w:w="15" w:type="dxa"/>
+          <w:left w:w="15" w:type="dxa"/>
+          <w:bottom w:w="15" w:type="dxa"/>
+          <w:right w:w="15" w:type="dxa"/>
+        </w:tblCellMar>
+        <w:tblLook w:val="04A0" w:firstRow="1" w:lastRow="0" w:firstColumn="1" w:lastColumn="0" w:noHBand="0" w:noVBand="1"/>
+      </w:tblPr>
+      <w:tblGrid>
+        <w:gridCol w:w="315"/>
+        <w:gridCol w:w="1793"/>
+        <w:gridCol w:w="4753"/>
+      </w:tblGrid>
+      <w:tr>
+        <w:trPr>
+          <w:tblCellSpacing w:w="15" w:type="dxa"/>
+        </w:trPr>
+        <w:tc>
+          <w:tcPr>
+            <w:tcW w:w="0" w:type="auto"/>
+            <w:vAlign w:val="center"/>
+            <w:hideMark/>
+          </w:tcPr>
+          <w:p>
+            <w:pPr>
+              <w:spacing w:after="0" w:line="240" w:lineRule="auto"/>
+              <w:rPr>
+                <w:rFonts w:ascii="Times New Roman" w:eastAsia="Times New Roman" w:hAnsi="Times New Roman" w:cs="Times New Roman"/>
+                <w:sz w:val="24"/>
+                <w:szCs w:val="24"/>
+                <w:lang w:eastAsia="fr-FR"/>
+              </w:rPr>
+            </w:pPr>
+            <w:r>
+              <w:rPr>
+                <w:rFonts w:ascii="Times New Roman" w:eastAsia="Times New Roman" w:hAnsi="Times New Roman" w:cs="Times New Roman"/>
+                <w:sz w:val="24"/>
+                <w:szCs w:val="24"/>
+                <w:lang w:eastAsia="fr-FR"/>
+              </w:rPr>
+              <w:t>15</w:t>
+            </w:r>
+          </w:p>
+        </w:tc>
+        <w:tc>
+          <w:tcPr>
+            <w:tcW w:w="0" w:type="auto"/>
+            <w:vAlign w:val="center"/>
+            <w:hideMark/>
+          </w:tcPr>
+          <w:p>
+            <w:pPr>
+              <w:spacing w:after="0" w:line="240" w:lineRule="auto"/>
+              <w:rPr>
+                <w:rFonts w:ascii="Times New Roman" w:eastAsia="Times New Roman" w:hAnsi="Times New Roman" w:cs="Times New Roman"/>
+                <w:sz w:val="24"/>
+                <w:szCs w:val="24"/>
+                <w:lang w:eastAsia="fr-FR"/>
+              </w:rPr>
+            </w:pPr>
+            <w:proofErr w:type="spellStart"/>
+            <w:r>
+              <w:rPr>
+                <w:rFonts w:ascii="Times New Roman" w:eastAsia="Times New Roman" w:hAnsi="Times New Roman" w:cs="Times New Roman"/>
+                <w:b/>
+                <w:bCs/>
+                <w:sz w:val="24"/>
+                <w:szCs w:val="24"/>
+                <w:lang w:eastAsia="fr-FR"/>
+              </w:rPr>
+              <w:t>MaterialCitation</w:t>
+            </w:r>
+            <w:proofErr w:type="spellEnd"/>
+          </w:p>
+        </w:tc>
+        <w:tc>
+          <w:tcPr>
+            <w:tcW w:w="0" w:type="auto"/>
+            <w:vAlign w:val="center"/>
+            <w:hideMark/>
+          </w:tcPr>
+          <w:p>
+            <w:pPr>
+              <w:spacing w:after="0" w:line="240" w:lineRule="auto"/>
+              <w:rPr>
+                <w:rFonts w:ascii="Times New Roman" w:eastAsia="Times New Roman" w:hAnsi="Times New Roman" w:cs="Times New Roman"/>
+                <w:sz w:val="24"/>
+                <w:szCs w:val="24"/>
+                <w:lang w:eastAsia="fr-FR"/>
+              </w:rPr>
+            </w:pPr>
+            <w:r>
+              <w:rPr>
+                <w:rFonts w:ascii="Times New Roman" w:eastAsia="Times New Roman" w:hAnsi="Times New Roman" w:cs="Times New Roman"/>
+                <w:sz w:val="24"/>
+                <w:szCs w:val="24"/>
+                <w:lang w:eastAsia="fr-FR"/>
+              </w:rPr>
+              <w:t>Une référence/citation vers une entité matérielle.</w:t>
+            </w:r>
+          </w:p>
+        </w:tc>
+      </w:tr>
+    </w:tbl>
+    <w:p>
+      <w:pPr>
+        <w:spacing w:after="0" w:line="240" w:lineRule="auto"/>
+        <w:rPr>
+          <w:rFonts w:ascii="Times New Roman" w:eastAsia="Times New Roman" w:hAnsi="Times New Roman" w:cs="Times New Roman"/>
+          <w:vanish/>
+          <w:sz w:val="24"/>
+          <w:szCs w:val="24"/>
+          <w:lang w:eastAsia="fr-FR"/>
+        </w:rPr>
+      </w:pPr>
+    </w:p>
+    <w:tbl>
+      <w:tblPr>
+        <w:tblW w:w="0" w:type="auto"/>
+        <w:tblCellSpacing w:w="15" w:type="dxa"/>
+        <w:tblCellMar>
+          <w:top w:w="15" w:type="dxa"/>
+          <w:left w:w="15" w:type="dxa"/>
+          <w:bottom w:w="15" w:type="dxa"/>
+          <w:right w:w="15" w:type="dxa"/>
+        </w:tblCellMar>
+        <w:tblLook w:val="04A0" w:firstRow="1" w:lastRow="0" w:firstColumn="1" w:lastColumn="0" w:noHBand="0" w:noVBand="1"/>
+      </w:tblPr>
+      <w:tblGrid>
+        <w:gridCol w:w="315"/>
+        <w:gridCol w:w="1593"/>
+        <w:gridCol w:w="6353"/>
+      </w:tblGrid>
+      <w:tr>
+        <w:trPr>
+          <w:tblCellSpacing w:w="15" w:type="dxa"/>
+        </w:trPr>
+        <w:tc>
+          <w:tcPr>
+            <w:tcW w:w="0" w:type="auto"/>
+            <w:vAlign w:val="center"/>
+            <w:hideMark/>
+          </w:tcPr>
+          <w:p>
+            <w:pPr>
+              <w:spacing w:after="0" w:line="240" w:lineRule="auto"/>
+              <w:rPr>
+                <w:rFonts w:ascii="Times New Roman" w:eastAsia="Times New Roman" w:hAnsi="Times New Roman" w:cs="Times New Roman"/>
+                <w:sz w:val="24"/>
+                <w:szCs w:val="24"/>
+                <w:lang w:eastAsia="fr-FR"/>
+              </w:rPr>
+            </w:pPr>
+            <w:r>
+              <w:rPr>
+                <w:rFonts w:ascii="Times New Roman" w:eastAsia="Times New Roman" w:hAnsi="Times New Roman" w:cs="Times New Roman"/>
+                <w:sz w:val="24"/>
+                <w:szCs w:val="24"/>
+                <w:lang w:eastAsia="fr-FR"/>
+              </w:rPr>
+              <w:t>16</w:t>
+            </w:r>
+          </w:p>
+        </w:tc>
+        <w:tc>
+          <w:tcPr>
+            <w:tcW w:w="0" w:type="auto"/>
+            <w:vAlign w:val="center"/>
+            <w:hideMark/>
+          </w:tcPr>
+          <w:p>
+            <w:pPr>
+              <w:spacing w:after="0" w:line="240" w:lineRule="auto"/>
+              <w:rPr>
+                <w:rFonts w:ascii="Times New Roman" w:eastAsia="Times New Roman" w:hAnsi="Times New Roman" w:cs="Times New Roman"/>
+                <w:sz w:val="24"/>
+                <w:szCs w:val="24"/>
+                <w:lang w:eastAsia="fr-FR"/>
+              </w:rPr>
+            </w:pPr>
+            <w:proofErr w:type="spellStart"/>
+            <w:r>
+              <w:rPr>
+                <w:rFonts w:ascii="Times New Roman" w:eastAsia="Times New Roman" w:hAnsi="Times New Roman" w:cs="Times New Roman"/>
+                <w:b/>
+                <w:bCs/>
+                <w:sz w:val="24"/>
+                <w:szCs w:val="24"/>
+                <w:lang w:eastAsia="fr-FR"/>
+              </w:rPr>
+              <w:t>MaterialEntity</w:t>
+            </w:r>
+            <w:proofErr w:type="spellEnd"/>
+          </w:p>
+        </w:tc>
+        <w:tc>
+          <w:tcPr>
+            <w:tcW w:w="0" w:type="auto"/>
+            <w:vAlign w:val="center"/>
+            <w:hideMark/>
+          </w:tcPr>
+          <w:p>
+            <w:pPr>
+              <w:spacing w:after="0" w:line="240" w:lineRule="auto"/>
+              <w:rPr>
+                <w:rFonts w:ascii="Times New Roman" w:eastAsia="Times New Roman" w:hAnsi="Times New Roman" w:cs="Times New Roman"/>
+                <w:sz w:val="24"/>
+                <w:szCs w:val="24"/>
+                <w:lang w:eastAsia="fr-FR"/>
+              </w:rPr>
+            </w:pPr>
+            <w:r>
+              <w:rPr>
+                <w:rFonts w:ascii="Times New Roman" w:eastAsia="Times New Roman" w:hAnsi="Times New Roman" w:cs="Times New Roman"/>
+                <w:sz w:val="24"/>
+                <w:szCs w:val="24"/>
+                <w:lang w:eastAsia="fr-FR"/>
+              </w:rPr>
+              <w:t>Une entité matérielle : objet physique, échantillon, spécimen, etc.</w:t>
+            </w:r>
+          </w:p>
+        </w:tc>
+      </w:tr>
+    </w:tbl>
+    <w:p>
+      <w:pPr>
+        <w:spacing w:after="0" w:line="240" w:lineRule="auto"/>
+        <w:rPr>
+          <w:rFonts w:ascii="Times New Roman" w:eastAsia="Times New Roman" w:hAnsi="Times New Roman" w:cs="Times New Roman"/>
+          <w:vanish/>
+          <w:sz w:val="24"/>
+          <w:szCs w:val="24"/>
+          <w:lang w:eastAsia="fr-FR"/>
+        </w:rPr>
+      </w:pPr>
+    </w:p>
+    <w:tbl>
+      <w:tblPr>
+        <w:tblW w:w="0" w:type="auto"/>
+        <w:tblCellSpacing w:w="15" w:type="dxa"/>
+        <w:tblCellMar>
+          <w:top w:w="15" w:type="dxa"/>
+          <w:left w:w="15" w:type="dxa"/>
+          <w:bottom w:w="15" w:type="dxa"/>
+          <w:right w:w="15" w:type="dxa"/>
+        </w:tblCellMar>
+        <w:tblLook w:val="04A0" w:firstRow="1" w:lastRow="0" w:firstColumn="1" w:lastColumn="0" w:noHBand="0" w:noVBand="1"/>
+      </w:tblPr>
+      <w:tblGrid>
+        <w:gridCol w:w="315"/>
+        <w:gridCol w:w="1713"/>
+        <w:gridCol w:w="6620"/>
+      </w:tblGrid>
+      <w:tr>
+        <w:trPr>
+          <w:tblCellSpacing w:w="15" w:type="dxa"/>
+        </w:trPr>
+        <w:tc>
+          <w:tcPr>
+            <w:tcW w:w="0" w:type="auto"/>
+            <w:vAlign w:val="center"/>
+            <w:hideMark/>
+          </w:tcPr>
+          <w:p>
+            <w:pPr>
+              <w:spacing w:after="0" w:line="240" w:lineRule="auto"/>
+              <w:rPr>
+                <w:rFonts w:ascii="Times New Roman" w:eastAsia="Times New Roman" w:hAnsi="Times New Roman" w:cs="Times New Roman"/>
+                <w:sz w:val="24"/>
+                <w:szCs w:val="24"/>
+                <w:lang w:eastAsia="fr-FR"/>
+              </w:rPr>
+            </w:pPr>
+            <w:r>
+              <w:rPr>
+                <w:rFonts w:ascii="Times New Roman" w:eastAsia="Times New Roman" w:hAnsi="Times New Roman" w:cs="Times New Roman"/>
+                <w:sz w:val="24"/>
+                <w:szCs w:val="24"/>
+                <w:lang w:eastAsia="fr-FR"/>
+              </w:rPr>
+              <w:t>17</w:t>
+            </w:r>
+          </w:p>
+        </w:tc>
+        <w:tc>
+          <w:tcPr>
+            <w:tcW w:w="0" w:type="auto"/>
+            <w:vAlign w:val="center"/>
+            <w:hideMark/>
+          </w:tcPr>
+          <w:p>
+            <w:pPr>
+              <w:spacing w:after="0" w:line="240" w:lineRule="auto"/>
+              <w:rPr>
+                <w:rFonts w:ascii="Times New Roman" w:eastAsia="Times New Roman" w:hAnsi="Times New Roman" w:cs="Times New Roman"/>
+                <w:sz w:val="24"/>
+                <w:szCs w:val="24"/>
+                <w:lang w:eastAsia="fr-FR"/>
+              </w:rPr>
+            </w:pPr>
+            <w:proofErr w:type="spellStart"/>
+            <w:r>
+              <w:rPr>
+                <w:rFonts w:ascii="Times New Roman" w:eastAsia="Times New Roman" w:hAnsi="Times New Roman" w:cs="Times New Roman"/>
+                <w:b/>
+                <w:bCs/>
+                <w:sz w:val="24"/>
+                <w:szCs w:val="24"/>
+                <w:lang w:eastAsia="fr-FR"/>
+              </w:rPr>
+              <w:t>MaterialSample</w:t>
+            </w:r>
+            <w:proofErr w:type="spellEnd"/>
+          </w:p>
+        </w:tc>
+        <w:tc>
+          <w:tcPr>
+            <w:tcW w:w="0" w:type="auto"/>
+            <w:vAlign w:val="center"/>
+            <w:hideMark/>
+          </w:tcPr>
+          <w:p>
+            <w:pPr>
+              <w:spacing w:after="0" w:line="240" w:lineRule="auto"/>
+              <w:rPr>
+                <w:rFonts w:ascii="Times New Roman" w:eastAsia="Times New Roman" w:hAnsi="Times New Roman" w:cs="Times New Roman"/>
+                <w:sz w:val="24"/>
+                <w:szCs w:val="24"/>
+                <w:lang w:eastAsia="fr-FR"/>
+              </w:rPr>
+            </w:pPr>
+            <w:r>
+              <w:rPr>
+                <w:rFonts w:ascii="Times New Roman" w:eastAsia="Times New Roman" w:hAnsi="Times New Roman" w:cs="Times New Roman"/>
+                <w:sz w:val="24"/>
+                <w:szCs w:val="24"/>
+                <w:lang w:eastAsia="fr-FR"/>
+              </w:rPr>
+              <w:t>Un échantillon matériel provenant d'un organisme ou d'une collecte.</w:t>
+            </w:r>
+          </w:p>
+        </w:tc>
+      </w:tr>
+    </w:tbl>
+    <w:p>
+      <w:pPr>
+        <w:spacing w:after="0" w:line="240" w:lineRule="auto"/>
+        <w:rPr>
+          <w:rFonts w:ascii="Times New Roman" w:eastAsia="Times New Roman" w:hAnsi="Times New Roman" w:cs="Times New Roman"/>
+          <w:vanish/>
+          <w:sz w:val="24"/>
+          <w:szCs w:val="24"/>
+          <w:lang w:eastAsia="fr-FR"/>
+        </w:rPr>
+      </w:pPr>
+    </w:p>
+    <w:tbl>
+      <w:tblPr>
+        <w:tblW w:w="0" w:type="auto"/>
+        <w:tblCellSpacing w:w="15" w:type="dxa"/>
+        <w:tblCellMar>
+          <w:top w:w="15" w:type="dxa"/>
+          <w:left w:w="15" w:type="dxa"/>
+          <w:bottom w:w="15" w:type="dxa"/>
+          <w:right w:w="15" w:type="dxa"/>
+        </w:tblCellMar>
+        <w:tblLook w:val="04A0" w:firstRow="1" w:lastRow="0" w:firstColumn="1" w:lastColumn="0" w:noHBand="0" w:noVBand="1"/>
+      </w:tblPr>
+      <w:tblGrid>
+        <w:gridCol w:w="315"/>
+        <w:gridCol w:w="2220"/>
+        <w:gridCol w:w="4754"/>
+      </w:tblGrid>
+      <w:tr>
+        <w:trPr>
+          <w:tblCellSpacing w:w="15" w:type="dxa"/>
+        </w:trPr>
+        <w:tc>
+          <w:tcPr>
+            <w:tcW w:w="0" w:type="auto"/>
+            <w:vAlign w:val="center"/>
+            <w:hideMark/>
+          </w:tcPr>
+          <w:p>
+            <w:pPr>
+              <w:spacing w:after="0" w:line="240" w:lineRule="auto"/>
+              <w:rPr>
+                <w:rFonts w:ascii="Times New Roman" w:eastAsia="Times New Roman" w:hAnsi="Times New Roman" w:cs="Times New Roman"/>
+                <w:sz w:val="24"/>
+                <w:szCs w:val="24"/>
+                <w:lang w:eastAsia="fr-FR"/>
+              </w:rPr>
+            </w:pPr>
+            <w:r>
+              <w:rPr>
+                <w:rFonts w:ascii="Times New Roman" w:eastAsia="Times New Roman" w:hAnsi="Times New Roman" w:cs="Times New Roman"/>
+                <w:sz w:val="24"/>
+                <w:szCs w:val="24"/>
+                <w:lang w:eastAsia="fr-FR"/>
+              </w:rPr>
+              <w:t>18</w:t>
+            </w:r>
+          </w:p>
+        </w:tc>
+        <w:tc>
+          <w:tcPr>
+            <w:tcW w:w="0" w:type="auto"/>
+            <w:vAlign w:val="center"/>
+            <w:hideMark/>
+          </w:tcPr>
+          <w:p>
+            <w:pPr>
+              <w:spacing w:after="0" w:line="240" w:lineRule="auto"/>
+              <w:rPr>
+                <w:rFonts w:ascii="Times New Roman" w:eastAsia="Times New Roman" w:hAnsi="Times New Roman" w:cs="Times New Roman"/>
+                <w:sz w:val="24"/>
+                <w:szCs w:val="24"/>
+                <w:lang w:eastAsia="fr-FR"/>
+              </w:rPr>
+            </w:pPr>
+            <w:proofErr w:type="spellStart"/>
+            <w:r>
+              <w:rPr>
+                <w:rFonts w:ascii="Times New Roman" w:eastAsia="Times New Roman" w:hAnsi="Times New Roman" w:cs="Times New Roman"/>
+                <w:b/>
+                <w:bCs/>
+                <w:sz w:val="24"/>
+                <w:szCs w:val="24"/>
+                <w:lang w:eastAsia="fr-FR"/>
+              </w:rPr>
+              <w:t>MeasurementOrFact</w:t>
+            </w:r>
+            <w:proofErr w:type="spellEnd"/>
+          </w:p>
+        </w:tc>
+        <w:tc>
+          <w:tcPr>
+            <w:tcW w:w="0" w:type="auto"/>
+            <w:vAlign w:val="center"/>
+            <w:hideMark/>
+          </w:tcPr>
+          <w:p>
+            <w:pPr>
+              <w:spacing w:after="0" w:line="240" w:lineRule="auto"/>
+              <w:rPr>
+                <w:rFonts w:ascii="Times New Roman" w:eastAsia="Times New Roman" w:hAnsi="Times New Roman" w:cs="Times New Roman"/>
+                <w:sz w:val="24"/>
+                <w:szCs w:val="24"/>
+                <w:lang w:eastAsia="fr-FR"/>
+              </w:rPr>
+            </w:pPr>
+            <w:r>
+              <w:rPr>
+                <w:rFonts w:ascii="Times New Roman" w:eastAsia="Times New Roman" w:hAnsi="Times New Roman" w:cs="Times New Roman"/>
+                <w:sz w:val="24"/>
+                <w:szCs w:val="24"/>
+                <w:lang w:eastAsia="fr-FR"/>
+              </w:rPr>
+              <w:t>Une mesure ou un fait concernant une ressource.</w:t>
+            </w:r>
+          </w:p>
+        </w:tc>
+      </w:tr>
+    </w:tbl>
+    <w:p>
+      <w:pPr>
+        <w:spacing w:after="0" w:line="240" w:lineRule="auto"/>
+        <w:rPr>
+          <w:rFonts w:ascii="Times New Roman" w:eastAsia="Times New Roman" w:hAnsi="Times New Roman" w:cs="Times New Roman"/>
+          <w:vanish/>
+          <w:sz w:val="24"/>
+          <w:szCs w:val="24"/>
+          <w:lang w:eastAsia="fr-FR"/>
+        </w:rPr>
+      </w:pPr>
+    </w:p>
+    <w:tbl>
+      <w:tblPr>
+        <w:tblW w:w="0" w:type="auto"/>
+        <w:tblCellSpacing w:w="15" w:type="dxa"/>
+        <w:tblCellMar>
+          <w:top w:w="15" w:type="dxa"/>
+          <w:left w:w="15" w:type="dxa"/>
+          <w:bottom w:w="15" w:type="dxa"/>
+          <w:right w:w="15" w:type="dxa"/>
+        </w:tblCellMar>
+        <w:tblLook w:val="04A0" w:firstRow="1" w:lastRow="0" w:firstColumn="1" w:lastColumn="0" w:noHBand="0" w:noVBand="1"/>
+      </w:tblPr>
+      <w:tblGrid>
+        <w:gridCol w:w="315"/>
+        <w:gridCol w:w="714"/>
+        <w:gridCol w:w="6647"/>
+      </w:tblGrid>
+      <w:tr>
+        <w:trPr>
+          <w:tblCellSpacing w:w="15" w:type="dxa"/>
+        </w:trPr>
+        <w:tc>
+          <w:tcPr>
+            <w:tcW w:w="0" w:type="auto"/>
+            <w:vAlign w:val="center"/>
+            <w:hideMark/>
+          </w:tcPr>
+          <w:p>
+            <w:pPr>
+              <w:spacing w:after="0" w:line="240" w:lineRule="auto"/>
+              <w:rPr>
+                <w:rFonts w:ascii="Times New Roman" w:eastAsia="Times New Roman" w:hAnsi="Times New Roman" w:cs="Times New Roman"/>
+                <w:sz w:val="24"/>
+                <w:szCs w:val="24"/>
+                <w:lang w:eastAsia="fr-FR"/>
+              </w:rPr>
+            </w:pPr>
+            <w:r>
+              <w:rPr>
+                <w:rFonts w:ascii="Times New Roman" w:eastAsia="Times New Roman" w:hAnsi="Times New Roman" w:cs="Times New Roman"/>
+                <w:sz w:val="24"/>
+                <w:szCs w:val="24"/>
+                <w:lang w:eastAsia="fr-FR"/>
+              </w:rPr>
+              <w:t>19</w:t>
+            </w:r>
+          </w:p>
+        </w:tc>
+        <w:tc>
+          <w:tcPr>
+            <w:tcW w:w="0" w:type="auto"/>
+            <w:vAlign w:val="center"/>
+            <w:hideMark/>
+          </w:tcPr>
+          <w:p>
+            <w:pPr>
+              <w:spacing w:after="0" w:line="240" w:lineRule="auto"/>
+              <w:rPr>
+                <w:rFonts w:ascii="Times New Roman" w:eastAsia="Times New Roman" w:hAnsi="Times New Roman" w:cs="Times New Roman"/>
+                <w:sz w:val="24"/>
+                <w:szCs w:val="24"/>
+                <w:lang w:eastAsia="fr-FR"/>
+              </w:rPr>
+            </w:pPr>
+            <w:r>
+              <w:rPr>
+                <w:rFonts w:ascii="Times New Roman" w:eastAsia="Times New Roman" w:hAnsi="Times New Roman" w:cs="Times New Roman"/>
+                <w:b/>
+                <w:bCs/>
+                <w:sz w:val="24"/>
+                <w:szCs w:val="24"/>
+                <w:lang w:eastAsia="fr-FR"/>
+              </w:rPr>
+              <w:t>Media</w:t>
+            </w:r>
+          </w:p>
+        </w:tc>
+        <w:tc>
+          <w:tcPr>
+            <w:tcW w:w="0" w:type="auto"/>
+            <w:vAlign w:val="center"/>
+            <w:hideMark/>
+          </w:tcPr>
+          <w:p>
+            <w:pPr>
+              <w:spacing w:after="0" w:line="240" w:lineRule="auto"/>
+              <w:rPr>
+                <w:rFonts w:ascii="Times New Roman" w:eastAsia="Times New Roman" w:hAnsi="Times New Roman" w:cs="Times New Roman"/>
+                <w:sz w:val="24"/>
+                <w:szCs w:val="24"/>
+                <w:lang w:eastAsia="fr-FR"/>
+              </w:rPr>
+            </w:pPr>
+            <w:r>
+              <w:rPr>
+                <w:rFonts w:ascii="Times New Roman" w:eastAsia="Times New Roman" w:hAnsi="Times New Roman" w:cs="Times New Roman"/>
+                <w:sz w:val="24"/>
+                <w:szCs w:val="24"/>
+                <w:lang w:eastAsia="fr-FR"/>
+              </w:rPr>
+              <w:t>Un média numérique associé aux données : image, vidéo, audio, etc.</w:t>
+            </w:r>
+          </w:p>
+        </w:tc>
+      </w:tr>
+    </w:tbl>
+    <w:p>
+      <w:pPr>
+        <w:spacing w:after="0" w:line="240" w:lineRule="auto"/>
+        <w:rPr>
+          <w:rFonts w:ascii="Times New Roman" w:eastAsia="Times New Roman" w:hAnsi="Times New Roman" w:cs="Times New Roman"/>
+          <w:vanish/>
+          <w:sz w:val="24"/>
+          <w:szCs w:val="24"/>
+          <w:lang w:eastAsia="fr-FR"/>
+        </w:rPr>
+      </w:pPr>
+    </w:p>
+    <w:tbl>
+      <w:tblPr>
+        <w:tblW w:w="0" w:type="auto"/>
+        <w:tblCellSpacing w:w="15" w:type="dxa"/>
+        <w:tblCellMar>
+          <w:top w:w="15" w:type="dxa"/>
+          <w:left w:w="15" w:type="dxa"/>
+          <w:bottom w:w="15" w:type="dxa"/>
+          <w:right w:w="15" w:type="dxa"/>
+        </w:tblCellMar>
+        <w:tblLook w:val="04A0" w:firstRow="1" w:lastRow="0" w:firstColumn="1" w:lastColumn="0" w:noHBand="0" w:noVBand="1"/>
+      </w:tblPr>
+      <w:tblGrid>
+        <w:gridCol w:w="315"/>
+        <w:gridCol w:w="1980"/>
+        <w:gridCol w:w="4581"/>
+      </w:tblGrid>
+      <w:tr>
+        <w:trPr>
+          <w:tblCellSpacing w:w="15" w:type="dxa"/>
+        </w:trPr>
+        <w:tc>
+          <w:tcPr>
+            <w:tcW w:w="0" w:type="auto"/>
+            <w:vAlign w:val="center"/>
+            <w:hideMark/>
+          </w:tcPr>
+          <w:p>
+            <w:pPr>
+              <w:spacing w:after="0" w:line="240" w:lineRule="auto"/>
+              <w:rPr>
+                <w:rFonts w:ascii="Times New Roman" w:eastAsia="Times New Roman" w:hAnsi="Times New Roman" w:cs="Times New Roman"/>
+                <w:sz w:val="24"/>
+                <w:szCs w:val="24"/>
+                <w:lang w:eastAsia="fr-FR"/>
+              </w:rPr>
+            </w:pPr>
+            <w:r>
+              <w:rPr>
+                <w:rFonts w:ascii="Times New Roman" w:eastAsia="Times New Roman" w:hAnsi="Times New Roman" w:cs="Times New Roman"/>
+                <w:sz w:val="24"/>
+                <w:szCs w:val="24"/>
+                <w:lang w:eastAsia="fr-FR"/>
+              </w:rPr>
+              <w:t>20</w:t>
+            </w:r>
+          </w:p>
+        </w:tc>
+        <w:tc>
+          <w:tcPr>
+            <w:tcW w:w="0" w:type="auto"/>
+            <w:vAlign w:val="center"/>
+            <w:hideMark/>
+          </w:tcPr>
+          <w:p>
+            <w:pPr>
+              <w:spacing w:after="0" w:line="240" w:lineRule="auto"/>
+              <w:rPr>
+                <w:rFonts w:ascii="Times New Roman" w:eastAsia="Times New Roman" w:hAnsi="Times New Roman" w:cs="Times New Roman"/>
+                <w:sz w:val="24"/>
+                <w:szCs w:val="24"/>
+                <w:lang w:eastAsia="fr-FR"/>
+              </w:rPr>
+            </w:pPr>
+            <w:proofErr w:type="spellStart"/>
+            <w:r>
+              <w:rPr>
+                <w:rFonts w:ascii="Times New Roman" w:eastAsia="Times New Roman" w:hAnsi="Times New Roman" w:cs="Times New Roman"/>
+                <w:b/>
+                <w:bCs/>
+                <w:sz w:val="24"/>
+                <w:szCs w:val="24"/>
+                <w:lang w:eastAsia="fr-FR"/>
+              </w:rPr>
+              <w:t>MolecularProtocol</w:t>
+            </w:r>
+            <w:proofErr w:type="spellEnd"/>
+          </w:p>
+        </w:tc>
+        <w:tc>
+          <w:tcPr>
+            <w:tcW w:w="0" w:type="auto"/>
+            <w:vAlign w:val="center"/>
+            <w:hideMark/>
+          </w:tcPr>
+          <w:p>
+            <w:pPr>
+              <w:spacing w:after="0" w:line="240" w:lineRule="auto"/>
+              <w:rPr>
+                <w:rFonts w:ascii="Times New Roman" w:eastAsia="Times New Roman" w:hAnsi="Times New Roman" w:cs="Times New Roman"/>
+                <w:sz w:val="24"/>
+                <w:szCs w:val="24"/>
+                <w:lang w:eastAsia="fr-FR"/>
+              </w:rPr>
+            </w:pPr>
+            <w:r>
+              <w:rPr>
+                <w:rFonts w:ascii="Times New Roman" w:eastAsia="Times New Roman" w:hAnsi="Times New Roman" w:cs="Times New Roman"/>
+                <w:sz w:val="24"/>
+                <w:szCs w:val="24"/>
+                <w:lang w:eastAsia="fr-FR"/>
+              </w:rPr>
+              <w:t>Protocole utilisé pour une analyse moléculaire.</w:t>
+            </w:r>
+          </w:p>
+        </w:tc>
+      </w:tr>
+    </w:tbl>
+    <w:p>
+      <w:pPr>
+        <w:spacing w:after="0" w:line="240" w:lineRule="auto"/>
+        <w:rPr>
+          <w:rFonts w:ascii="Times New Roman" w:eastAsia="Times New Roman" w:hAnsi="Times New Roman" w:cs="Times New Roman"/>
+          <w:vanish/>
+          <w:sz w:val="24"/>
+          <w:szCs w:val="24"/>
+          <w:lang w:eastAsia="fr-FR"/>
+        </w:rPr>
+      </w:pPr>
+    </w:p>
+    <w:tbl>
+      <w:tblPr>
+        <w:tblW w:w="0" w:type="auto"/>
+        <w:tblCellSpacing w:w="15" w:type="dxa"/>
+        <w:tblCellMar>
+          <w:top w:w="15" w:type="dxa"/>
+          <w:left w:w="15" w:type="dxa"/>
+          <w:bottom w:w="15" w:type="dxa"/>
+          <w:right w:w="15" w:type="dxa"/>
+        </w:tblCellMar>
+        <w:tblLook w:val="04A0" w:firstRow="1" w:lastRow="0" w:firstColumn="1" w:lastColumn="0" w:noHBand="0" w:noVBand="1"/>
+      </w:tblPr>
+      <w:tblGrid>
+        <w:gridCol w:w="315"/>
+        <w:gridCol w:w="2021"/>
+        <w:gridCol w:w="4888"/>
+      </w:tblGrid>
+      <w:tr>
+        <w:trPr>
+          <w:tblCellSpacing w:w="15" w:type="dxa"/>
+        </w:trPr>
+        <w:tc>
+          <w:tcPr>
+            <w:tcW w:w="0" w:type="auto"/>
+            <w:vAlign w:val="center"/>
+            <w:hideMark/>
+          </w:tcPr>
+          <w:p>
+            <w:pPr>
+              <w:spacing w:after="0" w:line="240" w:lineRule="auto"/>
+              <w:rPr>
+                <w:rFonts w:ascii="Times New Roman" w:eastAsia="Times New Roman" w:hAnsi="Times New Roman" w:cs="Times New Roman"/>
+                <w:sz w:val="24"/>
+                <w:szCs w:val="24"/>
+                <w:lang w:eastAsia="fr-FR"/>
+              </w:rPr>
+            </w:pPr>
+            <w:r>
+              <w:rPr>
+                <w:rFonts w:ascii="Times New Roman" w:eastAsia="Times New Roman" w:hAnsi="Times New Roman" w:cs="Times New Roman"/>
+                <w:sz w:val="24"/>
+                <w:szCs w:val="24"/>
+                <w:lang w:eastAsia="fr-FR"/>
+              </w:rPr>
+              <w:t>21</w:t>
+            </w:r>
+          </w:p>
+        </w:tc>
+        <w:tc>
+          <w:tcPr>
+            <w:tcW w:w="0" w:type="auto"/>
+            <w:vAlign w:val="center"/>
+            <w:hideMark/>
+          </w:tcPr>
+          <w:p>
+            <w:pPr>
+              <w:spacing w:after="0" w:line="240" w:lineRule="auto"/>
+              <w:rPr>
+                <w:rFonts w:ascii="Times New Roman" w:eastAsia="Times New Roman" w:hAnsi="Times New Roman" w:cs="Times New Roman"/>
+                <w:sz w:val="24"/>
+                <w:szCs w:val="24"/>
+                <w:lang w:eastAsia="fr-FR"/>
+              </w:rPr>
+            </w:pPr>
+            <w:proofErr w:type="spellStart"/>
+            <w:r>
+              <w:rPr>
+                <w:rFonts w:ascii="Times New Roman" w:eastAsia="Times New Roman" w:hAnsi="Times New Roman" w:cs="Times New Roman"/>
+                <w:b/>
+                <w:bCs/>
+                <w:sz w:val="24"/>
+                <w:szCs w:val="24"/>
+                <w:lang w:eastAsia="fr-FR"/>
+              </w:rPr>
+              <w:t>NucleotideAnalysis</w:t>
+            </w:r>
+            <w:proofErr w:type="spellEnd"/>
+          </w:p>
+        </w:tc>
+        <w:tc>
+          <w:tcPr>
+            <w:tcW w:w="0" w:type="auto"/>
+            <w:vAlign w:val="center"/>
+            <w:hideMark/>
+          </w:tcPr>
+          <w:p>
+            <w:pPr>
+              <w:spacing w:after="0" w:line="240" w:lineRule="auto"/>
+              <w:rPr>
+                <w:rFonts w:ascii="Times New Roman" w:eastAsia="Times New Roman" w:hAnsi="Times New Roman" w:cs="Times New Roman"/>
+                <w:sz w:val="24"/>
+                <w:szCs w:val="24"/>
+                <w:lang w:eastAsia="fr-FR"/>
+              </w:rPr>
+            </w:pPr>
+            <w:r>
+              <w:rPr>
+                <w:rFonts w:ascii="Times New Roman" w:eastAsia="Times New Roman" w:hAnsi="Times New Roman" w:cs="Times New Roman"/>
+                <w:sz w:val="24"/>
+                <w:szCs w:val="24"/>
+                <w:lang w:eastAsia="fr-FR"/>
+              </w:rPr>
+              <w:t>Analyse portant sur des séquences nucléotidiques.</w:t>
+            </w:r>
+          </w:p>
+        </w:tc>
+      </w:tr>
+    </w:tbl>
+    <w:p>
+      <w:pPr>
+        <w:spacing w:after="0" w:line="240" w:lineRule="auto"/>
+        <w:rPr>
+          <w:rFonts w:ascii="Times New Roman" w:eastAsia="Times New Roman" w:hAnsi="Times New Roman" w:cs="Times New Roman"/>
+          <w:vanish/>
+          <w:sz w:val="24"/>
+          <w:szCs w:val="24"/>
+          <w:lang w:eastAsia="fr-FR"/>
+        </w:rPr>
+      </w:pPr>
+    </w:p>
+    <w:tbl>
+      <w:tblPr>
+        <w:tblW w:w="0" w:type="auto"/>
+        <w:tblCellSpacing w:w="15" w:type="dxa"/>
+        <w:tblCellMar>
+          <w:top w:w="15" w:type="dxa"/>
+          <w:left w:w="15" w:type="dxa"/>
+          <w:bottom w:w="15" w:type="dxa"/>
+          <w:right w:w="15" w:type="dxa"/>
+        </w:tblCellMar>
+        <w:tblLook w:val="04A0" w:firstRow="1" w:lastRow="0" w:firstColumn="1" w:lastColumn="0" w:noHBand="0" w:noVBand="1"/>
+      </w:tblPr>
+      <w:tblGrid>
+        <w:gridCol w:w="315"/>
+        <w:gridCol w:w="2114"/>
+        <w:gridCol w:w="5610"/>
+      </w:tblGrid>
+      <w:tr>
+        <w:trPr>
+          <w:tblCellSpacing w:w="15" w:type="dxa"/>
+        </w:trPr>
+        <w:tc>
+          <w:tcPr>
+            <w:tcW w:w="0" w:type="auto"/>
+            <w:vAlign w:val="center"/>
+            <w:hideMark/>
+          </w:tcPr>
+          <w:p>
+            <w:pPr>
+              <w:spacing w:after="0" w:line="240" w:lineRule="auto"/>
+              <w:rPr>
+                <w:rFonts w:ascii="Times New Roman" w:eastAsia="Times New Roman" w:hAnsi="Times New Roman" w:cs="Times New Roman"/>
+                <w:sz w:val="24"/>
+                <w:szCs w:val="24"/>
+                <w:lang w:eastAsia="fr-FR"/>
+              </w:rPr>
+            </w:pPr>
+            <w:r>
+              <w:rPr>
+                <w:rFonts w:ascii="Times New Roman" w:eastAsia="Times New Roman" w:hAnsi="Times New Roman" w:cs="Times New Roman"/>
+                <w:sz w:val="24"/>
+                <w:szCs w:val="24"/>
+                <w:lang w:eastAsia="fr-FR"/>
+              </w:rPr>
+              <w:t>22</w:t>
+            </w:r>
+          </w:p>
+        </w:tc>
+        <w:tc>
+          <w:tcPr>
+            <w:tcW w:w="0" w:type="auto"/>
+            <w:vAlign w:val="center"/>
+            <w:hideMark/>
+          </w:tcPr>
+          <w:p>
+            <w:pPr>
+              <w:spacing w:after="0" w:line="240" w:lineRule="auto"/>
+              <w:rPr>
+                <w:rFonts w:ascii="Times New Roman" w:eastAsia="Times New Roman" w:hAnsi="Times New Roman" w:cs="Times New Roman"/>
+                <w:sz w:val="24"/>
+                <w:szCs w:val="24"/>
+                <w:lang w:eastAsia="fr-FR"/>
+              </w:rPr>
+            </w:pPr>
+            <w:proofErr w:type="spellStart"/>
+            <w:r>
+              <w:rPr>
+                <w:rFonts w:ascii="Times New Roman" w:eastAsia="Times New Roman" w:hAnsi="Times New Roman" w:cs="Times New Roman"/>
+                <w:b/>
+                <w:bCs/>
+                <w:sz w:val="24"/>
+                <w:szCs w:val="24"/>
+                <w:lang w:eastAsia="fr-FR"/>
+              </w:rPr>
+              <w:t>NucleotideSequence</w:t>
+            </w:r>
+            <w:proofErr w:type="spellEnd"/>
+          </w:p>
+        </w:tc>
+        <w:tc>
+          <w:tcPr>
+            <w:tcW w:w="0" w:type="auto"/>
+            <w:vAlign w:val="center"/>
+            <w:hideMark/>
+          </w:tcPr>
+          <w:p>
+            <w:pPr>
+              <w:spacing w:after="0" w:line="240" w:lineRule="auto"/>
+              <w:rPr>
+                <w:rFonts w:ascii="Times New Roman" w:eastAsia="Times New Roman" w:hAnsi="Times New Roman" w:cs="Times New Roman"/>
+                <w:sz w:val="24"/>
+                <w:szCs w:val="24"/>
+                <w:lang w:eastAsia="fr-FR"/>
+              </w:rPr>
+            </w:pPr>
+            <w:r>
+              <w:rPr>
+                <w:rFonts w:ascii="Times New Roman" w:eastAsia="Times New Roman" w:hAnsi="Times New Roman" w:cs="Times New Roman"/>
+                <w:sz w:val="24"/>
+                <w:szCs w:val="24"/>
+                <w:lang w:eastAsia="fr-FR"/>
+              </w:rPr>
+              <w:t>Représentation numérique d'une séquence de nucléotides.</w:t>
+            </w:r>
+          </w:p>
+        </w:tc>
+      </w:tr>
+    </w:tbl>
+    <w:p>
+      <w:pPr>
+        <w:spacing w:after="0" w:line="240" w:lineRule="auto"/>
+        <w:rPr>
+          <w:rFonts w:ascii="Times New Roman" w:eastAsia="Times New Roman" w:hAnsi="Times New Roman" w:cs="Times New Roman"/>
+          <w:vanish/>
+          <w:sz w:val="24"/>
+          <w:szCs w:val="24"/>
+          <w:lang w:eastAsia="fr-FR"/>
+        </w:rPr>
+      </w:pPr>
+    </w:p>
+    <w:tbl>
+      <w:tblPr>
+        <w:tblW w:w="0" w:type="auto"/>
+        <w:tblCellSpacing w:w="15" w:type="dxa"/>
+        <w:tblCellMar>
+          <w:top w:w="15" w:type="dxa"/>
+          <w:left w:w="15" w:type="dxa"/>
+          <w:bottom w:w="15" w:type="dxa"/>
+          <w:right w:w="15" w:type="dxa"/>
+        </w:tblCellMar>
+        <w:tblLook w:val="04A0" w:firstRow="1" w:lastRow="0" w:firstColumn="1" w:lastColumn="0" w:noHBand="0" w:noVBand="1"/>
+      </w:tblPr>
+      <w:tblGrid>
+        <w:gridCol w:w="315"/>
+        <w:gridCol w:w="1260"/>
+        <w:gridCol w:w="7497"/>
+      </w:tblGrid>
+      <w:tr>
+        <w:trPr>
+          <w:tblCellSpacing w:w="15" w:type="dxa"/>
+        </w:trPr>
+        <w:tc>
+          <w:tcPr>
+            <w:tcW w:w="0" w:type="auto"/>
+            <w:vAlign w:val="center"/>
+            <w:hideMark/>
+          </w:tcPr>
+          <w:p>
+            <w:pPr>
+              <w:spacing w:after="0" w:line="240" w:lineRule="auto"/>
+              <w:rPr>
+                <w:rFonts w:ascii="Times New Roman" w:eastAsia="Times New Roman" w:hAnsi="Times New Roman" w:cs="Times New Roman"/>
+                <w:sz w:val="24"/>
+                <w:szCs w:val="24"/>
+                <w:lang w:eastAsia="fr-FR"/>
+              </w:rPr>
+            </w:pPr>
+            <w:r>
+              <w:rPr>
+                <w:rFonts w:ascii="Times New Roman" w:eastAsia="Times New Roman" w:hAnsi="Times New Roman" w:cs="Times New Roman"/>
+                <w:sz w:val="24"/>
+                <w:szCs w:val="24"/>
+                <w:lang w:eastAsia="fr-FR"/>
+              </w:rPr>
+              <w:t>23</w:t>
+            </w:r>
+          </w:p>
+        </w:tc>
+        <w:tc>
+          <w:tcPr>
+            <w:tcW w:w="0" w:type="auto"/>
+            <w:vAlign w:val="center"/>
+            <w:hideMark/>
+          </w:tcPr>
+          <w:p>
+            <w:pPr>
+              <w:spacing w:after="0" w:line="240" w:lineRule="auto"/>
+              <w:rPr>
+                <w:rFonts w:ascii="Times New Roman" w:eastAsia="Times New Roman" w:hAnsi="Times New Roman" w:cs="Times New Roman"/>
+                <w:sz w:val="24"/>
+                <w:szCs w:val="24"/>
+                <w:lang w:eastAsia="fr-FR"/>
+              </w:rPr>
+            </w:pPr>
+            <w:r>
+              <w:rPr>
+                <w:rFonts w:ascii="Times New Roman" w:eastAsia="Times New Roman" w:hAnsi="Times New Roman" w:cs="Times New Roman"/>
+                <w:b/>
+                <w:bCs/>
+                <w:sz w:val="24"/>
+                <w:szCs w:val="24"/>
+                <w:lang w:eastAsia="fr-FR"/>
+              </w:rPr>
+              <w:t>Occurrence</w:t>
+            </w:r>
+          </w:p>
+        </w:tc>
+        <w:tc>
+          <w:tcPr>
+            <w:tcW w:w="0" w:type="auto"/>
+            <w:vAlign w:val="center"/>
+            <w:hideMark/>
+          </w:tcPr>
+          <w:p>
+            <w:pPr>
+              <w:spacing w:after="0" w:line="240" w:lineRule="auto"/>
+              <w:rPr>
+                <w:rFonts w:ascii="Times New Roman" w:eastAsia="Times New Roman" w:hAnsi="Times New Roman" w:cs="Times New Roman"/>
+                <w:sz w:val="24"/>
+                <w:szCs w:val="24"/>
+                <w:lang w:eastAsia="fr-FR"/>
+              </w:rPr>
+            </w:pPr>
+            <w:r>
+              <w:rPr>
+                <w:rFonts w:ascii="Times New Roman" w:eastAsia="Times New Roman" w:hAnsi="Times New Roman" w:cs="Times New Roman"/>
+                <w:sz w:val="24"/>
+                <w:szCs w:val="24"/>
+                <w:lang w:eastAsia="fr-FR"/>
+              </w:rPr>
+              <w:t>Un enregistrement de présence/observation d'un organisme à un endroit et/ou moment donné.</w:t>
+            </w:r>
+          </w:p>
+        </w:tc>
+      </w:tr>
+    </w:tbl>
+    <w:p>
+      <w:pPr>
+        <w:spacing w:after="0" w:line="240" w:lineRule="auto"/>
+        <w:rPr>
+          <w:rFonts w:ascii="Times New Roman" w:eastAsia="Times New Roman" w:hAnsi="Times New Roman" w:cs="Times New Roman"/>
+          <w:vanish/>
+          <w:sz w:val="24"/>
+          <w:szCs w:val="24"/>
+          <w:lang w:eastAsia="fr-FR"/>
+        </w:rPr>
+      </w:pPr>
+    </w:p>
+    <w:tbl>
+      <w:tblPr>
+        <w:tblW w:w="0" w:type="auto"/>
+        <w:tblCellSpacing w:w="15" w:type="dxa"/>
+        <w:tblCellMar>
+          <w:top w:w="15" w:type="dxa"/>
+          <w:left w:w="15" w:type="dxa"/>
+          <w:bottom w:w="15" w:type="dxa"/>
+          <w:right w:w="15" w:type="dxa"/>
+        </w:tblCellMar>
+        <w:tblLook w:val="04A0" w:firstRow="1" w:lastRow="0" w:firstColumn="1" w:lastColumn="0" w:noHBand="0" w:noVBand="1"/>
+      </w:tblPr>
+      <w:tblGrid>
+        <w:gridCol w:w="315"/>
+        <w:gridCol w:w="2673"/>
+        <w:gridCol w:w="3833"/>
+      </w:tblGrid>
+      <w:tr>
+        <w:trPr>
+          <w:tblCellSpacing w:w="15" w:type="dxa"/>
+        </w:trPr>
+        <w:tc>
+          <w:tcPr>
+            <w:tcW w:w="0" w:type="auto"/>
+            <w:vAlign w:val="center"/>
+            <w:hideMark/>
+          </w:tcPr>
+          <w:p>
+            <w:pPr>
+              <w:spacing w:after="0" w:line="240" w:lineRule="auto"/>
+              <w:rPr>
+                <w:rFonts w:ascii="Times New Roman" w:eastAsia="Times New Roman" w:hAnsi="Times New Roman" w:cs="Times New Roman"/>
+                <w:sz w:val="24"/>
+                <w:szCs w:val="24"/>
+                <w:lang w:eastAsia="fr-FR"/>
+              </w:rPr>
+            </w:pPr>
+            <w:r>
+              <w:rPr>
+                <w:rFonts w:ascii="Times New Roman" w:eastAsia="Times New Roman" w:hAnsi="Times New Roman" w:cs="Times New Roman"/>
+                <w:sz w:val="24"/>
+                <w:szCs w:val="24"/>
+                <w:lang w:eastAsia="fr-FR"/>
+              </w:rPr>
+              <w:t>24</w:t>
+            </w:r>
+          </w:p>
+        </w:tc>
+        <w:tc>
+          <w:tcPr>
+            <w:tcW w:w="0" w:type="auto"/>
+            <w:vAlign w:val="center"/>
+            <w:hideMark/>
+          </w:tcPr>
+          <w:p>
+            <w:pPr>
+              <w:spacing w:after="0" w:line="240" w:lineRule="auto"/>
+              <w:rPr>
+                <w:rFonts w:ascii="Times New Roman" w:eastAsia="Times New Roman" w:hAnsi="Times New Roman" w:cs="Times New Roman"/>
+                <w:sz w:val="24"/>
+                <w:szCs w:val="24"/>
+                <w:lang w:eastAsia="fr-FR"/>
+              </w:rPr>
+            </w:pPr>
+            <w:proofErr w:type="spellStart"/>
+            <w:r>
+              <w:rPr>
+                <w:rFonts w:ascii="Times New Roman" w:eastAsia="Times New Roman" w:hAnsi="Times New Roman" w:cs="Times New Roman"/>
+                <w:b/>
+                <w:bCs/>
+                <w:sz w:val="24"/>
+                <w:szCs w:val="24"/>
+                <w:lang w:eastAsia="fr-FR"/>
+              </w:rPr>
+              <w:t>OccurrenceMeasurement</w:t>
+            </w:r>
+            <w:proofErr w:type="spellEnd"/>
+          </w:p>
+        </w:tc>
+        <w:tc>
+          <w:tcPr>
+            <w:tcW w:w="0" w:type="auto"/>
+            <w:vAlign w:val="center"/>
+            <w:hideMark/>
+          </w:tcPr>
+          <w:p>
+            <w:pPr>
+              <w:spacing w:after="0" w:line="240" w:lineRule="auto"/>
+              <w:rPr>
+                <w:rFonts w:ascii="Times New Roman" w:eastAsia="Times New Roman" w:hAnsi="Times New Roman" w:cs="Times New Roman"/>
+                <w:sz w:val="24"/>
+                <w:szCs w:val="24"/>
+                <w:lang w:eastAsia="fr-FR"/>
+              </w:rPr>
+            </w:pPr>
+            <w:r>
+              <w:rPr>
+                <w:rFonts w:ascii="Times New Roman" w:eastAsia="Times New Roman" w:hAnsi="Times New Roman" w:cs="Times New Roman"/>
+                <w:sz w:val="24"/>
+                <w:szCs w:val="24"/>
+                <w:lang w:eastAsia="fr-FR"/>
+              </w:rPr>
+              <w:t>Une mesure associée à une occurrence.</w:t>
+            </w:r>
+          </w:p>
+        </w:tc>
+      </w:tr>
+    </w:tbl>
+    <w:p>
+      <w:pPr>
+        <w:spacing w:after="0" w:line="240" w:lineRule="auto"/>
+        <w:rPr>
+          <w:rFonts w:ascii="Times New Roman" w:eastAsia="Times New Roman" w:hAnsi="Times New Roman" w:cs="Times New Roman"/>
+          <w:vanish/>
+          <w:sz w:val="24"/>
+          <w:szCs w:val="24"/>
+          <w:lang w:eastAsia="fr-FR"/>
+        </w:rPr>
+      </w:pPr>
+    </w:p>
+    <w:tbl>
+      <w:tblPr>
+        <w:tblW w:w="0" w:type="auto"/>
+        <w:tblCellSpacing w:w="15" w:type="dxa"/>
+        <w:tblCellMar>
+          <w:top w:w="15" w:type="dxa"/>
+          <w:left w:w="15" w:type="dxa"/>
+          <w:bottom w:w="15" w:type="dxa"/>
+          <w:right w:w="15" w:type="dxa"/>
+        </w:tblCellMar>
+        <w:tblLook w:val="04A0" w:firstRow="1" w:lastRow="0" w:firstColumn="1" w:lastColumn="0" w:noHBand="0" w:noVBand="1"/>
+      </w:tblPr>
+      <w:tblGrid>
+        <w:gridCol w:w="315"/>
+        <w:gridCol w:w="1087"/>
+        <w:gridCol w:w="5951"/>
+      </w:tblGrid>
+      <w:tr>
+        <w:trPr>
+          <w:tblCellSpacing w:w="15" w:type="dxa"/>
+        </w:trPr>
+        <w:tc>
+          <w:tcPr>
+            <w:tcW w:w="0" w:type="auto"/>
+            <w:vAlign w:val="center"/>
+            <w:hideMark/>
+          </w:tcPr>
+          <w:p>
+            <w:pPr>
+              <w:spacing w:after="0" w:line="240" w:lineRule="auto"/>
+              <w:rPr>
+                <w:rFonts w:ascii="Times New Roman" w:eastAsia="Times New Roman" w:hAnsi="Times New Roman" w:cs="Times New Roman"/>
+                <w:sz w:val="24"/>
+                <w:szCs w:val="24"/>
+                <w:lang w:eastAsia="fr-FR"/>
+              </w:rPr>
+            </w:pPr>
+            <w:r>
+              <w:rPr>
+                <w:rFonts w:ascii="Times New Roman" w:eastAsia="Times New Roman" w:hAnsi="Times New Roman" w:cs="Times New Roman"/>
+                <w:sz w:val="24"/>
+                <w:szCs w:val="24"/>
+                <w:lang w:eastAsia="fr-FR"/>
+              </w:rPr>
+              <w:t>25</w:t>
+            </w:r>
+          </w:p>
+        </w:tc>
+        <w:tc>
+          <w:tcPr>
+            <w:tcW w:w="0" w:type="auto"/>
+            <w:vAlign w:val="center"/>
+            <w:hideMark/>
+          </w:tcPr>
+          <w:p>
+            <w:pPr>
+              <w:spacing w:after="0" w:line="240" w:lineRule="auto"/>
+              <w:rPr>
+                <w:rFonts w:ascii="Times New Roman" w:eastAsia="Times New Roman" w:hAnsi="Times New Roman" w:cs="Times New Roman"/>
+                <w:sz w:val="24"/>
+                <w:szCs w:val="24"/>
+                <w:lang w:eastAsia="fr-FR"/>
+              </w:rPr>
+            </w:pPr>
+            <w:proofErr w:type="spellStart"/>
+            <w:r>
+              <w:rPr>
+                <w:rFonts w:ascii="Times New Roman" w:eastAsia="Times New Roman" w:hAnsi="Times New Roman" w:cs="Times New Roman"/>
+                <w:b/>
+                <w:bCs/>
+                <w:sz w:val="24"/>
+                <w:szCs w:val="24"/>
+                <w:lang w:eastAsia="fr-FR"/>
+              </w:rPr>
+              <w:t>Organism</w:t>
+            </w:r>
+            <w:proofErr w:type="spellEnd"/>
+          </w:p>
+        </w:tc>
+        <w:tc>
+          <w:tcPr>
+            <w:tcW w:w="0" w:type="auto"/>
+            <w:vAlign w:val="center"/>
+            <w:hideMark/>
+          </w:tcPr>
+          <w:p>
+            <w:pPr>
+              <w:spacing w:after="0" w:line="240" w:lineRule="auto"/>
+              <w:rPr>
+                <w:rFonts w:ascii="Times New Roman" w:eastAsia="Times New Roman" w:hAnsi="Times New Roman" w:cs="Times New Roman"/>
+                <w:sz w:val="24"/>
+                <w:szCs w:val="24"/>
+                <w:lang w:eastAsia="fr-FR"/>
+              </w:rPr>
+            </w:pPr>
+            <w:r>
+              <w:rPr>
+                <w:rFonts w:ascii="Times New Roman" w:eastAsia="Times New Roman" w:hAnsi="Times New Roman" w:cs="Times New Roman"/>
+                <w:sz w:val="24"/>
+                <w:szCs w:val="24"/>
+                <w:lang w:eastAsia="fr-FR"/>
+              </w:rPr>
+              <w:t>Un organisme biologique individuel ou groupe d'organismes.</w:t>
+            </w:r>
+          </w:p>
+        </w:tc>
+      </w:tr>
+    </w:tbl>
+    <w:p>
+      <w:pPr>
+        <w:spacing w:after="0" w:line="240" w:lineRule="auto"/>
+        <w:rPr>
+          <w:rFonts w:ascii="Times New Roman" w:eastAsia="Times New Roman" w:hAnsi="Times New Roman" w:cs="Times New Roman"/>
+          <w:vanish/>
+          <w:sz w:val="24"/>
+          <w:szCs w:val="24"/>
+          <w:lang w:eastAsia="fr-FR"/>
+        </w:rPr>
+      </w:pPr>
+    </w:p>
+    <w:tbl>
+      <w:tblPr>
+        <w:tblW w:w="0" w:type="auto"/>
+        <w:tblCellSpacing w:w="15" w:type="dxa"/>
+        <w:tblCellMar>
+          <w:top w:w="15" w:type="dxa"/>
+          <w:left w:w="15" w:type="dxa"/>
+          <w:bottom w:w="15" w:type="dxa"/>
+          <w:right w:w="15" w:type="dxa"/>
+        </w:tblCellMar>
+        <w:tblLook w:val="04A0" w:firstRow="1" w:lastRow="0" w:firstColumn="1" w:lastColumn="0" w:noHBand="0" w:noVBand="1"/>
+      </w:tblPr>
+      <w:tblGrid>
+        <w:gridCol w:w="315"/>
+        <w:gridCol w:w="2234"/>
+        <w:gridCol w:w="6523"/>
+      </w:tblGrid>
+      <w:tr>
+        <w:trPr>
+          <w:tblCellSpacing w:w="15" w:type="dxa"/>
+        </w:trPr>
+        <w:tc>
+          <w:tcPr>
+            <w:tcW w:w="0" w:type="auto"/>
+            <w:vAlign w:val="center"/>
+            <w:hideMark/>
+          </w:tcPr>
+          <w:p>
+            <w:pPr>
+              <w:spacing w:after="0" w:line="240" w:lineRule="auto"/>
+              <w:rPr>
+                <w:rFonts w:ascii="Times New Roman" w:eastAsia="Times New Roman" w:hAnsi="Times New Roman" w:cs="Times New Roman"/>
+                <w:sz w:val="24"/>
+                <w:szCs w:val="24"/>
+                <w:lang w:eastAsia="fr-FR"/>
+              </w:rPr>
+            </w:pPr>
+            <w:r>
+              <w:rPr>
+                <w:rFonts w:ascii="Times New Roman" w:eastAsia="Times New Roman" w:hAnsi="Times New Roman" w:cs="Times New Roman"/>
+                <w:sz w:val="24"/>
+                <w:szCs w:val="24"/>
+                <w:lang w:eastAsia="fr-FR"/>
+              </w:rPr>
+              <w:t>26</w:t>
+            </w:r>
+          </w:p>
+        </w:tc>
+        <w:tc>
+          <w:tcPr>
+            <w:tcW w:w="0" w:type="auto"/>
+            <w:vAlign w:val="center"/>
+            <w:hideMark/>
+          </w:tcPr>
+          <w:p>
+            <w:pPr>
+              <w:spacing w:after="0" w:line="240" w:lineRule="auto"/>
+              <w:rPr>
+                <w:rFonts w:ascii="Times New Roman" w:eastAsia="Times New Roman" w:hAnsi="Times New Roman" w:cs="Times New Roman"/>
+                <w:sz w:val="24"/>
+                <w:szCs w:val="24"/>
+                <w:lang w:eastAsia="fr-FR"/>
+              </w:rPr>
+            </w:pPr>
+            <w:proofErr w:type="spellStart"/>
+            <w:r>
+              <w:rPr>
+                <w:rFonts w:ascii="Times New Roman" w:eastAsia="Times New Roman" w:hAnsi="Times New Roman" w:cs="Times New Roman"/>
+                <w:b/>
+                <w:bCs/>
+                <w:sz w:val="24"/>
+                <w:szCs w:val="24"/>
+                <w:lang w:eastAsia="fr-FR"/>
+              </w:rPr>
+              <w:t>OrganismInteraction</w:t>
+            </w:r>
+            <w:proofErr w:type="spellEnd"/>
+          </w:p>
+        </w:tc>
+        <w:tc>
+          <w:tcPr>
+            <w:tcW w:w="0" w:type="auto"/>
+            <w:vAlign w:val="center"/>
+            <w:hideMark/>
+          </w:tcPr>
+          <w:p>
+            <w:pPr>
+              <w:spacing w:after="0" w:line="240" w:lineRule="auto"/>
+              <w:rPr>
+                <w:rFonts w:ascii="Times New Roman" w:eastAsia="Times New Roman" w:hAnsi="Times New Roman" w:cs="Times New Roman"/>
+                <w:sz w:val="24"/>
+                <w:szCs w:val="24"/>
+                <w:lang w:eastAsia="fr-FR"/>
+              </w:rPr>
+            </w:pPr>
+            <w:r>
+              <w:rPr>
+                <w:rFonts w:ascii="Times New Roman" w:eastAsia="Times New Roman" w:hAnsi="Times New Roman" w:cs="Times New Roman"/>
+                <w:sz w:val="24"/>
+                <w:szCs w:val="24"/>
+                <w:lang w:eastAsia="fr-FR"/>
+              </w:rPr>
+              <w:t>Une interaction entre organismes : prédation, parasitisme, symbiose, etc.</w:t>
+            </w:r>
+          </w:p>
+        </w:tc>
+      </w:tr>
+    </w:tbl>
+    <w:p>
+      <w:pPr>
+        <w:spacing w:after="0" w:line="240" w:lineRule="auto"/>
+        <w:rPr>
+          <w:rFonts w:ascii="Times New Roman" w:eastAsia="Times New Roman" w:hAnsi="Times New Roman" w:cs="Times New Roman"/>
+          <w:vanish/>
+          <w:sz w:val="24"/>
+          <w:szCs w:val="24"/>
+          <w:lang w:eastAsia="fr-FR"/>
+        </w:rPr>
+      </w:pPr>
+    </w:p>
+    <w:tbl>
+      <w:tblPr>
+        <w:tblW w:w="0" w:type="auto"/>
+        <w:tblCellSpacing w:w="15" w:type="dxa"/>
+        <w:tblCellMar>
+          <w:top w:w="15" w:type="dxa"/>
+          <w:left w:w="15" w:type="dxa"/>
+          <w:bottom w:w="15" w:type="dxa"/>
+          <w:right w:w="15" w:type="dxa"/>
+        </w:tblCellMar>
+        <w:tblLook w:val="04A0" w:firstRow="1" w:lastRow="0" w:firstColumn="1" w:lastColumn="0" w:noHBand="0" w:noVBand="1"/>
+      </w:tblPr>
+      <w:tblGrid>
+        <w:gridCol w:w="315"/>
+        <w:gridCol w:w="2073"/>
+        <w:gridCol w:w="4221"/>
+      </w:tblGrid>
+      <w:tr>
+        <w:trPr>
+          <w:tblCellSpacing w:w="15" w:type="dxa"/>
+        </w:trPr>
+        <w:tc>
+          <w:tcPr>
+            <w:tcW w:w="0" w:type="auto"/>
+            <w:vAlign w:val="center"/>
+            <w:hideMark/>
+          </w:tcPr>
+          <w:p>
+            <w:pPr>
+              <w:spacing w:after="0" w:line="240" w:lineRule="auto"/>
+              <w:rPr>
+                <w:rFonts w:ascii="Times New Roman" w:eastAsia="Times New Roman" w:hAnsi="Times New Roman" w:cs="Times New Roman"/>
+                <w:sz w:val="24"/>
+                <w:szCs w:val="24"/>
+                <w:lang w:eastAsia="fr-FR"/>
+              </w:rPr>
+            </w:pPr>
+            <w:r>
+              <w:rPr>
+                <w:rFonts w:ascii="Times New Roman" w:eastAsia="Times New Roman" w:hAnsi="Times New Roman" w:cs="Times New Roman"/>
+                <w:sz w:val="24"/>
+                <w:szCs w:val="24"/>
+                <w:lang w:eastAsia="fr-FR"/>
+              </w:rPr>
+              <w:t>27</w:t>
+            </w:r>
+          </w:p>
+        </w:tc>
+        <w:tc>
+          <w:tcPr>
+            <w:tcW w:w="0" w:type="auto"/>
+            <w:vAlign w:val="center"/>
+            <w:hideMark/>
+          </w:tcPr>
+          <w:p>
+            <w:pPr>
+              <w:spacing w:after="0" w:line="240" w:lineRule="auto"/>
+              <w:rPr>
+                <w:rFonts w:ascii="Times New Roman" w:eastAsia="Times New Roman" w:hAnsi="Times New Roman" w:cs="Times New Roman"/>
+                <w:sz w:val="24"/>
+                <w:szCs w:val="24"/>
+                <w:lang w:eastAsia="fr-FR"/>
+              </w:rPr>
+            </w:pPr>
+            <w:proofErr w:type="spellStart"/>
+            <w:r>
+              <w:rPr>
+                <w:rFonts w:ascii="Times New Roman" w:eastAsia="Times New Roman" w:hAnsi="Times New Roman" w:cs="Times New Roman"/>
+                <w:b/>
+                <w:bCs/>
+                <w:sz w:val="24"/>
+                <w:szCs w:val="24"/>
+                <w:lang w:eastAsia="fr-FR"/>
+              </w:rPr>
+              <w:t>PreservedSpecimen</w:t>
+            </w:r>
+            <w:proofErr w:type="spellEnd"/>
+          </w:p>
+        </w:tc>
+        <w:tc>
+          <w:tcPr>
+            <w:tcW w:w="0" w:type="auto"/>
+            <w:vAlign w:val="center"/>
+            <w:hideMark/>
+          </w:tcPr>
+          <w:p>
+            <w:pPr>
+              <w:spacing w:after="0" w:line="240" w:lineRule="auto"/>
+              <w:rPr>
+                <w:rFonts w:ascii="Times New Roman" w:eastAsia="Times New Roman" w:hAnsi="Times New Roman" w:cs="Times New Roman"/>
+                <w:sz w:val="24"/>
+                <w:szCs w:val="24"/>
+                <w:lang w:eastAsia="fr-FR"/>
+              </w:rPr>
+            </w:pPr>
+            <w:r>
+              <w:rPr>
+                <w:rFonts w:ascii="Times New Roman" w:eastAsia="Times New Roman" w:hAnsi="Times New Roman" w:cs="Times New Roman"/>
+                <w:sz w:val="24"/>
+                <w:szCs w:val="24"/>
+                <w:lang w:eastAsia="fr-FR"/>
+              </w:rPr>
+              <w:t>Un spécimen conservé dans une collection.</w:t>
+            </w:r>
+          </w:p>
+        </w:tc>
+      </w:tr>
+    </w:tbl>
+    <w:p>
+      <w:pPr>
+        <w:spacing w:after="0" w:line="240" w:lineRule="auto"/>
+        <w:rPr>
+          <w:rFonts w:ascii="Times New Roman" w:eastAsia="Times New Roman" w:hAnsi="Times New Roman" w:cs="Times New Roman"/>
+          <w:vanish/>
+          <w:sz w:val="24"/>
+          <w:szCs w:val="24"/>
+          <w:lang w:eastAsia="fr-FR"/>
+        </w:rPr>
+      </w:pPr>
+    </w:p>
+    <w:tbl>
+      <w:tblPr>
+        <w:tblW w:w="0" w:type="auto"/>
+        <w:tblCellSpacing w:w="15" w:type="dxa"/>
+        <w:tblCellMar>
+          <w:top w:w="15" w:type="dxa"/>
+          <w:left w:w="15" w:type="dxa"/>
+          <w:bottom w:w="15" w:type="dxa"/>
+          <w:right w:w="15" w:type="dxa"/>
+        </w:tblCellMar>
+        <w:tblLook w:val="04A0" w:firstRow="1" w:lastRow="0" w:firstColumn="1" w:lastColumn="0" w:noHBand="0" w:noVBand="1"/>
+      </w:tblPr>
+      <w:tblGrid>
+        <w:gridCol w:w="315"/>
+        <w:gridCol w:w="927"/>
+        <w:gridCol w:w="5408"/>
+      </w:tblGrid>
+      <w:tr>
+        <w:trPr>
+          <w:tblCellSpacing w:w="15" w:type="dxa"/>
+        </w:trPr>
+        <w:tc>
+          <w:tcPr>
+            <w:tcW w:w="0" w:type="auto"/>
+            <w:vAlign w:val="center"/>
+            <w:hideMark/>
+          </w:tcPr>
+          <w:p>
+            <w:pPr>
+              <w:spacing w:after="0" w:line="240" w:lineRule="auto"/>
+              <w:rPr>
+                <w:rFonts w:ascii="Times New Roman" w:eastAsia="Times New Roman" w:hAnsi="Times New Roman" w:cs="Times New Roman"/>
+                <w:sz w:val="24"/>
+                <w:szCs w:val="24"/>
+                <w:lang w:eastAsia="fr-FR"/>
+              </w:rPr>
+            </w:pPr>
+            <w:r>
+              <w:rPr>
+                <w:rFonts w:ascii="Times New Roman" w:eastAsia="Times New Roman" w:hAnsi="Times New Roman" w:cs="Times New Roman"/>
+                <w:sz w:val="24"/>
+                <w:szCs w:val="24"/>
+                <w:lang w:eastAsia="fr-FR"/>
+              </w:rPr>
+              <w:t>28</w:t>
+            </w:r>
+          </w:p>
+        </w:tc>
+        <w:tc>
+          <w:tcPr>
+            <w:tcW w:w="0" w:type="auto"/>
+            <w:vAlign w:val="center"/>
+            <w:hideMark/>
+          </w:tcPr>
+          <w:p>
+            <w:pPr>
+              <w:spacing w:after="0" w:line="240" w:lineRule="auto"/>
+              <w:rPr>
+                <w:rFonts w:ascii="Times New Roman" w:eastAsia="Times New Roman" w:hAnsi="Times New Roman" w:cs="Times New Roman"/>
+                <w:sz w:val="24"/>
+                <w:szCs w:val="24"/>
+                <w:lang w:eastAsia="fr-FR"/>
+              </w:rPr>
+            </w:pPr>
+            <w:r>
+              <w:rPr>
+                <w:rFonts w:ascii="Times New Roman" w:eastAsia="Times New Roman" w:hAnsi="Times New Roman" w:cs="Times New Roman"/>
+                <w:b/>
+                <w:bCs/>
+                <w:sz w:val="24"/>
+                <w:szCs w:val="24"/>
+                <w:lang w:eastAsia="fr-FR"/>
+              </w:rPr>
+              <w:t>Protocol</w:t>
+            </w:r>
+          </w:p>
+        </w:tc>
+        <w:tc>
+          <w:tcPr>
+            <w:tcW w:w="0" w:type="auto"/>
+            <w:vAlign w:val="center"/>
+            <w:hideMark/>
+          </w:tcPr>
+          <w:p>
+            <w:pPr>
+              <w:spacing w:after="0" w:line="240" w:lineRule="auto"/>
+              <w:rPr>
+                <w:rFonts w:ascii="Times New Roman" w:eastAsia="Times New Roman" w:hAnsi="Times New Roman" w:cs="Times New Roman"/>
+                <w:sz w:val="24"/>
+                <w:szCs w:val="24"/>
+                <w:lang w:eastAsia="fr-FR"/>
+              </w:rPr>
+            </w:pPr>
+            <w:r>
+              <w:rPr>
+                <w:rFonts w:ascii="Times New Roman" w:eastAsia="Times New Roman" w:hAnsi="Times New Roman" w:cs="Times New Roman"/>
+                <w:sz w:val="24"/>
+                <w:szCs w:val="24"/>
+                <w:lang w:eastAsia="fr-FR"/>
+              </w:rPr>
+              <w:t>Protocole ou méthode utilisée pour obtenir les données.</w:t>
+            </w:r>
+          </w:p>
+        </w:tc>
+      </w:tr>
+    </w:tbl>
+    <w:p>
+      <w:pPr>
+        <w:spacing w:after="0" w:line="240" w:lineRule="auto"/>
+        <w:rPr>
+          <w:rFonts w:ascii="Times New Roman" w:eastAsia="Times New Roman" w:hAnsi="Times New Roman" w:cs="Times New Roman"/>
+          <w:vanish/>
+          <w:sz w:val="24"/>
+          <w:szCs w:val="24"/>
+          <w:lang w:eastAsia="fr-FR"/>
+        </w:rPr>
+      </w:pPr>
+    </w:p>
+    <w:tbl>
+      <w:tblPr>
+        <w:tblW w:w="0" w:type="auto"/>
+        <w:tblCellSpacing w:w="15" w:type="dxa"/>
+        <w:tblCellMar>
+          <w:top w:w="15" w:type="dxa"/>
+          <w:left w:w="15" w:type="dxa"/>
+          <w:bottom w:w="15" w:type="dxa"/>
+          <w:right w:w="15" w:type="dxa"/>
+        </w:tblCellMar>
+        <w:tblLook w:val="04A0" w:firstRow="1" w:lastRow="0" w:firstColumn="1" w:lastColumn="0" w:noHBand="0" w:noVBand="1"/>
+      </w:tblPr>
+      <w:tblGrid>
+        <w:gridCol w:w="315"/>
+        <w:gridCol w:w="1260"/>
+        <w:gridCol w:w="6644"/>
+      </w:tblGrid>
+      <w:tr>
+        <w:trPr>
+          <w:tblCellSpacing w:w="15" w:type="dxa"/>
+        </w:trPr>
+        <w:tc>
+          <w:tcPr>
+            <w:tcW w:w="0" w:type="auto"/>
+            <w:vAlign w:val="center"/>
+            <w:hideMark/>
+          </w:tcPr>
+          <w:p>
+            <w:pPr>
+              <w:spacing w:after="0" w:line="240" w:lineRule="auto"/>
+              <w:rPr>
+                <w:rFonts w:ascii="Times New Roman" w:eastAsia="Times New Roman" w:hAnsi="Times New Roman" w:cs="Times New Roman"/>
+                <w:sz w:val="24"/>
+                <w:szCs w:val="24"/>
+                <w:lang w:eastAsia="fr-FR"/>
+              </w:rPr>
+            </w:pPr>
+            <w:r>
+              <w:rPr>
+                <w:rFonts w:ascii="Times New Roman" w:eastAsia="Times New Roman" w:hAnsi="Times New Roman" w:cs="Times New Roman"/>
+                <w:sz w:val="24"/>
+                <w:szCs w:val="24"/>
+                <w:lang w:eastAsia="fr-FR"/>
+              </w:rPr>
+              <w:t>29</w:t>
+            </w:r>
+          </w:p>
+        </w:tc>
+        <w:tc>
+          <w:tcPr>
+            <w:tcW w:w="0" w:type="auto"/>
+            <w:vAlign w:val="center"/>
+            <w:hideMark/>
+          </w:tcPr>
+          <w:p>
+            <w:pPr>
+              <w:spacing w:after="0" w:line="240" w:lineRule="auto"/>
+              <w:rPr>
+                <w:rFonts w:ascii="Times New Roman" w:eastAsia="Times New Roman" w:hAnsi="Times New Roman" w:cs="Times New Roman"/>
+                <w:sz w:val="24"/>
+                <w:szCs w:val="24"/>
+                <w:lang w:eastAsia="fr-FR"/>
+              </w:rPr>
+            </w:pPr>
+            <w:r>
+              <w:rPr>
+                <w:rFonts w:ascii="Times New Roman" w:eastAsia="Times New Roman" w:hAnsi="Times New Roman" w:cs="Times New Roman"/>
+                <w:b/>
+                <w:bCs/>
+                <w:sz w:val="24"/>
+                <w:szCs w:val="24"/>
+                <w:lang w:eastAsia="fr-FR"/>
+              </w:rPr>
+              <w:t>Provenance</w:t>
+            </w:r>
+          </w:p>
+        </w:tc>
+        <w:tc>
+          <w:tcPr>
+            <w:tcW w:w="0" w:type="auto"/>
+            <w:vAlign w:val="center"/>
+            <w:hideMark/>
+          </w:tcPr>
+          <w:p>
+            <w:pPr>
+              <w:spacing w:after="0" w:line="240" w:lineRule="auto"/>
+              <w:rPr>
+                <w:rFonts w:ascii="Times New Roman" w:eastAsia="Times New Roman" w:hAnsi="Times New Roman" w:cs="Times New Roman"/>
+                <w:sz w:val="24"/>
+                <w:szCs w:val="24"/>
+                <w:lang w:eastAsia="fr-FR"/>
+              </w:rPr>
+            </w:pPr>
+            <w:r>
+              <w:rPr>
+                <w:rFonts w:ascii="Times New Roman" w:eastAsia="Times New Roman" w:hAnsi="Times New Roman" w:cs="Times New Roman"/>
+                <w:sz w:val="24"/>
+                <w:szCs w:val="24"/>
+                <w:lang w:eastAsia="fr-FR"/>
+              </w:rPr>
+              <w:t>Informations sur l'origine, l'historique ou la traçabilité d'une donnée.</w:t>
+            </w:r>
+          </w:p>
+        </w:tc>
+      </w:tr>
+    </w:tbl>
+    <w:p>
+      <w:pPr>
+        <w:spacing w:after="0" w:line="240" w:lineRule="auto"/>
+        <w:rPr>
+          <w:rFonts w:ascii="Times New Roman" w:eastAsia="Times New Roman" w:hAnsi="Times New Roman" w:cs="Times New Roman"/>
+          <w:vanish/>
+          <w:sz w:val="24"/>
+          <w:szCs w:val="24"/>
+          <w:lang w:eastAsia="fr-FR"/>
+        </w:rPr>
+      </w:pPr>
+    </w:p>
+    <w:tbl>
+      <w:tblPr>
+        <w:tblW w:w="0" w:type="auto"/>
+        <w:tblCellSpacing w:w="15" w:type="dxa"/>
+        <w:tblCellMar>
+          <w:top w:w="15" w:type="dxa"/>
+          <w:left w:w="15" w:type="dxa"/>
+          <w:bottom w:w="15" w:type="dxa"/>
+          <w:right w:w="15" w:type="dxa"/>
+        </w:tblCellMar>
+        <w:tblLook w:val="04A0" w:firstRow="1" w:lastRow="0" w:firstColumn="1" w:lastColumn="0" w:noHBand="0" w:noVBand="1"/>
+      </w:tblPr>
+      <w:tblGrid>
+        <w:gridCol w:w="315"/>
+        <w:gridCol w:w="2300"/>
+        <w:gridCol w:w="4381"/>
+      </w:tblGrid>
+      <w:tr>
+        <w:trPr>
+          <w:tblCellSpacing w:w="15" w:type="dxa"/>
+        </w:trPr>
+        <w:tc>
+          <w:tcPr>
+            <w:tcW w:w="0" w:type="auto"/>
+            <w:vAlign w:val="center"/>
+            <w:hideMark/>
+          </w:tcPr>
+          <w:p>
+            <w:pPr>
+              <w:spacing w:after="0" w:line="240" w:lineRule="auto"/>
+              <w:rPr>
+                <w:rFonts w:ascii="Times New Roman" w:eastAsia="Times New Roman" w:hAnsi="Times New Roman" w:cs="Times New Roman"/>
+                <w:sz w:val="24"/>
+                <w:szCs w:val="24"/>
+                <w:lang w:eastAsia="fr-FR"/>
+              </w:rPr>
+            </w:pPr>
+            <w:r>
+              <w:rPr>
+                <w:rFonts w:ascii="Times New Roman" w:eastAsia="Times New Roman" w:hAnsi="Times New Roman" w:cs="Times New Roman"/>
+                <w:sz w:val="24"/>
+                <w:szCs w:val="24"/>
+                <w:lang w:eastAsia="fr-FR"/>
+              </w:rPr>
+              <w:lastRenderedPageBreak/>
+              <w:t>30</w:t>
+            </w:r>
+          </w:p>
+        </w:tc>
+        <w:tc>
+          <w:tcPr>
+            <w:tcW w:w="0" w:type="auto"/>
+            <w:vAlign w:val="center"/>
+            <w:hideMark/>
+          </w:tcPr>
+          <w:p>
+            <w:pPr>
+              <w:spacing w:after="0" w:line="240" w:lineRule="auto"/>
+              <w:rPr>
+                <w:rFonts w:ascii="Times New Roman" w:eastAsia="Times New Roman" w:hAnsi="Times New Roman" w:cs="Times New Roman"/>
+                <w:sz w:val="24"/>
+                <w:szCs w:val="24"/>
+                <w:lang w:eastAsia="fr-FR"/>
+              </w:rPr>
+            </w:pPr>
+            <w:proofErr w:type="spellStart"/>
+            <w:r>
+              <w:rPr>
+                <w:rFonts w:ascii="Times New Roman" w:eastAsia="Times New Roman" w:hAnsi="Times New Roman" w:cs="Times New Roman"/>
+                <w:b/>
+                <w:bCs/>
+                <w:sz w:val="24"/>
+                <w:szCs w:val="24"/>
+                <w:lang w:eastAsia="fr-FR"/>
+              </w:rPr>
+              <w:t>ResourceRelationship</w:t>
+            </w:r>
+            <w:proofErr w:type="spellEnd"/>
+          </w:p>
+        </w:tc>
+        <w:tc>
+          <w:tcPr>
+            <w:tcW w:w="0" w:type="auto"/>
+            <w:vAlign w:val="center"/>
+            <w:hideMark/>
+          </w:tcPr>
+          <w:p>
+            <w:pPr>
+              <w:spacing w:after="0" w:line="240" w:lineRule="auto"/>
+              <w:rPr>
+                <w:rFonts w:ascii="Times New Roman" w:eastAsia="Times New Roman" w:hAnsi="Times New Roman" w:cs="Times New Roman"/>
+                <w:sz w:val="24"/>
+                <w:szCs w:val="24"/>
+                <w:lang w:eastAsia="fr-FR"/>
+              </w:rPr>
+            </w:pPr>
+            <w:r>
+              <w:rPr>
+                <w:rFonts w:ascii="Times New Roman" w:eastAsia="Times New Roman" w:hAnsi="Times New Roman" w:cs="Times New Roman"/>
+                <w:sz w:val="24"/>
+                <w:szCs w:val="24"/>
+                <w:lang w:eastAsia="fr-FR"/>
+              </w:rPr>
+              <w:t xml:space="preserve">Relation entre deux ressources Darwin </w:t>
+            </w:r>
+            <w:proofErr w:type="spellStart"/>
+            <w:r>
+              <w:rPr>
+                <w:rFonts w:ascii="Times New Roman" w:eastAsia="Times New Roman" w:hAnsi="Times New Roman" w:cs="Times New Roman"/>
+                <w:sz w:val="24"/>
+                <w:szCs w:val="24"/>
+                <w:lang w:eastAsia="fr-FR"/>
+              </w:rPr>
+              <w:t>Core</w:t>
+            </w:r>
+            <w:proofErr w:type="spellEnd"/>
+            <w:r>
+              <w:rPr>
+                <w:rFonts w:ascii="Times New Roman" w:eastAsia="Times New Roman" w:hAnsi="Times New Roman" w:cs="Times New Roman"/>
+                <w:sz w:val="24"/>
+                <w:szCs w:val="24"/>
+                <w:lang w:eastAsia="fr-FR"/>
+              </w:rPr>
+              <w:t>.</w:t>
+            </w:r>
+          </w:p>
+        </w:tc>
+      </w:tr>
+    </w:tbl>
+    <w:p>
+      <w:pPr>
+        <w:spacing w:after="0" w:line="240" w:lineRule="auto"/>
+        <w:rPr>
+          <w:rFonts w:ascii="Times New Roman" w:eastAsia="Times New Roman" w:hAnsi="Times New Roman" w:cs="Times New Roman"/>
+          <w:vanish/>
+          <w:sz w:val="24"/>
+          <w:szCs w:val="24"/>
+          <w:lang w:eastAsia="fr-FR"/>
+        </w:rPr>
+      </w:pPr>
+    </w:p>
+    <w:tbl>
+      <w:tblPr>
+        <w:tblW w:w="0" w:type="auto"/>
+        <w:tblCellSpacing w:w="15" w:type="dxa"/>
+        <w:tblCellMar>
+          <w:top w:w="15" w:type="dxa"/>
+          <w:left w:w="15" w:type="dxa"/>
+          <w:bottom w:w="15" w:type="dxa"/>
+          <w:right w:w="15" w:type="dxa"/>
+        </w:tblCellMar>
+        <w:tblLook w:val="04A0" w:firstRow="1" w:lastRow="0" w:firstColumn="1" w:lastColumn="0" w:noHBand="0" w:noVBand="1"/>
+      </w:tblPr>
+      <w:tblGrid>
+        <w:gridCol w:w="315"/>
+        <w:gridCol w:w="821"/>
+        <w:gridCol w:w="5230"/>
+      </w:tblGrid>
+      <w:tr>
+        <w:trPr>
+          <w:tblCellSpacing w:w="15" w:type="dxa"/>
+        </w:trPr>
+        <w:tc>
+          <w:tcPr>
+            <w:tcW w:w="0" w:type="auto"/>
+            <w:vAlign w:val="center"/>
+            <w:hideMark/>
+          </w:tcPr>
+          <w:p>
+            <w:pPr>
+              <w:spacing w:after="0" w:line="240" w:lineRule="auto"/>
+              <w:rPr>
+                <w:rFonts w:ascii="Times New Roman" w:eastAsia="Times New Roman" w:hAnsi="Times New Roman" w:cs="Times New Roman"/>
+                <w:sz w:val="24"/>
+                <w:szCs w:val="24"/>
+                <w:lang w:eastAsia="fr-FR"/>
+              </w:rPr>
+            </w:pPr>
+            <w:r>
+              <w:rPr>
+                <w:rFonts w:ascii="Times New Roman" w:eastAsia="Times New Roman" w:hAnsi="Times New Roman" w:cs="Times New Roman"/>
+                <w:sz w:val="24"/>
+                <w:szCs w:val="24"/>
+                <w:lang w:eastAsia="fr-FR"/>
+              </w:rPr>
+              <w:t>31</w:t>
+            </w:r>
+          </w:p>
+        </w:tc>
+        <w:tc>
+          <w:tcPr>
+            <w:tcW w:w="0" w:type="auto"/>
+            <w:vAlign w:val="center"/>
+            <w:hideMark/>
+          </w:tcPr>
+          <w:p>
+            <w:pPr>
+              <w:spacing w:after="0" w:line="240" w:lineRule="auto"/>
+              <w:rPr>
+                <w:rFonts w:ascii="Times New Roman" w:eastAsia="Times New Roman" w:hAnsi="Times New Roman" w:cs="Times New Roman"/>
+                <w:sz w:val="24"/>
+                <w:szCs w:val="24"/>
+                <w:lang w:eastAsia="fr-FR"/>
+              </w:rPr>
+            </w:pPr>
+            <w:proofErr w:type="spellStart"/>
+            <w:r>
+              <w:rPr>
+                <w:rFonts w:ascii="Times New Roman" w:eastAsia="Times New Roman" w:hAnsi="Times New Roman" w:cs="Times New Roman"/>
+                <w:b/>
+                <w:bCs/>
+                <w:sz w:val="24"/>
+                <w:szCs w:val="24"/>
+                <w:lang w:eastAsia="fr-FR"/>
+              </w:rPr>
+              <w:t>Sample</w:t>
+            </w:r>
+            <w:proofErr w:type="spellEnd"/>
+          </w:p>
+        </w:tc>
+        <w:tc>
+          <w:tcPr>
+            <w:tcW w:w="0" w:type="auto"/>
+            <w:vAlign w:val="center"/>
+            <w:hideMark/>
+          </w:tcPr>
+          <w:p>
+            <w:pPr>
+              <w:spacing w:after="0" w:line="240" w:lineRule="auto"/>
+              <w:rPr>
+                <w:rFonts w:ascii="Times New Roman" w:eastAsia="Times New Roman" w:hAnsi="Times New Roman" w:cs="Times New Roman"/>
+                <w:sz w:val="24"/>
+                <w:szCs w:val="24"/>
+                <w:lang w:eastAsia="fr-FR"/>
+              </w:rPr>
+            </w:pPr>
+            <w:r>
+              <w:rPr>
+                <w:rFonts w:ascii="Times New Roman" w:eastAsia="Times New Roman" w:hAnsi="Times New Roman" w:cs="Times New Roman"/>
+                <w:sz w:val="24"/>
+                <w:szCs w:val="24"/>
+                <w:lang w:eastAsia="fr-FR"/>
+              </w:rPr>
+              <w:t>Échantillon obtenu dans le cadre d'une étude/collecte.</w:t>
+            </w:r>
+          </w:p>
+        </w:tc>
+      </w:tr>
+    </w:tbl>
+    <w:p>
+      <w:pPr>
+        <w:spacing w:after="0" w:line="240" w:lineRule="auto"/>
+        <w:rPr>
+          <w:rFonts w:ascii="Times New Roman" w:eastAsia="Times New Roman" w:hAnsi="Times New Roman" w:cs="Times New Roman"/>
+          <w:vanish/>
+          <w:sz w:val="24"/>
+          <w:szCs w:val="24"/>
+          <w:lang w:eastAsia="fr-FR"/>
+        </w:rPr>
+      </w:pPr>
+    </w:p>
+    <w:tbl>
+      <w:tblPr>
+        <w:tblW w:w="0" w:type="auto"/>
+        <w:tblCellSpacing w:w="15" w:type="dxa"/>
+        <w:tblCellMar>
+          <w:top w:w="15" w:type="dxa"/>
+          <w:left w:w="15" w:type="dxa"/>
+          <w:bottom w:w="15" w:type="dxa"/>
+          <w:right w:w="15" w:type="dxa"/>
+        </w:tblCellMar>
+        <w:tblLook w:val="04A0" w:firstRow="1" w:lastRow="0" w:firstColumn="1" w:lastColumn="0" w:noHBand="0" w:noVBand="1"/>
+      </w:tblPr>
+      <w:tblGrid>
+        <w:gridCol w:w="315"/>
+        <w:gridCol w:w="1780"/>
+        <w:gridCol w:w="4801"/>
+      </w:tblGrid>
+      <w:tr>
+        <w:trPr>
+          <w:tblCellSpacing w:w="15" w:type="dxa"/>
+        </w:trPr>
+        <w:tc>
+          <w:tcPr>
+            <w:tcW w:w="0" w:type="auto"/>
+            <w:vAlign w:val="center"/>
+            <w:hideMark/>
+          </w:tcPr>
+          <w:p>
+            <w:pPr>
+              <w:spacing w:after="0" w:line="240" w:lineRule="auto"/>
+              <w:rPr>
+                <w:rFonts w:ascii="Times New Roman" w:eastAsia="Times New Roman" w:hAnsi="Times New Roman" w:cs="Times New Roman"/>
+                <w:sz w:val="24"/>
+                <w:szCs w:val="24"/>
+                <w:lang w:eastAsia="fr-FR"/>
+              </w:rPr>
+            </w:pPr>
+            <w:r>
+              <w:rPr>
+                <w:rFonts w:ascii="Times New Roman" w:eastAsia="Times New Roman" w:hAnsi="Times New Roman" w:cs="Times New Roman"/>
+                <w:sz w:val="24"/>
+                <w:szCs w:val="24"/>
+                <w:lang w:eastAsia="fr-FR"/>
+              </w:rPr>
+              <w:t>32</w:t>
+            </w:r>
+          </w:p>
+        </w:tc>
+        <w:tc>
+          <w:tcPr>
+            <w:tcW w:w="0" w:type="auto"/>
+            <w:vAlign w:val="center"/>
+            <w:hideMark/>
+          </w:tcPr>
+          <w:p>
+            <w:pPr>
+              <w:spacing w:after="0" w:line="240" w:lineRule="auto"/>
+              <w:rPr>
+                <w:rFonts w:ascii="Times New Roman" w:eastAsia="Times New Roman" w:hAnsi="Times New Roman" w:cs="Times New Roman"/>
+                <w:sz w:val="24"/>
+                <w:szCs w:val="24"/>
+                <w:lang w:eastAsia="fr-FR"/>
+              </w:rPr>
+            </w:pPr>
+            <w:proofErr w:type="spellStart"/>
+            <w:r>
+              <w:rPr>
+                <w:rFonts w:ascii="Times New Roman" w:eastAsia="Times New Roman" w:hAnsi="Times New Roman" w:cs="Times New Roman"/>
+                <w:b/>
+                <w:bCs/>
+                <w:sz w:val="24"/>
+                <w:szCs w:val="24"/>
+                <w:lang w:eastAsia="fr-FR"/>
+              </w:rPr>
+              <w:t>SampleAttribute</w:t>
+            </w:r>
+            <w:proofErr w:type="spellEnd"/>
+          </w:p>
+        </w:tc>
+        <w:tc>
+          <w:tcPr>
+            <w:tcW w:w="0" w:type="auto"/>
+            <w:vAlign w:val="center"/>
+            <w:hideMark/>
+          </w:tcPr>
+          <w:p>
+            <w:pPr>
+              <w:spacing w:after="0" w:line="240" w:lineRule="auto"/>
+              <w:rPr>
+                <w:rFonts w:ascii="Times New Roman" w:eastAsia="Times New Roman" w:hAnsi="Times New Roman" w:cs="Times New Roman"/>
+                <w:sz w:val="24"/>
+                <w:szCs w:val="24"/>
+                <w:lang w:eastAsia="fr-FR"/>
+              </w:rPr>
+            </w:pPr>
+            <w:r>
+              <w:rPr>
+                <w:rFonts w:ascii="Times New Roman" w:eastAsia="Times New Roman" w:hAnsi="Times New Roman" w:cs="Times New Roman"/>
+                <w:sz w:val="24"/>
+                <w:szCs w:val="24"/>
+                <w:lang w:eastAsia="fr-FR"/>
+              </w:rPr>
+              <w:t>Attribut supplémentaire décrivant un échantillon.</w:t>
+            </w:r>
+          </w:p>
+        </w:tc>
+      </w:tr>
+    </w:tbl>
+    <w:p>
+      <w:pPr>
+        <w:spacing w:after="0" w:line="240" w:lineRule="auto"/>
+        <w:rPr>
+          <w:rFonts w:ascii="Times New Roman" w:eastAsia="Times New Roman" w:hAnsi="Times New Roman" w:cs="Times New Roman"/>
+          <w:vanish/>
+          <w:sz w:val="24"/>
+          <w:szCs w:val="24"/>
+          <w:lang w:eastAsia="fr-FR"/>
+        </w:rPr>
+      </w:pPr>
+    </w:p>
+    <w:tbl>
+      <w:tblPr>
+        <w:tblW w:w="0" w:type="auto"/>
+        <w:tblCellSpacing w:w="15" w:type="dxa"/>
+        <w:tblCellMar>
+          <w:top w:w="15" w:type="dxa"/>
+          <w:left w:w="15" w:type="dxa"/>
+          <w:bottom w:w="15" w:type="dxa"/>
+          <w:right w:w="15" w:type="dxa"/>
+        </w:tblCellMar>
+        <w:tblLook w:val="04A0" w:firstRow="1" w:lastRow="0" w:firstColumn="1" w:lastColumn="0" w:noHBand="0" w:noVBand="1"/>
+      </w:tblPr>
+      <w:tblGrid>
+        <w:gridCol w:w="315"/>
+        <w:gridCol w:w="1634"/>
+        <w:gridCol w:w="6243"/>
+      </w:tblGrid>
+      <w:tr>
+        <w:trPr>
+          <w:tblCellSpacing w:w="15" w:type="dxa"/>
+        </w:trPr>
+        <w:tc>
+          <w:tcPr>
+            <w:tcW w:w="0" w:type="auto"/>
+            <w:vAlign w:val="center"/>
+            <w:hideMark/>
+          </w:tcPr>
+          <w:p>
+            <w:pPr>
+              <w:spacing w:after="0" w:line="240" w:lineRule="auto"/>
+              <w:rPr>
+                <w:rFonts w:ascii="Times New Roman" w:eastAsia="Times New Roman" w:hAnsi="Times New Roman" w:cs="Times New Roman"/>
+                <w:sz w:val="24"/>
+                <w:szCs w:val="24"/>
+                <w:lang w:eastAsia="fr-FR"/>
+              </w:rPr>
+            </w:pPr>
+            <w:r>
+              <w:rPr>
+                <w:rFonts w:ascii="Times New Roman" w:eastAsia="Times New Roman" w:hAnsi="Times New Roman" w:cs="Times New Roman"/>
+                <w:sz w:val="24"/>
+                <w:szCs w:val="24"/>
+                <w:lang w:eastAsia="fr-FR"/>
+              </w:rPr>
+              <w:t>33</w:t>
+            </w:r>
+          </w:p>
+        </w:tc>
+        <w:tc>
+          <w:tcPr>
+            <w:tcW w:w="0" w:type="auto"/>
+            <w:vAlign w:val="center"/>
+            <w:hideMark/>
+          </w:tcPr>
+          <w:p>
+            <w:pPr>
+              <w:spacing w:after="0" w:line="240" w:lineRule="auto"/>
+              <w:rPr>
+                <w:rFonts w:ascii="Times New Roman" w:eastAsia="Times New Roman" w:hAnsi="Times New Roman" w:cs="Times New Roman"/>
+                <w:sz w:val="24"/>
+                <w:szCs w:val="24"/>
+                <w:lang w:eastAsia="fr-FR"/>
+              </w:rPr>
+            </w:pPr>
+            <w:proofErr w:type="spellStart"/>
+            <w:r>
+              <w:rPr>
+                <w:rFonts w:ascii="Times New Roman" w:eastAsia="Times New Roman" w:hAnsi="Times New Roman" w:cs="Times New Roman"/>
+                <w:b/>
+                <w:bCs/>
+                <w:sz w:val="24"/>
+                <w:szCs w:val="24"/>
+                <w:lang w:eastAsia="fr-FR"/>
+              </w:rPr>
+              <w:t>SamplingEvent</w:t>
+            </w:r>
+            <w:proofErr w:type="spellEnd"/>
+          </w:p>
+        </w:tc>
+        <w:tc>
+          <w:tcPr>
+            <w:tcW w:w="0" w:type="auto"/>
+            <w:vAlign w:val="center"/>
+            <w:hideMark/>
+          </w:tcPr>
+          <w:p>
+            <w:pPr>
+              <w:spacing w:after="0" w:line="240" w:lineRule="auto"/>
+              <w:rPr>
+                <w:rFonts w:ascii="Times New Roman" w:eastAsia="Times New Roman" w:hAnsi="Times New Roman" w:cs="Times New Roman"/>
+                <w:sz w:val="24"/>
+                <w:szCs w:val="24"/>
+                <w:lang w:eastAsia="fr-FR"/>
+              </w:rPr>
+            </w:pPr>
+            <w:r>
+              <w:rPr>
+                <w:rFonts w:ascii="Times New Roman" w:eastAsia="Times New Roman" w:hAnsi="Times New Roman" w:cs="Times New Roman"/>
+                <w:sz w:val="24"/>
+                <w:szCs w:val="24"/>
+                <w:lang w:eastAsia="fr-FR"/>
+              </w:rPr>
+              <w:t>Événement spécifiquement lié à un processus d'échantillonnage.</w:t>
+            </w:r>
+          </w:p>
+        </w:tc>
+      </w:tr>
+    </w:tbl>
+    <w:p>
+      <w:pPr>
+        <w:spacing w:after="0" w:line="240" w:lineRule="auto"/>
+        <w:rPr>
+          <w:rFonts w:ascii="Times New Roman" w:eastAsia="Times New Roman" w:hAnsi="Times New Roman" w:cs="Times New Roman"/>
+          <w:vanish/>
+          <w:sz w:val="24"/>
+          <w:szCs w:val="24"/>
+          <w:lang w:eastAsia="fr-FR"/>
+        </w:rPr>
+      </w:pPr>
+    </w:p>
+    <w:tbl>
+      <w:tblPr>
+        <w:tblW w:w="0" w:type="auto"/>
+        <w:tblCellSpacing w:w="15" w:type="dxa"/>
+        <w:tblCellMar>
+          <w:top w:w="15" w:type="dxa"/>
+          <w:left w:w="15" w:type="dxa"/>
+          <w:bottom w:w="15" w:type="dxa"/>
+          <w:right w:w="15" w:type="dxa"/>
+        </w:tblCellMar>
+        <w:tblLook w:val="04A0" w:firstRow="1" w:lastRow="0" w:firstColumn="1" w:lastColumn="0" w:noHBand="0" w:noVBand="1"/>
+      </w:tblPr>
+      <w:tblGrid>
+        <w:gridCol w:w="315"/>
+        <w:gridCol w:w="1941"/>
+        <w:gridCol w:w="4900"/>
+      </w:tblGrid>
+      <w:tr>
+        <w:trPr>
+          <w:tblCellSpacing w:w="15" w:type="dxa"/>
+        </w:trPr>
+        <w:tc>
+          <w:tcPr>
+            <w:tcW w:w="0" w:type="auto"/>
+            <w:vAlign w:val="center"/>
+            <w:hideMark/>
+          </w:tcPr>
+          <w:p>
+            <w:pPr>
+              <w:spacing w:after="0" w:line="240" w:lineRule="auto"/>
+              <w:rPr>
+                <w:rFonts w:ascii="Times New Roman" w:eastAsia="Times New Roman" w:hAnsi="Times New Roman" w:cs="Times New Roman"/>
+                <w:sz w:val="24"/>
+                <w:szCs w:val="24"/>
+                <w:lang w:eastAsia="fr-FR"/>
+              </w:rPr>
+            </w:pPr>
+            <w:r>
+              <w:rPr>
+                <w:rFonts w:ascii="Times New Roman" w:eastAsia="Times New Roman" w:hAnsi="Times New Roman" w:cs="Times New Roman"/>
+                <w:sz w:val="24"/>
+                <w:szCs w:val="24"/>
+                <w:lang w:eastAsia="fr-FR"/>
+              </w:rPr>
+              <w:t>34</w:t>
+            </w:r>
+          </w:p>
+        </w:tc>
+        <w:tc>
+          <w:tcPr>
+            <w:tcW w:w="0" w:type="auto"/>
+            <w:vAlign w:val="center"/>
+            <w:hideMark/>
+          </w:tcPr>
+          <w:p>
+            <w:pPr>
+              <w:spacing w:after="0" w:line="240" w:lineRule="auto"/>
+              <w:rPr>
+                <w:rFonts w:ascii="Times New Roman" w:eastAsia="Times New Roman" w:hAnsi="Times New Roman" w:cs="Times New Roman"/>
+                <w:sz w:val="24"/>
+                <w:szCs w:val="24"/>
+                <w:lang w:eastAsia="fr-FR"/>
+              </w:rPr>
+            </w:pPr>
+            <w:proofErr w:type="spellStart"/>
+            <w:r>
+              <w:rPr>
+                <w:rFonts w:ascii="Times New Roman" w:eastAsia="Times New Roman" w:hAnsi="Times New Roman" w:cs="Times New Roman"/>
+                <w:b/>
+                <w:bCs/>
+                <w:sz w:val="24"/>
+                <w:szCs w:val="24"/>
+                <w:lang w:eastAsia="fr-FR"/>
+              </w:rPr>
+              <w:t>SamplingLocation</w:t>
+            </w:r>
+            <w:proofErr w:type="spellEnd"/>
+          </w:p>
+        </w:tc>
+        <w:tc>
+          <w:tcPr>
+            <w:tcW w:w="0" w:type="auto"/>
+            <w:vAlign w:val="center"/>
+            <w:hideMark/>
+          </w:tcPr>
+          <w:p>
+            <w:pPr>
+              <w:spacing w:after="0" w:line="240" w:lineRule="auto"/>
+              <w:rPr>
+                <w:rFonts w:ascii="Times New Roman" w:eastAsia="Times New Roman" w:hAnsi="Times New Roman" w:cs="Times New Roman"/>
+                <w:sz w:val="24"/>
+                <w:szCs w:val="24"/>
+                <w:lang w:eastAsia="fr-FR"/>
+              </w:rPr>
+            </w:pPr>
+            <w:r>
+              <w:rPr>
+                <w:rFonts w:ascii="Times New Roman" w:eastAsia="Times New Roman" w:hAnsi="Times New Roman" w:cs="Times New Roman"/>
+                <w:sz w:val="24"/>
+                <w:szCs w:val="24"/>
+                <w:lang w:eastAsia="fr-FR"/>
+              </w:rPr>
+              <w:t>Lieu spécifiquement associé à un échantillonnage.</w:t>
+            </w:r>
+          </w:p>
+        </w:tc>
+      </w:tr>
+    </w:tbl>
+    <w:p>
+      <w:pPr>
+        <w:spacing w:after="0" w:line="240" w:lineRule="auto"/>
+        <w:rPr>
+          <w:rFonts w:ascii="Times New Roman" w:eastAsia="Times New Roman" w:hAnsi="Times New Roman" w:cs="Times New Roman"/>
+          <w:vanish/>
+          <w:sz w:val="24"/>
+          <w:szCs w:val="24"/>
+          <w:lang w:eastAsia="fr-FR"/>
+        </w:rPr>
+      </w:pPr>
+    </w:p>
+    <w:tbl>
+      <w:tblPr>
+        <w:tblW w:w="0" w:type="auto"/>
+        <w:tblCellSpacing w:w="15" w:type="dxa"/>
+        <w:tblCellMar>
+          <w:top w:w="15" w:type="dxa"/>
+          <w:left w:w="15" w:type="dxa"/>
+          <w:bottom w:w="15" w:type="dxa"/>
+          <w:right w:w="15" w:type="dxa"/>
+        </w:tblCellMar>
+        <w:tblLook w:val="04A0" w:firstRow="1" w:lastRow="0" w:firstColumn="1" w:lastColumn="0" w:noHBand="0" w:noVBand="1"/>
+      </w:tblPr>
+      <w:tblGrid>
+        <w:gridCol w:w="315"/>
+        <w:gridCol w:w="714"/>
+        <w:gridCol w:w="4927"/>
+      </w:tblGrid>
+      <w:tr>
+        <w:trPr>
+          <w:tblCellSpacing w:w="15" w:type="dxa"/>
+        </w:trPr>
+        <w:tc>
+          <w:tcPr>
+            <w:tcW w:w="0" w:type="auto"/>
+            <w:vAlign w:val="center"/>
+            <w:hideMark/>
+          </w:tcPr>
+          <w:p>
+            <w:pPr>
+              <w:spacing w:after="0" w:line="240" w:lineRule="auto"/>
+              <w:rPr>
+                <w:rFonts w:ascii="Times New Roman" w:eastAsia="Times New Roman" w:hAnsi="Times New Roman" w:cs="Times New Roman"/>
+                <w:sz w:val="24"/>
+                <w:szCs w:val="24"/>
+                <w:lang w:eastAsia="fr-FR"/>
+              </w:rPr>
+            </w:pPr>
+            <w:r>
+              <w:rPr>
+                <w:rFonts w:ascii="Times New Roman" w:eastAsia="Times New Roman" w:hAnsi="Times New Roman" w:cs="Times New Roman"/>
+                <w:sz w:val="24"/>
+                <w:szCs w:val="24"/>
+                <w:lang w:eastAsia="fr-FR"/>
+              </w:rPr>
+              <w:t>35</w:t>
+            </w:r>
+          </w:p>
+        </w:tc>
+        <w:tc>
+          <w:tcPr>
+            <w:tcW w:w="0" w:type="auto"/>
+            <w:vAlign w:val="center"/>
+            <w:hideMark/>
+          </w:tcPr>
+          <w:p>
+            <w:pPr>
+              <w:spacing w:after="0" w:line="240" w:lineRule="auto"/>
+              <w:rPr>
+                <w:rFonts w:ascii="Times New Roman" w:eastAsia="Times New Roman" w:hAnsi="Times New Roman" w:cs="Times New Roman"/>
+                <w:sz w:val="24"/>
+                <w:szCs w:val="24"/>
+                <w:lang w:eastAsia="fr-FR"/>
+              </w:rPr>
+            </w:pPr>
+            <w:r>
+              <w:rPr>
+                <w:rFonts w:ascii="Times New Roman" w:eastAsia="Times New Roman" w:hAnsi="Times New Roman" w:cs="Times New Roman"/>
+                <w:b/>
+                <w:bCs/>
+                <w:sz w:val="24"/>
+                <w:szCs w:val="24"/>
+                <w:lang w:eastAsia="fr-FR"/>
+              </w:rPr>
+              <w:t>Taxon</w:t>
+            </w:r>
+          </w:p>
+        </w:tc>
+        <w:tc>
+          <w:tcPr>
+            <w:tcW w:w="0" w:type="auto"/>
+            <w:vAlign w:val="center"/>
+            <w:hideMark/>
+          </w:tcPr>
+          <w:p>
+            <w:pPr>
+              <w:spacing w:after="0" w:line="240" w:lineRule="auto"/>
+              <w:rPr>
+                <w:rFonts w:ascii="Times New Roman" w:eastAsia="Times New Roman" w:hAnsi="Times New Roman" w:cs="Times New Roman"/>
+                <w:sz w:val="24"/>
+                <w:szCs w:val="24"/>
+                <w:lang w:eastAsia="fr-FR"/>
+              </w:rPr>
+            </w:pPr>
+            <w:r>
+              <w:rPr>
+                <w:rFonts w:ascii="Times New Roman" w:eastAsia="Times New Roman" w:hAnsi="Times New Roman" w:cs="Times New Roman"/>
+                <w:sz w:val="24"/>
+                <w:szCs w:val="24"/>
+                <w:lang w:eastAsia="fr-FR"/>
+              </w:rPr>
+              <w:t>Concept taxonomique : espèce, genre, famille, etc.</w:t>
+            </w:r>
+          </w:p>
+        </w:tc>
+      </w:tr>
+    </w:tbl>
+    <w:p>
+      <w:pPr>
+        <w:spacing w:after="0" w:line="240" w:lineRule="auto"/>
+        <w:rPr>
+          <w:rFonts w:ascii="Times New Roman" w:eastAsia="Times New Roman" w:hAnsi="Times New Roman" w:cs="Times New Roman"/>
+          <w:vanish/>
+          <w:sz w:val="24"/>
+          <w:szCs w:val="24"/>
+          <w:lang w:eastAsia="fr-FR"/>
+        </w:rPr>
+      </w:pPr>
+    </w:p>
+    <w:tbl>
+      <w:tblPr>
+        <w:tblW w:w="0" w:type="auto"/>
+        <w:tblCellSpacing w:w="15" w:type="dxa"/>
+        <w:tblCellMar>
+          <w:top w:w="15" w:type="dxa"/>
+          <w:left w:w="15" w:type="dxa"/>
+          <w:bottom w:w="15" w:type="dxa"/>
+          <w:right w:w="15" w:type="dxa"/>
+        </w:tblCellMar>
+        <w:tblLook w:val="04A0" w:firstRow="1" w:lastRow="0" w:firstColumn="1" w:lastColumn="0" w:noHBand="0" w:noVBand="1"/>
+      </w:tblPr>
+      <w:tblGrid>
+        <w:gridCol w:w="315"/>
+        <w:gridCol w:w="1300"/>
+        <w:gridCol w:w="7233"/>
+      </w:tblGrid>
+      <w:tr>
+        <w:trPr>
+          <w:tblCellSpacing w:w="15" w:type="dxa"/>
+        </w:trPr>
+        <w:tc>
+          <w:tcPr>
+            <w:tcW w:w="0" w:type="auto"/>
+            <w:vAlign w:val="center"/>
+            <w:hideMark/>
+          </w:tcPr>
+          <w:p>
+            <w:pPr>
+              <w:spacing w:after="0" w:line="240" w:lineRule="auto"/>
+              <w:rPr>
+                <w:rFonts w:ascii="Times New Roman" w:eastAsia="Times New Roman" w:hAnsi="Times New Roman" w:cs="Times New Roman"/>
+                <w:sz w:val="24"/>
+                <w:szCs w:val="24"/>
+                <w:lang w:eastAsia="fr-FR"/>
+              </w:rPr>
+            </w:pPr>
+            <w:r>
+              <w:rPr>
+                <w:rFonts w:ascii="Times New Roman" w:eastAsia="Times New Roman" w:hAnsi="Times New Roman" w:cs="Times New Roman"/>
+                <w:sz w:val="24"/>
+                <w:szCs w:val="24"/>
+                <w:lang w:eastAsia="fr-FR"/>
+              </w:rPr>
+              <w:t>36</w:t>
+            </w:r>
+          </w:p>
+        </w:tc>
+        <w:tc>
+          <w:tcPr>
+            <w:tcW w:w="0" w:type="auto"/>
+            <w:vAlign w:val="center"/>
+            <w:hideMark/>
+          </w:tcPr>
+          <w:p>
+            <w:pPr>
+              <w:spacing w:after="0" w:line="240" w:lineRule="auto"/>
+              <w:rPr>
+                <w:rFonts w:ascii="Times New Roman" w:eastAsia="Times New Roman" w:hAnsi="Times New Roman" w:cs="Times New Roman"/>
+                <w:sz w:val="24"/>
+                <w:szCs w:val="24"/>
+                <w:lang w:eastAsia="fr-FR"/>
+              </w:rPr>
+            </w:pPr>
+            <w:proofErr w:type="spellStart"/>
+            <w:r>
+              <w:rPr>
+                <w:rFonts w:ascii="Times New Roman" w:eastAsia="Times New Roman" w:hAnsi="Times New Roman" w:cs="Times New Roman"/>
+                <w:b/>
+                <w:bCs/>
+                <w:sz w:val="24"/>
+                <w:szCs w:val="24"/>
+                <w:lang w:eastAsia="fr-FR"/>
+              </w:rPr>
+              <w:t>UsagePolicy</w:t>
+            </w:r>
+            <w:proofErr w:type="spellEnd"/>
+          </w:p>
+        </w:tc>
+        <w:tc>
+          <w:tcPr>
+            <w:tcW w:w="0" w:type="auto"/>
+            <w:vAlign w:val="center"/>
+            <w:hideMark/>
+          </w:tcPr>
+          <w:p>
+            <w:pPr>
+              <w:spacing w:after="0" w:line="240" w:lineRule="auto"/>
+              <w:rPr>
+                <w:rFonts w:ascii="Times New Roman" w:eastAsia="Times New Roman" w:hAnsi="Times New Roman" w:cs="Times New Roman"/>
+                <w:sz w:val="24"/>
+                <w:szCs w:val="24"/>
+                <w:lang w:eastAsia="fr-FR"/>
+              </w:rPr>
+            </w:pPr>
+            <w:r>
+              <w:rPr>
+                <w:rFonts w:ascii="Times New Roman" w:eastAsia="Times New Roman" w:hAnsi="Times New Roman" w:cs="Times New Roman"/>
+                <w:sz w:val="24"/>
+                <w:szCs w:val="24"/>
+                <w:lang w:eastAsia="fr-FR"/>
+              </w:rPr>
+              <w:t>Informations concernant les conditions/règles d'utilisation d'une ressource.</w:t>
+            </w:r>
+          </w:p>
+        </w:tc>
+      </w:tr>
+    </w:tbl>
+    <w:p>
+      <w:pPr>
+        <w:spacing w:after="0" w:line="240" w:lineRule="auto"/>
+        <w:rPr>
+          <w:rFonts w:ascii="Times New Roman" w:eastAsia="Times New Roman" w:hAnsi="Times New Roman" w:cs="Times New Roman"/>
+          <w:vanish/>
+          <w:sz w:val="24"/>
+          <w:szCs w:val="24"/>
+          <w:lang w:eastAsia="fr-FR"/>
+        </w:rPr>
+      </w:pPr>
+    </w:p>
+    <w:tbl>
+      <w:tblPr>
+        <w:tblW w:w="0" w:type="auto"/>
+        <w:tblCellSpacing w:w="15" w:type="dxa"/>
+        <w:tblCellMar>
+          <w:top w:w="15" w:type="dxa"/>
+          <w:left w:w="15" w:type="dxa"/>
+          <w:bottom w:w="15" w:type="dxa"/>
+          <w:right w:w="15" w:type="dxa"/>
+        </w:tblCellMar>
+        <w:tblLook w:val="04A0" w:firstRow="1" w:lastRow="0" w:firstColumn="1" w:lastColumn="0" w:noHBand="0" w:noVBand="1"/>
+      </w:tblPr>
+      <w:tblGrid>
+        <w:gridCol w:w="315"/>
+        <w:gridCol w:w="1793"/>
+        <w:gridCol w:w="6964"/>
+      </w:tblGrid>
+      <w:tr>
+        <w:trPr>
+          <w:tblCellSpacing w:w="15" w:type="dxa"/>
+        </w:trPr>
+        <w:tc>
+          <w:tcPr>
+            <w:tcW w:w="0" w:type="auto"/>
+            <w:vAlign w:val="center"/>
+            <w:hideMark/>
+          </w:tcPr>
+          <w:p>
+            <w:pPr>
+              <w:spacing w:after="0" w:line="240" w:lineRule="auto"/>
+              <w:rPr>
+                <w:rFonts w:ascii="Times New Roman" w:eastAsia="Times New Roman" w:hAnsi="Times New Roman" w:cs="Times New Roman"/>
+                <w:sz w:val="24"/>
+                <w:szCs w:val="24"/>
+                <w:lang w:eastAsia="fr-FR"/>
+              </w:rPr>
+            </w:pPr>
+            <w:r>
+              <w:rPr>
+                <w:rFonts w:ascii="Times New Roman" w:eastAsia="Times New Roman" w:hAnsi="Times New Roman" w:cs="Times New Roman"/>
+                <w:sz w:val="24"/>
+                <w:szCs w:val="24"/>
+                <w:lang w:eastAsia="fr-FR"/>
+              </w:rPr>
+              <w:t>37</w:t>
+            </w:r>
+          </w:p>
+        </w:tc>
+        <w:tc>
+          <w:tcPr>
+            <w:tcW w:w="0" w:type="auto"/>
+            <w:vAlign w:val="center"/>
+            <w:hideMark/>
+          </w:tcPr>
+          <w:p>
+            <w:pPr>
+              <w:spacing w:after="0" w:line="240" w:lineRule="auto"/>
+              <w:rPr>
+                <w:rFonts w:ascii="Times New Roman" w:eastAsia="Times New Roman" w:hAnsi="Times New Roman" w:cs="Times New Roman"/>
+                <w:sz w:val="24"/>
+                <w:szCs w:val="24"/>
+                <w:lang w:eastAsia="fr-FR"/>
+              </w:rPr>
+            </w:pPr>
+            <w:proofErr w:type="spellStart"/>
+            <w:r>
+              <w:rPr>
+                <w:rFonts w:ascii="Times New Roman" w:eastAsia="Times New Roman" w:hAnsi="Times New Roman" w:cs="Times New Roman"/>
+                <w:b/>
+                <w:bCs/>
+                <w:sz w:val="24"/>
+                <w:szCs w:val="24"/>
+                <w:lang w:eastAsia="fr-FR"/>
+              </w:rPr>
+              <w:t>MaterialCitation</w:t>
+            </w:r>
+            <w:proofErr w:type="spellEnd"/>
+          </w:p>
+        </w:tc>
+        <w:tc>
+          <w:tcPr>
+            <w:tcW w:w="0" w:type="auto"/>
+            <w:vAlign w:val="center"/>
+            <w:hideMark/>
+          </w:tcPr>
+          <w:p>
+            <w:pPr>
+              <w:spacing w:after="0" w:line="240" w:lineRule="auto"/>
+              <w:rPr>
+                <w:rFonts w:ascii="Times New Roman" w:eastAsia="Times New Roman" w:hAnsi="Times New Roman" w:cs="Times New Roman"/>
+                <w:sz w:val="24"/>
+                <w:szCs w:val="24"/>
+                <w:lang w:eastAsia="fr-FR"/>
+              </w:rPr>
+            </w:pPr>
+            <w:r>
+              <w:rPr>
+                <w:rFonts w:ascii="Times New Roman" w:eastAsia="Times New Roman" w:hAnsi="Times New Roman" w:cs="Times New Roman"/>
+                <w:sz w:val="24"/>
+                <w:szCs w:val="24"/>
+                <w:lang w:eastAsia="fr-FR"/>
+              </w:rPr>
+              <w:t>Référence vers une entité matérielle ; cette classe apparaît dans la liste officielle actuelle.</w:t>
+            </w:r>
+          </w:p>
+        </w:tc>
+      </w:tr>
+    </w:tbl>
     <w:p>
       <w:pPr>
         <w:rPr>
@@ -1741,64 +6591,1344 @@
           <w:shd w:val="clear" w:color="auto" w:fill="2C2C2E"/>
         </w:rPr>
       </w:pPr>
-      <w:r>
-        <w:rPr>
-          <w:rFonts w:ascii="Times New Roman" w:eastAsia="Times New Roman" w:hAnsi="Symbol" w:cs="Times New Roman"/>
-          <w:sz w:val="24"/>
-          <w:szCs w:val="24"/>
-          <w:lang w:eastAsia="fr-FR"/>
-        </w:rPr>
-        <w:t></w:t>
-      </w:r>
-      <w:r>
-        <w:rPr>
-          <w:rFonts w:ascii="Times New Roman" w:eastAsia="Times New Roman" w:hAnsi="Times New Roman" w:cs="Times New Roman"/>
-          <w:sz w:val="24"/>
-          <w:szCs w:val="24"/>
-          <w:lang w:eastAsia="fr-FR"/>
-        </w:rPr>
-        <w:t xml:space="preserve">  </w:t>
-      </w:r>
-      <w:r>
-        <w:rPr>
-          <w:rFonts w:ascii="Times New Roman" w:eastAsia="Times New Roman" w:hAnsi="Times New Roman" w:cs="Times New Roman"/>
-          <w:b/>
-          <w:bCs/>
-          <w:sz w:val="24"/>
-          <w:szCs w:val="24"/>
-          <w:lang w:eastAsia="fr-FR"/>
-        </w:rPr>
-        <w:t>Figure 9</w:t>
-      </w:r>
-      <w:r>
-        <w:rPr>
-          <w:rFonts w:ascii="Times New Roman" w:eastAsia="Times New Roman" w:hAnsi="Times New Roman" w:cs="Times New Roman"/>
-          <w:sz w:val="24"/>
-          <w:szCs w:val="24"/>
-          <w:lang w:eastAsia="fr-FR"/>
-        </w:rPr>
-        <w:t xml:space="preserve"> → </w:t>
-      </w:r>
-      <w:r>
-        <w:rPr>
-          <w:rFonts w:ascii="Courier New" w:eastAsia="Times New Roman" w:hAnsi="Courier New" w:cs="Courier New"/>
+    </w:p>
+    <w:p>
+      <w:pPr>
+        <w:rPr>
+          <w:rFonts w:ascii="Consolas" w:hAnsi="Consolas" w:cs="Courier New"/>
+          <w:color w:val="F9FAFB"/>
           <w:sz w:val="20"/>
           <w:szCs w:val="20"/>
-          <w:lang w:eastAsia="fr-FR"/>
-        </w:rPr>
-        <w:t xml:space="preserve">Media </w:t>
-      </w:r>
-      <w:proofErr w:type="spellStart"/>
-      <w:r>
-        <w:rPr>
-          <w:rFonts w:ascii="Courier New" w:eastAsia="Times New Roman" w:hAnsi="Courier New" w:cs="Courier New"/>
+          <w:shd w:val="clear" w:color="auto" w:fill="2C2C2E"/>
+        </w:rPr>
+      </w:pPr>
+    </w:p>
+    <w:p>
+      <w:pPr>
+        <w:rPr>
+          <w:rFonts w:ascii="Consolas" w:hAnsi="Consolas" w:cs="Courier New"/>
+          <w:color w:val="F9FAFB"/>
           <w:sz w:val="20"/>
           <w:szCs w:val="20"/>
-          <w:lang w:eastAsia="fr-FR"/>
-        </w:rPr>
-        <w:t>Entity</w:t>
-      </w:r>
-      <w:proofErr w:type="spellEnd"/>
+          <w:shd w:val="clear" w:color="auto" w:fill="2C2C2E"/>
+        </w:rPr>
+      </w:pPr>
+    </w:p>
+    <w:tbl>
+      <w:tblPr>
+        <w:tblW w:w="0" w:type="auto"/>
+        <w:tblCellSpacing w:w="15" w:type="dxa"/>
+        <w:tblBorders>
+          <w:top w:val="single" w:sz="4" w:space="0" w:color="auto"/>
+          <w:left w:val="single" w:sz="4" w:space="0" w:color="auto"/>
+          <w:bottom w:val="single" w:sz="4" w:space="0" w:color="auto"/>
+          <w:right w:val="single" w:sz="4" w:space="0" w:color="auto"/>
+          <w:insideH w:val="single" w:sz="4" w:space="0" w:color="auto"/>
+          <w:insideV w:val="single" w:sz="4" w:space="0" w:color="auto"/>
+        </w:tblBorders>
+        <w:tblCellMar>
+          <w:top w:w="15" w:type="dxa"/>
+          <w:left w:w="15" w:type="dxa"/>
+          <w:bottom w:w="15" w:type="dxa"/>
+          <w:right w:w="15" w:type="dxa"/>
+        </w:tblCellMar>
+        <w:tblLook w:val="04A0" w:firstRow="1" w:lastRow="0" w:firstColumn="1" w:lastColumn="0" w:noHBand="0" w:noVBand="1"/>
+      </w:tblPr>
+      <w:tblGrid>
+        <w:gridCol w:w="1483"/>
+        <w:gridCol w:w="2388"/>
+        <w:gridCol w:w="1438"/>
+        <w:gridCol w:w="2322"/>
+        <w:gridCol w:w="1431"/>
+      </w:tblGrid>
+      <w:tr>
+        <w:trPr>
+          <w:tblHeader/>
+          <w:tblCellSpacing w:w="15" w:type="dxa"/>
+        </w:trPr>
+        <w:tc>
+          <w:tcPr>
+            <w:tcW w:w="0" w:type="auto"/>
+            <w:vAlign w:val="center"/>
+            <w:hideMark/>
+          </w:tcPr>
+          <w:p>
+            <w:pPr>
+              <w:spacing w:after="0" w:line="240" w:lineRule="auto"/>
+              <w:jc w:val="center"/>
+              <w:rPr>
+                <w:rFonts w:ascii="Times New Roman" w:eastAsia="Times New Roman" w:hAnsi="Times New Roman" w:cs="Times New Roman"/>
+                <w:b/>
+                <w:bCs/>
+                <w:sz w:val="24"/>
+                <w:szCs w:val="24"/>
+                <w:lang w:eastAsia="fr-FR"/>
+              </w:rPr>
+            </w:pPr>
+            <w:r>
+              <w:rPr>
+                <w:rFonts w:ascii="Times New Roman" w:eastAsia="Times New Roman" w:hAnsi="Times New Roman" w:cs="Times New Roman"/>
+                <w:b/>
+                <w:bCs/>
+                <w:sz w:val="24"/>
+                <w:szCs w:val="24"/>
+                <w:lang w:eastAsia="fr-FR"/>
+              </w:rPr>
+              <w:t>Classe</w:t>
+            </w:r>
+          </w:p>
+        </w:tc>
+        <w:tc>
+          <w:tcPr>
+            <w:tcW w:w="0" w:type="auto"/>
+            <w:vAlign w:val="center"/>
+            <w:hideMark/>
+          </w:tcPr>
+          <w:p>
+            <w:pPr>
+              <w:spacing w:after="0" w:line="240" w:lineRule="auto"/>
+              <w:jc w:val="center"/>
+              <w:rPr>
+                <w:rFonts w:ascii="Times New Roman" w:eastAsia="Times New Roman" w:hAnsi="Times New Roman" w:cs="Times New Roman"/>
+                <w:b/>
+                <w:bCs/>
+                <w:sz w:val="24"/>
+                <w:szCs w:val="24"/>
+                <w:lang w:eastAsia="fr-FR"/>
+              </w:rPr>
+            </w:pPr>
+            <w:r>
+              <w:rPr>
+                <w:rFonts w:ascii="Times New Roman" w:eastAsia="Times New Roman" w:hAnsi="Times New Roman" w:cs="Times New Roman"/>
+                <w:b/>
+                <w:bCs/>
+                <w:sz w:val="24"/>
+                <w:szCs w:val="24"/>
+                <w:lang w:eastAsia="fr-FR"/>
+              </w:rPr>
+              <w:t>En gros, ça représente quoi ?</w:t>
+            </w:r>
+          </w:p>
+        </w:tc>
+        <w:tc>
+          <w:tcPr>
+            <w:tcW w:w="0" w:type="auto"/>
+            <w:vAlign w:val="center"/>
+            <w:hideMark/>
+          </w:tcPr>
+          <w:p>
+            <w:pPr>
+              <w:spacing w:after="0" w:line="240" w:lineRule="auto"/>
+              <w:jc w:val="center"/>
+              <w:rPr>
+                <w:rFonts w:ascii="Times New Roman" w:eastAsia="Times New Roman" w:hAnsi="Times New Roman" w:cs="Times New Roman"/>
+                <w:b/>
+                <w:bCs/>
+                <w:sz w:val="24"/>
+                <w:szCs w:val="24"/>
+                <w:lang w:eastAsia="fr-FR"/>
+              </w:rPr>
+            </w:pPr>
+            <w:r>
+              <w:rPr>
+                <w:rFonts w:ascii="Times New Roman" w:eastAsia="Times New Roman" w:hAnsi="Times New Roman" w:cs="Times New Roman"/>
+                <w:b/>
+                <w:bCs/>
+                <w:sz w:val="24"/>
+                <w:szCs w:val="24"/>
+                <w:lang w:eastAsia="fr-FR"/>
+              </w:rPr>
+              <w:t>Quand intervient-elle ?</w:t>
+            </w:r>
+          </w:p>
+        </w:tc>
+        <w:tc>
+          <w:tcPr>
+            <w:tcW w:w="0" w:type="auto"/>
+            <w:vAlign w:val="center"/>
+            <w:hideMark/>
+          </w:tcPr>
+          <w:p>
+            <w:pPr>
+              <w:spacing w:after="0" w:line="240" w:lineRule="auto"/>
+              <w:jc w:val="center"/>
+              <w:rPr>
+                <w:rFonts w:ascii="Times New Roman" w:eastAsia="Times New Roman" w:hAnsi="Times New Roman" w:cs="Times New Roman"/>
+                <w:b/>
+                <w:bCs/>
+                <w:sz w:val="24"/>
+                <w:szCs w:val="24"/>
+                <w:lang w:eastAsia="fr-FR"/>
+              </w:rPr>
+            </w:pPr>
+            <w:r>
+              <w:rPr>
+                <w:rFonts w:ascii="Times New Roman" w:eastAsia="Times New Roman" w:hAnsi="Times New Roman" w:cs="Times New Roman"/>
+                <w:b/>
+                <w:bCs/>
+                <w:sz w:val="24"/>
+                <w:szCs w:val="24"/>
+                <w:lang w:eastAsia="fr-FR"/>
+              </w:rPr>
+              <w:t>Qu'est-ce qu'on y met ?</w:t>
+            </w:r>
+          </w:p>
+        </w:tc>
+        <w:tc>
+          <w:tcPr>
+            <w:tcW w:w="0" w:type="auto"/>
+            <w:vAlign w:val="center"/>
+            <w:hideMark/>
+          </w:tcPr>
+          <w:p>
+            <w:pPr>
+              <w:spacing w:after="0" w:line="240" w:lineRule="auto"/>
+              <w:jc w:val="center"/>
+              <w:rPr>
+                <w:rFonts w:ascii="Times New Roman" w:eastAsia="Times New Roman" w:hAnsi="Times New Roman" w:cs="Times New Roman"/>
+                <w:b/>
+                <w:bCs/>
+                <w:sz w:val="24"/>
+                <w:szCs w:val="24"/>
+                <w:lang w:eastAsia="fr-FR"/>
+              </w:rPr>
+            </w:pPr>
+            <w:r>
+              <w:rPr>
+                <w:rFonts w:ascii="Times New Roman" w:eastAsia="Times New Roman" w:hAnsi="Times New Roman" w:cs="Times New Roman"/>
+                <w:b/>
+                <w:bCs/>
+                <w:sz w:val="24"/>
+                <w:szCs w:val="24"/>
+                <w:lang w:eastAsia="fr-FR"/>
+              </w:rPr>
+              <w:t>Exemple concret</w:t>
+            </w:r>
+          </w:p>
+        </w:tc>
+      </w:tr>
+      <w:tr>
+        <w:trPr>
+          <w:tblCellSpacing w:w="15" w:type="dxa"/>
+        </w:trPr>
+        <w:tc>
+          <w:tcPr>
+            <w:tcW w:w="0" w:type="auto"/>
+            <w:vAlign w:val="center"/>
+            <w:hideMark/>
+          </w:tcPr>
+          <w:p>
+            <w:pPr>
+              <w:spacing w:after="0" w:line="240" w:lineRule="auto"/>
+              <w:rPr>
+                <w:rFonts w:ascii="Times New Roman" w:eastAsia="Times New Roman" w:hAnsi="Times New Roman" w:cs="Times New Roman"/>
+                <w:sz w:val="24"/>
+                <w:szCs w:val="24"/>
+                <w:lang w:eastAsia="fr-FR"/>
+              </w:rPr>
+            </w:pPr>
+            <w:proofErr w:type="spellStart"/>
+            <w:r>
+              <w:rPr>
+                <w:rFonts w:ascii="Times New Roman" w:eastAsia="Times New Roman" w:hAnsi="Times New Roman" w:cs="Times New Roman"/>
+                <w:b/>
+                <w:bCs/>
+                <w:sz w:val="24"/>
+                <w:szCs w:val="24"/>
+                <w:lang w:eastAsia="fr-FR"/>
+              </w:rPr>
+              <w:t>Dataset</w:t>
+            </w:r>
+            <w:proofErr w:type="spellEnd"/>
+          </w:p>
+        </w:tc>
+        <w:tc>
+          <w:tcPr>
+            <w:tcW w:w="0" w:type="auto"/>
+            <w:vAlign w:val="center"/>
+            <w:hideMark/>
+          </w:tcPr>
+          <w:p>
+            <w:pPr>
+              <w:spacing w:after="0" w:line="240" w:lineRule="auto"/>
+              <w:rPr>
+                <w:rFonts w:ascii="Times New Roman" w:eastAsia="Times New Roman" w:hAnsi="Times New Roman" w:cs="Times New Roman"/>
+                <w:sz w:val="24"/>
+                <w:szCs w:val="24"/>
+                <w:lang w:eastAsia="fr-FR"/>
+              </w:rPr>
+            </w:pPr>
+            <w:r>
+              <w:rPr>
+                <w:rFonts w:ascii="Times New Roman" w:eastAsia="Times New Roman" w:hAnsi="Times New Roman" w:cs="Times New Roman"/>
+                <w:sz w:val="24"/>
+                <w:szCs w:val="24"/>
+                <w:lang w:eastAsia="fr-FR"/>
+              </w:rPr>
+              <w:t>L'ensemble des données d'une recherche</w:t>
+            </w:r>
+          </w:p>
+        </w:tc>
+        <w:tc>
+          <w:tcPr>
+            <w:tcW w:w="0" w:type="auto"/>
+            <w:vAlign w:val="center"/>
+            <w:hideMark/>
+          </w:tcPr>
+          <w:p>
+            <w:pPr>
+              <w:spacing w:after="0" w:line="240" w:lineRule="auto"/>
+              <w:rPr>
+                <w:rFonts w:ascii="Times New Roman" w:eastAsia="Times New Roman" w:hAnsi="Times New Roman" w:cs="Times New Roman"/>
+                <w:sz w:val="24"/>
+                <w:szCs w:val="24"/>
+                <w:lang w:eastAsia="fr-FR"/>
+              </w:rPr>
+            </w:pPr>
+            <w:r>
+              <w:rPr>
+                <w:rFonts w:ascii="Times New Roman" w:eastAsia="Times New Roman" w:hAnsi="Times New Roman" w:cs="Times New Roman"/>
+                <w:sz w:val="24"/>
+                <w:szCs w:val="24"/>
+                <w:lang w:eastAsia="fr-FR"/>
+              </w:rPr>
+              <w:t>Au début et pendant toute la recherche</w:t>
+            </w:r>
+          </w:p>
+        </w:tc>
+        <w:tc>
+          <w:tcPr>
+            <w:tcW w:w="0" w:type="auto"/>
+            <w:vAlign w:val="center"/>
+            <w:hideMark/>
+          </w:tcPr>
+          <w:p>
+            <w:pPr>
+              <w:spacing w:after="0" w:line="240" w:lineRule="auto"/>
+              <w:rPr>
+                <w:rFonts w:ascii="Times New Roman" w:eastAsia="Times New Roman" w:hAnsi="Times New Roman" w:cs="Times New Roman"/>
+                <w:sz w:val="24"/>
+                <w:szCs w:val="24"/>
+                <w:lang w:eastAsia="fr-FR"/>
+              </w:rPr>
+            </w:pPr>
+            <w:r>
+              <w:rPr>
+                <w:rFonts w:ascii="Times New Roman" w:eastAsia="Times New Roman" w:hAnsi="Times New Roman" w:cs="Times New Roman"/>
+                <w:sz w:val="24"/>
+                <w:szCs w:val="24"/>
+                <w:lang w:eastAsia="fr-FR"/>
+              </w:rPr>
+              <w:t>Nom du jeu de données, description, informations générales sur la collecte</w:t>
+            </w:r>
+          </w:p>
+        </w:tc>
+        <w:tc>
+          <w:tcPr>
+            <w:tcW w:w="0" w:type="auto"/>
+            <w:vAlign w:val="center"/>
+            <w:hideMark/>
+          </w:tcPr>
+          <w:p>
+            <w:pPr>
+              <w:spacing w:after="0" w:line="240" w:lineRule="auto"/>
+              <w:rPr>
+                <w:rFonts w:ascii="Times New Roman" w:eastAsia="Times New Roman" w:hAnsi="Times New Roman" w:cs="Times New Roman"/>
+                <w:sz w:val="24"/>
+                <w:szCs w:val="24"/>
+                <w:lang w:eastAsia="fr-FR"/>
+              </w:rPr>
+            </w:pPr>
+            <w:r>
+              <w:rPr>
+                <w:rFonts w:ascii="Times New Roman" w:eastAsia="Times New Roman" w:hAnsi="Times New Roman" w:cs="Times New Roman"/>
+                <w:sz w:val="24"/>
+                <w:szCs w:val="24"/>
+                <w:lang w:eastAsia="fr-FR"/>
+              </w:rPr>
+              <w:t>« Inventaire des oiseaux du parc X en 2026 »</w:t>
+            </w:r>
+          </w:p>
+        </w:tc>
+      </w:tr>
+      <w:tr>
+        <w:trPr>
+          <w:tblCellSpacing w:w="15" w:type="dxa"/>
+        </w:trPr>
+        <w:tc>
+          <w:tcPr>
+            <w:tcW w:w="0" w:type="auto"/>
+            <w:vAlign w:val="center"/>
+            <w:hideMark/>
+          </w:tcPr>
+          <w:p>
+            <w:pPr>
+              <w:spacing w:after="0" w:line="240" w:lineRule="auto"/>
+              <w:rPr>
+                <w:rFonts w:ascii="Times New Roman" w:eastAsia="Times New Roman" w:hAnsi="Times New Roman" w:cs="Times New Roman"/>
+                <w:sz w:val="24"/>
+                <w:szCs w:val="24"/>
+                <w:lang w:eastAsia="fr-FR"/>
+              </w:rPr>
+            </w:pPr>
+            <w:r>
+              <w:rPr>
+                <w:rFonts w:ascii="Times New Roman" w:eastAsia="Times New Roman" w:hAnsi="Times New Roman" w:cs="Times New Roman"/>
+                <w:b/>
+                <w:bCs/>
+                <w:sz w:val="24"/>
+                <w:szCs w:val="24"/>
+                <w:lang w:eastAsia="fr-FR"/>
+              </w:rPr>
+              <w:t>Agent</w:t>
+            </w:r>
+          </w:p>
+        </w:tc>
+        <w:tc>
+          <w:tcPr>
+            <w:tcW w:w="0" w:type="auto"/>
+            <w:vAlign w:val="center"/>
+            <w:hideMark/>
+          </w:tcPr>
+          <w:p>
+            <w:pPr>
+              <w:spacing w:after="0" w:line="240" w:lineRule="auto"/>
+              <w:rPr>
+                <w:rFonts w:ascii="Times New Roman" w:eastAsia="Times New Roman" w:hAnsi="Times New Roman" w:cs="Times New Roman"/>
+                <w:sz w:val="24"/>
+                <w:szCs w:val="24"/>
+                <w:lang w:eastAsia="fr-FR"/>
+              </w:rPr>
+            </w:pPr>
+            <w:r>
+              <w:rPr>
+                <w:rFonts w:ascii="Times New Roman" w:eastAsia="Times New Roman" w:hAnsi="Times New Roman" w:cs="Times New Roman"/>
+                <w:sz w:val="24"/>
+                <w:szCs w:val="24"/>
+                <w:lang w:eastAsia="fr-FR"/>
+              </w:rPr>
+              <w:t>Une personne ou organisation impliquée</w:t>
+            </w:r>
+          </w:p>
+        </w:tc>
+        <w:tc>
+          <w:tcPr>
+            <w:tcW w:w="0" w:type="auto"/>
+            <w:vAlign w:val="center"/>
+            <w:hideMark/>
+          </w:tcPr>
+          <w:p>
+            <w:pPr>
+              <w:spacing w:after="0" w:line="240" w:lineRule="auto"/>
+              <w:rPr>
+                <w:rFonts w:ascii="Times New Roman" w:eastAsia="Times New Roman" w:hAnsi="Times New Roman" w:cs="Times New Roman"/>
+                <w:sz w:val="24"/>
+                <w:szCs w:val="24"/>
+                <w:lang w:eastAsia="fr-FR"/>
+              </w:rPr>
+            </w:pPr>
+            <w:r>
+              <w:rPr>
+                <w:rFonts w:ascii="Times New Roman" w:eastAsia="Times New Roman" w:hAnsi="Times New Roman" w:cs="Times New Roman"/>
+                <w:sz w:val="24"/>
+                <w:szCs w:val="24"/>
+                <w:lang w:eastAsia="fr-FR"/>
+              </w:rPr>
+              <w:t>Lorsqu'une personne observe, identifie, collecte ou intervient sur les données</w:t>
+            </w:r>
+          </w:p>
+        </w:tc>
+        <w:tc>
+          <w:tcPr>
+            <w:tcW w:w="0" w:type="auto"/>
+            <w:vAlign w:val="center"/>
+            <w:hideMark/>
+          </w:tcPr>
+          <w:p>
+            <w:pPr>
+              <w:spacing w:after="0" w:line="240" w:lineRule="auto"/>
+              <w:rPr>
+                <w:rFonts w:ascii="Times New Roman" w:eastAsia="Times New Roman" w:hAnsi="Times New Roman" w:cs="Times New Roman"/>
+                <w:sz w:val="24"/>
+                <w:szCs w:val="24"/>
+                <w:lang w:eastAsia="fr-FR"/>
+              </w:rPr>
+            </w:pPr>
+            <w:r>
+              <w:rPr>
+                <w:rFonts w:ascii="Times New Roman" w:eastAsia="Times New Roman" w:hAnsi="Times New Roman" w:cs="Times New Roman"/>
+                <w:sz w:val="24"/>
+                <w:szCs w:val="24"/>
+                <w:lang w:eastAsia="fr-FR"/>
+              </w:rPr>
+              <w:t>Identifiant, nom/type de l'agent, informations sur la personne/organisation</w:t>
+            </w:r>
+          </w:p>
+        </w:tc>
+        <w:tc>
+          <w:tcPr>
+            <w:tcW w:w="0" w:type="auto"/>
+            <w:vAlign w:val="center"/>
+            <w:hideMark/>
+          </w:tcPr>
+          <w:p>
+            <w:pPr>
+              <w:spacing w:after="0" w:line="240" w:lineRule="auto"/>
+              <w:rPr>
+                <w:rFonts w:ascii="Times New Roman" w:eastAsia="Times New Roman" w:hAnsi="Times New Roman" w:cs="Times New Roman"/>
+                <w:sz w:val="24"/>
+                <w:szCs w:val="24"/>
+                <w:lang w:eastAsia="fr-FR"/>
+              </w:rPr>
+            </w:pPr>
+            <w:r>
+              <w:rPr>
+                <w:rFonts w:ascii="Times New Roman" w:eastAsia="Times New Roman" w:hAnsi="Times New Roman" w:cs="Times New Roman"/>
+                <w:sz w:val="24"/>
+                <w:szCs w:val="24"/>
+                <w:lang w:eastAsia="fr-FR"/>
+              </w:rPr>
+              <w:t>« Jean Dupont a réalisé les observations »</w:t>
+            </w:r>
+          </w:p>
+        </w:tc>
+      </w:tr>
+      <w:tr>
+        <w:trPr>
+          <w:tblCellSpacing w:w="15" w:type="dxa"/>
+        </w:trPr>
+        <w:tc>
+          <w:tcPr>
+            <w:tcW w:w="0" w:type="auto"/>
+            <w:vAlign w:val="center"/>
+            <w:hideMark/>
+          </w:tcPr>
+          <w:p>
+            <w:pPr>
+              <w:spacing w:after="0" w:line="240" w:lineRule="auto"/>
+              <w:rPr>
+                <w:rFonts w:ascii="Times New Roman" w:eastAsia="Times New Roman" w:hAnsi="Times New Roman" w:cs="Times New Roman"/>
+                <w:sz w:val="24"/>
+                <w:szCs w:val="24"/>
+                <w:lang w:eastAsia="fr-FR"/>
+              </w:rPr>
+            </w:pPr>
+            <w:r>
+              <w:rPr>
+                <w:rFonts w:ascii="Times New Roman" w:eastAsia="Times New Roman" w:hAnsi="Times New Roman" w:cs="Times New Roman"/>
+                <w:b/>
+                <w:bCs/>
+                <w:sz w:val="24"/>
+                <w:szCs w:val="24"/>
+                <w:lang w:eastAsia="fr-FR"/>
+              </w:rPr>
+              <w:t>Event</w:t>
+            </w:r>
+          </w:p>
+        </w:tc>
+        <w:tc>
+          <w:tcPr>
+            <w:tcW w:w="0" w:type="auto"/>
+            <w:vAlign w:val="center"/>
+            <w:hideMark/>
+          </w:tcPr>
+          <w:p>
+            <w:pPr>
+              <w:spacing w:after="0" w:line="240" w:lineRule="auto"/>
+              <w:rPr>
+                <w:rFonts w:ascii="Times New Roman" w:eastAsia="Times New Roman" w:hAnsi="Times New Roman" w:cs="Times New Roman"/>
+                <w:sz w:val="24"/>
+                <w:szCs w:val="24"/>
+                <w:lang w:eastAsia="fr-FR"/>
+              </w:rPr>
+            </w:pPr>
+            <w:r>
+              <w:rPr>
+                <w:rFonts w:ascii="Times New Roman" w:eastAsia="Times New Roman" w:hAnsi="Times New Roman" w:cs="Times New Roman"/>
+                <w:sz w:val="24"/>
+                <w:szCs w:val="24"/>
+                <w:lang w:eastAsia="fr-FR"/>
+              </w:rPr>
+              <w:t>Une session/événement de collecte ou d'observation</w:t>
+            </w:r>
+          </w:p>
+        </w:tc>
+        <w:tc>
+          <w:tcPr>
+            <w:tcW w:w="0" w:type="auto"/>
+            <w:vAlign w:val="center"/>
+            <w:hideMark/>
+          </w:tcPr>
+          <w:p>
+            <w:pPr>
+              <w:spacing w:after="0" w:line="240" w:lineRule="auto"/>
+              <w:rPr>
+                <w:rFonts w:ascii="Times New Roman" w:eastAsia="Times New Roman" w:hAnsi="Times New Roman" w:cs="Times New Roman"/>
+                <w:sz w:val="24"/>
+                <w:szCs w:val="24"/>
+                <w:lang w:eastAsia="fr-FR"/>
+              </w:rPr>
+            </w:pPr>
+            <w:r>
+              <w:rPr>
+                <w:rFonts w:ascii="Times New Roman" w:eastAsia="Times New Roman" w:hAnsi="Times New Roman" w:cs="Times New Roman"/>
+                <w:sz w:val="24"/>
+                <w:szCs w:val="24"/>
+                <w:lang w:eastAsia="fr-FR"/>
+              </w:rPr>
+              <w:t>Lorsque le scientifique va sur le terrain ou réalise une collecte</w:t>
+            </w:r>
+          </w:p>
+        </w:tc>
+        <w:tc>
+          <w:tcPr>
+            <w:tcW w:w="0" w:type="auto"/>
+            <w:vAlign w:val="center"/>
+            <w:hideMark/>
+          </w:tcPr>
+          <w:p>
+            <w:pPr>
+              <w:spacing w:after="0" w:line="240" w:lineRule="auto"/>
+              <w:rPr>
+                <w:rFonts w:ascii="Times New Roman" w:eastAsia="Times New Roman" w:hAnsi="Times New Roman" w:cs="Times New Roman"/>
+                <w:sz w:val="24"/>
+                <w:szCs w:val="24"/>
+                <w:lang w:eastAsia="fr-FR"/>
+              </w:rPr>
+            </w:pPr>
+            <w:r>
+              <w:rPr>
+                <w:rFonts w:ascii="Times New Roman" w:eastAsia="Times New Roman" w:hAnsi="Times New Roman" w:cs="Times New Roman"/>
+                <w:sz w:val="24"/>
+                <w:szCs w:val="24"/>
+                <w:lang w:eastAsia="fr-FR"/>
+              </w:rPr>
+              <w:t>Date, protocole, effort d'échantillonnage, habitat, remarques</w:t>
+            </w:r>
+          </w:p>
+        </w:tc>
+        <w:tc>
+          <w:tcPr>
+            <w:tcW w:w="0" w:type="auto"/>
+            <w:vAlign w:val="center"/>
+            <w:hideMark/>
+          </w:tcPr>
+          <w:p>
+            <w:pPr>
+              <w:spacing w:after="0" w:line="240" w:lineRule="auto"/>
+              <w:rPr>
+                <w:rFonts w:ascii="Times New Roman" w:eastAsia="Times New Roman" w:hAnsi="Times New Roman" w:cs="Times New Roman"/>
+                <w:sz w:val="24"/>
+                <w:szCs w:val="24"/>
+                <w:lang w:eastAsia="fr-FR"/>
+              </w:rPr>
+            </w:pPr>
+            <w:r>
+              <w:rPr>
+                <w:rFonts w:ascii="Times New Roman" w:eastAsia="Times New Roman" w:hAnsi="Times New Roman" w:cs="Times New Roman"/>
+                <w:sz w:val="24"/>
+                <w:szCs w:val="24"/>
+                <w:lang w:eastAsia="fr-FR"/>
+              </w:rPr>
+              <w:t>« Sortie du 12 septembre, de 6h à 10h, avec observation visuelle »</w:t>
+            </w:r>
+          </w:p>
+        </w:tc>
+      </w:tr>
+      <w:tr>
+        <w:trPr>
+          <w:tblCellSpacing w:w="15" w:type="dxa"/>
+        </w:trPr>
+        <w:tc>
+          <w:tcPr>
+            <w:tcW w:w="0" w:type="auto"/>
+            <w:vAlign w:val="center"/>
+            <w:hideMark/>
+          </w:tcPr>
+          <w:p>
+            <w:pPr>
+              <w:spacing w:after="0" w:line="240" w:lineRule="auto"/>
+              <w:rPr>
+                <w:rFonts w:ascii="Times New Roman" w:eastAsia="Times New Roman" w:hAnsi="Times New Roman" w:cs="Times New Roman"/>
+                <w:sz w:val="24"/>
+                <w:szCs w:val="24"/>
+                <w:lang w:eastAsia="fr-FR"/>
+              </w:rPr>
+            </w:pPr>
+            <w:r>
+              <w:rPr>
+                <w:rFonts w:ascii="Times New Roman" w:eastAsia="Times New Roman" w:hAnsi="Times New Roman" w:cs="Times New Roman"/>
+                <w:b/>
+                <w:bCs/>
+                <w:sz w:val="24"/>
+                <w:szCs w:val="24"/>
+                <w:lang w:eastAsia="fr-FR"/>
+              </w:rPr>
+              <w:t>Location</w:t>
+            </w:r>
+          </w:p>
+        </w:tc>
+        <w:tc>
+          <w:tcPr>
+            <w:tcW w:w="0" w:type="auto"/>
+            <w:vAlign w:val="center"/>
+            <w:hideMark/>
+          </w:tcPr>
+          <w:p>
+            <w:pPr>
+              <w:spacing w:after="0" w:line="240" w:lineRule="auto"/>
+              <w:rPr>
+                <w:rFonts w:ascii="Times New Roman" w:eastAsia="Times New Roman" w:hAnsi="Times New Roman" w:cs="Times New Roman"/>
+                <w:sz w:val="24"/>
+                <w:szCs w:val="24"/>
+                <w:lang w:eastAsia="fr-FR"/>
+              </w:rPr>
+            </w:pPr>
+            <w:r>
+              <w:rPr>
+                <w:rFonts w:ascii="Times New Roman" w:eastAsia="Times New Roman" w:hAnsi="Times New Roman" w:cs="Times New Roman"/>
+                <w:sz w:val="24"/>
+                <w:szCs w:val="24"/>
+                <w:lang w:eastAsia="fr-FR"/>
+              </w:rPr>
+              <w:t>L'endroit où se déroule l'événement ou l'observation</w:t>
+            </w:r>
+          </w:p>
+        </w:tc>
+        <w:tc>
+          <w:tcPr>
+            <w:tcW w:w="0" w:type="auto"/>
+            <w:vAlign w:val="center"/>
+            <w:hideMark/>
+          </w:tcPr>
+          <w:p>
+            <w:pPr>
+              <w:spacing w:after="0" w:line="240" w:lineRule="auto"/>
+              <w:rPr>
+                <w:rFonts w:ascii="Times New Roman" w:eastAsia="Times New Roman" w:hAnsi="Times New Roman" w:cs="Times New Roman"/>
+                <w:sz w:val="24"/>
+                <w:szCs w:val="24"/>
+                <w:lang w:eastAsia="fr-FR"/>
+              </w:rPr>
+            </w:pPr>
+            <w:r>
+              <w:rPr>
+                <w:rFonts w:ascii="Times New Roman" w:eastAsia="Times New Roman" w:hAnsi="Times New Roman" w:cs="Times New Roman"/>
+                <w:sz w:val="24"/>
+                <w:szCs w:val="24"/>
+                <w:lang w:eastAsia="fr-FR"/>
+              </w:rPr>
+              <w:t>Lorsqu'on doit localiser les données</w:t>
+            </w:r>
+          </w:p>
+        </w:tc>
+        <w:tc>
+          <w:tcPr>
+            <w:tcW w:w="0" w:type="auto"/>
+            <w:vAlign w:val="center"/>
+            <w:hideMark/>
+          </w:tcPr>
+          <w:p>
+            <w:pPr>
+              <w:spacing w:after="0" w:line="240" w:lineRule="auto"/>
+              <w:rPr>
+                <w:rFonts w:ascii="Times New Roman" w:eastAsia="Times New Roman" w:hAnsi="Times New Roman" w:cs="Times New Roman"/>
+                <w:sz w:val="24"/>
+                <w:szCs w:val="24"/>
+                <w:lang w:eastAsia="fr-FR"/>
+              </w:rPr>
+            </w:pPr>
+            <w:r>
+              <w:rPr>
+                <w:rFonts w:ascii="Times New Roman" w:eastAsia="Times New Roman" w:hAnsi="Times New Roman" w:cs="Times New Roman"/>
+                <w:sz w:val="24"/>
+                <w:szCs w:val="24"/>
+                <w:lang w:eastAsia="fr-FR"/>
+              </w:rPr>
+              <w:t>Pays, région, localité, latitude, longitude, altitude, incertitude GPS…</w:t>
+            </w:r>
+          </w:p>
+        </w:tc>
+        <w:tc>
+          <w:tcPr>
+            <w:tcW w:w="0" w:type="auto"/>
+            <w:vAlign w:val="center"/>
+            <w:hideMark/>
+          </w:tcPr>
+          <w:p>
+            <w:pPr>
+              <w:spacing w:after="0" w:line="240" w:lineRule="auto"/>
+              <w:rPr>
+                <w:rFonts w:ascii="Times New Roman" w:eastAsia="Times New Roman" w:hAnsi="Times New Roman" w:cs="Times New Roman"/>
+                <w:sz w:val="24"/>
+                <w:szCs w:val="24"/>
+                <w:lang w:eastAsia="fr-FR"/>
+              </w:rPr>
+            </w:pPr>
+            <w:r>
+              <w:rPr>
+                <w:rFonts w:ascii="Times New Roman" w:eastAsia="Times New Roman" w:hAnsi="Times New Roman" w:cs="Times New Roman"/>
+                <w:sz w:val="24"/>
+                <w:szCs w:val="24"/>
+                <w:lang w:eastAsia="fr-FR"/>
+              </w:rPr>
+              <w:t>« Parc X, Madagascar, -18.9 / 47.5 »</w:t>
+            </w:r>
+          </w:p>
+        </w:tc>
+      </w:tr>
+      <w:tr>
+        <w:trPr>
+          <w:tblCellSpacing w:w="15" w:type="dxa"/>
+        </w:trPr>
+        <w:tc>
+          <w:tcPr>
+            <w:tcW w:w="0" w:type="auto"/>
+            <w:vAlign w:val="center"/>
+            <w:hideMark/>
+          </w:tcPr>
+          <w:p>
+            <w:pPr>
+              <w:spacing w:after="0" w:line="240" w:lineRule="auto"/>
+              <w:rPr>
+                <w:rFonts w:ascii="Times New Roman" w:eastAsia="Times New Roman" w:hAnsi="Times New Roman" w:cs="Times New Roman"/>
+                <w:sz w:val="24"/>
+                <w:szCs w:val="24"/>
+                <w:lang w:eastAsia="fr-FR"/>
+              </w:rPr>
+            </w:pPr>
+            <w:r>
+              <w:rPr>
+                <w:rFonts w:ascii="Times New Roman" w:eastAsia="Times New Roman" w:hAnsi="Times New Roman" w:cs="Times New Roman"/>
+                <w:b/>
+                <w:bCs/>
+                <w:sz w:val="24"/>
+                <w:szCs w:val="24"/>
+                <w:lang w:eastAsia="fr-FR"/>
+              </w:rPr>
+              <w:t>Occurrence</w:t>
+            </w:r>
+          </w:p>
+        </w:tc>
+        <w:tc>
+          <w:tcPr>
+            <w:tcW w:w="0" w:type="auto"/>
+            <w:vAlign w:val="center"/>
+            <w:hideMark/>
+          </w:tcPr>
+          <w:p>
+            <w:pPr>
+              <w:spacing w:after="0" w:line="240" w:lineRule="auto"/>
+              <w:rPr>
+                <w:rFonts w:ascii="Times New Roman" w:eastAsia="Times New Roman" w:hAnsi="Times New Roman" w:cs="Times New Roman"/>
+                <w:sz w:val="24"/>
+                <w:szCs w:val="24"/>
+                <w:lang w:eastAsia="fr-FR"/>
+              </w:rPr>
+            </w:pPr>
+            <w:r>
+              <w:rPr>
+                <w:rFonts w:ascii="Times New Roman" w:eastAsia="Times New Roman" w:hAnsi="Times New Roman" w:cs="Times New Roman"/>
+                <w:b/>
+                <w:bCs/>
+                <w:sz w:val="24"/>
+                <w:szCs w:val="24"/>
+                <w:lang w:eastAsia="fr-FR"/>
+              </w:rPr>
+              <w:t>L'enregistrement de ce qui a été observé/enregistré</w:t>
+            </w:r>
+          </w:p>
+        </w:tc>
+        <w:tc>
+          <w:tcPr>
+            <w:tcW w:w="0" w:type="auto"/>
+            <w:vAlign w:val="center"/>
+            <w:hideMark/>
+          </w:tcPr>
+          <w:p>
+            <w:pPr>
+              <w:spacing w:after="0" w:line="240" w:lineRule="auto"/>
+              <w:rPr>
+                <w:rFonts w:ascii="Times New Roman" w:eastAsia="Times New Roman" w:hAnsi="Times New Roman" w:cs="Times New Roman"/>
+                <w:sz w:val="24"/>
+                <w:szCs w:val="24"/>
+                <w:lang w:eastAsia="fr-FR"/>
+              </w:rPr>
+            </w:pPr>
+            <w:r>
+              <w:rPr>
+                <w:rFonts w:ascii="Times New Roman" w:eastAsia="Times New Roman" w:hAnsi="Times New Roman" w:cs="Times New Roman"/>
+                <w:sz w:val="24"/>
+                <w:szCs w:val="24"/>
+                <w:lang w:eastAsia="fr-FR"/>
+              </w:rPr>
+              <w:t>Au moment où le scientifique enregistre une observation ou une présence</w:t>
+            </w:r>
+          </w:p>
+        </w:tc>
+        <w:tc>
+          <w:tcPr>
+            <w:tcW w:w="0" w:type="auto"/>
+            <w:vAlign w:val="center"/>
+            <w:hideMark/>
+          </w:tcPr>
+          <w:p>
+            <w:pPr>
+              <w:spacing w:after="0" w:line="240" w:lineRule="auto"/>
+              <w:rPr>
+                <w:rFonts w:ascii="Times New Roman" w:eastAsia="Times New Roman" w:hAnsi="Times New Roman" w:cs="Times New Roman"/>
+                <w:sz w:val="24"/>
+                <w:szCs w:val="24"/>
+                <w:lang w:eastAsia="fr-FR"/>
+              </w:rPr>
+            </w:pPr>
+            <w:r>
+              <w:rPr>
+                <w:rFonts w:ascii="Times New Roman" w:eastAsia="Times New Roman" w:hAnsi="Times New Roman" w:cs="Times New Roman"/>
+                <w:sz w:val="24"/>
+                <w:szCs w:val="24"/>
+                <w:lang w:eastAsia="fr-FR"/>
+              </w:rPr>
+              <w:t>Identifiant, statut, nombre d'individus, observateur, sexe, stade de vie, remarques…</w:t>
+            </w:r>
+          </w:p>
+        </w:tc>
+        <w:tc>
+          <w:tcPr>
+            <w:tcW w:w="0" w:type="auto"/>
+            <w:vAlign w:val="center"/>
+            <w:hideMark/>
+          </w:tcPr>
+          <w:p>
+            <w:pPr>
+              <w:spacing w:after="0" w:line="240" w:lineRule="auto"/>
+              <w:rPr>
+                <w:rFonts w:ascii="Times New Roman" w:eastAsia="Times New Roman" w:hAnsi="Times New Roman" w:cs="Times New Roman"/>
+                <w:sz w:val="24"/>
+                <w:szCs w:val="24"/>
+                <w:lang w:eastAsia="fr-FR"/>
+              </w:rPr>
+            </w:pPr>
+            <w:r>
+              <w:rPr>
+                <w:rFonts w:ascii="Times New Roman" w:eastAsia="Times New Roman" w:hAnsi="Times New Roman" w:cs="Times New Roman"/>
+                <w:sz w:val="24"/>
+                <w:szCs w:val="24"/>
+                <w:lang w:eastAsia="fr-FR"/>
+              </w:rPr>
+              <w:t>« 3 oiseaux observés à cet endroit »</w:t>
+            </w:r>
+          </w:p>
+        </w:tc>
+      </w:tr>
+      <w:tr>
+        <w:trPr>
+          <w:tblCellSpacing w:w="15" w:type="dxa"/>
+        </w:trPr>
+        <w:tc>
+          <w:tcPr>
+            <w:tcW w:w="0" w:type="auto"/>
+            <w:vAlign w:val="center"/>
+            <w:hideMark/>
+          </w:tcPr>
+          <w:p>
+            <w:pPr>
+              <w:spacing w:after="0" w:line="240" w:lineRule="auto"/>
+              <w:rPr>
+                <w:rFonts w:ascii="Times New Roman" w:eastAsia="Times New Roman" w:hAnsi="Times New Roman" w:cs="Times New Roman"/>
+                <w:sz w:val="24"/>
+                <w:szCs w:val="24"/>
+                <w:lang w:eastAsia="fr-FR"/>
+              </w:rPr>
+            </w:pPr>
+            <w:r>
+              <w:rPr>
+                <w:rFonts w:ascii="Times New Roman" w:eastAsia="Times New Roman" w:hAnsi="Times New Roman" w:cs="Times New Roman"/>
+                <w:b/>
+                <w:bCs/>
+                <w:sz w:val="24"/>
+                <w:szCs w:val="24"/>
+                <w:lang w:eastAsia="fr-FR"/>
+              </w:rPr>
+              <w:lastRenderedPageBreak/>
+              <w:t>Taxon</w:t>
+            </w:r>
+          </w:p>
+        </w:tc>
+        <w:tc>
+          <w:tcPr>
+            <w:tcW w:w="0" w:type="auto"/>
+            <w:vAlign w:val="center"/>
+            <w:hideMark/>
+          </w:tcPr>
+          <w:p>
+            <w:pPr>
+              <w:spacing w:after="0" w:line="240" w:lineRule="auto"/>
+              <w:rPr>
+                <w:rFonts w:ascii="Times New Roman" w:eastAsia="Times New Roman" w:hAnsi="Times New Roman" w:cs="Times New Roman"/>
+                <w:sz w:val="24"/>
+                <w:szCs w:val="24"/>
+                <w:lang w:eastAsia="fr-FR"/>
+              </w:rPr>
+            </w:pPr>
+            <w:r>
+              <w:rPr>
+                <w:rFonts w:ascii="Times New Roman" w:eastAsia="Times New Roman" w:hAnsi="Times New Roman" w:cs="Times New Roman"/>
+                <w:sz w:val="24"/>
+                <w:szCs w:val="24"/>
+                <w:lang w:eastAsia="fr-FR"/>
+              </w:rPr>
+              <w:t>L'identité/classification biologique de ce qui est observé</w:t>
+            </w:r>
+          </w:p>
+        </w:tc>
+        <w:tc>
+          <w:tcPr>
+            <w:tcW w:w="0" w:type="auto"/>
+            <w:vAlign w:val="center"/>
+            <w:hideMark/>
+          </w:tcPr>
+          <w:p>
+            <w:pPr>
+              <w:spacing w:after="0" w:line="240" w:lineRule="auto"/>
+              <w:rPr>
+                <w:rFonts w:ascii="Times New Roman" w:eastAsia="Times New Roman" w:hAnsi="Times New Roman" w:cs="Times New Roman"/>
+                <w:sz w:val="24"/>
+                <w:szCs w:val="24"/>
+                <w:lang w:eastAsia="fr-FR"/>
+              </w:rPr>
+            </w:pPr>
+            <w:r>
+              <w:rPr>
+                <w:rFonts w:ascii="Times New Roman" w:eastAsia="Times New Roman" w:hAnsi="Times New Roman" w:cs="Times New Roman"/>
+                <w:sz w:val="24"/>
+                <w:szCs w:val="24"/>
+                <w:lang w:eastAsia="fr-FR"/>
+              </w:rPr>
+              <w:t>Lorsque l'observation est associée à une espèce ou un autre taxon</w:t>
+            </w:r>
+          </w:p>
+        </w:tc>
+        <w:tc>
+          <w:tcPr>
+            <w:tcW w:w="0" w:type="auto"/>
+            <w:vAlign w:val="center"/>
+            <w:hideMark/>
+          </w:tcPr>
+          <w:p>
+            <w:pPr>
+              <w:spacing w:after="0" w:line="240" w:lineRule="auto"/>
+              <w:rPr>
+                <w:rFonts w:ascii="Times New Roman" w:eastAsia="Times New Roman" w:hAnsi="Times New Roman" w:cs="Times New Roman"/>
+                <w:sz w:val="24"/>
+                <w:szCs w:val="24"/>
+                <w:lang w:eastAsia="fr-FR"/>
+              </w:rPr>
+            </w:pPr>
+            <w:r>
+              <w:rPr>
+                <w:rFonts w:ascii="Times New Roman" w:eastAsia="Times New Roman" w:hAnsi="Times New Roman" w:cs="Times New Roman"/>
+                <w:sz w:val="24"/>
+                <w:szCs w:val="24"/>
+                <w:lang w:eastAsia="fr-FR"/>
+              </w:rPr>
+              <w:t>Nom scientifique, genre, famille, ordre, rang, nom vernaculaire…</w:t>
+            </w:r>
+          </w:p>
+        </w:tc>
+        <w:tc>
+          <w:tcPr>
+            <w:tcW w:w="0" w:type="auto"/>
+            <w:vAlign w:val="center"/>
+            <w:hideMark/>
+          </w:tcPr>
+          <w:p>
+            <w:pPr>
+              <w:spacing w:after="0" w:line="240" w:lineRule="auto"/>
+              <w:rPr>
+                <w:rFonts w:ascii="Times New Roman" w:eastAsia="Times New Roman" w:hAnsi="Times New Roman" w:cs="Times New Roman"/>
+                <w:sz w:val="24"/>
+                <w:szCs w:val="24"/>
+                <w:lang w:eastAsia="fr-FR"/>
+              </w:rPr>
+            </w:pPr>
+            <w:r>
+              <w:rPr>
+                <w:rFonts w:ascii="Times New Roman" w:eastAsia="Times New Roman" w:hAnsi="Times New Roman" w:cs="Times New Roman"/>
+                <w:sz w:val="24"/>
+                <w:szCs w:val="24"/>
+                <w:lang w:eastAsia="fr-FR"/>
+              </w:rPr>
+              <w:t xml:space="preserve">« </w:t>
+            </w:r>
+            <w:proofErr w:type="spellStart"/>
+            <w:r>
+              <w:rPr>
+                <w:rFonts w:ascii="Times New Roman" w:eastAsia="Times New Roman" w:hAnsi="Times New Roman" w:cs="Times New Roman"/>
+                <w:i/>
+                <w:iCs/>
+                <w:sz w:val="24"/>
+                <w:szCs w:val="24"/>
+                <w:lang w:eastAsia="fr-FR"/>
+              </w:rPr>
+              <w:t>Corvus</w:t>
+            </w:r>
+            <w:proofErr w:type="spellEnd"/>
+            <w:r>
+              <w:rPr>
+                <w:rFonts w:ascii="Times New Roman" w:eastAsia="Times New Roman" w:hAnsi="Times New Roman" w:cs="Times New Roman"/>
+                <w:i/>
+                <w:iCs/>
+                <w:sz w:val="24"/>
+                <w:szCs w:val="24"/>
+                <w:lang w:eastAsia="fr-FR"/>
+              </w:rPr>
+              <w:t xml:space="preserve"> </w:t>
+            </w:r>
+            <w:proofErr w:type="spellStart"/>
+            <w:r>
+              <w:rPr>
+                <w:rFonts w:ascii="Times New Roman" w:eastAsia="Times New Roman" w:hAnsi="Times New Roman" w:cs="Times New Roman"/>
+                <w:i/>
+                <w:iCs/>
+                <w:sz w:val="24"/>
+                <w:szCs w:val="24"/>
+                <w:lang w:eastAsia="fr-FR"/>
+              </w:rPr>
+              <w:t>albus</w:t>
+            </w:r>
+            <w:proofErr w:type="spellEnd"/>
+            <w:r>
+              <w:rPr>
+                <w:rFonts w:ascii="Times New Roman" w:eastAsia="Times New Roman" w:hAnsi="Times New Roman" w:cs="Times New Roman"/>
+                <w:sz w:val="24"/>
+                <w:szCs w:val="24"/>
+                <w:lang w:eastAsia="fr-FR"/>
+              </w:rPr>
+              <w:t xml:space="preserve">, famille </w:t>
+            </w:r>
+            <w:proofErr w:type="spellStart"/>
+            <w:r>
+              <w:rPr>
+                <w:rFonts w:ascii="Times New Roman" w:eastAsia="Times New Roman" w:hAnsi="Times New Roman" w:cs="Times New Roman"/>
+                <w:sz w:val="24"/>
+                <w:szCs w:val="24"/>
+                <w:lang w:eastAsia="fr-FR"/>
+              </w:rPr>
+              <w:t>Corvidae</w:t>
+            </w:r>
+            <w:proofErr w:type="spellEnd"/>
+            <w:r>
+              <w:rPr>
+                <w:rFonts w:ascii="Times New Roman" w:eastAsia="Times New Roman" w:hAnsi="Times New Roman" w:cs="Times New Roman"/>
+                <w:sz w:val="24"/>
+                <w:szCs w:val="24"/>
+                <w:lang w:eastAsia="fr-FR"/>
+              </w:rPr>
+              <w:t xml:space="preserve"> »</w:t>
+            </w:r>
+          </w:p>
+        </w:tc>
+      </w:tr>
+      <w:tr>
+        <w:trPr>
+          <w:tblCellSpacing w:w="15" w:type="dxa"/>
+        </w:trPr>
+        <w:tc>
+          <w:tcPr>
+            <w:tcW w:w="0" w:type="auto"/>
+            <w:vAlign w:val="center"/>
+            <w:hideMark/>
+          </w:tcPr>
+          <w:p>
+            <w:pPr>
+              <w:spacing w:after="0" w:line="240" w:lineRule="auto"/>
+              <w:rPr>
+                <w:rFonts w:ascii="Times New Roman" w:eastAsia="Times New Roman" w:hAnsi="Times New Roman" w:cs="Times New Roman"/>
+                <w:sz w:val="24"/>
+                <w:szCs w:val="24"/>
+                <w:lang w:eastAsia="fr-FR"/>
+              </w:rPr>
+            </w:pPr>
+            <w:r>
+              <w:rPr>
+                <w:rFonts w:ascii="Times New Roman" w:eastAsia="Times New Roman" w:hAnsi="Times New Roman" w:cs="Times New Roman"/>
+                <w:b/>
+                <w:bCs/>
+                <w:sz w:val="24"/>
+                <w:szCs w:val="24"/>
+                <w:lang w:eastAsia="fr-FR"/>
+              </w:rPr>
+              <w:t>Identification</w:t>
+            </w:r>
+          </w:p>
+        </w:tc>
+        <w:tc>
+          <w:tcPr>
+            <w:tcW w:w="0" w:type="auto"/>
+            <w:vAlign w:val="center"/>
+            <w:hideMark/>
+          </w:tcPr>
+          <w:p>
+            <w:pPr>
+              <w:spacing w:after="0" w:line="240" w:lineRule="auto"/>
+              <w:rPr>
+                <w:rFonts w:ascii="Times New Roman" w:eastAsia="Times New Roman" w:hAnsi="Times New Roman" w:cs="Times New Roman"/>
+                <w:sz w:val="24"/>
+                <w:szCs w:val="24"/>
+                <w:lang w:eastAsia="fr-FR"/>
+              </w:rPr>
+            </w:pPr>
+            <w:r>
+              <w:rPr>
+                <w:rFonts w:ascii="Times New Roman" w:eastAsia="Times New Roman" w:hAnsi="Times New Roman" w:cs="Times New Roman"/>
+                <w:sz w:val="24"/>
+                <w:szCs w:val="24"/>
+                <w:lang w:eastAsia="fr-FR"/>
+              </w:rPr>
+              <w:t>Le processus/résultat de l'identification scientifique</w:t>
+            </w:r>
+          </w:p>
+        </w:tc>
+        <w:tc>
+          <w:tcPr>
+            <w:tcW w:w="0" w:type="auto"/>
+            <w:vAlign w:val="center"/>
+            <w:hideMark/>
+          </w:tcPr>
+          <w:p>
+            <w:pPr>
+              <w:spacing w:after="0" w:line="240" w:lineRule="auto"/>
+              <w:rPr>
+                <w:rFonts w:ascii="Times New Roman" w:eastAsia="Times New Roman" w:hAnsi="Times New Roman" w:cs="Times New Roman"/>
+                <w:sz w:val="24"/>
+                <w:szCs w:val="24"/>
+                <w:lang w:eastAsia="fr-FR"/>
+              </w:rPr>
+            </w:pPr>
+            <w:r>
+              <w:rPr>
+                <w:rFonts w:ascii="Times New Roman" w:eastAsia="Times New Roman" w:hAnsi="Times New Roman" w:cs="Times New Roman"/>
+                <w:sz w:val="24"/>
+                <w:szCs w:val="24"/>
+                <w:lang w:eastAsia="fr-FR"/>
+              </w:rPr>
+              <w:t>Lorsqu'un chercheur détermine ou vérifie ce qu'est l'observation</w:t>
+            </w:r>
+          </w:p>
+        </w:tc>
+        <w:tc>
+          <w:tcPr>
+            <w:tcW w:w="0" w:type="auto"/>
+            <w:vAlign w:val="center"/>
+            <w:hideMark/>
+          </w:tcPr>
+          <w:p>
+            <w:pPr>
+              <w:spacing w:after="0" w:line="240" w:lineRule="auto"/>
+              <w:rPr>
+                <w:rFonts w:ascii="Times New Roman" w:eastAsia="Times New Roman" w:hAnsi="Times New Roman" w:cs="Times New Roman"/>
+                <w:sz w:val="24"/>
+                <w:szCs w:val="24"/>
+                <w:lang w:eastAsia="fr-FR"/>
+              </w:rPr>
+            </w:pPr>
+            <w:r>
+              <w:rPr>
+                <w:rFonts w:ascii="Times New Roman" w:eastAsia="Times New Roman" w:hAnsi="Times New Roman" w:cs="Times New Roman"/>
+                <w:sz w:val="24"/>
+                <w:szCs w:val="24"/>
+                <w:lang w:eastAsia="fr-FR"/>
+              </w:rPr>
+              <w:t>Qui a identifié, date, nom proposé, qualification, validation…</w:t>
+            </w:r>
+          </w:p>
+        </w:tc>
+        <w:tc>
+          <w:tcPr>
+            <w:tcW w:w="0" w:type="auto"/>
+            <w:vAlign w:val="center"/>
+            <w:hideMark/>
+          </w:tcPr>
+          <w:p>
+            <w:pPr>
+              <w:spacing w:after="0" w:line="240" w:lineRule="auto"/>
+              <w:rPr>
+                <w:rFonts w:ascii="Times New Roman" w:eastAsia="Times New Roman" w:hAnsi="Times New Roman" w:cs="Times New Roman"/>
+                <w:sz w:val="24"/>
+                <w:szCs w:val="24"/>
+                <w:lang w:eastAsia="fr-FR"/>
+              </w:rPr>
+            </w:pPr>
+            <w:r>
+              <w:rPr>
+                <w:rFonts w:ascii="Times New Roman" w:eastAsia="Times New Roman" w:hAnsi="Times New Roman" w:cs="Times New Roman"/>
+                <w:sz w:val="24"/>
+                <w:szCs w:val="24"/>
+                <w:lang w:eastAsia="fr-FR"/>
+              </w:rPr>
+              <w:t xml:space="preserve">« Dr. X a identifié l'observation comme </w:t>
+            </w:r>
+            <w:proofErr w:type="spellStart"/>
+            <w:r>
+              <w:rPr>
+                <w:rFonts w:ascii="Times New Roman" w:eastAsia="Times New Roman" w:hAnsi="Times New Roman" w:cs="Times New Roman"/>
+                <w:i/>
+                <w:iCs/>
+                <w:sz w:val="24"/>
+                <w:szCs w:val="24"/>
+                <w:lang w:eastAsia="fr-FR"/>
+              </w:rPr>
+              <w:t>Corvus</w:t>
+            </w:r>
+            <w:proofErr w:type="spellEnd"/>
+            <w:r>
+              <w:rPr>
+                <w:rFonts w:ascii="Times New Roman" w:eastAsia="Times New Roman" w:hAnsi="Times New Roman" w:cs="Times New Roman"/>
+                <w:i/>
+                <w:iCs/>
+                <w:sz w:val="24"/>
+                <w:szCs w:val="24"/>
+                <w:lang w:eastAsia="fr-FR"/>
+              </w:rPr>
+              <w:t xml:space="preserve"> </w:t>
+            </w:r>
+            <w:proofErr w:type="spellStart"/>
+            <w:r>
+              <w:rPr>
+                <w:rFonts w:ascii="Times New Roman" w:eastAsia="Times New Roman" w:hAnsi="Times New Roman" w:cs="Times New Roman"/>
+                <w:i/>
+                <w:iCs/>
+                <w:sz w:val="24"/>
+                <w:szCs w:val="24"/>
+                <w:lang w:eastAsia="fr-FR"/>
+              </w:rPr>
+              <w:t>albus</w:t>
+            </w:r>
+            <w:proofErr w:type="spellEnd"/>
+            <w:r>
+              <w:rPr>
+                <w:rFonts w:ascii="Times New Roman" w:eastAsia="Times New Roman" w:hAnsi="Times New Roman" w:cs="Times New Roman"/>
+                <w:sz w:val="24"/>
+                <w:szCs w:val="24"/>
+                <w:lang w:eastAsia="fr-FR"/>
+              </w:rPr>
+              <w:t xml:space="preserve"> »</w:t>
+            </w:r>
+          </w:p>
+        </w:tc>
+      </w:tr>
+    </w:tbl>
+    <w:p>
+      <w:pPr>
+        <w:rPr>
+          <w:rFonts w:ascii="Consolas" w:hAnsi="Consolas" w:cs="Courier New"/>
+          <w:color w:val="F9FAFB"/>
+          <w:sz w:val="20"/>
+          <w:szCs w:val="20"/>
+          <w:shd w:val="clear" w:color="auto" w:fill="2C2C2E"/>
+        </w:rPr>
+      </w:pPr>
     </w:p>
     <w:sectPr>
       <w:pgSz w:w="11906" w:h="16838"/>
@@ -2489,6 +8619,17 @@
       <w:szCs w:val="20"/>
     </w:rPr>
   </w:style>
+  <w:style w:type="character" w:styleId="Accentuation">
+    <w:name w:val="Emphasis"/>
+    <w:basedOn w:val="Policepardfaut"/>
+    <w:uiPriority w:val="20"/>
+    <w:qFormat/>
+    <w:rsid w:val="00FF598C"/>
+    <w:rPr>
+      <w:i/>
+      <w:iCs/>
+    </w:rPr>
+  </w:style>
 </w:styles>
 </file>
 

--- a/Docs/recherche.docx
+++ b/Docs/recherche.docx
@@ -10,30 +10,14 @@
           <w:shd w:val="clear" w:color="auto" w:fill="FFFFFF"/>
         </w:rPr>
       </w:pPr>
-      <w:r>
-        <w:fldChar w:fldCharType="begin"/>
-      </w:r>
-      <w:r>
-        <w:instrText xml:space="preserve"> HYPERLINK "</w:instrText>
-      </w:r>
-      <w:r>
-        <w:instrText>https://www.gbif.org/fr</w:instrText>
-      </w:r>
-      <w:r>
-        <w:instrText xml:space="preserve">" </w:instrText>
-      </w:r>
-      <w:r>
-        <w:fldChar w:fldCharType="separate"/>
-      </w:r>
-      <w:r>
-        <w:rPr>
-          <w:rStyle w:val="Lienhypertexte"/>
-        </w:rPr>
-        <w:t>https://www.gbif.org/fr</w:t>
-      </w:r>
-      <w:r>
-        <w:fldChar w:fldCharType="end"/>
-      </w:r>
+      <w:hyperlink r:id="rId5" w:history="1">
+        <w:r>
+          <w:rPr>
+            <w:rStyle w:val="Lienhypertexte"/>
+          </w:rPr>
+          <w:t>https://www.gbif.org/fr</w:t>
+        </w:r>
+      </w:hyperlink>
       <w:r>
         <w:t xml:space="preserve">: </w:t>
       </w:r>
@@ -232,28 +216,7 @@
     <w:p/>
     <w:p>
       <w:r>
-        <w:t>On dit 3 niveaux parce qu’elle s’</w:t>
-      </w:r>
-      <w:proofErr w:type="spellStart"/>
-      <w:r>
-        <w:t>enboite</w:t>
-      </w:r>
-      <w:proofErr w:type="spellEnd"/>
-      <w:r>
-        <w:t xml:space="preserve"> </w:t>
-      </w:r>
-      <w:proofErr w:type="gramStart"/>
-      <w:r>
-        <w:t xml:space="preserve">( </w:t>
-      </w:r>
-      <w:proofErr w:type="spellStart"/>
-      <w:r>
-        <w:t>mifapitsofoka</w:t>
-      </w:r>
-      <w:proofErr w:type="spellEnd"/>
-      <w:proofErr w:type="gramEnd"/>
-      <w:r>
-        <w:t>)</w:t>
+        <w:t>On dit 3 niveaux parce qu’elle s’enboite ( mifapitsofoka)</w:t>
       </w:r>
     </w:p>
     <w:p/>
@@ -273,7 +236,6 @@
           <w:lang w:eastAsia="fr-FR"/>
         </w:rPr>
       </w:pPr>
-      <w:proofErr w:type="gramStart"/>
       <w:r>
         <w:rPr>
           <w:rFonts w:ascii="Segoe UI Emoji" w:eastAsia="Times New Roman" w:hAnsi="Segoe UI Emoji" w:cs="Segoe UI Emoji"/>
@@ -286,7 +248,6 @@
         </w:rPr>
         <w:t>📥</w:t>
       </w:r>
-      <w:proofErr w:type="gramEnd"/>
       <w:r>
         <w:rPr>
           <w:rFonts w:ascii="Segoe UI" w:eastAsia="Times New Roman" w:hAnsi="Segoe UI" w:cs="Segoe UI"/>
@@ -336,29 +297,7 @@
           <w:szCs w:val="24"/>
           <w:lang w:eastAsia="fr-FR"/>
         </w:rPr>
-        <w:t xml:space="preserve"> : utilisé pour enregistrer les observations ou les spécimens biologiques individuels. [</w:t>
-      </w:r>
-      <w:proofErr w:type="gramStart"/>
-      <w:r>
-        <w:rPr>
-          <w:rFonts w:ascii="Segoe UI" w:eastAsia="Times New Roman" w:hAnsi="Segoe UI" w:cs="Segoe UI"/>
-          <w:color w:val="F9FAFB"/>
-          <w:sz w:val="24"/>
-          <w:szCs w:val="24"/>
-          <w:lang w:eastAsia="fr-FR"/>
-        </w:rPr>
-        <w:t>history:</w:t>
-      </w:r>
-      <w:proofErr w:type="gramEnd"/>
-      <w:r>
-        <w:rPr>
-          <w:rFonts w:ascii="Segoe UI" w:eastAsia="Times New Roman" w:hAnsi="Segoe UI" w:cs="Segoe UI"/>
-          <w:color w:val="F9FAFB"/>
-          <w:sz w:val="24"/>
-          <w:szCs w:val="24"/>
-          <w:lang w:eastAsia="fr-FR"/>
-        </w:rPr>
-        <w:t>6]</w:t>
+        <w:t xml:space="preserve"> : utilisé pour enregistrer les observations ou les spécimens biologiques individuels. [history:6]</w:t>
       </w:r>
     </w:p>
     <w:p>
@@ -447,29 +386,7 @@
           <w:szCs w:val="24"/>
           <w:lang w:eastAsia="fr-FR"/>
         </w:rPr>
-        <w:t xml:space="preserve"> : utilisé pour enregistrer les événements d'échantillonnage contenant plusieurs enregistrements d'espèces. [</w:t>
-      </w:r>
-      <w:proofErr w:type="gramStart"/>
-      <w:r>
-        <w:rPr>
-          <w:rFonts w:ascii="Segoe UI" w:eastAsia="Times New Roman" w:hAnsi="Segoe UI" w:cs="Segoe UI"/>
-          <w:color w:val="F9FAFB"/>
-          <w:sz w:val="24"/>
-          <w:szCs w:val="24"/>
-          <w:lang w:eastAsia="fr-FR"/>
-        </w:rPr>
-        <w:t>history:</w:t>
-      </w:r>
-      <w:proofErr w:type="gramEnd"/>
-      <w:r>
-        <w:rPr>
-          <w:rFonts w:ascii="Segoe UI" w:eastAsia="Times New Roman" w:hAnsi="Segoe UI" w:cs="Segoe UI"/>
-          <w:color w:val="F9FAFB"/>
-          <w:sz w:val="24"/>
-          <w:szCs w:val="24"/>
-          <w:lang w:eastAsia="fr-FR"/>
-        </w:rPr>
-        <w:t>6]</w:t>
+        <w:t xml:space="preserve"> : utilisé pour enregistrer les événements d'échantillonnage contenant plusieurs enregistrements d'espèces. [history:6]</w:t>
       </w:r>
     </w:p>
     <w:p>
@@ -558,51 +475,7 @@
           <w:szCs w:val="24"/>
           <w:lang w:eastAsia="fr-FR"/>
         </w:rPr>
-        <w:t xml:space="preserve"> : utilisé pour télécharger uniquement une liste de noms d'espèces (tel que défini dans le Darwin </w:t>
-      </w:r>
-      <w:proofErr w:type="spellStart"/>
-      <w:r>
-        <w:rPr>
-          <w:rFonts w:ascii="Segoe UI" w:eastAsia="Times New Roman" w:hAnsi="Segoe UI" w:cs="Segoe UI"/>
-          <w:color w:val="F9FAFB"/>
-          <w:sz w:val="24"/>
-          <w:szCs w:val="24"/>
-          <w:lang w:eastAsia="fr-FR"/>
-        </w:rPr>
-        <w:t>Core</w:t>
-      </w:r>
-      <w:proofErr w:type="spellEnd"/>
-      <w:r>
-        <w:rPr>
-          <w:rFonts w:ascii="Segoe UI" w:eastAsia="Times New Roman" w:hAnsi="Segoe UI" w:cs="Segoe UI"/>
-          <w:color w:val="F9FAFB"/>
-          <w:sz w:val="24"/>
-          <w:szCs w:val="24"/>
-          <w:lang w:eastAsia="fr-FR"/>
-        </w:rPr>
-        <w:t>). [</w:t>
-      </w:r>
-      <w:proofErr w:type="gramStart"/>
-      <w:r>
-        <w:rPr>
-          <w:rFonts w:ascii="Segoe UI" w:eastAsia="Times New Roman" w:hAnsi="Segoe UI" w:cs="Segoe UI"/>
-          <w:color w:val="F9FAFB"/>
-          <w:sz w:val="24"/>
-          <w:szCs w:val="24"/>
-          <w:lang w:eastAsia="fr-FR"/>
-        </w:rPr>
-        <w:t>history:</w:t>
-      </w:r>
-      <w:proofErr w:type="gramEnd"/>
-      <w:r>
-        <w:rPr>
-          <w:rFonts w:ascii="Segoe UI" w:eastAsia="Times New Roman" w:hAnsi="Segoe UI" w:cs="Segoe UI"/>
-          <w:color w:val="F9FAFB"/>
-          <w:sz w:val="24"/>
-          <w:szCs w:val="24"/>
-          <w:lang w:eastAsia="fr-FR"/>
-        </w:rPr>
-        <w:t>6]</w:t>
+        <w:t xml:space="preserve"> : utilisé pour télécharger uniquement une liste de noms d'espèces (tel que défini dans le Darwin Core). [history:6]</w:t>
       </w:r>
     </w:p>
     <w:p>
@@ -659,15 +532,10 @@
     <w:p/>
     <w:p/>
     <w:p>
-      <w:proofErr w:type="spellStart"/>
-      <w:r>
-        <w:t>Modele</w:t>
-      </w:r>
-      <w:proofErr w:type="spellEnd"/>
-      <w:r>
-        <w:t xml:space="preserve"> conceptuel : </w:t>
-      </w:r>
-      <w:hyperlink r:id="rId5" w:history="1">
+      <w:r>
+        <w:t xml:space="preserve">Modele conceptuel : </w:t>
+      </w:r>
+      <w:hyperlink r:id="rId6" w:history="1">
         <w:r>
           <w:rPr>
             <w:rStyle w:val="Lienhypertexte"/>
@@ -703,9 +571,8 @@
           <w:color w:val="F9FAFB"/>
           <w:shd w:val="clear" w:color="auto" w:fill="2C2C2E"/>
         </w:rPr>
-        <w:t>dwc.tdwg.org/</w:t>
-      </w:r>
-      <w:proofErr w:type="spellStart"/>
+        <w:t>dwc.tdwg.org/terms/</w:t>
+      </w:r>
       <w:r>
         <w:rPr>
           <w:rStyle w:val="CodeHTML"/>
@@ -713,58 +580,8 @@
           <w:color w:val="F9FAFB"/>
           <w:shd w:val="clear" w:color="auto" w:fill="2C2C2E"/>
         </w:rPr>
-        <w:t>terms</w:t>
-      </w:r>
-      <w:proofErr w:type="spellEnd"/>
-      <w:r>
-        <w:rPr>
-          <w:rStyle w:val="CodeHTML"/>
-          <w:rFonts w:ascii="Consolas" w:eastAsiaTheme="minorHAnsi" w:hAnsi="Consolas"/>
-          <w:color w:val="F9FAFB"/>
-          <w:shd w:val="clear" w:color="auto" w:fill="2C2C2E"/>
-        </w:rPr>
-        <w:t>/</w:t>
-      </w:r>
-      <w:r>
-        <w:rPr>
-          <w:rStyle w:val="CodeHTML"/>
-          <w:rFonts w:ascii="Consolas" w:eastAsiaTheme="minorHAnsi" w:hAnsi="Consolas"/>
-          <w:color w:val="F9FAFB"/>
-          <w:shd w:val="clear" w:color="auto" w:fill="2C2C2E"/>
-        </w:rPr>
-        <w:t xml:space="preserve"> -&gt; classes de </w:t>
-      </w:r>
-      <w:proofErr w:type="spellStart"/>
-      <w:r>
-        <w:rPr>
-          <w:rStyle w:val="CodeHTML"/>
-          <w:rFonts w:ascii="Consolas" w:eastAsiaTheme="minorHAnsi" w:hAnsi="Consolas"/>
-          <w:color w:val="F9FAFB"/>
-          <w:shd w:val="clear" w:color="auto" w:fill="2C2C2E"/>
-        </w:rPr>
-        <w:t>darwing</w:t>
-      </w:r>
-      <w:proofErr w:type="spellEnd"/>
-      <w:r>
-        <w:rPr>
-          <w:rStyle w:val="CodeHTML"/>
-          <w:rFonts w:ascii="Consolas" w:eastAsiaTheme="minorHAnsi" w:hAnsi="Consolas"/>
-          <w:color w:val="F9FAFB"/>
-          <w:shd w:val="clear" w:color="auto" w:fill="2C2C2E"/>
-        </w:rPr>
-        <w:t xml:space="preserve"> </w:t>
-      </w:r>
-      <w:proofErr w:type="spellStart"/>
-      <w:r>
-        <w:rPr>
-          <w:rStyle w:val="CodeHTML"/>
-          <w:rFonts w:ascii="Consolas" w:eastAsiaTheme="minorHAnsi" w:hAnsi="Consolas"/>
-          <w:color w:val="F9FAFB"/>
-          <w:shd w:val="clear" w:color="auto" w:fill="2C2C2E"/>
-        </w:rPr>
-        <w:t>core</w:t>
-      </w:r>
-      <w:proofErr w:type="spellEnd"/>
+        <w:t xml:space="preserve"> -&gt; classes de darwing core</w:t>
+      </w:r>
     </w:p>
     <w:p>
       <w:pPr>
@@ -1154,7 +971,6 @@
           <w:lang w:eastAsia="fr-FR"/>
         </w:rPr>
       </w:pPr>
-      <w:proofErr w:type="gramStart"/>
       <w:r>
         <w:rPr>
           <w:rFonts w:ascii="Times New Roman" w:eastAsia="Times New Roman" w:hAnsi="Symbol" w:cs="Times New Roman"/>
@@ -1182,9 +998,46 @@
           <w:szCs w:val="24"/>
           <w:lang w:eastAsia="fr-FR"/>
         </w:rPr>
-        <w:t>Figure</w:t>
-      </w:r>
-      <w:proofErr w:type="gramEnd"/>
+        <w:t>Figure 1</w:t>
+      </w:r>
+      <w:r>
+        <w:rPr>
+          <w:rFonts w:ascii="Times New Roman" w:eastAsia="Times New Roman" w:hAnsi="Times New Roman" w:cs="Times New Roman"/>
+          <w:sz w:val="24"/>
+          <w:szCs w:val="24"/>
+          <w:lang w:eastAsia="fr-FR"/>
+        </w:rPr>
+        <w:t xml:space="preserve"> → vue d'ensemble du modèle </w:t>
+      </w:r>
+    </w:p>
+    <w:p>
+      <w:pPr>
+        <w:spacing w:after="0" w:line="240" w:lineRule="auto"/>
+        <w:rPr>
+          <w:rFonts w:ascii="Times New Roman" w:eastAsia="Times New Roman" w:hAnsi="Times New Roman" w:cs="Times New Roman"/>
+          <w:sz w:val="24"/>
+          <w:szCs w:val="24"/>
+          <w:lang w:eastAsia="fr-FR"/>
+        </w:rPr>
+      </w:pPr>
+      <w:r>
+        <w:rPr>
+          <w:rFonts w:ascii="Times New Roman" w:eastAsia="Times New Roman" w:hAnsi="Symbol" w:cs="Times New Roman"/>
+          <w:sz w:val="24"/>
+          <w:szCs w:val="24"/>
+          <w:lang w:eastAsia="fr-FR"/>
+        </w:rPr>
+        <w:t></w:t>
+      </w:r>
+      <w:r>
+        <w:rPr>
+          <w:rFonts w:ascii="Times New Roman" w:eastAsia="Times New Roman" w:hAnsi="Times New Roman" w:cs="Times New Roman"/>
+          <w:sz w:val="24"/>
+          <w:szCs w:val="24"/>
+          <w:lang w:eastAsia="fr-FR"/>
+        </w:rPr>
+        <w:t xml:space="preserve">  </w:t>
+      </w:r>
       <w:r>
         <w:rPr>
           <w:rFonts w:ascii="Times New Roman" w:eastAsia="Times New Roman" w:hAnsi="Times New Roman" w:cs="Times New Roman"/>
@@ -1194,7 +1047,7 @@
           <w:szCs w:val="24"/>
           <w:lang w:eastAsia="fr-FR"/>
         </w:rPr>
-        <w:t xml:space="preserve"> 1</w:t>
+        <w:t>Figure 2</w:t>
       </w:r>
       <w:r>
         <w:rPr>
@@ -1203,7 +1056,25 @@
           <w:szCs w:val="24"/>
           <w:lang w:eastAsia="fr-FR"/>
         </w:rPr>
-        <w:t xml:space="preserve"> → vue d'ensemble du modèle </w:t>
+        <w:t xml:space="preserve"> → </w:t>
+      </w:r>
+      <w:r>
+        <w:rPr>
+          <w:rFonts w:ascii="Courier New" w:eastAsia="Times New Roman" w:hAnsi="Courier New" w:cs="Courier New"/>
+          <w:sz w:val="20"/>
+          <w:szCs w:val="20"/>
+          <w:lang w:eastAsia="fr-FR"/>
+        </w:rPr>
+        <w:t>Event</w:t>
+      </w:r>
+      <w:r>
+        <w:rPr>
+          <w:rFonts w:ascii="Times New Roman" w:eastAsia="Times New Roman" w:hAnsi="Times New Roman" w:cs="Times New Roman"/>
+          <w:sz w:val="24"/>
+          <w:szCs w:val="24"/>
+          <w:lang w:eastAsia="fr-FR"/>
+        </w:rPr>
+        <w:t xml:space="preserve"> et ses relations </w:t>
       </w:r>
     </w:p>
     <w:p>
@@ -1216,7 +1087,6 @@
           <w:lang w:eastAsia="fr-FR"/>
         </w:rPr>
       </w:pPr>
-      <w:proofErr w:type="gramStart"/>
       <w:r>
         <w:rPr>
           <w:rFonts w:ascii="Times New Roman" w:eastAsia="Times New Roman" w:hAnsi="Symbol" w:cs="Times New Roman"/>
@@ -1244,9 +1114,64 @@
           <w:szCs w:val="24"/>
           <w:lang w:eastAsia="fr-FR"/>
         </w:rPr>
-        <w:t>Figure</w:t>
-      </w:r>
-      <w:proofErr w:type="gramEnd"/>
+        <w:t>Figure 3</w:t>
+      </w:r>
+      <w:r>
+        <w:rPr>
+          <w:rFonts w:ascii="Times New Roman" w:eastAsia="Times New Roman" w:hAnsi="Times New Roman" w:cs="Times New Roman"/>
+          <w:sz w:val="24"/>
+          <w:szCs w:val="24"/>
+          <w:lang w:eastAsia="fr-FR"/>
+        </w:rPr>
+        <w:t xml:space="preserve"> → </w:t>
+      </w:r>
+      <w:r>
+        <w:rPr>
+          <w:rFonts w:ascii="Courier New" w:eastAsia="Times New Roman" w:hAnsi="Courier New" w:cs="Courier New"/>
+          <w:sz w:val="20"/>
+          <w:szCs w:val="20"/>
+          <w:lang w:eastAsia="fr-FR"/>
+        </w:rPr>
+        <w:t>Survey</w:t>
+      </w:r>
+      <w:r>
+        <w:rPr>
+          <w:rFonts w:ascii="Times New Roman" w:eastAsia="Times New Roman" w:hAnsi="Times New Roman" w:cs="Times New Roman"/>
+          <w:sz w:val="24"/>
+          <w:szCs w:val="24"/>
+          <w:lang w:eastAsia="fr-FR"/>
+        </w:rPr>
+        <w:t xml:space="preserve"> </w:t>
+      </w:r>
+    </w:p>
+    <w:p>
+      <w:pPr>
+        <w:spacing w:after="0" w:line="240" w:lineRule="auto"/>
+        <w:rPr>
+          <w:rFonts w:ascii="Times New Roman" w:eastAsia="Times New Roman" w:hAnsi="Times New Roman" w:cs="Times New Roman"/>
+          <w:sz w:val="24"/>
+          <w:szCs w:val="24"/>
+          <w:lang w:eastAsia="fr-FR"/>
+        </w:rPr>
+      </w:pPr>
+      <w:r>
+        <w:rPr>
+          <w:rFonts w:ascii="Times New Roman" w:eastAsia="Times New Roman" w:hAnsi="Symbol" w:cs="Times New Roman"/>
+          <w:sz w:val="24"/>
+          <w:szCs w:val="24"/>
+          <w:lang w:eastAsia="fr-FR"/>
+        </w:rPr>
+        <w:t></w:t>
+      </w:r>
+      <w:r>
+        <w:rPr>
+          <w:rFonts w:ascii="Times New Roman" w:eastAsia="Times New Roman" w:hAnsi="Times New Roman" w:cs="Times New Roman"/>
+          <w:sz w:val="24"/>
+          <w:szCs w:val="24"/>
+          <w:lang w:eastAsia="fr-FR"/>
+        </w:rPr>
+        <w:t xml:space="preserve">  </w:t>
+      </w:r>
       <w:r>
         <w:rPr>
           <w:rFonts w:ascii="Times New Roman" w:eastAsia="Times New Roman" w:hAnsi="Times New Roman" w:cs="Times New Roman"/>
@@ -1256,7 +1181,7 @@
           <w:szCs w:val="24"/>
           <w:lang w:eastAsia="fr-FR"/>
         </w:rPr>
-        <w:t xml:space="preserve"> 2</w:t>
+        <w:t>Figure 4</w:t>
       </w:r>
       <w:r>
         <w:rPr>
@@ -1274,7 +1199,7 @@
           <w:szCs w:val="20"/>
           <w:lang w:eastAsia="fr-FR"/>
         </w:rPr>
-        <w:t>Event</w:t>
+        <w:t>Occurrence</w:t>
       </w:r>
       <w:r>
         <w:rPr>
@@ -1283,7 +1208,43 @@
           <w:szCs w:val="24"/>
           <w:lang w:eastAsia="fr-FR"/>
         </w:rPr>
-        <w:t xml:space="preserve"> et ses relations </w:t>
+        <w:t xml:space="preserve">, </w:t>
+      </w:r>
+      <w:r>
+        <w:rPr>
+          <w:rFonts w:ascii="Courier New" w:eastAsia="Times New Roman" w:hAnsi="Courier New" w:cs="Courier New"/>
+          <w:sz w:val="20"/>
+          <w:szCs w:val="20"/>
+          <w:lang w:eastAsia="fr-FR"/>
+        </w:rPr>
+        <w:t>Organism</w:t>
+      </w:r>
+      <w:r>
+        <w:rPr>
+          <w:rFonts w:ascii="Times New Roman" w:eastAsia="Times New Roman" w:hAnsi="Times New Roman" w:cs="Times New Roman"/>
+          <w:sz w:val="24"/>
+          <w:szCs w:val="24"/>
+          <w:lang w:eastAsia="fr-FR"/>
+        </w:rPr>
+        <w:t xml:space="preserve">, </w:t>
+      </w:r>
+      <w:r>
+        <w:rPr>
+          <w:rFonts w:ascii="Courier New" w:eastAsia="Times New Roman" w:hAnsi="Courier New" w:cs="Courier New"/>
+          <w:sz w:val="20"/>
+          <w:szCs w:val="20"/>
+          <w:lang w:eastAsia="fr-FR"/>
+        </w:rPr>
+        <w:t>Organism Interaction</w:t>
+      </w:r>
+      <w:r>
+        <w:rPr>
+          <w:rFonts w:ascii="Times New Roman" w:eastAsia="Times New Roman" w:hAnsi="Times New Roman" w:cs="Times New Roman"/>
+          <w:sz w:val="24"/>
+          <w:szCs w:val="24"/>
+          <w:lang w:eastAsia="fr-FR"/>
+        </w:rPr>
+        <w:t xml:space="preserve"> </w:t>
       </w:r>
     </w:p>
     <w:p>
@@ -1296,7 +1257,6 @@
           <w:lang w:eastAsia="fr-FR"/>
         </w:rPr>
       </w:pPr>
-      <w:proofErr w:type="gramStart"/>
       <w:r>
         <w:rPr>
           <w:rFonts w:ascii="Times New Roman" w:eastAsia="Times New Roman" w:hAnsi="Symbol" w:cs="Times New Roman"/>
@@ -1324,9 +1284,64 @@
           <w:szCs w:val="24"/>
           <w:lang w:eastAsia="fr-FR"/>
         </w:rPr>
-        <w:t>Figure</w:t>
-      </w:r>
-      <w:proofErr w:type="gramEnd"/>
+        <w:t>Figure 5</w:t>
+      </w:r>
+      <w:r>
+        <w:rPr>
+          <w:rFonts w:ascii="Times New Roman" w:eastAsia="Times New Roman" w:hAnsi="Times New Roman" w:cs="Times New Roman"/>
+          <w:sz w:val="24"/>
+          <w:szCs w:val="24"/>
+          <w:lang w:eastAsia="fr-FR"/>
+        </w:rPr>
+        <w:t xml:space="preserve"> → </w:t>
+      </w:r>
+      <w:r>
+        <w:rPr>
+          <w:rFonts w:ascii="Courier New" w:eastAsia="Times New Roman" w:hAnsi="Courier New" w:cs="Courier New"/>
+          <w:sz w:val="20"/>
+          <w:szCs w:val="20"/>
+          <w:lang w:eastAsia="fr-FR"/>
+        </w:rPr>
+        <w:t>Material Entity</w:t>
+      </w:r>
+      <w:r>
+        <w:rPr>
+          <w:rFonts w:ascii="Times New Roman" w:eastAsia="Times New Roman" w:hAnsi="Times New Roman" w:cs="Times New Roman"/>
+          <w:sz w:val="24"/>
+          <w:szCs w:val="24"/>
+          <w:lang w:eastAsia="fr-FR"/>
+        </w:rPr>
+        <w:t xml:space="preserve"> </w:t>
+      </w:r>
+    </w:p>
+    <w:p>
+      <w:pPr>
+        <w:spacing w:after="0" w:line="240" w:lineRule="auto"/>
+        <w:rPr>
+          <w:rFonts w:ascii="Times New Roman" w:eastAsia="Times New Roman" w:hAnsi="Times New Roman" w:cs="Times New Roman"/>
+          <w:sz w:val="24"/>
+          <w:szCs w:val="24"/>
+          <w:lang w:eastAsia="fr-FR"/>
+        </w:rPr>
+      </w:pPr>
+      <w:r>
+        <w:rPr>
+          <w:rFonts w:ascii="Times New Roman" w:eastAsia="Times New Roman" w:hAnsi="Symbol" w:cs="Times New Roman"/>
+          <w:sz w:val="24"/>
+          <w:szCs w:val="24"/>
+          <w:lang w:eastAsia="fr-FR"/>
+        </w:rPr>
+        <w:t></w:t>
+      </w:r>
+      <w:r>
+        <w:rPr>
+          <w:rFonts w:ascii="Times New Roman" w:eastAsia="Times New Roman" w:hAnsi="Times New Roman" w:cs="Times New Roman"/>
+          <w:sz w:val="24"/>
+          <w:szCs w:val="24"/>
+          <w:lang w:eastAsia="fr-FR"/>
+        </w:rPr>
+        <w:t xml:space="preserve">  </w:t>
+      </w:r>
       <w:r>
         <w:rPr>
           <w:rFonts w:ascii="Times New Roman" w:eastAsia="Times New Roman" w:hAnsi="Times New Roman" w:cs="Times New Roman"/>
@@ -1336,7 +1351,7 @@
           <w:szCs w:val="24"/>
           <w:lang w:eastAsia="fr-FR"/>
         </w:rPr>
-        <w:t xml:space="preserve"> 3</w:t>
+        <w:t>Figure 6</w:t>
       </w:r>
       <w:r>
         <w:rPr>
@@ -1354,7 +1369,7 @@
           <w:szCs w:val="20"/>
           <w:lang w:eastAsia="fr-FR"/>
         </w:rPr>
-        <w:t>Survey</w:t>
+        <w:t>Identification</w:t>
       </w:r>
       <w:r>
         <w:rPr>
@@ -1376,7 +1391,6 @@
           <w:lang w:eastAsia="fr-FR"/>
         </w:rPr>
       </w:pPr>
-      <w:proofErr w:type="gramStart"/>
       <w:r>
         <w:rPr>
           <w:rFonts w:ascii="Times New Roman" w:eastAsia="Times New Roman" w:hAnsi="Symbol" w:cs="Times New Roman"/>
@@ -1404,9 +1418,82 @@
           <w:szCs w:val="24"/>
           <w:lang w:eastAsia="fr-FR"/>
         </w:rPr>
-        <w:t>Figure</w:t>
-      </w:r>
-      <w:proofErr w:type="gramEnd"/>
+        <w:t>Figure 7</w:t>
+      </w:r>
+      <w:r>
+        <w:rPr>
+          <w:rFonts w:ascii="Times New Roman" w:eastAsia="Times New Roman" w:hAnsi="Times New Roman" w:cs="Times New Roman"/>
+          <w:sz w:val="24"/>
+          <w:szCs w:val="24"/>
+          <w:lang w:eastAsia="fr-FR"/>
+        </w:rPr>
+        <w:t xml:space="preserve"> → </w:t>
+      </w:r>
+      <w:r>
+        <w:rPr>
+          <w:rFonts w:ascii="Courier New" w:eastAsia="Times New Roman" w:hAnsi="Courier New" w:cs="Courier New"/>
+          <w:sz w:val="20"/>
+          <w:szCs w:val="20"/>
+          <w:lang w:eastAsia="fr-FR"/>
+        </w:rPr>
+        <w:t>Nucleotide Analysis</w:t>
+      </w:r>
+      <w:r>
+        <w:rPr>
+          <w:rFonts w:ascii="Times New Roman" w:eastAsia="Times New Roman" w:hAnsi="Times New Roman" w:cs="Times New Roman"/>
+          <w:sz w:val="24"/>
+          <w:szCs w:val="24"/>
+          <w:lang w:eastAsia="fr-FR"/>
+        </w:rPr>
+        <w:t xml:space="preserve">, </w:t>
+      </w:r>
+      <w:r>
+        <w:rPr>
+          <w:rFonts w:ascii="Courier New" w:eastAsia="Times New Roman" w:hAnsi="Courier New" w:cs="Courier New"/>
+          <w:sz w:val="20"/>
+          <w:szCs w:val="20"/>
+          <w:lang w:eastAsia="fr-FR"/>
+        </w:rPr>
+        <w:t>Nucleotide Sequence</w:t>
+      </w:r>
+      <w:r>
+        <w:rPr>
+          <w:rFonts w:ascii="Times New Roman" w:eastAsia="Times New Roman" w:hAnsi="Times New Roman" w:cs="Times New Roman"/>
+          <w:sz w:val="24"/>
+          <w:szCs w:val="24"/>
+          <w:lang w:eastAsia="fr-FR"/>
+        </w:rPr>
+        <w:t xml:space="preserve">, etc. </w:t>
+      </w:r>
+    </w:p>
+    <w:p>
+      <w:pPr>
+        <w:spacing w:after="0" w:line="240" w:lineRule="auto"/>
+        <w:rPr>
+          <w:rFonts w:ascii="Times New Roman" w:eastAsia="Times New Roman" w:hAnsi="Times New Roman" w:cs="Times New Roman"/>
+          <w:sz w:val="24"/>
+          <w:szCs w:val="24"/>
+          <w:lang w:eastAsia="fr-FR"/>
+        </w:rPr>
+      </w:pPr>
+      <w:r>
+        <w:rPr>
+          <w:rFonts w:ascii="Times New Roman" w:eastAsia="Times New Roman" w:hAnsi="Symbol" w:cs="Times New Roman"/>
+          <w:sz w:val="24"/>
+          <w:szCs w:val="24"/>
+          <w:lang w:eastAsia="fr-FR"/>
+        </w:rPr>
+        <w:t></w:t>
+      </w:r>
+      <w:r>
+        <w:rPr>
+          <w:rFonts w:ascii="Times New Roman" w:eastAsia="Times New Roman" w:hAnsi="Times New Roman" w:cs="Times New Roman"/>
+          <w:sz w:val="24"/>
+          <w:szCs w:val="24"/>
+          <w:lang w:eastAsia="fr-FR"/>
+        </w:rPr>
+        <w:t xml:space="preserve">  </w:t>
+      </w:r>
       <w:r>
         <w:rPr>
           <w:rFonts w:ascii="Times New Roman" w:eastAsia="Times New Roman" w:hAnsi="Times New Roman" w:cs="Times New Roman"/>
@@ -1416,7 +1503,7 @@
           <w:szCs w:val="24"/>
           <w:lang w:eastAsia="fr-FR"/>
         </w:rPr>
-        <w:t xml:space="preserve"> 4</w:t>
+        <w:t>Figure 8</w:t>
       </w:r>
       <w:r>
         <w:rPr>
@@ -1434,7 +1521,7 @@
           <w:szCs w:val="20"/>
           <w:lang w:eastAsia="fr-FR"/>
         </w:rPr>
-        <w:t>Occurrence</w:t>
+        <w:t>Agent</w:t>
       </w:r>
       <w:r>
         <w:rPr>
@@ -1443,19 +1530,27 @@
           <w:szCs w:val="24"/>
           <w:lang w:eastAsia="fr-FR"/>
         </w:rPr>
-        <w:t xml:space="preserve">, </w:t>
-      </w:r>
-      <w:proofErr w:type="spellStart"/>
-      <w:r>
+        <w:t xml:space="preserve"> </w:t>
+      </w:r>
+    </w:p>
+    <w:p>
+      <w:pPr>
         <w:rPr>
           <w:rFonts w:ascii="Courier New" w:eastAsia="Times New Roman" w:hAnsi="Courier New" w:cs="Courier New"/>
           <w:sz w:val="20"/>
           <w:szCs w:val="20"/>
           <w:lang w:eastAsia="fr-FR"/>
         </w:rPr>
-        <w:t>Organism</w:t>
-      </w:r>
-      <w:proofErr w:type="spellEnd"/>
+      </w:pPr>
+      <w:r>
+        <w:rPr>
+          <w:rFonts w:ascii="Times New Roman" w:eastAsia="Times New Roman" w:hAnsi="Symbol" w:cs="Times New Roman"/>
+          <w:sz w:val="24"/>
+          <w:szCs w:val="24"/>
+          <w:lang w:eastAsia="fr-FR"/>
+        </w:rPr>
+        <w:t></w:t>
+      </w:r>
       <w:r>
         <w:rPr>
           <w:rFonts w:ascii="Times New Roman" w:eastAsia="Times New Roman" w:hAnsi="Times New Roman" w:cs="Times New Roman"/>
@@ -1463,9 +1558,28 @@
           <w:szCs w:val="24"/>
           <w:lang w:eastAsia="fr-FR"/>
         </w:rPr>
-        <w:t xml:space="preserve">, </w:t>
-      </w:r>
-      <w:proofErr w:type="spellStart"/>
+        <w:t xml:space="preserve">  </w:t>
+      </w:r>
+      <w:r>
+        <w:rPr>
+          <w:rFonts w:ascii="Times New Roman" w:eastAsia="Times New Roman" w:hAnsi="Times New Roman" w:cs="Times New Roman"/>
+          <w:b/>
+          <w:bCs/>
+          <w:sz w:val="24"/>
+          <w:szCs w:val="24"/>
+          <w:lang w:eastAsia="fr-FR"/>
+        </w:rPr>
+        <w:t>Figure 9</w:t>
+      </w:r>
+      <w:r>
+        <w:rPr>
+          <w:rFonts w:ascii="Times New Roman" w:eastAsia="Times New Roman" w:hAnsi="Times New Roman" w:cs="Times New Roman"/>
+          <w:sz w:val="24"/>
+          <w:szCs w:val="24"/>
+          <w:lang w:eastAsia="fr-FR"/>
+        </w:rPr>
+        <w:t xml:space="preserve"> → </w:t>
+      </w:r>
       <w:r>
         <w:rPr>
           <w:rFonts w:ascii="Courier New" w:eastAsia="Times New Roman" w:hAnsi="Courier New" w:cs="Courier New"/>
@@ -1473,512 +1587,8 @@
           <w:szCs w:val="20"/>
           <w:lang w:eastAsia="fr-FR"/>
         </w:rPr>
-        <w:t>Organism</w:t>
-      </w:r>
-      <w:proofErr w:type="spellEnd"/>
-      <w:r>
-        <w:rPr>
-          <w:rFonts w:ascii="Courier New" w:eastAsia="Times New Roman" w:hAnsi="Courier New" w:cs="Courier New"/>
-          <w:sz w:val="20"/>
-          <w:szCs w:val="20"/>
-          <w:lang w:eastAsia="fr-FR"/>
-        </w:rPr>
-        <w:t xml:space="preserve"> Interaction</w:t>
-      </w:r>
-      <w:r>
-        <w:rPr>
-          <w:rFonts w:ascii="Times New Roman" w:eastAsia="Times New Roman" w:hAnsi="Times New Roman" w:cs="Times New Roman"/>
-          <w:sz w:val="24"/>
-          <w:szCs w:val="24"/>
-          <w:lang w:eastAsia="fr-FR"/>
-        </w:rPr>
-        <w:t xml:space="preserve"> </w:t>
-      </w:r>
-    </w:p>
-    <w:p>
-      <w:pPr>
-        <w:spacing w:after="0" w:line="240" w:lineRule="auto"/>
-        <w:rPr>
-          <w:rFonts w:ascii="Times New Roman" w:eastAsia="Times New Roman" w:hAnsi="Times New Roman" w:cs="Times New Roman"/>
-          <w:sz w:val="24"/>
-          <w:szCs w:val="24"/>
-          <w:lang w:eastAsia="fr-FR"/>
-        </w:rPr>
-      </w:pPr>
-      <w:proofErr w:type="gramStart"/>
-      <w:r>
-        <w:rPr>
-          <w:rFonts w:ascii="Times New Roman" w:eastAsia="Times New Roman" w:hAnsi="Symbol" w:cs="Times New Roman"/>
-          <w:sz w:val="24"/>
-          <w:szCs w:val="24"/>
-          <w:lang w:eastAsia="fr-FR"/>
-        </w:rPr>
-        <w:t></w:t>
-      </w:r>
-      <w:r>
-        <w:rPr>
-          <w:rFonts w:ascii="Times New Roman" w:eastAsia="Times New Roman" w:hAnsi="Times New Roman" w:cs="Times New Roman"/>
-          <w:sz w:val="24"/>
-          <w:szCs w:val="24"/>
-          <w:lang w:eastAsia="fr-FR"/>
-        </w:rPr>
-        <w:t xml:space="preserve">  </w:t>
-      </w:r>
-      <w:r>
-        <w:rPr>
-          <w:rFonts w:ascii="Times New Roman" w:eastAsia="Times New Roman" w:hAnsi="Times New Roman" w:cs="Times New Roman"/>
-          <w:b/>
-          <w:bCs/>
-          <w:sz w:val="24"/>
-          <w:szCs w:val="24"/>
-          <w:lang w:eastAsia="fr-FR"/>
-        </w:rPr>
-        <w:t>Figure</w:t>
-      </w:r>
-      <w:proofErr w:type="gramEnd"/>
-      <w:r>
-        <w:rPr>
-          <w:rFonts w:ascii="Times New Roman" w:eastAsia="Times New Roman" w:hAnsi="Times New Roman" w:cs="Times New Roman"/>
-          <w:b/>
-          <w:bCs/>
-          <w:sz w:val="24"/>
-          <w:szCs w:val="24"/>
-          <w:lang w:eastAsia="fr-FR"/>
-        </w:rPr>
-        <w:t xml:space="preserve"> 5</w:t>
-      </w:r>
-      <w:r>
-        <w:rPr>
-          <w:rFonts w:ascii="Times New Roman" w:eastAsia="Times New Roman" w:hAnsi="Times New Roman" w:cs="Times New Roman"/>
-          <w:sz w:val="24"/>
-          <w:szCs w:val="24"/>
-          <w:lang w:eastAsia="fr-FR"/>
-        </w:rPr>
-        <w:t xml:space="preserve"> → </w:t>
-      </w:r>
-      <w:proofErr w:type="spellStart"/>
-      <w:r>
-        <w:rPr>
-          <w:rFonts w:ascii="Courier New" w:eastAsia="Times New Roman" w:hAnsi="Courier New" w:cs="Courier New"/>
-          <w:sz w:val="20"/>
-          <w:szCs w:val="20"/>
-          <w:lang w:eastAsia="fr-FR"/>
-        </w:rPr>
-        <w:t>Material</w:t>
-      </w:r>
-      <w:proofErr w:type="spellEnd"/>
-      <w:r>
-        <w:rPr>
-          <w:rFonts w:ascii="Courier New" w:eastAsia="Times New Roman" w:hAnsi="Courier New" w:cs="Courier New"/>
-          <w:sz w:val="20"/>
-          <w:szCs w:val="20"/>
-          <w:lang w:eastAsia="fr-FR"/>
-        </w:rPr>
-        <w:t xml:space="preserve"> </w:t>
-      </w:r>
-      <w:proofErr w:type="spellStart"/>
-      <w:r>
-        <w:rPr>
-          <w:rFonts w:ascii="Courier New" w:eastAsia="Times New Roman" w:hAnsi="Courier New" w:cs="Courier New"/>
-          <w:sz w:val="20"/>
-          <w:szCs w:val="20"/>
-          <w:lang w:eastAsia="fr-FR"/>
-        </w:rPr>
-        <w:t>Entity</w:t>
-      </w:r>
-      <w:proofErr w:type="spellEnd"/>
-      <w:r>
-        <w:rPr>
-          <w:rFonts w:ascii="Times New Roman" w:eastAsia="Times New Roman" w:hAnsi="Times New Roman" w:cs="Times New Roman"/>
-          <w:sz w:val="24"/>
-          <w:szCs w:val="24"/>
-          <w:lang w:eastAsia="fr-FR"/>
-        </w:rPr>
-        <w:t xml:space="preserve"> </w:t>
-      </w:r>
-    </w:p>
-    <w:p>
-      <w:pPr>
-        <w:spacing w:after="0" w:line="240" w:lineRule="auto"/>
-        <w:rPr>
-          <w:rFonts w:ascii="Times New Roman" w:eastAsia="Times New Roman" w:hAnsi="Times New Roman" w:cs="Times New Roman"/>
-          <w:sz w:val="24"/>
-          <w:szCs w:val="24"/>
-          <w:lang w:eastAsia="fr-FR"/>
-        </w:rPr>
-      </w:pPr>
-      <w:proofErr w:type="gramStart"/>
-      <w:r>
-        <w:rPr>
-          <w:rFonts w:ascii="Times New Roman" w:eastAsia="Times New Roman" w:hAnsi="Symbol" w:cs="Times New Roman"/>
-          <w:sz w:val="24"/>
-          <w:szCs w:val="24"/>
-          <w:lang w:eastAsia="fr-FR"/>
-        </w:rPr>
-        <w:t></w:t>
-      </w:r>
-      <w:r>
-        <w:rPr>
-          <w:rFonts w:ascii="Times New Roman" w:eastAsia="Times New Roman" w:hAnsi="Times New Roman" w:cs="Times New Roman"/>
-          <w:sz w:val="24"/>
-          <w:szCs w:val="24"/>
-          <w:lang w:eastAsia="fr-FR"/>
-        </w:rPr>
-        <w:t xml:space="preserve">  </w:t>
-      </w:r>
-      <w:r>
-        <w:rPr>
-          <w:rFonts w:ascii="Times New Roman" w:eastAsia="Times New Roman" w:hAnsi="Times New Roman" w:cs="Times New Roman"/>
-          <w:b/>
-          <w:bCs/>
-          <w:sz w:val="24"/>
-          <w:szCs w:val="24"/>
-          <w:lang w:eastAsia="fr-FR"/>
-        </w:rPr>
-        <w:t>Figure</w:t>
-      </w:r>
-      <w:proofErr w:type="gramEnd"/>
-      <w:r>
-        <w:rPr>
-          <w:rFonts w:ascii="Times New Roman" w:eastAsia="Times New Roman" w:hAnsi="Times New Roman" w:cs="Times New Roman"/>
-          <w:b/>
-          <w:bCs/>
-          <w:sz w:val="24"/>
-          <w:szCs w:val="24"/>
-          <w:lang w:eastAsia="fr-FR"/>
-        </w:rPr>
-        <w:t xml:space="preserve"> 6</w:t>
-      </w:r>
-      <w:r>
-        <w:rPr>
-          <w:rFonts w:ascii="Times New Roman" w:eastAsia="Times New Roman" w:hAnsi="Times New Roman" w:cs="Times New Roman"/>
-          <w:sz w:val="24"/>
-          <w:szCs w:val="24"/>
-          <w:lang w:eastAsia="fr-FR"/>
-        </w:rPr>
-        <w:t xml:space="preserve"> → </w:t>
-      </w:r>
-      <w:r>
-        <w:rPr>
-          <w:rFonts w:ascii="Courier New" w:eastAsia="Times New Roman" w:hAnsi="Courier New" w:cs="Courier New"/>
-          <w:sz w:val="20"/>
-          <w:szCs w:val="20"/>
-          <w:lang w:eastAsia="fr-FR"/>
-        </w:rPr>
-        <w:t>Identification</w:t>
-      </w:r>
-      <w:r>
-        <w:rPr>
-          <w:rFonts w:ascii="Times New Roman" w:eastAsia="Times New Roman" w:hAnsi="Times New Roman" w:cs="Times New Roman"/>
-          <w:sz w:val="24"/>
-          <w:szCs w:val="24"/>
-          <w:lang w:eastAsia="fr-FR"/>
-        </w:rPr>
-        <w:t xml:space="preserve"> </w:t>
-      </w:r>
-    </w:p>
-    <w:p>
-      <w:pPr>
-        <w:spacing w:after="0" w:line="240" w:lineRule="auto"/>
-        <w:rPr>
-          <w:rFonts w:ascii="Times New Roman" w:eastAsia="Times New Roman" w:hAnsi="Times New Roman" w:cs="Times New Roman"/>
-          <w:sz w:val="24"/>
-          <w:szCs w:val="24"/>
-          <w:lang w:eastAsia="fr-FR"/>
-        </w:rPr>
-      </w:pPr>
-      <w:proofErr w:type="gramStart"/>
-      <w:r>
-        <w:rPr>
-          <w:rFonts w:ascii="Times New Roman" w:eastAsia="Times New Roman" w:hAnsi="Symbol" w:cs="Times New Roman"/>
-          <w:sz w:val="24"/>
-          <w:szCs w:val="24"/>
-          <w:lang w:eastAsia="fr-FR"/>
-        </w:rPr>
-        <w:t></w:t>
-      </w:r>
-      <w:r>
-        <w:rPr>
-          <w:rFonts w:ascii="Times New Roman" w:eastAsia="Times New Roman" w:hAnsi="Times New Roman" w:cs="Times New Roman"/>
-          <w:sz w:val="24"/>
-          <w:szCs w:val="24"/>
-          <w:lang w:eastAsia="fr-FR"/>
-        </w:rPr>
-        <w:t xml:space="preserve">  </w:t>
-      </w:r>
-      <w:r>
-        <w:rPr>
-          <w:rFonts w:ascii="Times New Roman" w:eastAsia="Times New Roman" w:hAnsi="Times New Roman" w:cs="Times New Roman"/>
-          <w:b/>
-          <w:bCs/>
-          <w:sz w:val="24"/>
-          <w:szCs w:val="24"/>
-          <w:lang w:eastAsia="fr-FR"/>
-        </w:rPr>
-        <w:t>Figure</w:t>
-      </w:r>
-      <w:proofErr w:type="gramEnd"/>
-      <w:r>
-        <w:rPr>
-          <w:rFonts w:ascii="Times New Roman" w:eastAsia="Times New Roman" w:hAnsi="Times New Roman" w:cs="Times New Roman"/>
-          <w:b/>
-          <w:bCs/>
-          <w:sz w:val="24"/>
-          <w:szCs w:val="24"/>
-          <w:lang w:eastAsia="fr-FR"/>
-        </w:rPr>
-        <w:t xml:space="preserve"> 7</w:t>
-      </w:r>
-      <w:r>
-        <w:rPr>
-          <w:rFonts w:ascii="Times New Roman" w:eastAsia="Times New Roman" w:hAnsi="Times New Roman" w:cs="Times New Roman"/>
-          <w:sz w:val="24"/>
-          <w:szCs w:val="24"/>
-          <w:lang w:eastAsia="fr-FR"/>
-        </w:rPr>
-        <w:t xml:space="preserve"> → </w:t>
-      </w:r>
-      <w:proofErr w:type="spellStart"/>
-      <w:r>
-        <w:rPr>
-          <w:rFonts w:ascii="Courier New" w:eastAsia="Times New Roman" w:hAnsi="Courier New" w:cs="Courier New"/>
-          <w:sz w:val="20"/>
-          <w:szCs w:val="20"/>
-          <w:lang w:eastAsia="fr-FR"/>
-        </w:rPr>
-        <w:t>Nucleotide</w:t>
-      </w:r>
-      <w:proofErr w:type="spellEnd"/>
-      <w:r>
-        <w:rPr>
-          <w:rFonts w:ascii="Courier New" w:eastAsia="Times New Roman" w:hAnsi="Courier New" w:cs="Courier New"/>
-          <w:sz w:val="20"/>
-          <w:szCs w:val="20"/>
-          <w:lang w:eastAsia="fr-FR"/>
-        </w:rPr>
-        <w:t xml:space="preserve"> </w:t>
-      </w:r>
-      <w:proofErr w:type="spellStart"/>
-      <w:r>
-        <w:rPr>
-          <w:rFonts w:ascii="Courier New" w:eastAsia="Times New Roman" w:hAnsi="Courier New" w:cs="Courier New"/>
-          <w:sz w:val="20"/>
-          <w:szCs w:val="20"/>
-          <w:lang w:eastAsia="fr-FR"/>
-        </w:rPr>
-        <w:t>Analysis</w:t>
-      </w:r>
-      <w:proofErr w:type="spellEnd"/>
-      <w:r>
-        <w:rPr>
-          <w:rFonts w:ascii="Times New Roman" w:eastAsia="Times New Roman" w:hAnsi="Times New Roman" w:cs="Times New Roman"/>
-          <w:sz w:val="24"/>
-          <w:szCs w:val="24"/>
-          <w:lang w:eastAsia="fr-FR"/>
-        </w:rPr>
-        <w:t xml:space="preserve">, </w:t>
-      </w:r>
-      <w:proofErr w:type="spellStart"/>
-      <w:r>
-        <w:rPr>
-          <w:rFonts w:ascii="Courier New" w:eastAsia="Times New Roman" w:hAnsi="Courier New" w:cs="Courier New"/>
-          <w:sz w:val="20"/>
-          <w:szCs w:val="20"/>
-          <w:lang w:eastAsia="fr-FR"/>
-        </w:rPr>
-        <w:t>Nucleotide</w:t>
-      </w:r>
-      <w:proofErr w:type="spellEnd"/>
-      <w:r>
-        <w:rPr>
-          <w:rFonts w:ascii="Courier New" w:eastAsia="Times New Roman" w:hAnsi="Courier New" w:cs="Courier New"/>
-          <w:sz w:val="20"/>
-          <w:szCs w:val="20"/>
-          <w:lang w:eastAsia="fr-FR"/>
-        </w:rPr>
-        <w:t xml:space="preserve"> </w:t>
-      </w:r>
-      <w:proofErr w:type="spellStart"/>
-      <w:r>
-        <w:rPr>
-          <w:rFonts w:ascii="Courier New" w:eastAsia="Times New Roman" w:hAnsi="Courier New" w:cs="Courier New"/>
-          <w:sz w:val="20"/>
-          <w:szCs w:val="20"/>
-          <w:lang w:eastAsia="fr-FR"/>
-        </w:rPr>
-        <w:t>Sequence</w:t>
-      </w:r>
-      <w:proofErr w:type="spellEnd"/>
-      <w:r>
-        <w:rPr>
-          <w:rFonts w:ascii="Times New Roman" w:eastAsia="Times New Roman" w:hAnsi="Times New Roman" w:cs="Times New Roman"/>
-          <w:sz w:val="24"/>
-          <w:szCs w:val="24"/>
-          <w:lang w:eastAsia="fr-FR"/>
-        </w:rPr>
-        <w:t xml:space="preserve">, etc. </w:t>
-      </w:r>
-    </w:p>
-    <w:p>
-      <w:pPr>
-        <w:spacing w:after="0" w:line="240" w:lineRule="auto"/>
-        <w:rPr>
-          <w:rFonts w:ascii="Times New Roman" w:eastAsia="Times New Roman" w:hAnsi="Times New Roman" w:cs="Times New Roman"/>
-          <w:sz w:val="24"/>
-          <w:szCs w:val="24"/>
-          <w:lang w:eastAsia="fr-FR"/>
-        </w:rPr>
-      </w:pPr>
-      <w:proofErr w:type="gramStart"/>
-      <w:r>
-        <w:rPr>
-          <w:rFonts w:ascii="Times New Roman" w:eastAsia="Times New Roman" w:hAnsi="Symbol" w:cs="Times New Roman"/>
-          <w:sz w:val="24"/>
-          <w:szCs w:val="24"/>
-          <w:lang w:eastAsia="fr-FR"/>
-        </w:rPr>
-        <w:t></w:t>
-      </w:r>
-      <w:r>
-        <w:rPr>
-          <w:rFonts w:ascii="Times New Roman" w:eastAsia="Times New Roman" w:hAnsi="Times New Roman" w:cs="Times New Roman"/>
-          <w:sz w:val="24"/>
-          <w:szCs w:val="24"/>
-          <w:lang w:eastAsia="fr-FR"/>
-        </w:rPr>
-        <w:t xml:space="preserve">  </w:t>
-      </w:r>
-      <w:r>
-        <w:rPr>
-          <w:rFonts w:ascii="Times New Roman" w:eastAsia="Times New Roman" w:hAnsi="Times New Roman" w:cs="Times New Roman"/>
-          <w:b/>
-          <w:bCs/>
-          <w:sz w:val="24"/>
-          <w:szCs w:val="24"/>
-          <w:lang w:eastAsia="fr-FR"/>
-        </w:rPr>
-        <w:t>Figure</w:t>
-      </w:r>
-      <w:proofErr w:type="gramEnd"/>
-      <w:r>
-        <w:rPr>
-          <w:rFonts w:ascii="Times New Roman" w:eastAsia="Times New Roman" w:hAnsi="Times New Roman" w:cs="Times New Roman"/>
-          <w:b/>
-          <w:bCs/>
-          <w:sz w:val="24"/>
-          <w:szCs w:val="24"/>
-          <w:lang w:eastAsia="fr-FR"/>
-        </w:rPr>
-        <w:t xml:space="preserve"> 8</w:t>
-      </w:r>
-      <w:r>
-        <w:rPr>
-          <w:rFonts w:ascii="Times New Roman" w:eastAsia="Times New Roman" w:hAnsi="Times New Roman" w:cs="Times New Roman"/>
-          <w:sz w:val="24"/>
-          <w:szCs w:val="24"/>
-          <w:lang w:eastAsia="fr-FR"/>
-        </w:rPr>
-        <w:t xml:space="preserve"> → </w:t>
-      </w:r>
-      <w:r>
-        <w:rPr>
-          <w:rFonts w:ascii="Courier New" w:eastAsia="Times New Roman" w:hAnsi="Courier New" w:cs="Courier New"/>
-          <w:sz w:val="20"/>
-          <w:szCs w:val="20"/>
-          <w:lang w:eastAsia="fr-FR"/>
-        </w:rPr>
-        <w:t>Agent</w:t>
-      </w:r>
-      <w:r>
-        <w:rPr>
-          <w:rFonts w:ascii="Times New Roman" w:eastAsia="Times New Roman" w:hAnsi="Times New Roman" w:cs="Times New Roman"/>
-          <w:sz w:val="24"/>
-          <w:szCs w:val="24"/>
-          <w:lang w:eastAsia="fr-FR"/>
-        </w:rPr>
-        <w:t xml:space="preserve"> </w:t>
-      </w:r>
-    </w:p>
-    <w:p>
-      <w:pPr>
-        <w:rPr>
-          <w:rFonts w:ascii="Courier New" w:eastAsia="Times New Roman" w:hAnsi="Courier New" w:cs="Courier New"/>
-          <w:sz w:val="20"/>
-          <w:szCs w:val="20"/>
-          <w:lang w:eastAsia="fr-FR"/>
-        </w:rPr>
-      </w:pPr>
-      <w:proofErr w:type="gramStart"/>
-      <w:r>
-        <w:rPr>
-          <w:rFonts w:ascii="Times New Roman" w:eastAsia="Times New Roman" w:hAnsi="Symbol" w:cs="Times New Roman"/>
-          <w:sz w:val="24"/>
-          <w:szCs w:val="24"/>
-          <w:lang w:eastAsia="fr-FR"/>
-        </w:rPr>
-        <w:t></w:t>
-      </w:r>
-      <w:r>
-        <w:rPr>
-          <w:rFonts w:ascii="Times New Roman" w:eastAsia="Times New Roman" w:hAnsi="Times New Roman" w:cs="Times New Roman"/>
-          <w:sz w:val="24"/>
-          <w:szCs w:val="24"/>
-          <w:lang w:eastAsia="fr-FR"/>
-        </w:rPr>
-        <w:t xml:space="preserve">  </w:t>
-      </w:r>
-      <w:r>
-        <w:rPr>
-          <w:rFonts w:ascii="Times New Roman" w:eastAsia="Times New Roman" w:hAnsi="Times New Roman" w:cs="Times New Roman"/>
-          <w:b/>
-          <w:bCs/>
-          <w:sz w:val="24"/>
-          <w:szCs w:val="24"/>
-          <w:lang w:eastAsia="fr-FR"/>
-        </w:rPr>
-        <w:t>Figure</w:t>
-      </w:r>
-      <w:proofErr w:type="gramEnd"/>
-      <w:r>
-        <w:rPr>
-          <w:rFonts w:ascii="Times New Roman" w:eastAsia="Times New Roman" w:hAnsi="Times New Roman" w:cs="Times New Roman"/>
-          <w:b/>
-          <w:bCs/>
-          <w:sz w:val="24"/>
-          <w:szCs w:val="24"/>
-          <w:lang w:eastAsia="fr-FR"/>
-        </w:rPr>
-        <w:t xml:space="preserve"> 9</w:t>
-      </w:r>
-      <w:r>
-        <w:rPr>
-          <w:rFonts w:ascii="Times New Roman" w:eastAsia="Times New Roman" w:hAnsi="Times New Roman" w:cs="Times New Roman"/>
-          <w:sz w:val="24"/>
-          <w:szCs w:val="24"/>
-          <w:lang w:eastAsia="fr-FR"/>
-        </w:rPr>
-        <w:t xml:space="preserve"> → </w:t>
-      </w:r>
-      <w:r>
-        <w:rPr>
-          <w:rFonts w:ascii="Courier New" w:eastAsia="Times New Roman" w:hAnsi="Courier New" w:cs="Courier New"/>
-          <w:sz w:val="20"/>
-          <w:szCs w:val="20"/>
-          <w:lang w:eastAsia="fr-FR"/>
-        </w:rPr>
-        <w:t xml:space="preserve">Media </w:t>
-      </w:r>
-      <w:proofErr w:type="spellStart"/>
-      <w:r>
-        <w:rPr>
-          <w:rFonts w:ascii="Courier New" w:eastAsia="Times New Roman" w:hAnsi="Courier New" w:cs="Courier New"/>
-          <w:sz w:val="20"/>
-          <w:szCs w:val="20"/>
-          <w:lang w:eastAsia="fr-FR"/>
-        </w:rPr>
-        <w:t>Entity</w:t>
-      </w:r>
-      <w:proofErr w:type="spellEnd"/>
+        <w:t>Media Entity</w:t>
+      </w:r>
     </w:p>
     <w:p>
       <w:pPr>
@@ -2452,7 +2062,6 @@
                 <w:lang w:eastAsia="fr-FR"/>
               </w:rPr>
             </w:pPr>
-            <w:proofErr w:type="spellStart"/>
             <w:r>
               <w:rPr>
                 <w:rFonts w:ascii="Times New Roman" w:eastAsia="Times New Roman" w:hAnsi="Times New Roman" w:cs="Times New Roman"/>
@@ -2464,7 +2073,6 @@
               </w:rPr>
               <w:t>BibliographicResource</w:t>
             </w:r>
-            <w:proofErr w:type="spellEnd"/>
           </w:p>
         </w:tc>
         <w:tc>
@@ -2572,7 +2180,6 @@
                 <w:lang w:eastAsia="fr-FR"/>
               </w:rPr>
             </w:pPr>
-            <w:proofErr w:type="spellStart"/>
             <w:r>
               <w:rPr>
                 <w:rFonts w:ascii="Times New Roman" w:eastAsia="Times New Roman" w:hAnsi="Times New Roman" w:cs="Times New Roman"/>
@@ -2584,7 +2191,6 @@
               </w:rPr>
               <w:t>Dataset</w:t>
             </w:r>
-            <w:proofErr w:type="spellEnd"/>
           </w:p>
         </w:tc>
         <w:tc>
@@ -2810,7 +2416,6 @@
                 <w:lang w:eastAsia="fr-FR"/>
               </w:rPr>
             </w:pPr>
-            <w:proofErr w:type="spellStart"/>
             <w:r>
               <w:rPr>
                 <w:rFonts w:ascii="Times New Roman" w:eastAsia="Times New Roman" w:hAnsi="Times New Roman" w:cs="Times New Roman"/>
@@ -2822,7 +2427,6 @@
               </w:rPr>
               <w:t>EventAttribute</w:t>
             </w:r>
-            <w:proofErr w:type="spellEnd"/>
           </w:p>
         </w:tc>
         <w:tc>
@@ -2930,7 +2534,6 @@
                 <w:lang w:eastAsia="fr-FR"/>
               </w:rPr>
             </w:pPr>
-            <w:proofErr w:type="spellStart"/>
             <w:r>
               <w:rPr>
                 <w:rFonts w:ascii="Times New Roman" w:eastAsia="Times New Roman" w:hAnsi="Times New Roman" w:cs="Times New Roman"/>
@@ -2942,7 +2545,6 @@
               </w:rPr>
               <w:t>EventMeasurement</w:t>
             </w:r>
-            <w:proofErr w:type="spellEnd"/>
           </w:p>
         </w:tc>
         <w:tc>
@@ -3050,7 +2652,6 @@
                 <w:lang w:eastAsia="fr-FR"/>
               </w:rPr>
             </w:pPr>
-            <w:proofErr w:type="spellStart"/>
             <w:r>
               <w:rPr>
                 <w:rFonts w:ascii="Times New Roman" w:eastAsia="Times New Roman" w:hAnsi="Times New Roman" w:cs="Times New Roman"/>
@@ -3062,7 +2663,6 @@
               </w:rPr>
               <w:t>FossilSpecimen</w:t>
             </w:r>
-            <w:proofErr w:type="spellEnd"/>
           </w:p>
         </w:tc>
         <w:tc>
@@ -3170,7 +2770,6 @@
                 <w:lang w:eastAsia="fr-FR"/>
               </w:rPr>
             </w:pPr>
-            <w:proofErr w:type="spellStart"/>
             <w:r>
               <w:rPr>
                 <w:rFonts w:ascii="Times New Roman" w:eastAsia="Times New Roman" w:hAnsi="Times New Roman" w:cs="Times New Roman"/>
@@ -3182,7 +2781,6 @@
               </w:rPr>
               <w:t>GeologicalContext</w:t>
             </w:r>
-            <w:proofErr w:type="spellEnd"/>
           </w:p>
         </w:tc>
         <w:tc>
@@ -3290,7 +2888,6 @@
                 <w:lang w:eastAsia="fr-FR"/>
               </w:rPr>
             </w:pPr>
-            <w:proofErr w:type="spellStart"/>
             <w:r>
               <w:rPr>
                 <w:rFonts w:ascii="Times New Roman" w:eastAsia="Times New Roman" w:hAnsi="Times New Roman" w:cs="Times New Roman"/>
@@ -3302,7 +2899,6 @@
               </w:rPr>
               <w:t>HumanObservation</w:t>
             </w:r>
-            <w:proofErr w:type="spellEnd"/>
           </w:p>
         </w:tc>
         <w:tc>
@@ -3528,7 +3124,6 @@
                 <w:lang w:eastAsia="fr-FR"/>
               </w:rPr>
             </w:pPr>
-            <w:proofErr w:type="spellStart"/>
             <w:r>
               <w:rPr>
                 <w:rFonts w:ascii="Times New Roman" w:eastAsia="Times New Roman" w:hAnsi="Times New Roman" w:cs="Times New Roman"/>
@@ -3540,7 +3135,6 @@
               </w:rPr>
               <w:t>LivingSpecimen</w:t>
             </w:r>
-            <w:proofErr w:type="spellEnd"/>
           </w:p>
         </w:tc>
         <w:tc>
@@ -3766,7 +3360,6 @@
                 <w:lang w:eastAsia="fr-FR"/>
               </w:rPr>
             </w:pPr>
-            <w:proofErr w:type="spellStart"/>
             <w:r>
               <w:rPr>
                 <w:rFonts w:ascii="Times New Roman" w:eastAsia="Times New Roman" w:hAnsi="Times New Roman" w:cs="Times New Roman"/>
@@ -3778,7 +3371,6 @@
               </w:rPr>
               <w:t>MachineObservation</w:t>
             </w:r>
-            <w:proofErr w:type="spellEnd"/>
           </w:p>
         </w:tc>
         <w:tc>
@@ -3886,7 +3478,6 @@
                 <w:lang w:eastAsia="fr-FR"/>
               </w:rPr>
             </w:pPr>
-            <w:proofErr w:type="spellStart"/>
             <w:r>
               <w:rPr>
                 <w:rFonts w:ascii="Times New Roman" w:eastAsia="Times New Roman" w:hAnsi="Times New Roman" w:cs="Times New Roman"/>
@@ -3898,7 +3489,6 @@
               </w:rPr>
               <w:t>MaterialCitation</w:t>
             </w:r>
-            <w:proofErr w:type="spellEnd"/>
           </w:p>
         </w:tc>
         <w:tc>
@@ -4006,7 +3596,6 @@
                 <w:lang w:eastAsia="fr-FR"/>
               </w:rPr>
             </w:pPr>
-            <w:proofErr w:type="spellStart"/>
             <w:r>
               <w:rPr>
                 <w:rFonts w:ascii="Times New Roman" w:eastAsia="Times New Roman" w:hAnsi="Times New Roman" w:cs="Times New Roman"/>
@@ -4018,7 +3607,6 @@
               </w:rPr>
               <w:t>MaterialEntity</w:t>
             </w:r>
-            <w:proofErr w:type="spellEnd"/>
           </w:p>
         </w:tc>
         <w:tc>
@@ -4126,7 +3714,6 @@
                 <w:lang w:eastAsia="fr-FR"/>
               </w:rPr>
             </w:pPr>
-            <w:proofErr w:type="spellStart"/>
             <w:r>
               <w:rPr>
                 <w:rFonts w:ascii="Times New Roman" w:eastAsia="Times New Roman" w:hAnsi="Times New Roman" w:cs="Times New Roman"/>
@@ -4138,7 +3725,6 @@
               </w:rPr>
               <w:t>MaterialSample</w:t>
             </w:r>
-            <w:proofErr w:type="spellEnd"/>
           </w:p>
         </w:tc>
         <w:tc>
@@ -4246,7 +3832,6 @@
                 <w:lang w:eastAsia="fr-FR"/>
               </w:rPr>
             </w:pPr>
-            <w:proofErr w:type="spellStart"/>
             <w:r>
               <w:rPr>
                 <w:rFonts w:ascii="Times New Roman" w:eastAsia="Times New Roman" w:hAnsi="Times New Roman" w:cs="Times New Roman"/>
@@ -4258,7 +3843,6 @@
               </w:rPr>
               <w:t>MeasurementOrFact</w:t>
             </w:r>
-            <w:proofErr w:type="spellEnd"/>
           </w:p>
         </w:tc>
         <w:tc>
@@ -4484,7 +4068,6 @@
                 <w:lang w:eastAsia="fr-FR"/>
               </w:rPr>
             </w:pPr>
-            <w:proofErr w:type="spellStart"/>
             <w:r>
               <w:rPr>
                 <w:rFonts w:ascii="Times New Roman" w:eastAsia="Times New Roman" w:hAnsi="Times New Roman" w:cs="Times New Roman"/>
@@ -4496,7 +4079,6 @@
               </w:rPr>
               <w:t>MolecularProtocol</w:t>
             </w:r>
-            <w:proofErr w:type="spellEnd"/>
           </w:p>
         </w:tc>
         <w:tc>
@@ -4604,7 +4186,6 @@
                 <w:lang w:eastAsia="fr-FR"/>
               </w:rPr>
             </w:pPr>
-            <w:proofErr w:type="spellStart"/>
             <w:r>
               <w:rPr>
                 <w:rFonts w:ascii="Times New Roman" w:eastAsia="Times New Roman" w:hAnsi="Times New Roman" w:cs="Times New Roman"/>
@@ -4616,7 +4197,6 @@
               </w:rPr>
               <w:t>NucleotideAnalysis</w:t>
             </w:r>
-            <w:proofErr w:type="spellEnd"/>
           </w:p>
         </w:tc>
         <w:tc>
@@ -4724,7 +4304,6 @@
                 <w:lang w:eastAsia="fr-FR"/>
               </w:rPr>
             </w:pPr>
-            <w:proofErr w:type="spellStart"/>
             <w:r>
               <w:rPr>
                 <w:rFonts w:ascii="Times New Roman" w:eastAsia="Times New Roman" w:hAnsi="Times New Roman" w:cs="Times New Roman"/>
@@ -4736,7 +4315,6 @@
               </w:rPr>
               <w:t>NucleotideSequence</w:t>
             </w:r>
-            <w:proofErr w:type="spellEnd"/>
           </w:p>
         </w:tc>
         <w:tc>
@@ -4962,7 +4540,6 @@
                 <w:lang w:eastAsia="fr-FR"/>
               </w:rPr>
             </w:pPr>
-            <w:proofErr w:type="spellStart"/>
             <w:r>
               <w:rPr>
                 <w:rFonts w:ascii="Times New Roman" w:eastAsia="Times New Roman" w:hAnsi="Times New Roman" w:cs="Times New Roman"/>
@@ -4974,7 +4551,6 @@
               </w:rPr>
               <w:t>OccurrenceMeasurement</w:t>
             </w:r>
-            <w:proofErr w:type="spellEnd"/>
           </w:p>
         </w:tc>
         <w:tc>
@@ -5082,7 +4658,6 @@
                 <w:lang w:eastAsia="fr-FR"/>
               </w:rPr>
             </w:pPr>
-            <w:proofErr w:type="spellStart"/>
             <w:r>
               <w:rPr>
                 <w:rFonts w:ascii="Times New Roman" w:eastAsia="Times New Roman" w:hAnsi="Times New Roman" w:cs="Times New Roman"/>
@@ -5094,7 +4669,6 @@
               </w:rPr>
               <w:t>Organism</w:t>
             </w:r>
-            <w:proofErr w:type="spellEnd"/>
           </w:p>
         </w:tc>
         <w:tc>
@@ -5202,7 +4776,6 @@
                 <w:lang w:eastAsia="fr-FR"/>
               </w:rPr>
             </w:pPr>
-            <w:proofErr w:type="spellStart"/>
             <w:r>
               <w:rPr>
                 <w:rFonts w:ascii="Times New Roman" w:eastAsia="Times New Roman" w:hAnsi="Times New Roman" w:cs="Times New Roman"/>
@@ -5214,7 +4787,6 @@
               </w:rPr>
               <w:t>OrganismInteraction</w:t>
             </w:r>
-            <w:proofErr w:type="spellEnd"/>
           </w:p>
         </w:tc>
         <w:tc>
@@ -5322,7 +4894,6 @@
                 <w:lang w:eastAsia="fr-FR"/>
               </w:rPr>
             </w:pPr>
-            <w:proofErr w:type="spellStart"/>
             <w:r>
               <w:rPr>
                 <w:rFonts w:ascii="Times New Roman" w:eastAsia="Times New Roman" w:hAnsi="Times New Roman" w:cs="Times New Roman"/>
@@ -5334,7 +4905,6 @@
               </w:rPr>
               <w:t>PreservedSpecimen</w:t>
             </w:r>
-            <w:proofErr w:type="spellEnd"/>
           </w:p>
         </w:tc>
         <w:tc>
@@ -5679,7 +5249,6 @@
                 <w:lang w:eastAsia="fr-FR"/>
               </w:rPr>
             </w:pPr>
-            <w:proofErr w:type="spellStart"/>
             <w:r>
               <w:rPr>
                 <w:rFonts w:ascii="Times New Roman" w:eastAsia="Times New Roman" w:hAnsi="Times New Roman" w:cs="Times New Roman"/>
@@ -5691,53 +5260,32 @@
               </w:rPr>
               <w:t>ResourceRelationship</w:t>
             </w:r>
-            <w:proofErr w:type="spellEnd"/>
-          </w:p>
-        </w:tc>
-        <w:tc>
-          <w:tcPr>
-            <w:tcW w:w="0" w:type="auto"/>
-            <w:vAlign w:val="center"/>
-            <w:hideMark/>
-          </w:tcPr>
-          <w:p>
-            <w:pPr>
-              <w:spacing w:after="0" w:line="240" w:lineRule="auto"/>
-              <w:rPr>
-                <w:rFonts w:ascii="Times New Roman" w:eastAsia="Times New Roman" w:hAnsi="Times New Roman" w:cs="Times New Roman"/>
-                <w:sz w:val="24"/>
-                <w:szCs w:val="24"/>
-                <w:lang w:eastAsia="fr-FR"/>
-              </w:rPr>
-            </w:pPr>
-            <w:r>
-              <w:rPr>
-                <w:rFonts w:ascii="Times New Roman" w:eastAsia="Times New Roman" w:hAnsi="Times New Roman" w:cs="Times New Roman"/>
-                <w:sz w:val="24"/>
-                <w:szCs w:val="24"/>
-                <w:lang w:eastAsia="fr-FR"/>
-              </w:rPr>
-              <w:t xml:space="preserve">Relation entre deux ressources Darwin </w:t>
-            </w:r>
-            <w:proofErr w:type="spellStart"/>
-            <w:r>
-              <w:rPr>
-                <w:rFonts w:ascii="Times New Roman" w:eastAsia="Times New Roman" w:hAnsi="Times New Roman" w:cs="Times New Roman"/>
-                <w:sz w:val="24"/>
-                <w:szCs w:val="24"/>
-                <w:lang w:eastAsia="fr-FR"/>
-              </w:rPr>
-              <w:t>Core</w:t>
-            </w:r>
-            <w:proofErr w:type="spellEnd"/>
-            <w:r>
-              <w:rPr>
-                <w:rFonts w:ascii="Times New Roman" w:eastAsia="Times New Roman" w:hAnsi="Times New Roman" w:cs="Times New Roman"/>
-                <w:sz w:val="24"/>
-                <w:szCs w:val="24"/>
-                <w:lang w:eastAsia="fr-FR"/>
-              </w:rPr>
-              <w:t>.</w:t>
+          </w:p>
+        </w:tc>
+        <w:tc>
+          <w:tcPr>
+            <w:tcW w:w="0" w:type="auto"/>
+            <w:vAlign w:val="center"/>
+            <w:hideMark/>
+          </w:tcPr>
+          <w:p>
+            <w:pPr>
+              <w:spacing w:after="0" w:line="240" w:lineRule="auto"/>
+              <w:rPr>
+                <w:rFonts w:ascii="Times New Roman" w:eastAsia="Times New Roman" w:hAnsi="Times New Roman" w:cs="Times New Roman"/>
+                <w:sz w:val="24"/>
+                <w:szCs w:val="24"/>
+                <w:lang w:eastAsia="fr-FR"/>
+              </w:rPr>
+            </w:pPr>
+            <w:r>
+              <w:rPr>
+                <w:rFonts w:ascii="Times New Roman" w:eastAsia="Times New Roman" w:hAnsi="Times New Roman" w:cs="Times New Roman"/>
+                <w:sz w:val="24"/>
+                <w:szCs w:val="24"/>
+                <w:lang w:eastAsia="fr-FR"/>
+              </w:rPr>
+              <w:t>Relation entre deux ressources Darwin Core.</w:t>
             </w:r>
           </w:p>
         </w:tc>
@@ -5819,7 +5367,6 @@
                 <w:lang w:eastAsia="fr-FR"/>
               </w:rPr>
             </w:pPr>
-            <w:proofErr w:type="spellStart"/>
             <w:r>
               <w:rPr>
                 <w:rFonts w:ascii="Times New Roman" w:eastAsia="Times New Roman" w:hAnsi="Times New Roman" w:cs="Times New Roman"/>
@@ -5831,7 +5378,6 @@
               </w:rPr>
               <w:t>Sample</w:t>
             </w:r>
-            <w:proofErr w:type="spellEnd"/>
           </w:p>
         </w:tc>
         <w:tc>
@@ -5939,7 +5485,6 @@
                 <w:lang w:eastAsia="fr-FR"/>
               </w:rPr>
             </w:pPr>
-            <w:proofErr w:type="spellStart"/>
             <w:r>
               <w:rPr>
                 <w:rFonts w:ascii="Times New Roman" w:eastAsia="Times New Roman" w:hAnsi="Times New Roman" w:cs="Times New Roman"/>
@@ -5951,7 +5496,6 @@
               </w:rPr>
               <w:t>SampleAttribute</w:t>
             </w:r>
-            <w:proofErr w:type="spellEnd"/>
           </w:p>
         </w:tc>
         <w:tc>
@@ -6059,7 +5603,6 @@
                 <w:lang w:eastAsia="fr-FR"/>
               </w:rPr>
             </w:pPr>
-            <w:proofErr w:type="spellStart"/>
             <w:r>
               <w:rPr>
                 <w:rFonts w:ascii="Times New Roman" w:eastAsia="Times New Roman" w:hAnsi="Times New Roman" w:cs="Times New Roman"/>
@@ -6071,7 +5614,6 @@
               </w:rPr>
               <w:t>SamplingEvent</w:t>
             </w:r>
-            <w:proofErr w:type="spellEnd"/>
           </w:p>
         </w:tc>
         <w:tc>
@@ -6179,7 +5721,6 @@
                 <w:lang w:eastAsia="fr-FR"/>
               </w:rPr>
             </w:pPr>
-            <w:proofErr w:type="spellStart"/>
             <w:r>
               <w:rPr>
                 <w:rFonts w:ascii="Times New Roman" w:eastAsia="Times New Roman" w:hAnsi="Times New Roman" w:cs="Times New Roman"/>
@@ -6191,7 +5732,6 @@
               </w:rPr>
               <w:t>SamplingLocation</w:t>
             </w:r>
-            <w:proofErr w:type="spellEnd"/>
           </w:p>
         </w:tc>
         <w:tc>
@@ -6417,7 +5957,6 @@
                 <w:lang w:eastAsia="fr-FR"/>
               </w:rPr>
             </w:pPr>
-            <w:proofErr w:type="spellStart"/>
             <w:r>
               <w:rPr>
                 <w:rFonts w:ascii="Times New Roman" w:eastAsia="Times New Roman" w:hAnsi="Times New Roman" w:cs="Times New Roman"/>
@@ -6429,7 +5968,6 @@
               </w:rPr>
               <w:t>UsagePolicy</w:t>
             </w:r>
-            <w:proofErr w:type="spellEnd"/>
           </w:p>
         </w:tc>
         <w:tc>
@@ -6537,7 +6075,6 @@
                 <w:lang w:eastAsia="fr-FR"/>
               </w:rPr>
             </w:pPr>
-            <w:proofErr w:type="spellStart"/>
             <w:r>
               <w:rPr>
                 <w:rFonts w:ascii="Times New Roman" w:eastAsia="Times New Roman" w:hAnsi="Times New Roman" w:cs="Times New Roman"/>
@@ -6549,7 +6086,6 @@
               </w:rPr>
               <w:t>MaterialCitation</w:t>
             </w:r>
-            <w:proofErr w:type="spellEnd"/>
           </w:p>
         </w:tc>
         <w:tc>
@@ -6827,7 +6363,6 @@
                 <w:lang w:eastAsia="fr-FR"/>
               </w:rPr>
             </w:pPr>
-            <w:proofErr w:type="spellStart"/>
             <w:r>
               <w:rPr>
                 <w:rFonts w:ascii="Times New Roman" w:eastAsia="Times New Roman" w:hAnsi="Times New Roman" w:cs="Times New Roman"/>
@@ -6839,7 +6374,6 @@
               </w:rPr>
               <w:t>Dataset</w:t>
             </w:r>
-            <w:proofErr w:type="spellEnd"/>
           </w:p>
         </w:tc>
         <w:tc>
@@ -7661,7 +7195,6 @@
               </w:rPr>
               <w:t xml:space="preserve">« </w:t>
             </w:r>
-            <w:proofErr w:type="spellStart"/>
             <w:r>
               <w:rPr>
                 <w:rFonts w:ascii="Times New Roman" w:eastAsia="Times New Roman" w:hAnsi="Times New Roman" w:cs="Times New Roman"/>
@@ -7671,61 +7204,16 @@
                 <w:szCs w:val="24"/>
                 <w:lang w:eastAsia="fr-FR"/>
               </w:rPr>
-              <w:t>Corvus</w:t>
-            </w:r>
-            <w:proofErr w:type="spellEnd"/>
-            <w:r>
-              <w:rPr>
-                <w:rFonts w:ascii="Times New Roman" w:eastAsia="Times New Roman" w:hAnsi="Times New Roman" w:cs="Times New Roman"/>
-                <w:i/>
-                <w:iCs/>
-                <w:sz w:val="24"/>
-                <w:szCs w:val="24"/>
-                <w:lang w:eastAsia="fr-FR"/>
-              </w:rPr>
-              <w:t xml:space="preserve"> </w:t>
-            </w:r>
-            <w:proofErr w:type="spellStart"/>
-            <w:r>
-              <w:rPr>
-                <w:rFonts w:ascii="Times New Roman" w:eastAsia="Times New Roman" w:hAnsi="Times New Roman" w:cs="Times New Roman"/>
-                <w:i/>
-                <w:iCs/>
-                <w:sz w:val="24"/>
-                <w:szCs w:val="24"/>
-                <w:lang w:eastAsia="fr-FR"/>
-              </w:rPr>
-              <w:t>albus</w:t>
-            </w:r>
-            <w:proofErr w:type="spellEnd"/>
-            <w:r>
-              <w:rPr>
-                <w:rFonts w:ascii="Times New Roman" w:eastAsia="Times New Roman" w:hAnsi="Times New Roman" w:cs="Times New Roman"/>
-                <w:sz w:val="24"/>
-                <w:szCs w:val="24"/>
-                <w:lang w:eastAsia="fr-FR"/>
-              </w:rPr>
-              <w:t xml:space="preserve">, famille </w:t>
-            </w:r>
-            <w:proofErr w:type="spellStart"/>
-            <w:r>
-              <w:rPr>
-                <w:rFonts w:ascii="Times New Roman" w:eastAsia="Times New Roman" w:hAnsi="Times New Roman" w:cs="Times New Roman"/>
-                <w:sz w:val="24"/>
-                <w:szCs w:val="24"/>
-                <w:lang w:eastAsia="fr-FR"/>
-              </w:rPr>
-              <w:t>Corvidae</w:t>
-            </w:r>
-            <w:proofErr w:type="spellEnd"/>
-            <w:r>
-              <w:rPr>
-                <w:rFonts w:ascii="Times New Roman" w:eastAsia="Times New Roman" w:hAnsi="Times New Roman" w:cs="Times New Roman"/>
-                <w:sz w:val="24"/>
-                <w:szCs w:val="24"/>
-                <w:lang w:eastAsia="fr-FR"/>
-              </w:rPr>
-              <w:t xml:space="preserve"> »</w:t>
+              <w:t>Corvus albus</w:t>
+            </w:r>
+            <w:r>
+              <w:rPr>
+                <w:rFonts w:ascii="Times New Roman" w:eastAsia="Times New Roman" w:hAnsi="Times New Roman" w:cs="Times New Roman"/>
+                <w:sz w:val="24"/>
+                <w:szCs w:val="24"/>
+                <w:lang w:eastAsia="fr-FR"/>
+              </w:rPr>
+              <w:t>, famille Corvidae »</w:t>
             </w:r>
           </w:p>
         </w:tc>
@@ -7869,7 +7357,6 @@
               </w:rPr>
               <w:t xml:space="preserve">« Dr. X a identifié l'observation comme </w:t>
             </w:r>
-            <w:proofErr w:type="spellStart"/>
             <w:r>
               <w:rPr>
                 <w:rFonts w:ascii="Times New Roman" w:eastAsia="Times New Roman" w:hAnsi="Times New Roman" w:cs="Times New Roman"/>
@@ -7879,33 +7366,8 @@
                 <w:szCs w:val="24"/>
                 <w:lang w:eastAsia="fr-FR"/>
               </w:rPr>
-              <w:t>Corvus</w:t>
-            </w:r>
-            <w:proofErr w:type="spellEnd"/>
-            <w:r>
-              <w:rPr>
-                <w:rFonts w:ascii="Times New Roman" w:eastAsia="Times New Roman" w:hAnsi="Times New Roman" w:cs="Times New Roman"/>
-                <w:i/>
-                <w:iCs/>
-                <w:sz w:val="24"/>
-                <w:szCs w:val="24"/>
-                <w:lang w:eastAsia="fr-FR"/>
-              </w:rPr>
-              <w:t xml:space="preserve"> </w:t>
-            </w:r>
-            <w:proofErr w:type="spellStart"/>
-            <w:r>
-              <w:rPr>
-                <w:rFonts w:ascii="Times New Roman" w:eastAsia="Times New Roman" w:hAnsi="Times New Roman" w:cs="Times New Roman"/>
-                <w:i/>
-                <w:iCs/>
-                <w:sz w:val="24"/>
-                <w:szCs w:val="24"/>
-                <w:lang w:eastAsia="fr-FR"/>
-              </w:rPr>
-              <w:t>albus</w:t>
-            </w:r>
-            <w:proofErr w:type="spellEnd"/>
+              <w:t>Corvus albus</w:t>
+            </w:r>
             <w:r>
               <w:rPr>
                 <w:rFonts w:ascii="Times New Roman" w:eastAsia="Times New Roman" w:hAnsi="Times New Roman" w:cs="Times New Roman"/>
@@ -7919,6 +7381,206 @@
         </w:tc>
       </w:tr>
     </w:tbl>
+    <w:p>
+      <w:pPr>
+        <w:rPr>
+          <w:rFonts w:ascii="Consolas" w:hAnsi="Consolas" w:cs="Courier New"/>
+          <w:color w:val="F9FAFB"/>
+          <w:sz w:val="20"/>
+          <w:szCs w:val="20"/>
+          <w:shd w:val="clear" w:color="auto" w:fill="2C2C2E"/>
+        </w:rPr>
+      </w:pPr>
+    </w:p>
+    <w:p>
+      <w:r>
+        <w:t>Utilisation hors ligne :</w:t>
+      </w:r>
+    </w:p>
+    <w:p>
+      <w:r>
+        <w:t>Offline first</w:t>
+      </w:r>
+    </w:p>
+    <w:p>
+      <w:pPr>
+        <w:pStyle w:val="Paragraphedeliste"/>
+        <w:numPr>
+          <w:ilvl w:val="0"/>
+          <w:numId w:val="2"/>
+        </w:numPr>
+      </w:pPr>
+      <w:r>
+        <w:t>fonctionnement hors ligne : Service worker</w:t>
+      </w:r>
+    </w:p>
+    <w:p>
+      <w:pPr>
+        <w:pStyle w:val="Paragraphedeliste"/>
+        <w:numPr>
+          <w:ilvl w:val="0"/>
+          <w:numId w:val="2"/>
+        </w:numPr>
+      </w:pPr>
+      <w:r>
+        <w:t>Base de donnees locale : In</w:t>
+      </w:r>
+      <w:r>
+        <w:t>dexedDB</w:t>
+      </w:r>
+    </w:p>
+    <w:p>
+      <w:pPr>
+        <w:pStyle w:val="Paragraphedeliste"/>
+        <w:numPr>
+          <w:ilvl w:val="0"/>
+          <w:numId w:val="2"/>
+        </w:numPr>
+      </w:pPr>
+      <w:r>
+        <w:t>Bibliotheque indexedDB : Dexie.js</w:t>
+      </w:r>
+    </w:p>
+    <w:tbl>
+      <w:tblPr>
+        <w:tblW w:w="0" w:type="auto"/>
+        <w:tblCellSpacing w:w="15" w:type="dxa"/>
+        <w:tblCellMar>
+          <w:top w:w="15" w:type="dxa"/>
+          <w:left w:w="15" w:type="dxa"/>
+          <w:bottom w:w="15" w:type="dxa"/>
+          <w:right w:w="15" w:type="dxa"/>
+        </w:tblCellMar>
+        <w:tblLook w:val="04A0" w:firstRow="1" w:lastRow="0" w:firstColumn="1" w:lastColumn="0" w:noHBand="0" w:noVBand="1"/>
+      </w:tblPr>
+      <w:tblGrid>
+        <w:gridCol w:w="2848"/>
+      </w:tblGrid>
+      <w:tr>
+        <w:trPr>
+          <w:tblCellSpacing w:w="15" w:type="dxa"/>
+        </w:trPr>
+        <w:tc>
+          <w:tcPr>
+            <w:tcW w:w="0" w:type="auto"/>
+            <w:vAlign w:val="center"/>
+            <w:hideMark/>
+          </w:tcPr>
+          <w:p>
+            <w:pPr>
+              <w:pStyle w:val="Paragraphedeliste"/>
+              <w:numPr>
+                <w:ilvl w:val="0"/>
+                <w:numId w:val="2"/>
+              </w:numPr>
+              <w:spacing w:after="0" w:line="240" w:lineRule="auto"/>
+              <w:rPr>
+                <w:rFonts w:ascii="Times New Roman" w:eastAsia="Times New Roman" w:hAnsi="Times New Roman" w:cs="Times New Roman"/>
+                <w:sz w:val="24"/>
+                <w:szCs w:val="24"/>
+                <w:lang w:eastAsia="fr-FR"/>
+              </w:rPr>
+            </w:pPr>
+            <w:r>
+              <w:rPr>
+                <w:rFonts w:ascii="Times New Roman" w:eastAsia="Times New Roman" w:hAnsi="Times New Roman" w:cs="Times New Roman"/>
+                <w:sz w:val="24"/>
+                <w:szCs w:val="24"/>
+                <w:lang w:eastAsia="fr-FR"/>
+              </w:rPr>
+              <w:t>Détection connexion</w:t>
+            </w:r>
+          </w:p>
+        </w:tc>
+      </w:tr>
+    </w:tbl>
+    <w:p>
+      <w:pPr>
+        <w:spacing w:after="0" w:line="240" w:lineRule="auto"/>
+        <w:rPr>
+          <w:rFonts w:ascii="Times New Roman" w:eastAsia="Times New Roman" w:hAnsi="Times New Roman" w:cs="Times New Roman"/>
+          <w:vanish/>
+          <w:sz w:val="24"/>
+          <w:szCs w:val="24"/>
+          <w:lang w:eastAsia="fr-FR"/>
+        </w:rPr>
+      </w:pPr>
+    </w:p>
+    <w:tbl>
+      <w:tblPr>
+        <w:tblW w:w="0" w:type="auto"/>
+        <w:tblCellSpacing w:w="15" w:type="dxa"/>
+        <w:tblCellMar>
+          <w:top w:w="15" w:type="dxa"/>
+          <w:left w:w="15" w:type="dxa"/>
+          <w:bottom w:w="15" w:type="dxa"/>
+          <w:right w:w="15" w:type="dxa"/>
+        </w:tblCellMar>
+        <w:tblLook w:val="04A0" w:firstRow="1" w:lastRow="0" w:firstColumn="1" w:lastColumn="0" w:noHBand="0" w:noVBand="1"/>
+      </w:tblPr>
+      <w:tblGrid>
+        <w:gridCol w:w="5032"/>
+      </w:tblGrid>
+      <w:tr>
+        <w:trPr>
+          <w:tblCellSpacing w:w="15" w:type="dxa"/>
+        </w:trPr>
+        <w:tc>
+          <w:tcPr>
+            <w:tcW w:w="0" w:type="auto"/>
+            <w:vAlign w:val="center"/>
+            <w:hideMark/>
+          </w:tcPr>
+          <w:p>
+            <w:pPr>
+              <w:spacing w:after="0" w:line="240" w:lineRule="auto"/>
+              <w:rPr>
+                <w:rFonts w:ascii="Times New Roman" w:eastAsia="Times New Roman" w:hAnsi="Times New Roman" w:cs="Times New Roman"/>
+                <w:sz w:val="24"/>
+                <w:szCs w:val="24"/>
+                <w:lang w:eastAsia="fr-FR"/>
+              </w:rPr>
+            </w:pPr>
+            <w:r>
+              <w:rPr>
+                <w:rFonts w:ascii="Courier New" w:eastAsia="Times New Roman" w:hAnsi="Courier New" w:cs="Courier New"/>
+                <w:sz w:val="20"/>
+                <w:szCs w:val="20"/>
+                <w:lang w:eastAsia="fr-FR"/>
+              </w:rPr>
+              <w:t xml:space="preserve">        </w:t>
+            </w:r>
+            <w:r>
+              <w:rPr>
+                <w:rFonts w:ascii="Courier New" w:eastAsia="Times New Roman" w:hAnsi="Courier New" w:cs="Courier New"/>
+                <w:sz w:val="20"/>
+                <w:szCs w:val="20"/>
+                <w:lang w:eastAsia="fr-FR"/>
+              </w:rPr>
+              <w:t>navigator.onLine</w:t>
+            </w:r>
+            <w:r>
+              <w:rPr>
+                <w:rFonts w:ascii="Times New Roman" w:eastAsia="Times New Roman" w:hAnsi="Times New Roman" w:cs="Times New Roman"/>
+                <w:sz w:val="24"/>
+                <w:szCs w:val="24"/>
+                <w:lang w:eastAsia="fr-FR"/>
+              </w:rPr>
+              <w:t xml:space="preserve"> + événements réseau</w:t>
+            </w:r>
+          </w:p>
+        </w:tc>
+      </w:tr>
+    </w:tbl>
+    <w:p/>
+    <w:p>
+      <w:r>
+        <w:t xml:space="preserve">Contraintes : utilisation du meme </w:t>
+      </w:r>
+      <w:r>
+        <w:t>navigateur que la connexion au depart</w:t>
+      </w:r>
+    </w:p>
     <w:p>
       <w:pPr>
         <w:rPr>
@@ -8091,8 +7753,124 @@
       </w:rPr>
     </w:lvl>
   </w:abstractNum>
+  <w:abstractNum w:abstractNumId="1" w15:restartNumberingAfterBreak="0">
+    <w:nsid w:val="753B16E9"/>
+    <w:multiLevelType w:val="hybridMultilevel"/>
+    <w:tmpl w:val="1BC818D4"/>
+    <w:lvl w:ilvl="0" w:tplc="040C0001">
+      <w:start w:val="1"/>
+      <w:numFmt w:val="bullet"/>
+      <w:lvlText w:val=""/>
+      <w:lvlJc w:val="left"/>
+      <w:pPr>
+        <w:ind w:left="765" w:hanging="360"/>
+      </w:pPr>
+      <w:rPr>
+        <w:rFonts w:ascii="Symbol" w:hAnsi="Symbol" w:hint="default"/>
+      </w:rPr>
+    </w:lvl>
+    <w:lvl w:ilvl="1" w:tplc="040C0003" w:tentative="1">
+      <w:start w:val="1"/>
+      <w:numFmt w:val="bullet"/>
+      <w:lvlText w:val="o"/>
+      <w:lvlJc w:val="left"/>
+      <w:pPr>
+        <w:ind w:left="1485" w:hanging="360"/>
+      </w:pPr>
+      <w:rPr>
+        <w:rFonts w:ascii="Courier New" w:hAnsi="Courier New" w:cs="Courier New" w:hint="default"/>
+      </w:rPr>
+    </w:lvl>
+    <w:lvl w:ilvl="2" w:tplc="040C0005" w:tentative="1">
+      <w:start w:val="1"/>
+      <w:numFmt w:val="bullet"/>
+      <w:lvlText w:val=""/>
+      <w:lvlJc w:val="left"/>
+      <w:pPr>
+        <w:ind w:left="2205" w:hanging="360"/>
+      </w:pPr>
+      <w:rPr>
+        <w:rFonts w:ascii="Wingdings" w:hAnsi="Wingdings" w:hint="default"/>
+      </w:rPr>
+    </w:lvl>
+    <w:lvl w:ilvl="3" w:tplc="040C0001" w:tentative="1">
+      <w:start w:val="1"/>
+      <w:numFmt w:val="bullet"/>
+      <w:lvlText w:val=""/>
+      <w:lvlJc w:val="left"/>
+      <w:pPr>
+        <w:ind w:left="2925" w:hanging="360"/>
+      </w:pPr>
+      <w:rPr>
+        <w:rFonts w:ascii="Symbol" w:hAnsi="Symbol" w:hint="default"/>
+      </w:rPr>
+    </w:lvl>
+    <w:lvl w:ilvl="4" w:tplc="040C0003" w:tentative="1">
+      <w:start w:val="1"/>
+      <w:numFmt w:val="bullet"/>
+      <w:lvlText w:val="o"/>
+      <w:lvlJc w:val="left"/>
+      <w:pPr>
+        <w:ind w:left="3645" w:hanging="360"/>
+      </w:pPr>
+      <w:rPr>
+        <w:rFonts w:ascii="Courier New" w:hAnsi="Courier New" w:cs="Courier New" w:hint="default"/>
+      </w:rPr>
+    </w:lvl>
+    <w:lvl w:ilvl="5" w:tplc="040C0005" w:tentative="1">
+      <w:start w:val="1"/>
+      <w:numFmt w:val="bullet"/>
+      <w:lvlText w:val=""/>
+      <w:lvlJc w:val="left"/>
+      <w:pPr>
+        <w:ind w:left="4365" w:hanging="360"/>
+      </w:pPr>
+      <w:rPr>
+        <w:rFonts w:ascii="Wingdings" w:hAnsi="Wingdings" w:hint="default"/>
+      </w:rPr>
+    </w:lvl>
+    <w:lvl w:ilvl="6" w:tplc="040C0001" w:tentative="1">
+      <w:start w:val="1"/>
+      <w:numFmt w:val="bullet"/>
+      <w:lvlText w:val=""/>
+      <w:lvlJc w:val="left"/>
+      <w:pPr>
+        <w:ind w:left="5085" w:hanging="360"/>
+      </w:pPr>
+      <w:rPr>
+        <w:rFonts w:ascii="Symbol" w:hAnsi="Symbol" w:hint="default"/>
+      </w:rPr>
+    </w:lvl>
+    <w:lvl w:ilvl="7" w:tplc="040C0003" w:tentative="1">
+      <w:start w:val="1"/>
+      <w:numFmt w:val="bullet"/>
+      <w:lvlText w:val="o"/>
+      <w:lvlJc w:val="left"/>
+      <w:pPr>
+        <w:ind w:left="5805" w:hanging="360"/>
+      </w:pPr>
+      <w:rPr>
+        <w:rFonts w:ascii="Courier New" w:hAnsi="Courier New" w:cs="Courier New" w:hint="default"/>
+      </w:rPr>
+    </w:lvl>
+    <w:lvl w:ilvl="8" w:tplc="040C0005" w:tentative="1">
+      <w:start w:val="1"/>
+      <w:numFmt w:val="bullet"/>
+      <w:lvlText w:val=""/>
+      <w:lvlJc w:val="left"/>
+      <w:pPr>
+        <w:ind w:left="6525" w:hanging="360"/>
+      </w:pPr>
+      <w:rPr>
+        <w:rFonts w:ascii="Wingdings" w:hAnsi="Wingdings" w:hint="default"/>
+      </w:rPr>
+    </w:lvl>
+  </w:abstractNum>
   <w:num w:numId="1">
     <w:abstractNumId w:val="0"/>
+  </w:num>
+  <w:num w:numId="2">
+    <w:abstractNumId w:val="1"/>
   </w:num>
 </w:numbering>
 </file>
@@ -8519,7 +8297,6 @@
   <w:style w:type="character" w:default="1" w:styleId="Policepardfaut">
     <w:name w:val="Default Paragraph Font"/>
     <w:uiPriority w:val="1"/>
-    <w:semiHidden/>
     <w:unhideWhenUsed/>
   </w:style>
   <w:style w:type="table" w:default="1" w:styleId="TableauNormal">
@@ -8629,6 +8406,17 @@
       <w:i/>
       <w:iCs/>
     </w:rPr>
+  </w:style>
+  <w:style w:type="paragraph" w:styleId="Paragraphedeliste">
+    <w:name w:val="List Paragraph"/>
+    <w:basedOn w:val="Normal"/>
+    <w:uiPriority w:val="34"/>
+    <w:qFormat/>
+    <w:rsid w:val="007065DD"/>
+    <w:pPr>
+      <w:ind w:left="720"/>
+      <w:contextualSpacing/>
+    </w:pPr>
   </w:style>
 </w:styles>
 </file>

--- a/Docs/recherche.docx
+++ b/Docs/recherche.docx
@@ -7589,8 +7589,291 @@
           <w:sz w:val="20"/>
           <w:szCs w:val="20"/>
           <w:shd w:val="clear" w:color="auto" w:fill="2C2C2E"/>
-        </w:rPr>
-      </w:pPr>
+          <w:lang w:val="en-US"/>
+        </w:rPr>
+      </w:pPr>
+      <w:r>
+        <w:rPr>
+          <w:rFonts w:ascii="Consolas" w:hAnsi="Consolas" w:cs="Courier New"/>
+          <w:color w:val="F9FAFB"/>
+          <w:sz w:val="20"/>
+          <w:szCs w:val="20"/>
+          <w:shd w:val="clear" w:color="auto" w:fill="2C2C2E"/>
+          <w:lang w:val="en-US"/>
+        </w:rPr>
+        <w:t>Dataset 1 otrany hoe branche  1 anaty r</w:t>
+      </w:r>
+      <w:r>
+        <w:rPr>
+          <w:rFonts w:ascii="Consolas" w:hAnsi="Consolas" w:cs="Courier New"/>
+          <w:color w:val="F9FAFB"/>
+          <w:sz w:val="20"/>
+          <w:szCs w:val="20"/>
+          <w:shd w:val="clear" w:color="auto" w:fill="2C2C2E"/>
+          <w:lang w:val="en-US"/>
+        </w:rPr>
+        <w:t>echerche</w:t>
+      </w:r>
+    </w:p>
+    <w:p>
+      <w:pPr>
+        <w:rPr>
+          <w:rFonts w:ascii="Consolas" w:hAnsi="Consolas" w:cs="Courier New"/>
+          <w:color w:val="F9FAFB"/>
+          <w:sz w:val="20"/>
+          <w:szCs w:val="20"/>
+          <w:shd w:val="clear" w:color="auto" w:fill="2C2C2E"/>
+          <w:lang w:val="en-US"/>
+        </w:rPr>
+      </w:pPr>
+      <w:r>
+        <w:rPr>
+          <w:rFonts w:ascii="Consolas" w:hAnsi="Consolas" w:cs="Courier New"/>
+          <w:color w:val="F9FAFB"/>
+          <w:sz w:val="20"/>
+          <w:szCs w:val="20"/>
+          <w:shd w:val="clear" w:color="auto" w:fill="2C2C2E"/>
+          <w:lang w:val="en-US"/>
+        </w:rPr>
+        <w:t>Exemple:</w:t>
+      </w:r>
+    </w:p>
+    <w:p>
+      <w:pPr>
+        <w:rPr>
+          <w:rFonts w:ascii="Consolas" w:hAnsi="Consolas" w:cs="Courier New"/>
+          <w:color w:val="F9FAFB"/>
+          <w:sz w:val="20"/>
+          <w:szCs w:val="20"/>
+          <w:shd w:val="clear" w:color="auto" w:fill="2C2C2E"/>
+          <w:lang w:val="en-US"/>
+        </w:rPr>
+      </w:pPr>
+      <w:r>
+        <w:rPr>
+          <w:rFonts w:ascii="Consolas" w:hAnsi="Consolas" w:cs="Courier New"/>
+          <w:color w:val="F9FAFB"/>
+          <w:sz w:val="20"/>
+          <w:szCs w:val="20"/>
+          <w:shd w:val="clear" w:color="auto" w:fill="2C2C2E"/>
+          <w:lang w:val="en-US"/>
+        </w:rPr>
+        <w:tab/>
+        <w:t>1 recherche</w:t>
+      </w:r>
+    </w:p>
+    <w:p>
+      <w:pPr>
+        <w:rPr>
+          <w:rFonts w:ascii="Consolas" w:hAnsi="Consolas" w:cs="Courier New"/>
+          <w:color w:val="F9FAFB"/>
+          <w:sz w:val="20"/>
+          <w:szCs w:val="20"/>
+          <w:shd w:val="clear" w:color="auto" w:fill="2C2C2E"/>
+          <w:lang w:val="en-US"/>
+        </w:rPr>
+      </w:pPr>
+      <w:r>
+        <w:rPr>
+          <w:rFonts w:ascii="Consolas" w:hAnsi="Consolas" w:cs="Courier New"/>
+          <w:color w:val="F9FAFB"/>
+          <w:sz w:val="20"/>
+          <w:szCs w:val="20"/>
+          <w:shd w:val="clear" w:color="auto" w:fill="2C2C2E"/>
+          <w:lang w:val="en-US"/>
+        </w:rPr>
+        <w:tab/>
+      </w:r>
+      <w:r>
+        <w:rPr>
+          <w:rFonts w:ascii="Consolas" w:hAnsi="Consolas" w:cs="Courier New"/>
+          <w:color w:val="F9FAFB"/>
+          <w:sz w:val="20"/>
+          <w:szCs w:val="20"/>
+          <w:shd w:val="clear" w:color="auto" w:fill="2C2C2E"/>
+          <w:lang w:val="en-US"/>
+        </w:rPr>
+        <w:tab/>
+        <w:t>Dataset1 : recherche sur les mamiferes</w:t>
+      </w:r>
+    </w:p>
+    <w:p>
+      <w:pPr>
+        <w:rPr>
+          <w:rFonts w:ascii="Consolas" w:hAnsi="Consolas" w:cs="Courier New"/>
+          <w:color w:val="F9FAFB"/>
+          <w:sz w:val="20"/>
+          <w:szCs w:val="20"/>
+          <w:shd w:val="clear" w:color="auto" w:fill="2C2C2E"/>
+          <w:lang w:val="en-US"/>
+        </w:rPr>
+      </w:pPr>
+      <w:r>
+        <w:rPr>
+          <w:rFonts w:ascii="Consolas" w:hAnsi="Consolas" w:cs="Courier New"/>
+          <w:color w:val="F9FAFB"/>
+          <w:sz w:val="20"/>
+          <w:szCs w:val="20"/>
+          <w:shd w:val="clear" w:color="auto" w:fill="2C2C2E"/>
+          <w:lang w:val="en-US"/>
+        </w:rPr>
+        <w:tab/>
+      </w:r>
+      <w:r>
+        <w:rPr>
+          <w:rFonts w:ascii="Consolas" w:hAnsi="Consolas" w:cs="Courier New"/>
+          <w:color w:val="F9FAFB"/>
+          <w:sz w:val="20"/>
+          <w:szCs w:val="20"/>
+          <w:shd w:val="clear" w:color="auto" w:fill="2C2C2E"/>
+          <w:lang w:val="en-US"/>
+        </w:rPr>
+        <w:tab/>
+        <w:t>Dataset2 : recherche sur les reptiles</w:t>
+      </w:r>
+    </w:p>
+    <w:p>
+      <w:pPr>
+        <w:rPr>
+          <w:rFonts w:ascii="Consolas" w:hAnsi="Consolas" w:cs="Courier New"/>
+          <w:color w:val="F9FAFB"/>
+          <w:sz w:val="20"/>
+          <w:szCs w:val="20"/>
+          <w:shd w:val="clear" w:color="auto" w:fill="2C2C2E"/>
+          <w:lang w:val="en-US"/>
+        </w:rPr>
+      </w:pPr>
+      <w:r>
+        <w:rPr>
+          <w:rFonts w:ascii="Consolas" w:hAnsi="Consolas" w:cs="Courier New"/>
+          <w:color w:val="F9FAFB"/>
+          <w:sz w:val="20"/>
+          <w:szCs w:val="20"/>
+          <w:shd w:val="clear" w:color="auto" w:fill="2C2C2E"/>
+          <w:lang w:val="en-US"/>
+        </w:rPr>
+        <w:tab/>
+      </w:r>
+      <w:r>
+        <w:rPr>
+          <w:rFonts w:ascii="Consolas" w:hAnsi="Consolas" w:cs="Courier New"/>
+          <w:color w:val="F9FAFB"/>
+          <w:sz w:val="20"/>
+          <w:szCs w:val="20"/>
+          <w:shd w:val="clear" w:color="auto" w:fill="2C2C2E"/>
+          <w:lang w:val="en-US"/>
+        </w:rPr>
+        <w:tab/>
+        <w:t xml:space="preserve">Dataset3 : recherche sur </w:t>
+      </w:r>
+      <w:r>
+        <w:rPr>
+          <w:rFonts w:ascii="Consolas" w:hAnsi="Consolas" w:cs="Courier New"/>
+          <w:color w:val="F9FAFB"/>
+          <w:sz w:val="20"/>
+          <w:szCs w:val="20"/>
+          <w:shd w:val="clear" w:color="auto" w:fill="2C2C2E"/>
+          <w:lang w:val="en-US"/>
+        </w:rPr>
+        <w:t>ovipara</w:t>
+      </w:r>
+    </w:p>
+    <w:p>
+      <w:pPr>
+        <w:rPr>
+          <w:rFonts w:ascii="Consolas" w:hAnsi="Consolas" w:cs="Courier New"/>
+          <w:color w:val="F9FAFB"/>
+          <w:sz w:val="20"/>
+          <w:szCs w:val="20"/>
+          <w:shd w:val="clear" w:color="auto" w:fill="2C2C2E"/>
+          <w:lang w:val="en-US"/>
+        </w:rPr>
+      </w:pPr>
+    </w:p>
+    <w:p>
+      <w:pPr>
+        <w:rPr>
+          <w:rFonts w:ascii="Consolas" w:hAnsi="Consolas" w:cs="Courier New"/>
+          <w:color w:val="F9FAFB"/>
+          <w:sz w:val="20"/>
+          <w:szCs w:val="20"/>
+          <w:shd w:val="clear" w:color="auto" w:fill="2C2C2E"/>
+          <w:lang w:val="en-US"/>
+        </w:rPr>
+      </w:pPr>
+    </w:p>
+    <w:p>
+      <w:pPr>
+        <w:rPr>
+          <w:rFonts w:ascii="Consolas" w:hAnsi="Consolas" w:cs="Courier New"/>
+          <w:color w:val="F9FAFB"/>
+          <w:sz w:val="20"/>
+          <w:szCs w:val="20"/>
+          <w:shd w:val="clear" w:color="auto" w:fill="2C2C2E"/>
+        </w:rPr>
+      </w:pPr>
+      <w:r>
+        <w:rPr>
+          <w:rFonts w:ascii="Consolas" w:hAnsi="Consolas" w:cs="Courier New"/>
+          <w:color w:val="F9FAFB"/>
+          <w:sz w:val="20"/>
+          <w:szCs w:val="20"/>
+          <w:shd w:val="clear" w:color="auto" w:fill="2C2C2E"/>
+        </w:rPr>
+        <w:t>Metadonnees: genre ana donnee ana donn</w:t>
+      </w:r>
+      <w:r>
+        <w:rPr>
+          <w:rFonts w:ascii="Consolas" w:hAnsi="Consolas" w:cs="Courier New"/>
+          <w:color w:val="F9FAFB"/>
+          <w:sz w:val="20"/>
+          <w:szCs w:val="20"/>
+          <w:shd w:val="clear" w:color="auto" w:fill="2C2C2E"/>
+        </w:rPr>
+        <w:t>ees exemple zao sary</w:t>
+      </w:r>
+    </w:p>
+    <w:p>
+      <w:pPr>
+        <w:rPr>
+          <w:rFonts w:ascii="Consolas" w:hAnsi="Consolas" w:cs="Courier New"/>
+          <w:color w:val="F9FAFB"/>
+          <w:sz w:val="20"/>
+          <w:szCs w:val="20"/>
+          <w:shd w:val="clear" w:color="auto" w:fill="2C2C2E"/>
+        </w:rPr>
+      </w:pPr>
+      <w:r>
+        <w:rPr>
+          <w:rFonts w:ascii="Consolas" w:hAnsi="Consolas" w:cs="Courier New"/>
+          <w:color w:val="F9FAFB"/>
+          <w:sz w:val="20"/>
+          <w:szCs w:val="20"/>
+          <w:shd w:val="clear" w:color="auto" w:fill="2C2C2E"/>
+        </w:rPr>
+        <w:t>Le sary = le donnees</w:t>
+      </w:r>
+    </w:p>
+    <w:p>
+      <w:pPr>
+        <w:rPr>
+          <w:rFonts w:ascii="Consolas" w:hAnsi="Consolas" w:cs="Courier New"/>
+          <w:color w:val="F9FAFB"/>
+          <w:sz w:val="20"/>
+          <w:szCs w:val="20"/>
+          <w:shd w:val="clear" w:color="auto" w:fill="2C2C2E"/>
+        </w:rPr>
+      </w:pPr>
+      <w:r>
+        <w:rPr>
+          <w:rFonts w:ascii="Consolas" w:hAnsi="Consolas" w:cs="Courier New"/>
+          <w:color w:val="F9FAFB"/>
+          <w:sz w:val="20"/>
+          <w:szCs w:val="20"/>
+          <w:shd w:val="clear" w:color="auto" w:fill="2C2C2E"/>
+        </w:rPr>
+        <w:t>Les proprietes = les metadonnees</w:t>
+      </w:r>
     </w:p>
     <w:sectPr>
       <w:pgSz w:w="11906" w:h="16838"/>
@@ -8297,6 +8580,7 @@
   <w:style w:type="character" w:default="1" w:styleId="Policepardfaut">
     <w:name w:val="Default Paragraph Font"/>
     <w:uiPriority w:val="1"/>
+    <w:semiHidden/>
     <w:unhideWhenUsed/>
   </w:style>
   <w:style w:type="table" w:default="1" w:styleId="TableauNormal">

--- a/Docs/recherche.docx
+++ b/Docs/recherche.docx
@@ -10,14 +10,27 @@
           <w:shd w:val="clear" w:color="auto" w:fill="FFFFFF"/>
         </w:rPr>
       </w:pPr>
-      <w:hyperlink r:id="rId5" w:history="1">
-        <w:r>
-          <w:rPr>
-            <w:rStyle w:val="Lienhypertexte"/>
-          </w:rPr>
-          <w:t>https://www.gbif.org/fr</w:t>
-        </w:r>
-      </w:hyperlink>
+      <w:r>
+        <w:fldChar w:fldCharType="begin"/>
+      </w:r>
+      <w:r>
+        <w:instrText xml:space="preserve"> HYPERLINK "https://www.gbif.org/fr" </w:instrText>
+      </w:r>
+      <w:r>
+        <w:fldChar w:fldCharType="separate"/>
+      </w:r>
+      <w:r>
+        <w:rPr>
+          <w:rStyle w:val="Lienhypertexte"/>
+        </w:rPr>
+        <w:t>https://www.gbif.org/fr</w:t>
+      </w:r>
+      <w:r>
+        <w:rPr>
+          <w:rStyle w:val="Lienhypertexte"/>
+        </w:rPr>
+        <w:fldChar w:fldCharType="end"/>
+      </w:r>
       <w:r>
         <w:t xml:space="preserve">: </w:t>
       </w:r>
@@ -216,7 +229,28 @@
     <w:p/>
     <w:p>
       <w:r>
-        <w:t>On dit 3 niveaux parce qu’elle s’enboite ( mifapitsofoka)</w:t>
+        <w:t>On dit 3 niveaux parce qu’elle s’</w:t>
+      </w:r>
+      <w:proofErr w:type="spellStart"/>
+      <w:r>
+        <w:t>enboite</w:t>
+      </w:r>
+      <w:proofErr w:type="spellEnd"/>
+      <w:r>
+        <w:t xml:space="preserve"> </w:t>
+      </w:r>
+      <w:proofErr w:type="gramStart"/>
+      <w:r>
+        <w:t xml:space="preserve">( </w:t>
+      </w:r>
+      <w:proofErr w:type="spellStart"/>
+      <w:r>
+        <w:t>mifapitsofoka</w:t>
+      </w:r>
+      <w:proofErr w:type="spellEnd"/>
+      <w:proofErr w:type="gramEnd"/>
+      <w:r>
+        <w:t>)</w:t>
       </w:r>
     </w:p>
     <w:p/>
@@ -236,6 +270,7 @@
           <w:lang w:eastAsia="fr-FR"/>
         </w:rPr>
       </w:pPr>
+      <w:proofErr w:type="gramStart"/>
       <w:r>
         <w:rPr>
           <w:rFonts w:ascii="Segoe UI Emoji" w:eastAsia="Times New Roman" w:hAnsi="Segoe UI Emoji" w:cs="Segoe UI Emoji"/>
@@ -248,6 +283,7 @@
         </w:rPr>
         <w:t>📥</w:t>
       </w:r>
+      <w:proofErr w:type="gramEnd"/>
       <w:r>
         <w:rPr>
           <w:rFonts w:ascii="Segoe UI" w:eastAsia="Times New Roman" w:hAnsi="Segoe UI" w:cs="Segoe UI"/>
@@ -297,7 +333,29 @@
           <w:szCs w:val="24"/>
           <w:lang w:eastAsia="fr-FR"/>
         </w:rPr>
-        <w:t xml:space="preserve"> : utilisé pour enregistrer les observations ou les spécimens biologiques individuels. [history:6]</w:t>
+        <w:t xml:space="preserve"> : utilisé pour enregistrer les observations ou les spécimens biologiques individuels. [</w:t>
+      </w:r>
+      <w:proofErr w:type="gramStart"/>
+      <w:r>
+        <w:rPr>
+          <w:rFonts w:ascii="Segoe UI" w:eastAsia="Times New Roman" w:hAnsi="Segoe UI" w:cs="Segoe UI"/>
+          <w:color w:val="F9FAFB"/>
+          <w:sz w:val="24"/>
+          <w:szCs w:val="24"/>
+          <w:lang w:eastAsia="fr-FR"/>
+        </w:rPr>
+        <w:t>history:</w:t>
+      </w:r>
+      <w:proofErr w:type="gramEnd"/>
+      <w:r>
+        <w:rPr>
+          <w:rFonts w:ascii="Segoe UI" w:eastAsia="Times New Roman" w:hAnsi="Segoe UI" w:cs="Segoe UI"/>
+          <w:color w:val="F9FAFB"/>
+          <w:sz w:val="24"/>
+          <w:szCs w:val="24"/>
+          <w:lang w:eastAsia="fr-FR"/>
+        </w:rPr>
+        <w:t>6]</w:t>
       </w:r>
     </w:p>
     <w:p>
@@ -386,7 +444,29 @@
           <w:szCs w:val="24"/>
           <w:lang w:eastAsia="fr-FR"/>
         </w:rPr>
-        <w:t xml:space="preserve"> : utilisé pour enregistrer les événements d'échantillonnage contenant plusieurs enregistrements d'espèces. [history:6]</w:t>
+        <w:t xml:space="preserve"> : utilisé pour enregistrer les événements d'échantillonnage contenant plusieurs enregistrements d'espèces. [</w:t>
+      </w:r>
+      <w:proofErr w:type="gramStart"/>
+      <w:r>
+        <w:rPr>
+          <w:rFonts w:ascii="Segoe UI" w:eastAsia="Times New Roman" w:hAnsi="Segoe UI" w:cs="Segoe UI"/>
+          <w:color w:val="F9FAFB"/>
+          <w:sz w:val="24"/>
+          <w:szCs w:val="24"/>
+          <w:lang w:eastAsia="fr-FR"/>
+        </w:rPr>
+        <w:t>history:</w:t>
+      </w:r>
+      <w:proofErr w:type="gramEnd"/>
+      <w:r>
+        <w:rPr>
+          <w:rFonts w:ascii="Segoe UI" w:eastAsia="Times New Roman" w:hAnsi="Segoe UI" w:cs="Segoe UI"/>
+          <w:color w:val="F9FAFB"/>
+          <w:sz w:val="24"/>
+          <w:szCs w:val="24"/>
+          <w:lang w:eastAsia="fr-FR"/>
+        </w:rPr>
+        <w:t>6]</w:t>
       </w:r>
     </w:p>
     <w:p>
@@ -475,7 +555,51 @@
           <w:szCs w:val="24"/>
           <w:lang w:eastAsia="fr-FR"/>
         </w:rPr>
-        <w:t xml:space="preserve"> : utilisé pour télécharger uniquement une liste de noms d'espèces (tel que défini dans le Darwin Core). [history:6]</w:t>
+        <w:t xml:space="preserve"> : utilisé pour télécharger uniquement une liste de noms d'espèces (tel que défini dans le Darwin </w:t>
+      </w:r>
+      <w:proofErr w:type="spellStart"/>
+      <w:r>
+        <w:rPr>
+          <w:rFonts w:ascii="Segoe UI" w:eastAsia="Times New Roman" w:hAnsi="Segoe UI" w:cs="Segoe UI"/>
+          <w:color w:val="F9FAFB"/>
+          <w:sz w:val="24"/>
+          <w:szCs w:val="24"/>
+          <w:lang w:eastAsia="fr-FR"/>
+        </w:rPr>
+        <w:t>Core</w:t>
+      </w:r>
+      <w:proofErr w:type="spellEnd"/>
+      <w:r>
+        <w:rPr>
+          <w:rFonts w:ascii="Segoe UI" w:eastAsia="Times New Roman" w:hAnsi="Segoe UI" w:cs="Segoe UI"/>
+          <w:color w:val="F9FAFB"/>
+          <w:sz w:val="24"/>
+          <w:szCs w:val="24"/>
+          <w:lang w:eastAsia="fr-FR"/>
+        </w:rPr>
+        <w:t>). [</w:t>
+      </w:r>
+      <w:proofErr w:type="gramStart"/>
+      <w:r>
+        <w:rPr>
+          <w:rFonts w:ascii="Segoe UI" w:eastAsia="Times New Roman" w:hAnsi="Segoe UI" w:cs="Segoe UI"/>
+          <w:color w:val="F9FAFB"/>
+          <w:sz w:val="24"/>
+          <w:szCs w:val="24"/>
+          <w:lang w:eastAsia="fr-FR"/>
+        </w:rPr>
+        <w:t>history:</w:t>
+      </w:r>
+      <w:proofErr w:type="gramEnd"/>
+      <w:r>
+        <w:rPr>
+          <w:rFonts w:ascii="Segoe UI" w:eastAsia="Times New Roman" w:hAnsi="Segoe UI" w:cs="Segoe UI"/>
+          <w:color w:val="F9FAFB"/>
+          <w:sz w:val="24"/>
+          <w:szCs w:val="24"/>
+          <w:lang w:eastAsia="fr-FR"/>
+        </w:rPr>
+        <w:t>6]</w:t>
       </w:r>
     </w:p>
     <w:p>
@@ -532,10 +656,15 @@
     <w:p/>
     <w:p/>
     <w:p>
-      <w:r>
-        <w:t xml:space="preserve">Modele conceptuel : </w:t>
-      </w:r>
-      <w:hyperlink r:id="rId6" w:history="1">
+      <w:proofErr w:type="spellStart"/>
+      <w:r>
+        <w:t>Modele</w:t>
+      </w:r>
+      <w:proofErr w:type="spellEnd"/>
+      <w:r>
+        <w:t xml:space="preserve"> conceptuel : </w:t>
+      </w:r>
+      <w:hyperlink r:id="rId5" w:history="1">
         <w:r>
           <w:rPr>
             <w:rStyle w:val="Lienhypertexte"/>
@@ -571,8 +700,9 @@
           <w:color w:val="F9FAFB"/>
           <w:shd w:val="clear" w:color="auto" w:fill="2C2C2E"/>
         </w:rPr>
-        <w:t>dwc.tdwg.org/terms/</w:t>
-      </w:r>
+        <w:t>dwc.tdwg.org/</w:t>
+      </w:r>
+      <w:proofErr w:type="spellStart"/>
       <w:r>
         <w:rPr>
           <w:rStyle w:val="CodeHTML"/>
@@ -580,17 +710,67 @@
           <w:color w:val="F9FAFB"/>
           <w:shd w:val="clear" w:color="auto" w:fill="2C2C2E"/>
         </w:rPr>
-        <w:t xml:space="preserve"> -&gt; classes de darwing core</w:t>
-      </w:r>
-    </w:p>
-    <w:p>
-      <w:pPr>
+        <w:t>terms</w:t>
+      </w:r>
+      <w:proofErr w:type="spellEnd"/>
+      <w:r>
         <w:rPr>
           <w:rStyle w:val="CodeHTML"/>
           <w:rFonts w:ascii="Consolas" w:eastAsiaTheme="minorHAnsi" w:hAnsi="Consolas"/>
           <w:color w:val="F9FAFB"/>
           <w:shd w:val="clear" w:color="auto" w:fill="2C2C2E"/>
         </w:rPr>
+        <w:t>/</w:t>
+      </w:r>
+      <w:r>
+        <w:rPr>
+          <w:rStyle w:val="CodeHTML"/>
+          <w:rFonts w:ascii="Consolas" w:eastAsiaTheme="minorHAnsi" w:hAnsi="Consolas"/>
+          <w:color w:val="F9FAFB"/>
+          <w:shd w:val="clear" w:color="auto" w:fill="2C2C2E"/>
+        </w:rPr>
+        <w:t xml:space="preserve"> -&gt; classes de </w:t>
+      </w:r>
+      <w:proofErr w:type="spellStart"/>
+      <w:r>
+        <w:rPr>
+          <w:rStyle w:val="CodeHTML"/>
+          <w:rFonts w:ascii="Consolas" w:eastAsiaTheme="minorHAnsi" w:hAnsi="Consolas"/>
+          <w:color w:val="F9FAFB"/>
+          <w:shd w:val="clear" w:color="auto" w:fill="2C2C2E"/>
+        </w:rPr>
+        <w:t>darwing</w:t>
+      </w:r>
+      <w:proofErr w:type="spellEnd"/>
+      <w:r>
+        <w:rPr>
+          <w:rStyle w:val="CodeHTML"/>
+          <w:rFonts w:ascii="Consolas" w:eastAsiaTheme="minorHAnsi" w:hAnsi="Consolas"/>
+          <w:color w:val="F9FAFB"/>
+          <w:shd w:val="clear" w:color="auto" w:fill="2C2C2E"/>
+        </w:rPr>
+        <w:t xml:space="preserve"> </w:t>
+      </w:r>
+      <w:proofErr w:type="spellStart"/>
+      <w:r>
+        <w:rPr>
+          <w:rStyle w:val="CodeHTML"/>
+          <w:rFonts w:ascii="Consolas" w:eastAsiaTheme="minorHAnsi" w:hAnsi="Consolas"/>
+          <w:color w:val="F9FAFB"/>
+          <w:shd w:val="clear" w:color="auto" w:fill="2C2C2E"/>
+        </w:rPr>
+        <w:t>core</w:t>
+      </w:r>
+      <w:proofErr w:type="spellEnd"/>
+    </w:p>
+    <w:p>
+      <w:pPr>
+        <w:rPr>
+          <w:rStyle w:val="CodeHTML"/>
+          <w:rFonts w:ascii="Consolas" w:eastAsiaTheme="minorHAnsi" w:hAnsi="Consolas"/>
+          <w:color w:val="F9FAFB"/>
+          <w:shd w:val="clear" w:color="auto" w:fill="2C2C2E"/>
+        </w:rPr>
       </w:pPr>
     </w:p>
     <w:p>
@@ -971,6 +1151,7 @@
           <w:lang w:eastAsia="fr-FR"/>
         </w:rPr>
       </w:pPr>
+      <w:proofErr w:type="gramStart"/>
       <w:r>
         <w:rPr>
           <w:rFonts w:ascii="Times New Roman" w:eastAsia="Times New Roman" w:hAnsi="Symbol" w:cs="Times New Roman"/>
@@ -998,46 +1179,9 @@
           <w:szCs w:val="24"/>
           <w:lang w:eastAsia="fr-FR"/>
         </w:rPr>
-        <w:t>Figure 1</w:t>
-      </w:r>
-      <w:r>
-        <w:rPr>
-          <w:rFonts w:ascii="Times New Roman" w:eastAsia="Times New Roman" w:hAnsi="Times New Roman" w:cs="Times New Roman"/>
-          <w:sz w:val="24"/>
-          <w:szCs w:val="24"/>
-          <w:lang w:eastAsia="fr-FR"/>
-        </w:rPr>
-        <w:t xml:space="preserve"> → vue d'ensemble du modèle </w:t>
-      </w:r>
-    </w:p>
-    <w:p>
-      <w:pPr>
-        <w:spacing w:after="0" w:line="240" w:lineRule="auto"/>
-        <w:rPr>
-          <w:rFonts w:ascii="Times New Roman" w:eastAsia="Times New Roman" w:hAnsi="Times New Roman" w:cs="Times New Roman"/>
-          <w:sz w:val="24"/>
-          <w:szCs w:val="24"/>
-          <w:lang w:eastAsia="fr-FR"/>
-        </w:rPr>
-      </w:pPr>
-      <w:r>
-        <w:rPr>
-          <w:rFonts w:ascii="Times New Roman" w:eastAsia="Times New Roman" w:hAnsi="Symbol" w:cs="Times New Roman"/>
-          <w:sz w:val="24"/>
-          <w:szCs w:val="24"/>
-          <w:lang w:eastAsia="fr-FR"/>
-        </w:rPr>
-        <w:t></w:t>
-      </w:r>
-      <w:r>
-        <w:rPr>
-          <w:rFonts w:ascii="Times New Roman" w:eastAsia="Times New Roman" w:hAnsi="Times New Roman" w:cs="Times New Roman"/>
-          <w:sz w:val="24"/>
-          <w:szCs w:val="24"/>
-          <w:lang w:eastAsia="fr-FR"/>
-        </w:rPr>
-        <w:t xml:space="preserve">  </w:t>
-      </w:r>
+        <w:t>Figure</w:t>
+      </w:r>
+      <w:proofErr w:type="gramEnd"/>
       <w:r>
         <w:rPr>
           <w:rFonts w:ascii="Times New Roman" w:eastAsia="Times New Roman" w:hAnsi="Times New Roman" w:cs="Times New Roman"/>
@@ -1047,34 +1191,16 @@
           <w:szCs w:val="24"/>
           <w:lang w:eastAsia="fr-FR"/>
         </w:rPr>
-        <w:t>Figure 2</w:t>
-      </w:r>
-      <w:r>
-        <w:rPr>
-          <w:rFonts w:ascii="Times New Roman" w:eastAsia="Times New Roman" w:hAnsi="Times New Roman" w:cs="Times New Roman"/>
-          <w:sz w:val="24"/>
-          <w:szCs w:val="24"/>
-          <w:lang w:eastAsia="fr-FR"/>
-        </w:rPr>
-        <w:t xml:space="preserve"> → </w:t>
-      </w:r>
-      <w:r>
-        <w:rPr>
-          <w:rFonts w:ascii="Courier New" w:eastAsia="Times New Roman" w:hAnsi="Courier New" w:cs="Courier New"/>
-          <w:sz w:val="20"/>
-          <w:szCs w:val="20"/>
-          <w:lang w:eastAsia="fr-FR"/>
-        </w:rPr>
-        <w:t>Event</w:t>
-      </w:r>
-      <w:r>
-        <w:rPr>
-          <w:rFonts w:ascii="Times New Roman" w:eastAsia="Times New Roman" w:hAnsi="Times New Roman" w:cs="Times New Roman"/>
-          <w:sz w:val="24"/>
-          <w:szCs w:val="24"/>
-          <w:lang w:eastAsia="fr-FR"/>
-        </w:rPr>
-        <w:t xml:space="preserve"> et ses relations </w:t>
+        <w:t xml:space="preserve"> 1</w:t>
+      </w:r>
+      <w:r>
+        <w:rPr>
+          <w:rFonts w:ascii="Times New Roman" w:eastAsia="Times New Roman" w:hAnsi="Times New Roman" w:cs="Times New Roman"/>
+          <w:sz w:val="24"/>
+          <w:szCs w:val="24"/>
+          <w:lang w:eastAsia="fr-FR"/>
+        </w:rPr>
+        <w:t xml:space="preserve"> → vue d'ensemble du modèle </w:t>
       </w:r>
     </w:p>
     <w:p>
@@ -1087,6 +1213,7 @@
           <w:lang w:eastAsia="fr-FR"/>
         </w:rPr>
       </w:pPr>
+      <w:proofErr w:type="gramStart"/>
       <w:r>
         <w:rPr>
           <w:rFonts w:ascii="Times New Roman" w:eastAsia="Times New Roman" w:hAnsi="Symbol" w:cs="Times New Roman"/>
@@ -1114,64 +1241,9 @@
           <w:szCs w:val="24"/>
           <w:lang w:eastAsia="fr-FR"/>
         </w:rPr>
-        <w:t>Figure 3</w:t>
-      </w:r>
-      <w:r>
-        <w:rPr>
-          <w:rFonts w:ascii="Times New Roman" w:eastAsia="Times New Roman" w:hAnsi="Times New Roman" w:cs="Times New Roman"/>
-          <w:sz w:val="24"/>
-          <w:szCs w:val="24"/>
-          <w:lang w:eastAsia="fr-FR"/>
-        </w:rPr>
-        <w:t xml:space="preserve"> → </w:t>
-      </w:r>
-      <w:r>
-        <w:rPr>
-          <w:rFonts w:ascii="Courier New" w:eastAsia="Times New Roman" w:hAnsi="Courier New" w:cs="Courier New"/>
-          <w:sz w:val="20"/>
-          <w:szCs w:val="20"/>
-          <w:lang w:eastAsia="fr-FR"/>
-        </w:rPr>
-        <w:t>Survey</w:t>
-      </w:r>
-      <w:r>
-        <w:rPr>
-          <w:rFonts w:ascii="Times New Roman" w:eastAsia="Times New Roman" w:hAnsi="Times New Roman" w:cs="Times New Roman"/>
-          <w:sz w:val="24"/>
-          <w:szCs w:val="24"/>
-          <w:lang w:eastAsia="fr-FR"/>
-        </w:rPr>
-        <w:t xml:space="preserve"> </w:t>
-      </w:r>
-    </w:p>
-    <w:p>
-      <w:pPr>
-        <w:spacing w:after="0" w:line="240" w:lineRule="auto"/>
-        <w:rPr>
-          <w:rFonts w:ascii="Times New Roman" w:eastAsia="Times New Roman" w:hAnsi="Times New Roman" w:cs="Times New Roman"/>
-          <w:sz w:val="24"/>
-          <w:szCs w:val="24"/>
-          <w:lang w:eastAsia="fr-FR"/>
-        </w:rPr>
-      </w:pPr>
-      <w:r>
-        <w:rPr>
-          <w:rFonts w:ascii="Times New Roman" w:eastAsia="Times New Roman" w:hAnsi="Symbol" w:cs="Times New Roman"/>
-          <w:sz w:val="24"/>
-          <w:szCs w:val="24"/>
-          <w:lang w:eastAsia="fr-FR"/>
-        </w:rPr>
-        <w:t></w:t>
-      </w:r>
-      <w:r>
-        <w:rPr>
-          <w:rFonts w:ascii="Times New Roman" w:eastAsia="Times New Roman" w:hAnsi="Times New Roman" w:cs="Times New Roman"/>
-          <w:sz w:val="24"/>
-          <w:szCs w:val="24"/>
-          <w:lang w:eastAsia="fr-FR"/>
-        </w:rPr>
-        <w:t xml:space="preserve">  </w:t>
-      </w:r>
+        <w:t>Figure</w:t>
+      </w:r>
+      <w:proofErr w:type="gramEnd"/>
       <w:r>
         <w:rPr>
           <w:rFonts w:ascii="Times New Roman" w:eastAsia="Times New Roman" w:hAnsi="Times New Roman" w:cs="Times New Roman"/>
@@ -1181,7 +1253,7 @@
           <w:szCs w:val="24"/>
           <w:lang w:eastAsia="fr-FR"/>
         </w:rPr>
-        <w:t>Figure 4</w:t>
+        <w:t xml:space="preserve"> 2</w:t>
       </w:r>
       <w:r>
         <w:rPr>
@@ -1199,52 +1271,16 @@
           <w:szCs w:val="20"/>
           <w:lang w:eastAsia="fr-FR"/>
         </w:rPr>
-        <w:t>Occurrence</w:t>
-      </w:r>
-      <w:r>
-        <w:rPr>
-          <w:rFonts w:ascii="Times New Roman" w:eastAsia="Times New Roman" w:hAnsi="Times New Roman" w:cs="Times New Roman"/>
-          <w:sz w:val="24"/>
-          <w:szCs w:val="24"/>
-          <w:lang w:eastAsia="fr-FR"/>
-        </w:rPr>
-        <w:t xml:space="preserve">, </w:t>
-      </w:r>
-      <w:r>
-        <w:rPr>
-          <w:rFonts w:ascii="Courier New" w:eastAsia="Times New Roman" w:hAnsi="Courier New" w:cs="Courier New"/>
-          <w:sz w:val="20"/>
-          <w:szCs w:val="20"/>
-          <w:lang w:eastAsia="fr-FR"/>
-        </w:rPr>
-        <w:t>Organism</w:t>
-      </w:r>
-      <w:r>
-        <w:rPr>
-          <w:rFonts w:ascii="Times New Roman" w:eastAsia="Times New Roman" w:hAnsi="Times New Roman" w:cs="Times New Roman"/>
-          <w:sz w:val="24"/>
-          <w:szCs w:val="24"/>
-          <w:lang w:eastAsia="fr-FR"/>
-        </w:rPr>
-        <w:t xml:space="preserve">, </w:t>
-      </w:r>
-      <w:r>
-        <w:rPr>
-          <w:rFonts w:ascii="Courier New" w:eastAsia="Times New Roman" w:hAnsi="Courier New" w:cs="Courier New"/>
-          <w:sz w:val="20"/>
-          <w:szCs w:val="20"/>
-          <w:lang w:eastAsia="fr-FR"/>
-        </w:rPr>
-        <w:t>Organism Interaction</w:t>
-      </w:r>
-      <w:r>
-        <w:rPr>
-          <w:rFonts w:ascii="Times New Roman" w:eastAsia="Times New Roman" w:hAnsi="Times New Roman" w:cs="Times New Roman"/>
-          <w:sz w:val="24"/>
-          <w:szCs w:val="24"/>
-          <w:lang w:eastAsia="fr-FR"/>
-        </w:rPr>
-        <w:t xml:space="preserve"> </w:t>
+        <w:t>Event</w:t>
+      </w:r>
+      <w:r>
+        <w:rPr>
+          <w:rFonts w:ascii="Times New Roman" w:eastAsia="Times New Roman" w:hAnsi="Times New Roman" w:cs="Times New Roman"/>
+          <w:sz w:val="24"/>
+          <w:szCs w:val="24"/>
+          <w:lang w:eastAsia="fr-FR"/>
+        </w:rPr>
+        <w:t xml:space="preserve"> et ses relations </w:t>
       </w:r>
     </w:p>
     <w:p>
@@ -1257,6 +1293,7 @@
           <w:lang w:eastAsia="fr-FR"/>
         </w:rPr>
       </w:pPr>
+      <w:proofErr w:type="gramStart"/>
       <w:r>
         <w:rPr>
           <w:rFonts w:ascii="Times New Roman" w:eastAsia="Times New Roman" w:hAnsi="Symbol" w:cs="Times New Roman"/>
@@ -1284,64 +1321,9 @@
           <w:szCs w:val="24"/>
           <w:lang w:eastAsia="fr-FR"/>
         </w:rPr>
-        <w:t>Figure 5</w:t>
-      </w:r>
-      <w:r>
-        <w:rPr>
-          <w:rFonts w:ascii="Times New Roman" w:eastAsia="Times New Roman" w:hAnsi="Times New Roman" w:cs="Times New Roman"/>
-          <w:sz w:val="24"/>
-          <w:szCs w:val="24"/>
-          <w:lang w:eastAsia="fr-FR"/>
-        </w:rPr>
-        <w:t xml:space="preserve"> → </w:t>
-      </w:r>
-      <w:r>
-        <w:rPr>
-          <w:rFonts w:ascii="Courier New" w:eastAsia="Times New Roman" w:hAnsi="Courier New" w:cs="Courier New"/>
-          <w:sz w:val="20"/>
-          <w:szCs w:val="20"/>
-          <w:lang w:eastAsia="fr-FR"/>
-        </w:rPr>
-        <w:t>Material Entity</w:t>
-      </w:r>
-      <w:r>
-        <w:rPr>
-          <w:rFonts w:ascii="Times New Roman" w:eastAsia="Times New Roman" w:hAnsi="Times New Roman" w:cs="Times New Roman"/>
-          <w:sz w:val="24"/>
-          <w:szCs w:val="24"/>
-          <w:lang w:eastAsia="fr-FR"/>
-        </w:rPr>
-        <w:t xml:space="preserve"> </w:t>
-      </w:r>
-    </w:p>
-    <w:p>
-      <w:pPr>
-        <w:spacing w:after="0" w:line="240" w:lineRule="auto"/>
-        <w:rPr>
-          <w:rFonts w:ascii="Times New Roman" w:eastAsia="Times New Roman" w:hAnsi="Times New Roman" w:cs="Times New Roman"/>
-          <w:sz w:val="24"/>
-          <w:szCs w:val="24"/>
-          <w:lang w:eastAsia="fr-FR"/>
-        </w:rPr>
-      </w:pPr>
-      <w:r>
-        <w:rPr>
-          <w:rFonts w:ascii="Times New Roman" w:eastAsia="Times New Roman" w:hAnsi="Symbol" w:cs="Times New Roman"/>
-          <w:sz w:val="24"/>
-          <w:szCs w:val="24"/>
-          <w:lang w:eastAsia="fr-FR"/>
-        </w:rPr>
-        <w:t></w:t>
-      </w:r>
-      <w:r>
-        <w:rPr>
-          <w:rFonts w:ascii="Times New Roman" w:eastAsia="Times New Roman" w:hAnsi="Times New Roman" w:cs="Times New Roman"/>
-          <w:sz w:val="24"/>
-          <w:szCs w:val="24"/>
-          <w:lang w:eastAsia="fr-FR"/>
-        </w:rPr>
-        <w:t xml:space="preserve">  </w:t>
-      </w:r>
+        <w:t>Figure</w:t>
+      </w:r>
+      <w:proofErr w:type="gramEnd"/>
       <w:r>
         <w:rPr>
           <w:rFonts w:ascii="Times New Roman" w:eastAsia="Times New Roman" w:hAnsi="Times New Roman" w:cs="Times New Roman"/>
@@ -1351,7 +1333,7 @@
           <w:szCs w:val="24"/>
           <w:lang w:eastAsia="fr-FR"/>
         </w:rPr>
-        <w:t>Figure 6</w:t>
+        <w:t xml:space="preserve"> 3</w:t>
       </w:r>
       <w:r>
         <w:rPr>
@@ -1369,7 +1351,7 @@
           <w:szCs w:val="20"/>
           <w:lang w:eastAsia="fr-FR"/>
         </w:rPr>
-        <w:t>Identification</w:t>
+        <w:t>Survey</w:t>
       </w:r>
       <w:r>
         <w:rPr>
@@ -1391,6 +1373,7 @@
           <w:lang w:eastAsia="fr-FR"/>
         </w:rPr>
       </w:pPr>
+      <w:proofErr w:type="gramStart"/>
       <w:r>
         <w:rPr>
           <w:rFonts w:ascii="Times New Roman" w:eastAsia="Times New Roman" w:hAnsi="Symbol" w:cs="Times New Roman"/>
@@ -1418,82 +1401,9 @@
           <w:szCs w:val="24"/>
           <w:lang w:eastAsia="fr-FR"/>
         </w:rPr>
-        <w:t>Figure 7</w:t>
-      </w:r>
-      <w:r>
-        <w:rPr>
-          <w:rFonts w:ascii="Times New Roman" w:eastAsia="Times New Roman" w:hAnsi="Times New Roman" w:cs="Times New Roman"/>
-          <w:sz w:val="24"/>
-          <w:szCs w:val="24"/>
-          <w:lang w:eastAsia="fr-FR"/>
-        </w:rPr>
-        <w:t xml:space="preserve"> → </w:t>
-      </w:r>
-      <w:r>
-        <w:rPr>
-          <w:rFonts w:ascii="Courier New" w:eastAsia="Times New Roman" w:hAnsi="Courier New" w:cs="Courier New"/>
-          <w:sz w:val="20"/>
-          <w:szCs w:val="20"/>
-          <w:lang w:eastAsia="fr-FR"/>
-        </w:rPr>
-        <w:t>Nucleotide Analysis</w:t>
-      </w:r>
-      <w:r>
-        <w:rPr>
-          <w:rFonts w:ascii="Times New Roman" w:eastAsia="Times New Roman" w:hAnsi="Times New Roman" w:cs="Times New Roman"/>
-          <w:sz w:val="24"/>
-          <w:szCs w:val="24"/>
-          <w:lang w:eastAsia="fr-FR"/>
-        </w:rPr>
-        <w:t xml:space="preserve">, </w:t>
-      </w:r>
-      <w:r>
-        <w:rPr>
-          <w:rFonts w:ascii="Courier New" w:eastAsia="Times New Roman" w:hAnsi="Courier New" w:cs="Courier New"/>
-          <w:sz w:val="20"/>
-          <w:szCs w:val="20"/>
-          <w:lang w:eastAsia="fr-FR"/>
-        </w:rPr>
-        <w:t>Nucleotide Sequence</w:t>
-      </w:r>
-      <w:r>
-        <w:rPr>
-          <w:rFonts w:ascii="Times New Roman" w:eastAsia="Times New Roman" w:hAnsi="Times New Roman" w:cs="Times New Roman"/>
-          <w:sz w:val="24"/>
-          <w:szCs w:val="24"/>
-          <w:lang w:eastAsia="fr-FR"/>
-        </w:rPr>
-        <w:t xml:space="preserve">, etc. </w:t>
-      </w:r>
-    </w:p>
-    <w:p>
-      <w:pPr>
-        <w:spacing w:after="0" w:line="240" w:lineRule="auto"/>
-        <w:rPr>
-          <w:rFonts w:ascii="Times New Roman" w:eastAsia="Times New Roman" w:hAnsi="Times New Roman" w:cs="Times New Roman"/>
-          <w:sz w:val="24"/>
-          <w:szCs w:val="24"/>
-          <w:lang w:eastAsia="fr-FR"/>
-        </w:rPr>
-      </w:pPr>
-      <w:r>
-        <w:rPr>
-          <w:rFonts w:ascii="Times New Roman" w:eastAsia="Times New Roman" w:hAnsi="Symbol" w:cs="Times New Roman"/>
-          <w:sz w:val="24"/>
-          <w:szCs w:val="24"/>
-          <w:lang w:eastAsia="fr-FR"/>
-        </w:rPr>
-        <w:t></w:t>
-      </w:r>
-      <w:r>
-        <w:rPr>
-          <w:rFonts w:ascii="Times New Roman" w:eastAsia="Times New Roman" w:hAnsi="Times New Roman" w:cs="Times New Roman"/>
-          <w:sz w:val="24"/>
-          <w:szCs w:val="24"/>
-          <w:lang w:eastAsia="fr-FR"/>
-        </w:rPr>
-        <w:t xml:space="preserve">  </w:t>
-      </w:r>
+        <w:t>Figure</w:t>
+      </w:r>
+      <w:proofErr w:type="gramEnd"/>
       <w:r>
         <w:rPr>
           <w:rFonts w:ascii="Times New Roman" w:eastAsia="Times New Roman" w:hAnsi="Times New Roman" w:cs="Times New Roman"/>
@@ -1503,7 +1413,7 @@
           <w:szCs w:val="24"/>
           <w:lang w:eastAsia="fr-FR"/>
         </w:rPr>
-        <w:t>Figure 8</w:t>
+        <w:t xml:space="preserve"> 4</w:t>
       </w:r>
       <w:r>
         <w:rPr>
@@ -1521,7 +1431,56 @@
           <w:szCs w:val="20"/>
           <w:lang w:eastAsia="fr-FR"/>
         </w:rPr>
-        <w:t>Agent</w:t>
+        <w:t>Occurrence</w:t>
+      </w:r>
+      <w:r>
+        <w:rPr>
+          <w:rFonts w:ascii="Times New Roman" w:eastAsia="Times New Roman" w:hAnsi="Times New Roman" w:cs="Times New Roman"/>
+          <w:sz w:val="24"/>
+          <w:szCs w:val="24"/>
+          <w:lang w:eastAsia="fr-FR"/>
+        </w:rPr>
+        <w:t xml:space="preserve">, </w:t>
+      </w:r>
+      <w:proofErr w:type="spellStart"/>
+      <w:r>
+        <w:rPr>
+          <w:rFonts w:ascii="Courier New" w:eastAsia="Times New Roman" w:hAnsi="Courier New" w:cs="Courier New"/>
+          <w:sz w:val="20"/>
+          <w:szCs w:val="20"/>
+          <w:lang w:eastAsia="fr-FR"/>
+        </w:rPr>
+        <w:t>Organism</w:t>
+      </w:r>
+      <w:proofErr w:type="spellEnd"/>
+      <w:r>
+        <w:rPr>
+          <w:rFonts w:ascii="Times New Roman" w:eastAsia="Times New Roman" w:hAnsi="Times New Roman" w:cs="Times New Roman"/>
+          <w:sz w:val="24"/>
+          <w:szCs w:val="24"/>
+          <w:lang w:eastAsia="fr-FR"/>
+        </w:rPr>
+        <w:t xml:space="preserve">, </w:t>
+      </w:r>
+      <w:proofErr w:type="spellStart"/>
+      <w:r>
+        <w:rPr>
+          <w:rFonts w:ascii="Courier New" w:eastAsia="Times New Roman" w:hAnsi="Courier New" w:cs="Courier New"/>
+          <w:sz w:val="20"/>
+          <w:szCs w:val="20"/>
+          <w:lang w:eastAsia="fr-FR"/>
+        </w:rPr>
+        <w:t>Organism</w:t>
+      </w:r>
+      <w:proofErr w:type="spellEnd"/>
+      <w:r>
+        <w:rPr>
+          <w:rFonts w:ascii="Courier New" w:eastAsia="Times New Roman" w:hAnsi="Courier New" w:cs="Courier New"/>
+          <w:sz w:val="20"/>
+          <w:szCs w:val="20"/>
+          <w:lang w:eastAsia="fr-FR"/>
+        </w:rPr>
+        <w:t xml:space="preserve"> Interaction</w:t>
       </w:r>
       <w:r>
         <w:rPr>
@@ -1535,13 +1494,15 @@
     </w:p>
     <w:p>
       <w:pPr>
-        <w:rPr>
-          <w:rFonts w:ascii="Courier New" w:eastAsia="Times New Roman" w:hAnsi="Courier New" w:cs="Courier New"/>
-          <w:sz w:val="20"/>
-          <w:szCs w:val="20"/>
-          <w:lang w:eastAsia="fr-FR"/>
-        </w:rPr>
-      </w:pPr>
+        <w:spacing w:after="0" w:line="240" w:lineRule="auto"/>
+        <w:rPr>
+          <w:rFonts w:ascii="Times New Roman" w:eastAsia="Times New Roman" w:hAnsi="Times New Roman" w:cs="Times New Roman"/>
+          <w:sz w:val="24"/>
+          <w:szCs w:val="24"/>
+          <w:lang w:eastAsia="fr-FR"/>
+        </w:rPr>
+      </w:pPr>
+      <w:proofErr w:type="gramStart"/>
       <w:r>
         <w:rPr>
           <w:rFonts w:ascii="Times New Roman" w:eastAsia="Times New Roman" w:hAnsi="Symbol" w:cs="Times New Roman"/>
@@ -1569,7 +1530,19 @@
           <w:szCs w:val="24"/>
           <w:lang w:eastAsia="fr-FR"/>
         </w:rPr>
-        <w:t>Figure 9</w:t>
+        <w:t>Figure</w:t>
+      </w:r>
+      <w:proofErr w:type="gramEnd"/>
+      <w:r>
+        <w:rPr>
+          <w:rFonts w:ascii="Times New Roman" w:eastAsia="Times New Roman" w:hAnsi="Times New Roman" w:cs="Times New Roman"/>
+          <w:b/>
+          <w:bCs/>
+          <w:sz w:val="24"/>
+          <w:szCs w:val="24"/>
+          <w:lang w:eastAsia="fr-FR"/>
+        </w:rPr>
+        <w:t xml:space="preserve"> 5</w:t>
       </w:r>
       <w:r>
         <w:rPr>
@@ -1580,6 +1553,7 @@
         </w:rPr>
         <w:t xml:space="preserve"> → </w:t>
       </w:r>
+      <w:proofErr w:type="spellStart"/>
       <w:r>
         <w:rPr>
           <w:rFonts w:ascii="Courier New" w:eastAsia="Times New Roman" w:hAnsi="Courier New" w:cs="Courier New"/>
@@ -1587,8 +1561,421 @@
           <w:szCs w:val="20"/>
           <w:lang w:eastAsia="fr-FR"/>
         </w:rPr>
-        <w:t>Media Entity</w:t>
-      </w:r>
+        <w:t>Material</w:t>
+      </w:r>
+      <w:proofErr w:type="spellEnd"/>
+      <w:r>
+        <w:rPr>
+          <w:rFonts w:ascii="Courier New" w:eastAsia="Times New Roman" w:hAnsi="Courier New" w:cs="Courier New"/>
+          <w:sz w:val="20"/>
+          <w:szCs w:val="20"/>
+          <w:lang w:eastAsia="fr-FR"/>
+        </w:rPr>
+        <w:t xml:space="preserve"> </w:t>
+      </w:r>
+      <w:proofErr w:type="spellStart"/>
+      <w:r>
+        <w:rPr>
+          <w:rFonts w:ascii="Courier New" w:eastAsia="Times New Roman" w:hAnsi="Courier New" w:cs="Courier New"/>
+          <w:sz w:val="20"/>
+          <w:szCs w:val="20"/>
+          <w:lang w:eastAsia="fr-FR"/>
+        </w:rPr>
+        <w:t>Entity</w:t>
+      </w:r>
+      <w:proofErr w:type="spellEnd"/>
+      <w:r>
+        <w:rPr>
+          <w:rFonts w:ascii="Times New Roman" w:eastAsia="Times New Roman" w:hAnsi="Times New Roman" w:cs="Times New Roman"/>
+          <w:sz w:val="24"/>
+          <w:szCs w:val="24"/>
+          <w:lang w:eastAsia="fr-FR"/>
+        </w:rPr>
+        <w:t xml:space="preserve"> </w:t>
+      </w:r>
+    </w:p>
+    <w:p>
+      <w:pPr>
+        <w:spacing w:after="0" w:line="240" w:lineRule="auto"/>
+        <w:rPr>
+          <w:rFonts w:ascii="Times New Roman" w:eastAsia="Times New Roman" w:hAnsi="Times New Roman" w:cs="Times New Roman"/>
+          <w:sz w:val="24"/>
+          <w:szCs w:val="24"/>
+          <w:lang w:eastAsia="fr-FR"/>
+        </w:rPr>
+      </w:pPr>
+      <w:proofErr w:type="gramStart"/>
+      <w:r>
+        <w:rPr>
+          <w:rFonts w:ascii="Times New Roman" w:eastAsia="Times New Roman" w:hAnsi="Symbol" w:cs="Times New Roman"/>
+          <w:sz w:val="24"/>
+          <w:szCs w:val="24"/>
+          <w:lang w:eastAsia="fr-FR"/>
+        </w:rPr>
+        <w:t></w:t>
+      </w:r>
+      <w:r>
+        <w:rPr>
+          <w:rFonts w:ascii="Times New Roman" w:eastAsia="Times New Roman" w:hAnsi="Times New Roman" w:cs="Times New Roman"/>
+          <w:sz w:val="24"/>
+          <w:szCs w:val="24"/>
+          <w:lang w:eastAsia="fr-FR"/>
+        </w:rPr>
+        <w:t xml:space="preserve">  </w:t>
+      </w:r>
+      <w:r>
+        <w:rPr>
+          <w:rFonts w:ascii="Times New Roman" w:eastAsia="Times New Roman" w:hAnsi="Times New Roman" w:cs="Times New Roman"/>
+          <w:b/>
+          <w:bCs/>
+          <w:sz w:val="24"/>
+          <w:szCs w:val="24"/>
+          <w:lang w:eastAsia="fr-FR"/>
+        </w:rPr>
+        <w:t>Figure</w:t>
+      </w:r>
+      <w:proofErr w:type="gramEnd"/>
+      <w:r>
+        <w:rPr>
+          <w:rFonts w:ascii="Times New Roman" w:eastAsia="Times New Roman" w:hAnsi="Times New Roman" w:cs="Times New Roman"/>
+          <w:b/>
+          <w:bCs/>
+          <w:sz w:val="24"/>
+          <w:szCs w:val="24"/>
+          <w:lang w:eastAsia="fr-FR"/>
+        </w:rPr>
+        <w:t xml:space="preserve"> 6</w:t>
+      </w:r>
+      <w:r>
+        <w:rPr>
+          <w:rFonts w:ascii="Times New Roman" w:eastAsia="Times New Roman" w:hAnsi="Times New Roman" w:cs="Times New Roman"/>
+          <w:sz w:val="24"/>
+          <w:szCs w:val="24"/>
+          <w:lang w:eastAsia="fr-FR"/>
+        </w:rPr>
+        <w:t xml:space="preserve"> → </w:t>
+      </w:r>
+      <w:r>
+        <w:rPr>
+          <w:rFonts w:ascii="Courier New" w:eastAsia="Times New Roman" w:hAnsi="Courier New" w:cs="Courier New"/>
+          <w:sz w:val="20"/>
+          <w:szCs w:val="20"/>
+          <w:lang w:eastAsia="fr-FR"/>
+        </w:rPr>
+        <w:t>Identification</w:t>
+      </w:r>
+      <w:r>
+        <w:rPr>
+          <w:rFonts w:ascii="Times New Roman" w:eastAsia="Times New Roman" w:hAnsi="Times New Roman" w:cs="Times New Roman"/>
+          <w:sz w:val="24"/>
+          <w:szCs w:val="24"/>
+          <w:lang w:eastAsia="fr-FR"/>
+        </w:rPr>
+        <w:t xml:space="preserve"> </w:t>
+      </w:r>
+    </w:p>
+    <w:p>
+      <w:pPr>
+        <w:spacing w:after="0" w:line="240" w:lineRule="auto"/>
+        <w:rPr>
+          <w:rFonts w:ascii="Times New Roman" w:eastAsia="Times New Roman" w:hAnsi="Times New Roman" w:cs="Times New Roman"/>
+          <w:sz w:val="24"/>
+          <w:szCs w:val="24"/>
+          <w:lang w:eastAsia="fr-FR"/>
+        </w:rPr>
+      </w:pPr>
+      <w:proofErr w:type="gramStart"/>
+      <w:r>
+        <w:rPr>
+          <w:rFonts w:ascii="Times New Roman" w:eastAsia="Times New Roman" w:hAnsi="Symbol" w:cs="Times New Roman"/>
+          <w:sz w:val="24"/>
+          <w:szCs w:val="24"/>
+          <w:lang w:eastAsia="fr-FR"/>
+        </w:rPr>
+        <w:t></w:t>
+      </w:r>
+      <w:r>
+        <w:rPr>
+          <w:rFonts w:ascii="Times New Roman" w:eastAsia="Times New Roman" w:hAnsi="Times New Roman" w:cs="Times New Roman"/>
+          <w:sz w:val="24"/>
+          <w:szCs w:val="24"/>
+          <w:lang w:eastAsia="fr-FR"/>
+        </w:rPr>
+        <w:t xml:space="preserve">  </w:t>
+      </w:r>
+      <w:r>
+        <w:rPr>
+          <w:rFonts w:ascii="Times New Roman" w:eastAsia="Times New Roman" w:hAnsi="Times New Roman" w:cs="Times New Roman"/>
+          <w:b/>
+          <w:bCs/>
+          <w:sz w:val="24"/>
+          <w:szCs w:val="24"/>
+          <w:lang w:eastAsia="fr-FR"/>
+        </w:rPr>
+        <w:t>Figure</w:t>
+      </w:r>
+      <w:proofErr w:type="gramEnd"/>
+      <w:r>
+        <w:rPr>
+          <w:rFonts w:ascii="Times New Roman" w:eastAsia="Times New Roman" w:hAnsi="Times New Roman" w:cs="Times New Roman"/>
+          <w:b/>
+          <w:bCs/>
+          <w:sz w:val="24"/>
+          <w:szCs w:val="24"/>
+          <w:lang w:eastAsia="fr-FR"/>
+        </w:rPr>
+        <w:t xml:space="preserve"> 7</w:t>
+      </w:r>
+      <w:r>
+        <w:rPr>
+          <w:rFonts w:ascii="Times New Roman" w:eastAsia="Times New Roman" w:hAnsi="Times New Roman" w:cs="Times New Roman"/>
+          <w:sz w:val="24"/>
+          <w:szCs w:val="24"/>
+          <w:lang w:eastAsia="fr-FR"/>
+        </w:rPr>
+        <w:t xml:space="preserve"> → </w:t>
+      </w:r>
+      <w:proofErr w:type="spellStart"/>
+      <w:r>
+        <w:rPr>
+          <w:rFonts w:ascii="Courier New" w:eastAsia="Times New Roman" w:hAnsi="Courier New" w:cs="Courier New"/>
+          <w:sz w:val="20"/>
+          <w:szCs w:val="20"/>
+          <w:lang w:eastAsia="fr-FR"/>
+        </w:rPr>
+        <w:t>Nucleotide</w:t>
+      </w:r>
+      <w:proofErr w:type="spellEnd"/>
+      <w:r>
+        <w:rPr>
+          <w:rFonts w:ascii="Courier New" w:eastAsia="Times New Roman" w:hAnsi="Courier New" w:cs="Courier New"/>
+          <w:sz w:val="20"/>
+          <w:szCs w:val="20"/>
+          <w:lang w:eastAsia="fr-FR"/>
+        </w:rPr>
+        <w:t xml:space="preserve"> </w:t>
+      </w:r>
+      <w:proofErr w:type="spellStart"/>
+      <w:r>
+        <w:rPr>
+          <w:rFonts w:ascii="Courier New" w:eastAsia="Times New Roman" w:hAnsi="Courier New" w:cs="Courier New"/>
+          <w:sz w:val="20"/>
+          <w:szCs w:val="20"/>
+          <w:lang w:eastAsia="fr-FR"/>
+        </w:rPr>
+        <w:t>Analysis</w:t>
+      </w:r>
+      <w:proofErr w:type="spellEnd"/>
+      <w:r>
+        <w:rPr>
+          <w:rFonts w:ascii="Times New Roman" w:eastAsia="Times New Roman" w:hAnsi="Times New Roman" w:cs="Times New Roman"/>
+          <w:sz w:val="24"/>
+          <w:szCs w:val="24"/>
+          <w:lang w:eastAsia="fr-FR"/>
+        </w:rPr>
+        <w:t xml:space="preserve">, </w:t>
+      </w:r>
+      <w:proofErr w:type="spellStart"/>
+      <w:r>
+        <w:rPr>
+          <w:rFonts w:ascii="Courier New" w:eastAsia="Times New Roman" w:hAnsi="Courier New" w:cs="Courier New"/>
+          <w:sz w:val="20"/>
+          <w:szCs w:val="20"/>
+          <w:lang w:eastAsia="fr-FR"/>
+        </w:rPr>
+        <w:t>Nucleotide</w:t>
+      </w:r>
+      <w:proofErr w:type="spellEnd"/>
+      <w:r>
+        <w:rPr>
+          <w:rFonts w:ascii="Courier New" w:eastAsia="Times New Roman" w:hAnsi="Courier New" w:cs="Courier New"/>
+          <w:sz w:val="20"/>
+          <w:szCs w:val="20"/>
+          <w:lang w:eastAsia="fr-FR"/>
+        </w:rPr>
+        <w:t xml:space="preserve"> </w:t>
+      </w:r>
+      <w:proofErr w:type="spellStart"/>
+      <w:r>
+        <w:rPr>
+          <w:rFonts w:ascii="Courier New" w:eastAsia="Times New Roman" w:hAnsi="Courier New" w:cs="Courier New"/>
+          <w:sz w:val="20"/>
+          <w:szCs w:val="20"/>
+          <w:lang w:eastAsia="fr-FR"/>
+        </w:rPr>
+        <w:t>Sequence</w:t>
+      </w:r>
+      <w:proofErr w:type="spellEnd"/>
+      <w:r>
+        <w:rPr>
+          <w:rFonts w:ascii="Times New Roman" w:eastAsia="Times New Roman" w:hAnsi="Times New Roman" w:cs="Times New Roman"/>
+          <w:sz w:val="24"/>
+          <w:szCs w:val="24"/>
+          <w:lang w:eastAsia="fr-FR"/>
+        </w:rPr>
+        <w:t xml:space="preserve">, etc. </w:t>
+      </w:r>
+    </w:p>
+    <w:p>
+      <w:pPr>
+        <w:spacing w:after="0" w:line="240" w:lineRule="auto"/>
+        <w:rPr>
+          <w:rFonts w:ascii="Times New Roman" w:eastAsia="Times New Roman" w:hAnsi="Times New Roman" w:cs="Times New Roman"/>
+          <w:sz w:val="24"/>
+          <w:szCs w:val="24"/>
+          <w:lang w:eastAsia="fr-FR"/>
+        </w:rPr>
+      </w:pPr>
+      <w:proofErr w:type="gramStart"/>
+      <w:r>
+        <w:rPr>
+          <w:rFonts w:ascii="Times New Roman" w:eastAsia="Times New Roman" w:hAnsi="Symbol" w:cs="Times New Roman"/>
+          <w:sz w:val="24"/>
+          <w:szCs w:val="24"/>
+          <w:lang w:eastAsia="fr-FR"/>
+        </w:rPr>
+        <w:t></w:t>
+      </w:r>
+      <w:r>
+        <w:rPr>
+          <w:rFonts w:ascii="Times New Roman" w:eastAsia="Times New Roman" w:hAnsi="Times New Roman" w:cs="Times New Roman"/>
+          <w:sz w:val="24"/>
+          <w:szCs w:val="24"/>
+          <w:lang w:eastAsia="fr-FR"/>
+        </w:rPr>
+        <w:t xml:space="preserve">  </w:t>
+      </w:r>
+      <w:r>
+        <w:rPr>
+          <w:rFonts w:ascii="Times New Roman" w:eastAsia="Times New Roman" w:hAnsi="Times New Roman" w:cs="Times New Roman"/>
+          <w:b/>
+          <w:bCs/>
+          <w:sz w:val="24"/>
+          <w:szCs w:val="24"/>
+          <w:lang w:eastAsia="fr-FR"/>
+        </w:rPr>
+        <w:t>Figure</w:t>
+      </w:r>
+      <w:proofErr w:type="gramEnd"/>
+      <w:r>
+        <w:rPr>
+          <w:rFonts w:ascii="Times New Roman" w:eastAsia="Times New Roman" w:hAnsi="Times New Roman" w:cs="Times New Roman"/>
+          <w:b/>
+          <w:bCs/>
+          <w:sz w:val="24"/>
+          <w:szCs w:val="24"/>
+          <w:lang w:eastAsia="fr-FR"/>
+        </w:rPr>
+        <w:t xml:space="preserve"> 8</w:t>
+      </w:r>
+      <w:r>
+        <w:rPr>
+          <w:rFonts w:ascii="Times New Roman" w:eastAsia="Times New Roman" w:hAnsi="Times New Roman" w:cs="Times New Roman"/>
+          <w:sz w:val="24"/>
+          <w:szCs w:val="24"/>
+          <w:lang w:eastAsia="fr-FR"/>
+        </w:rPr>
+        <w:t xml:space="preserve"> → </w:t>
+      </w:r>
+      <w:r>
+        <w:rPr>
+          <w:rFonts w:ascii="Courier New" w:eastAsia="Times New Roman" w:hAnsi="Courier New" w:cs="Courier New"/>
+          <w:sz w:val="20"/>
+          <w:szCs w:val="20"/>
+          <w:lang w:eastAsia="fr-FR"/>
+        </w:rPr>
+        <w:t>Agent</w:t>
+      </w:r>
+      <w:r>
+        <w:rPr>
+          <w:rFonts w:ascii="Times New Roman" w:eastAsia="Times New Roman" w:hAnsi="Times New Roman" w:cs="Times New Roman"/>
+          <w:sz w:val="24"/>
+          <w:szCs w:val="24"/>
+          <w:lang w:eastAsia="fr-FR"/>
+        </w:rPr>
+        <w:t xml:space="preserve"> </w:t>
+      </w:r>
+    </w:p>
+    <w:p>
+      <w:pPr>
+        <w:rPr>
+          <w:rFonts w:ascii="Courier New" w:eastAsia="Times New Roman" w:hAnsi="Courier New" w:cs="Courier New"/>
+          <w:sz w:val="20"/>
+          <w:szCs w:val="20"/>
+          <w:lang w:eastAsia="fr-FR"/>
+        </w:rPr>
+      </w:pPr>
+      <w:proofErr w:type="gramStart"/>
+      <w:r>
+        <w:rPr>
+          <w:rFonts w:ascii="Times New Roman" w:eastAsia="Times New Roman" w:hAnsi="Symbol" w:cs="Times New Roman"/>
+          <w:sz w:val="24"/>
+          <w:szCs w:val="24"/>
+          <w:lang w:eastAsia="fr-FR"/>
+        </w:rPr>
+        <w:t></w:t>
+      </w:r>
+      <w:r>
+        <w:rPr>
+          <w:rFonts w:ascii="Times New Roman" w:eastAsia="Times New Roman" w:hAnsi="Times New Roman" w:cs="Times New Roman"/>
+          <w:sz w:val="24"/>
+          <w:szCs w:val="24"/>
+          <w:lang w:eastAsia="fr-FR"/>
+        </w:rPr>
+        <w:t xml:space="preserve">  </w:t>
+      </w:r>
+      <w:r>
+        <w:rPr>
+          <w:rFonts w:ascii="Times New Roman" w:eastAsia="Times New Roman" w:hAnsi="Times New Roman" w:cs="Times New Roman"/>
+          <w:b/>
+          <w:bCs/>
+          <w:sz w:val="24"/>
+          <w:szCs w:val="24"/>
+          <w:lang w:eastAsia="fr-FR"/>
+        </w:rPr>
+        <w:t>Figure</w:t>
+      </w:r>
+      <w:proofErr w:type="gramEnd"/>
+      <w:r>
+        <w:rPr>
+          <w:rFonts w:ascii="Times New Roman" w:eastAsia="Times New Roman" w:hAnsi="Times New Roman" w:cs="Times New Roman"/>
+          <w:b/>
+          <w:bCs/>
+          <w:sz w:val="24"/>
+          <w:szCs w:val="24"/>
+          <w:lang w:eastAsia="fr-FR"/>
+        </w:rPr>
+        <w:t xml:space="preserve"> 9</w:t>
+      </w:r>
+      <w:r>
+        <w:rPr>
+          <w:rFonts w:ascii="Times New Roman" w:eastAsia="Times New Roman" w:hAnsi="Times New Roman" w:cs="Times New Roman"/>
+          <w:sz w:val="24"/>
+          <w:szCs w:val="24"/>
+          <w:lang w:eastAsia="fr-FR"/>
+        </w:rPr>
+        <w:t xml:space="preserve"> → </w:t>
+      </w:r>
+      <w:r>
+        <w:rPr>
+          <w:rFonts w:ascii="Courier New" w:eastAsia="Times New Roman" w:hAnsi="Courier New" w:cs="Courier New"/>
+          <w:sz w:val="20"/>
+          <w:szCs w:val="20"/>
+          <w:lang w:eastAsia="fr-FR"/>
+        </w:rPr>
+        <w:t xml:space="preserve">Media </w:t>
+      </w:r>
+      <w:proofErr w:type="spellStart"/>
+      <w:r>
+        <w:rPr>
+          <w:rFonts w:ascii="Courier New" w:eastAsia="Times New Roman" w:hAnsi="Courier New" w:cs="Courier New"/>
+          <w:sz w:val="20"/>
+          <w:szCs w:val="20"/>
+          <w:lang w:eastAsia="fr-FR"/>
+        </w:rPr>
+        <w:t>Entity</w:t>
+      </w:r>
+      <w:proofErr w:type="spellEnd"/>
     </w:p>
     <w:p>
       <w:pPr>
@@ -2062,6 +2449,7 @@
                 <w:lang w:eastAsia="fr-FR"/>
               </w:rPr>
             </w:pPr>
+            <w:proofErr w:type="spellStart"/>
             <w:r>
               <w:rPr>
                 <w:rFonts w:ascii="Times New Roman" w:eastAsia="Times New Roman" w:hAnsi="Times New Roman" w:cs="Times New Roman"/>
@@ -2073,6 +2461,7 @@
               </w:rPr>
               <w:t>BibliographicResource</w:t>
             </w:r>
+            <w:proofErr w:type="spellEnd"/>
           </w:p>
         </w:tc>
         <w:tc>
@@ -2180,6 +2569,7 @@
                 <w:lang w:eastAsia="fr-FR"/>
               </w:rPr>
             </w:pPr>
+            <w:proofErr w:type="spellStart"/>
             <w:r>
               <w:rPr>
                 <w:rFonts w:ascii="Times New Roman" w:eastAsia="Times New Roman" w:hAnsi="Times New Roman" w:cs="Times New Roman"/>
@@ -2191,6 +2581,7 @@
               </w:rPr>
               <w:t>Dataset</w:t>
             </w:r>
+            <w:proofErr w:type="spellEnd"/>
           </w:p>
         </w:tc>
         <w:tc>
@@ -2416,6 +2807,7 @@
                 <w:lang w:eastAsia="fr-FR"/>
               </w:rPr>
             </w:pPr>
+            <w:proofErr w:type="spellStart"/>
             <w:r>
               <w:rPr>
                 <w:rFonts w:ascii="Times New Roman" w:eastAsia="Times New Roman" w:hAnsi="Times New Roman" w:cs="Times New Roman"/>
@@ -2427,6 +2819,7 @@
               </w:rPr>
               <w:t>EventAttribute</w:t>
             </w:r>
+            <w:proofErr w:type="spellEnd"/>
           </w:p>
         </w:tc>
         <w:tc>
@@ -2534,6 +2927,7 @@
                 <w:lang w:eastAsia="fr-FR"/>
               </w:rPr>
             </w:pPr>
+            <w:proofErr w:type="spellStart"/>
             <w:r>
               <w:rPr>
                 <w:rFonts w:ascii="Times New Roman" w:eastAsia="Times New Roman" w:hAnsi="Times New Roman" w:cs="Times New Roman"/>
@@ -2545,6 +2939,7 @@
               </w:rPr>
               <w:t>EventMeasurement</w:t>
             </w:r>
+            <w:proofErr w:type="spellEnd"/>
           </w:p>
         </w:tc>
         <w:tc>
@@ -2652,6 +3047,7 @@
                 <w:lang w:eastAsia="fr-FR"/>
               </w:rPr>
             </w:pPr>
+            <w:proofErr w:type="spellStart"/>
             <w:r>
               <w:rPr>
                 <w:rFonts w:ascii="Times New Roman" w:eastAsia="Times New Roman" w:hAnsi="Times New Roman" w:cs="Times New Roman"/>
@@ -2663,6 +3059,7 @@
               </w:rPr>
               <w:t>FossilSpecimen</w:t>
             </w:r>
+            <w:proofErr w:type="spellEnd"/>
           </w:p>
         </w:tc>
         <w:tc>
@@ -2770,6 +3167,7 @@
                 <w:lang w:eastAsia="fr-FR"/>
               </w:rPr>
             </w:pPr>
+            <w:proofErr w:type="spellStart"/>
             <w:r>
               <w:rPr>
                 <w:rFonts w:ascii="Times New Roman" w:eastAsia="Times New Roman" w:hAnsi="Times New Roman" w:cs="Times New Roman"/>
@@ -2781,6 +3179,7 @@
               </w:rPr>
               <w:t>GeologicalContext</w:t>
             </w:r>
+            <w:proofErr w:type="spellEnd"/>
           </w:p>
         </w:tc>
         <w:tc>
@@ -2888,6 +3287,7 @@
                 <w:lang w:eastAsia="fr-FR"/>
               </w:rPr>
             </w:pPr>
+            <w:proofErr w:type="spellStart"/>
             <w:r>
               <w:rPr>
                 <w:rFonts w:ascii="Times New Roman" w:eastAsia="Times New Roman" w:hAnsi="Times New Roman" w:cs="Times New Roman"/>
@@ -2899,6 +3299,7 @@
               </w:rPr>
               <w:t>HumanObservation</w:t>
             </w:r>
+            <w:proofErr w:type="spellEnd"/>
           </w:p>
         </w:tc>
         <w:tc>
@@ -3124,6 +3525,7 @@
                 <w:lang w:eastAsia="fr-FR"/>
               </w:rPr>
             </w:pPr>
+            <w:proofErr w:type="spellStart"/>
             <w:r>
               <w:rPr>
                 <w:rFonts w:ascii="Times New Roman" w:eastAsia="Times New Roman" w:hAnsi="Times New Roman" w:cs="Times New Roman"/>
@@ -3135,6 +3537,7 @@
               </w:rPr>
               <w:t>LivingSpecimen</w:t>
             </w:r>
+            <w:proofErr w:type="spellEnd"/>
           </w:p>
         </w:tc>
         <w:tc>
@@ -3360,6 +3763,7 @@
                 <w:lang w:eastAsia="fr-FR"/>
               </w:rPr>
             </w:pPr>
+            <w:proofErr w:type="spellStart"/>
             <w:r>
               <w:rPr>
                 <w:rFonts w:ascii="Times New Roman" w:eastAsia="Times New Roman" w:hAnsi="Times New Roman" w:cs="Times New Roman"/>
@@ -3371,6 +3775,7 @@
               </w:rPr>
               <w:t>MachineObservation</w:t>
             </w:r>
+            <w:proofErr w:type="spellEnd"/>
           </w:p>
         </w:tc>
         <w:tc>
@@ -3478,6 +3883,7 @@
                 <w:lang w:eastAsia="fr-FR"/>
               </w:rPr>
             </w:pPr>
+            <w:proofErr w:type="spellStart"/>
             <w:r>
               <w:rPr>
                 <w:rFonts w:ascii="Times New Roman" w:eastAsia="Times New Roman" w:hAnsi="Times New Roman" w:cs="Times New Roman"/>
@@ -3489,6 +3895,7 @@
               </w:rPr>
               <w:t>MaterialCitation</w:t>
             </w:r>
+            <w:proofErr w:type="spellEnd"/>
           </w:p>
         </w:tc>
         <w:tc>
@@ -3596,6 +4003,7 @@
                 <w:lang w:eastAsia="fr-FR"/>
               </w:rPr>
             </w:pPr>
+            <w:proofErr w:type="spellStart"/>
             <w:r>
               <w:rPr>
                 <w:rFonts w:ascii="Times New Roman" w:eastAsia="Times New Roman" w:hAnsi="Times New Roman" w:cs="Times New Roman"/>
@@ -3607,6 +4015,7 @@
               </w:rPr>
               <w:t>MaterialEntity</w:t>
             </w:r>
+            <w:proofErr w:type="spellEnd"/>
           </w:p>
         </w:tc>
         <w:tc>
@@ -3714,6 +4123,7 @@
                 <w:lang w:eastAsia="fr-FR"/>
               </w:rPr>
             </w:pPr>
+            <w:proofErr w:type="spellStart"/>
             <w:r>
               <w:rPr>
                 <w:rFonts w:ascii="Times New Roman" w:eastAsia="Times New Roman" w:hAnsi="Times New Roman" w:cs="Times New Roman"/>
@@ -3725,6 +4135,7 @@
               </w:rPr>
               <w:t>MaterialSample</w:t>
             </w:r>
+            <w:proofErr w:type="spellEnd"/>
           </w:p>
         </w:tc>
         <w:tc>
@@ -3832,6 +4243,7 @@
                 <w:lang w:eastAsia="fr-FR"/>
               </w:rPr>
             </w:pPr>
+            <w:proofErr w:type="spellStart"/>
             <w:r>
               <w:rPr>
                 <w:rFonts w:ascii="Times New Roman" w:eastAsia="Times New Roman" w:hAnsi="Times New Roman" w:cs="Times New Roman"/>
@@ -3843,6 +4255,7 @@
               </w:rPr>
               <w:t>MeasurementOrFact</w:t>
             </w:r>
+            <w:proofErr w:type="spellEnd"/>
           </w:p>
         </w:tc>
         <w:tc>
@@ -4068,6 +4481,7 @@
                 <w:lang w:eastAsia="fr-FR"/>
               </w:rPr>
             </w:pPr>
+            <w:proofErr w:type="spellStart"/>
             <w:r>
               <w:rPr>
                 <w:rFonts w:ascii="Times New Roman" w:eastAsia="Times New Roman" w:hAnsi="Times New Roman" w:cs="Times New Roman"/>
@@ -4079,6 +4493,7 @@
               </w:rPr>
               <w:t>MolecularProtocol</w:t>
             </w:r>
+            <w:proofErr w:type="spellEnd"/>
           </w:p>
         </w:tc>
         <w:tc>
@@ -4186,6 +4601,7 @@
                 <w:lang w:eastAsia="fr-FR"/>
               </w:rPr>
             </w:pPr>
+            <w:proofErr w:type="spellStart"/>
             <w:r>
               <w:rPr>
                 <w:rFonts w:ascii="Times New Roman" w:eastAsia="Times New Roman" w:hAnsi="Times New Roman" w:cs="Times New Roman"/>
@@ -4197,6 +4613,7 @@
               </w:rPr>
               <w:t>NucleotideAnalysis</w:t>
             </w:r>
+            <w:proofErr w:type="spellEnd"/>
           </w:p>
         </w:tc>
         <w:tc>
@@ -4304,6 +4721,7 @@
                 <w:lang w:eastAsia="fr-FR"/>
               </w:rPr>
             </w:pPr>
+            <w:proofErr w:type="spellStart"/>
             <w:r>
               <w:rPr>
                 <w:rFonts w:ascii="Times New Roman" w:eastAsia="Times New Roman" w:hAnsi="Times New Roman" w:cs="Times New Roman"/>
@@ -4315,6 +4733,7 @@
               </w:rPr>
               <w:t>NucleotideSequence</w:t>
             </w:r>
+            <w:proofErr w:type="spellEnd"/>
           </w:p>
         </w:tc>
         <w:tc>
@@ -4540,6 +4959,7 @@
                 <w:lang w:eastAsia="fr-FR"/>
               </w:rPr>
             </w:pPr>
+            <w:proofErr w:type="spellStart"/>
             <w:r>
               <w:rPr>
                 <w:rFonts w:ascii="Times New Roman" w:eastAsia="Times New Roman" w:hAnsi="Times New Roman" w:cs="Times New Roman"/>
@@ -4551,6 +4971,7 @@
               </w:rPr>
               <w:t>OccurrenceMeasurement</w:t>
             </w:r>
+            <w:proofErr w:type="spellEnd"/>
           </w:p>
         </w:tc>
         <w:tc>
@@ -4658,6 +5079,7 @@
                 <w:lang w:eastAsia="fr-FR"/>
               </w:rPr>
             </w:pPr>
+            <w:proofErr w:type="spellStart"/>
             <w:r>
               <w:rPr>
                 <w:rFonts w:ascii="Times New Roman" w:eastAsia="Times New Roman" w:hAnsi="Times New Roman" w:cs="Times New Roman"/>
@@ -4669,6 +5091,7 @@
               </w:rPr>
               <w:t>Organism</w:t>
             </w:r>
+            <w:proofErr w:type="spellEnd"/>
           </w:p>
         </w:tc>
         <w:tc>
@@ -4776,6 +5199,7 @@
                 <w:lang w:eastAsia="fr-FR"/>
               </w:rPr>
             </w:pPr>
+            <w:proofErr w:type="spellStart"/>
             <w:r>
               <w:rPr>
                 <w:rFonts w:ascii="Times New Roman" w:eastAsia="Times New Roman" w:hAnsi="Times New Roman" w:cs="Times New Roman"/>
@@ -4787,6 +5211,7 @@
               </w:rPr>
               <w:t>OrganismInteraction</w:t>
             </w:r>
+            <w:proofErr w:type="spellEnd"/>
           </w:p>
         </w:tc>
         <w:tc>
@@ -4894,6 +5319,7 @@
                 <w:lang w:eastAsia="fr-FR"/>
               </w:rPr>
             </w:pPr>
+            <w:proofErr w:type="spellStart"/>
             <w:r>
               <w:rPr>
                 <w:rFonts w:ascii="Times New Roman" w:eastAsia="Times New Roman" w:hAnsi="Times New Roman" w:cs="Times New Roman"/>
@@ -4905,6 +5331,7 @@
               </w:rPr>
               <w:t>PreservedSpecimen</w:t>
             </w:r>
+            <w:proofErr w:type="spellEnd"/>
           </w:p>
         </w:tc>
         <w:tc>
@@ -5249,6 +5676,7 @@
                 <w:lang w:eastAsia="fr-FR"/>
               </w:rPr>
             </w:pPr>
+            <w:proofErr w:type="spellStart"/>
             <w:r>
               <w:rPr>
                 <w:rFonts w:ascii="Times New Roman" w:eastAsia="Times New Roman" w:hAnsi="Times New Roman" w:cs="Times New Roman"/>
@@ -5260,32 +5688,53 @@
               </w:rPr>
               <w:t>ResourceRelationship</w:t>
             </w:r>
-          </w:p>
-        </w:tc>
-        <w:tc>
-          <w:tcPr>
-            <w:tcW w:w="0" w:type="auto"/>
-            <w:vAlign w:val="center"/>
-            <w:hideMark/>
-          </w:tcPr>
-          <w:p>
-            <w:pPr>
-              <w:spacing w:after="0" w:line="240" w:lineRule="auto"/>
-              <w:rPr>
-                <w:rFonts w:ascii="Times New Roman" w:eastAsia="Times New Roman" w:hAnsi="Times New Roman" w:cs="Times New Roman"/>
-                <w:sz w:val="24"/>
-                <w:szCs w:val="24"/>
-                <w:lang w:eastAsia="fr-FR"/>
-              </w:rPr>
-            </w:pPr>
-            <w:r>
-              <w:rPr>
-                <w:rFonts w:ascii="Times New Roman" w:eastAsia="Times New Roman" w:hAnsi="Times New Roman" w:cs="Times New Roman"/>
-                <w:sz w:val="24"/>
-                <w:szCs w:val="24"/>
-                <w:lang w:eastAsia="fr-FR"/>
-              </w:rPr>
-              <w:t>Relation entre deux ressources Darwin Core.</w:t>
+            <w:proofErr w:type="spellEnd"/>
+          </w:p>
+        </w:tc>
+        <w:tc>
+          <w:tcPr>
+            <w:tcW w:w="0" w:type="auto"/>
+            <w:vAlign w:val="center"/>
+            <w:hideMark/>
+          </w:tcPr>
+          <w:p>
+            <w:pPr>
+              <w:spacing w:after="0" w:line="240" w:lineRule="auto"/>
+              <w:rPr>
+                <w:rFonts w:ascii="Times New Roman" w:eastAsia="Times New Roman" w:hAnsi="Times New Roman" w:cs="Times New Roman"/>
+                <w:sz w:val="24"/>
+                <w:szCs w:val="24"/>
+                <w:lang w:eastAsia="fr-FR"/>
+              </w:rPr>
+            </w:pPr>
+            <w:r>
+              <w:rPr>
+                <w:rFonts w:ascii="Times New Roman" w:eastAsia="Times New Roman" w:hAnsi="Times New Roman" w:cs="Times New Roman"/>
+                <w:sz w:val="24"/>
+                <w:szCs w:val="24"/>
+                <w:lang w:eastAsia="fr-FR"/>
+              </w:rPr>
+              <w:t xml:space="preserve">Relation entre deux ressources Darwin </w:t>
+            </w:r>
+            <w:proofErr w:type="spellStart"/>
+            <w:r>
+              <w:rPr>
+                <w:rFonts w:ascii="Times New Roman" w:eastAsia="Times New Roman" w:hAnsi="Times New Roman" w:cs="Times New Roman"/>
+                <w:sz w:val="24"/>
+                <w:szCs w:val="24"/>
+                <w:lang w:eastAsia="fr-FR"/>
+              </w:rPr>
+              <w:t>Core</w:t>
+            </w:r>
+            <w:proofErr w:type="spellEnd"/>
+            <w:r>
+              <w:rPr>
+                <w:rFonts w:ascii="Times New Roman" w:eastAsia="Times New Roman" w:hAnsi="Times New Roman" w:cs="Times New Roman"/>
+                <w:sz w:val="24"/>
+                <w:szCs w:val="24"/>
+                <w:lang w:eastAsia="fr-FR"/>
+              </w:rPr>
+              <w:t>.</w:t>
             </w:r>
           </w:p>
         </w:tc>
@@ -5367,6 +5816,7 @@
                 <w:lang w:eastAsia="fr-FR"/>
               </w:rPr>
             </w:pPr>
+            <w:proofErr w:type="spellStart"/>
             <w:r>
               <w:rPr>
                 <w:rFonts w:ascii="Times New Roman" w:eastAsia="Times New Roman" w:hAnsi="Times New Roman" w:cs="Times New Roman"/>
@@ -5378,6 +5828,7 @@
               </w:rPr>
               <w:t>Sample</w:t>
             </w:r>
+            <w:proofErr w:type="spellEnd"/>
           </w:p>
         </w:tc>
         <w:tc>
@@ -5485,6 +5936,7 @@
                 <w:lang w:eastAsia="fr-FR"/>
               </w:rPr>
             </w:pPr>
+            <w:proofErr w:type="spellStart"/>
             <w:r>
               <w:rPr>
                 <w:rFonts w:ascii="Times New Roman" w:eastAsia="Times New Roman" w:hAnsi="Times New Roman" w:cs="Times New Roman"/>
@@ -5496,6 +5948,7 @@
               </w:rPr>
               <w:t>SampleAttribute</w:t>
             </w:r>
+            <w:proofErr w:type="spellEnd"/>
           </w:p>
         </w:tc>
         <w:tc>
@@ -5603,6 +6056,7 @@
                 <w:lang w:eastAsia="fr-FR"/>
               </w:rPr>
             </w:pPr>
+            <w:proofErr w:type="spellStart"/>
             <w:r>
               <w:rPr>
                 <w:rFonts w:ascii="Times New Roman" w:eastAsia="Times New Roman" w:hAnsi="Times New Roman" w:cs="Times New Roman"/>
@@ -5614,6 +6068,7 @@
               </w:rPr>
               <w:t>SamplingEvent</w:t>
             </w:r>
+            <w:proofErr w:type="spellEnd"/>
           </w:p>
         </w:tc>
         <w:tc>
@@ -5721,6 +6176,7 @@
                 <w:lang w:eastAsia="fr-FR"/>
               </w:rPr>
             </w:pPr>
+            <w:proofErr w:type="spellStart"/>
             <w:r>
               <w:rPr>
                 <w:rFonts w:ascii="Times New Roman" w:eastAsia="Times New Roman" w:hAnsi="Times New Roman" w:cs="Times New Roman"/>
@@ -5732,6 +6188,7 @@
               </w:rPr>
               <w:t>SamplingLocation</w:t>
             </w:r>
+            <w:proofErr w:type="spellEnd"/>
           </w:p>
         </w:tc>
         <w:tc>
@@ -5957,6 +6414,7 @@
                 <w:lang w:eastAsia="fr-FR"/>
               </w:rPr>
             </w:pPr>
+            <w:proofErr w:type="spellStart"/>
             <w:r>
               <w:rPr>
                 <w:rFonts w:ascii="Times New Roman" w:eastAsia="Times New Roman" w:hAnsi="Times New Roman" w:cs="Times New Roman"/>
@@ -5968,6 +6426,7 @@
               </w:rPr>
               <w:t>UsagePolicy</w:t>
             </w:r>
+            <w:proofErr w:type="spellEnd"/>
           </w:p>
         </w:tc>
         <w:tc>
@@ -6075,6 +6534,7 @@
                 <w:lang w:eastAsia="fr-FR"/>
               </w:rPr>
             </w:pPr>
+            <w:proofErr w:type="spellStart"/>
             <w:r>
               <w:rPr>
                 <w:rFonts w:ascii="Times New Roman" w:eastAsia="Times New Roman" w:hAnsi="Times New Roman" w:cs="Times New Roman"/>
@@ -6086,6 +6546,7 @@
               </w:rPr>
               <w:t>MaterialCitation</w:t>
             </w:r>
+            <w:proofErr w:type="spellEnd"/>
           </w:p>
         </w:tc>
         <w:tc>
@@ -6363,6 +6824,7 @@
                 <w:lang w:eastAsia="fr-FR"/>
               </w:rPr>
             </w:pPr>
+            <w:proofErr w:type="spellStart"/>
             <w:r>
               <w:rPr>
                 <w:rFonts w:ascii="Times New Roman" w:eastAsia="Times New Roman" w:hAnsi="Times New Roman" w:cs="Times New Roman"/>
@@ -6374,6 +6836,7 @@
               </w:rPr>
               <w:t>Dataset</w:t>
             </w:r>
+            <w:proofErr w:type="spellEnd"/>
           </w:p>
         </w:tc>
         <w:tc>
@@ -7195,6 +7658,7 @@
               </w:rPr>
               <w:t xml:space="preserve">« </w:t>
             </w:r>
+            <w:proofErr w:type="spellStart"/>
             <w:r>
               <w:rPr>
                 <w:rFonts w:ascii="Times New Roman" w:eastAsia="Times New Roman" w:hAnsi="Times New Roman" w:cs="Times New Roman"/>
@@ -7204,16 +7668,61 @@
                 <w:szCs w:val="24"/>
                 <w:lang w:eastAsia="fr-FR"/>
               </w:rPr>
-              <w:t>Corvus albus</w:t>
-            </w:r>
-            <w:r>
-              <w:rPr>
-                <w:rFonts w:ascii="Times New Roman" w:eastAsia="Times New Roman" w:hAnsi="Times New Roman" w:cs="Times New Roman"/>
-                <w:sz w:val="24"/>
-                <w:szCs w:val="24"/>
-                <w:lang w:eastAsia="fr-FR"/>
-              </w:rPr>
-              <w:t>, famille Corvidae »</w:t>
+              <w:t>Corvus</w:t>
+            </w:r>
+            <w:proofErr w:type="spellEnd"/>
+            <w:r>
+              <w:rPr>
+                <w:rFonts w:ascii="Times New Roman" w:eastAsia="Times New Roman" w:hAnsi="Times New Roman" w:cs="Times New Roman"/>
+                <w:i/>
+                <w:iCs/>
+                <w:sz w:val="24"/>
+                <w:szCs w:val="24"/>
+                <w:lang w:eastAsia="fr-FR"/>
+              </w:rPr>
+              <w:t xml:space="preserve"> </w:t>
+            </w:r>
+            <w:proofErr w:type="spellStart"/>
+            <w:r>
+              <w:rPr>
+                <w:rFonts w:ascii="Times New Roman" w:eastAsia="Times New Roman" w:hAnsi="Times New Roman" w:cs="Times New Roman"/>
+                <w:i/>
+                <w:iCs/>
+                <w:sz w:val="24"/>
+                <w:szCs w:val="24"/>
+                <w:lang w:eastAsia="fr-FR"/>
+              </w:rPr>
+              <w:t>albus</w:t>
+            </w:r>
+            <w:proofErr w:type="spellEnd"/>
+            <w:r>
+              <w:rPr>
+                <w:rFonts w:ascii="Times New Roman" w:eastAsia="Times New Roman" w:hAnsi="Times New Roman" w:cs="Times New Roman"/>
+                <w:sz w:val="24"/>
+                <w:szCs w:val="24"/>
+                <w:lang w:eastAsia="fr-FR"/>
+              </w:rPr>
+              <w:t xml:space="preserve">, famille </w:t>
+            </w:r>
+            <w:proofErr w:type="spellStart"/>
+            <w:r>
+              <w:rPr>
+                <w:rFonts w:ascii="Times New Roman" w:eastAsia="Times New Roman" w:hAnsi="Times New Roman" w:cs="Times New Roman"/>
+                <w:sz w:val="24"/>
+                <w:szCs w:val="24"/>
+                <w:lang w:eastAsia="fr-FR"/>
+              </w:rPr>
+              <w:t>Corvidae</w:t>
+            </w:r>
+            <w:proofErr w:type="spellEnd"/>
+            <w:r>
+              <w:rPr>
+                <w:rFonts w:ascii="Times New Roman" w:eastAsia="Times New Roman" w:hAnsi="Times New Roman" w:cs="Times New Roman"/>
+                <w:sz w:val="24"/>
+                <w:szCs w:val="24"/>
+                <w:lang w:eastAsia="fr-FR"/>
+              </w:rPr>
+              <w:t xml:space="preserve"> »</w:t>
             </w:r>
           </w:p>
         </w:tc>
@@ -7357,6 +7866,7 @@
               </w:rPr>
               <w:t xml:space="preserve">« Dr. X a identifié l'observation comme </w:t>
             </w:r>
+            <w:proofErr w:type="spellStart"/>
             <w:r>
               <w:rPr>
                 <w:rFonts w:ascii="Times New Roman" w:eastAsia="Times New Roman" w:hAnsi="Times New Roman" w:cs="Times New Roman"/>
@@ -7366,8 +7876,33 @@
                 <w:szCs w:val="24"/>
                 <w:lang w:eastAsia="fr-FR"/>
               </w:rPr>
-              <w:t>Corvus albus</w:t>
-            </w:r>
+              <w:t>Corvus</w:t>
+            </w:r>
+            <w:proofErr w:type="spellEnd"/>
+            <w:r>
+              <w:rPr>
+                <w:rFonts w:ascii="Times New Roman" w:eastAsia="Times New Roman" w:hAnsi="Times New Roman" w:cs="Times New Roman"/>
+                <w:i/>
+                <w:iCs/>
+                <w:sz w:val="24"/>
+                <w:szCs w:val="24"/>
+                <w:lang w:eastAsia="fr-FR"/>
+              </w:rPr>
+              <w:t xml:space="preserve"> </w:t>
+            </w:r>
+            <w:proofErr w:type="spellStart"/>
+            <w:r>
+              <w:rPr>
+                <w:rFonts w:ascii="Times New Roman" w:eastAsia="Times New Roman" w:hAnsi="Times New Roman" w:cs="Times New Roman"/>
+                <w:i/>
+                <w:iCs/>
+                <w:sz w:val="24"/>
+                <w:szCs w:val="24"/>
+                <w:lang w:eastAsia="fr-FR"/>
+              </w:rPr>
+              <w:t>albus</w:t>
+            </w:r>
+            <w:proofErr w:type="spellEnd"/>
             <w:r>
               <w:rPr>
                 <w:rFonts w:ascii="Times New Roman" w:eastAsia="Times New Roman" w:hAnsi="Times New Roman" w:cs="Times New Roman"/>
@@ -7410,9 +7945,19 @@
           <w:numId w:val="2"/>
         </w:numPr>
       </w:pPr>
-      <w:r>
-        <w:t>fonctionnement hors ligne : Service worker</w:t>
-      </w:r>
+      <w:proofErr w:type="gramStart"/>
+      <w:r>
+        <w:t>fonctionnement</w:t>
+      </w:r>
+      <w:proofErr w:type="gramEnd"/>
+      <w:r>
+        <w:t xml:space="preserve"> hors ligne : Service </w:t>
+      </w:r>
+      <w:proofErr w:type="spellStart"/>
+      <w:r>
+        <w:t>worker</w:t>
+      </w:r>
+      <w:proofErr w:type="spellEnd"/>
     </w:p>
     <w:p>
       <w:pPr>
@@ -7423,11 +7968,24 @@
         </w:numPr>
       </w:pPr>
       <w:r>
-        <w:t>Base de donnees locale : In</w:t>
+        <w:t xml:space="preserve">Base de </w:t>
+      </w:r>
+      <w:proofErr w:type="spellStart"/>
+      <w:r>
+        <w:t>donnees</w:t>
+      </w:r>
+      <w:proofErr w:type="spellEnd"/>
+      <w:r>
+        <w:t xml:space="preserve"> locale : </w:t>
+      </w:r>
+      <w:proofErr w:type="spellStart"/>
+      <w:r>
+        <w:t>In</w:t>
       </w:r>
       <w:r>
         <w:t>dexedDB</w:t>
       </w:r>
+      <w:proofErr w:type="spellEnd"/>
     </w:p>
     <w:p>
       <w:pPr>
@@ -7437,8 +7995,21 @@
           <w:numId w:val="2"/>
         </w:numPr>
       </w:pPr>
-      <w:r>
-        <w:t>Bibliotheque indexedDB : Dexie.js</w:t>
+      <w:proofErr w:type="spellStart"/>
+      <w:r>
+        <w:t>Bibliotheque</w:t>
+      </w:r>
+      <w:proofErr w:type="spellEnd"/>
+      <w:r>
+        <w:t xml:space="preserve"> </w:t>
+      </w:r>
+      <w:proofErr w:type="spellStart"/>
+      <w:r>
+        <w:t>indexedDB</w:t>
+      </w:r>
+      <w:proofErr w:type="spellEnd"/>
+      <w:r>
+        <w:t> : Dexie.js</w:t>
       </w:r>
     </w:p>
     <w:tbl>
@@ -7550,6 +8121,8 @@
               </w:rPr>
               <w:t xml:space="preserve">        </w:t>
             </w:r>
+            <w:proofErr w:type="spellStart"/>
+            <w:proofErr w:type="gramStart"/>
             <w:r>
               <w:rPr>
                 <w:rFonts w:ascii="Courier New" w:eastAsia="Times New Roman" w:hAnsi="Courier New" w:cs="Courier New"/>
@@ -7559,6 +8132,8 @@
               </w:rPr>
               <w:t>navigator.onLine</w:t>
             </w:r>
+            <w:proofErr w:type="spellEnd"/>
+            <w:proofErr w:type="gramEnd"/>
             <w:r>
               <w:rPr>
                 <w:rFonts w:ascii="Times New Roman" w:eastAsia="Times New Roman" w:hAnsi="Times New Roman" w:cs="Times New Roman"/>
@@ -7575,11 +8150,24 @@
     <w:p/>
     <w:p>
       <w:r>
-        <w:t xml:space="preserve">Contraintes : utilisation du meme </w:t>
-      </w:r>
-      <w:r>
-        <w:t>navigateur que la connexion au depart</w:t>
-      </w:r>
+        <w:t xml:space="preserve">Contraintes : utilisation du </w:t>
+      </w:r>
+      <w:proofErr w:type="spellStart"/>
+      <w:r>
+        <w:t>meme</w:t>
+      </w:r>
+      <w:proofErr w:type="spellEnd"/>
+      <w:r>
+        <w:t xml:space="preserve"> </w:t>
+      </w:r>
+      <w:r>
+        <w:t xml:space="preserve">navigateur que la connexion au </w:t>
+      </w:r>
+      <w:proofErr w:type="spellStart"/>
+      <w:r>
+        <w:t>depart</w:t>
+      </w:r>
+      <w:proofErr w:type="spellEnd"/>
     </w:p>
     <w:p>
       <w:pPr>
@@ -7589,9 +8177,9 @@
           <w:sz w:val="20"/>
           <w:szCs w:val="20"/>
           <w:shd w:val="clear" w:color="auto" w:fill="2C2C2E"/>
-          <w:lang w:val="en-US"/>
-        </w:rPr>
-      </w:pPr>
+        </w:rPr>
+      </w:pPr>
+      <w:proofErr w:type="spellStart"/>
       <w:r>
         <w:rPr>
           <w:rFonts w:ascii="Consolas" w:hAnsi="Consolas" w:cs="Courier New"/>
@@ -7599,10 +8187,10 @@
           <w:sz w:val="20"/>
           <w:szCs w:val="20"/>
           <w:shd w:val="clear" w:color="auto" w:fill="2C2C2E"/>
-          <w:lang w:val="en-US"/>
-        </w:rPr>
-        <w:t>Dataset 1 otrany hoe branche  1 anaty r</w:t>
-      </w:r>
+        </w:rPr>
+        <w:t>Dataset</w:t>
+      </w:r>
+      <w:proofErr w:type="spellEnd"/>
       <w:r>
         <w:rPr>
           <w:rFonts w:ascii="Consolas" w:hAnsi="Consolas" w:cs="Courier New"/>
@@ -7610,22 +8198,21 @@
           <w:sz w:val="20"/>
           <w:szCs w:val="20"/>
           <w:shd w:val="clear" w:color="auto" w:fill="2C2C2E"/>
-          <w:lang w:val="en-US"/>
-        </w:rPr>
-        <w:t>echerche</w:t>
-      </w:r>
-    </w:p>
-    <w:p>
-      <w:pPr>
+        </w:rPr>
+        <w:t xml:space="preserve"> 1 </w:t>
+      </w:r>
+      <w:proofErr w:type="spellStart"/>
+      <w:r>
         <w:rPr>
           <w:rFonts w:ascii="Consolas" w:hAnsi="Consolas" w:cs="Courier New"/>
           <w:color w:val="F9FAFB"/>
           <w:sz w:val="20"/>
           <w:szCs w:val="20"/>
           <w:shd w:val="clear" w:color="auto" w:fill="2C2C2E"/>
-          <w:lang w:val="en-US"/>
-        </w:rPr>
-      </w:pPr>
+        </w:rPr>
+        <w:t>otrany</w:t>
+      </w:r>
+      <w:proofErr w:type="spellEnd"/>
       <w:r>
         <w:rPr>
           <w:rFonts w:ascii="Consolas" w:hAnsi="Consolas" w:cs="Courier New"/>
@@ -7633,10 +8220,98 @@
           <w:sz w:val="20"/>
           <w:szCs w:val="20"/>
           <w:shd w:val="clear" w:color="auto" w:fill="2C2C2E"/>
-          <w:lang w:val="en-US"/>
+        </w:rPr>
+        <w:t xml:space="preserve"> </w:t>
+      </w:r>
+      <w:proofErr w:type="spellStart"/>
+      <w:r>
+        <w:rPr>
+          <w:rFonts w:ascii="Consolas" w:hAnsi="Consolas" w:cs="Courier New"/>
+          <w:color w:val="F9FAFB"/>
+          <w:sz w:val="20"/>
+          <w:szCs w:val="20"/>
+          <w:shd w:val="clear" w:color="auto" w:fill="2C2C2E"/>
+        </w:rPr>
+        <w:t>hoe</w:t>
+      </w:r>
+      <w:proofErr w:type="spellEnd"/>
+      <w:r>
+        <w:rPr>
+          <w:rFonts w:ascii="Consolas" w:hAnsi="Consolas" w:cs="Courier New"/>
+          <w:color w:val="F9FAFB"/>
+          <w:sz w:val="20"/>
+          <w:szCs w:val="20"/>
+          <w:shd w:val="clear" w:color="auto" w:fill="2C2C2E"/>
+        </w:rPr>
+        <w:t xml:space="preserve"> </w:t>
+      </w:r>
+      <w:proofErr w:type="gramStart"/>
+      <w:r>
+        <w:rPr>
+          <w:rFonts w:ascii="Consolas" w:hAnsi="Consolas" w:cs="Courier New"/>
+          <w:color w:val="F9FAFB"/>
+          <w:sz w:val="20"/>
+          <w:szCs w:val="20"/>
+          <w:shd w:val="clear" w:color="auto" w:fill="2C2C2E"/>
+        </w:rPr>
+        <w:t>branche  1</w:t>
+      </w:r>
+      <w:proofErr w:type="gramEnd"/>
+      <w:r>
+        <w:rPr>
+          <w:rFonts w:ascii="Consolas" w:hAnsi="Consolas" w:cs="Courier New"/>
+          <w:color w:val="F9FAFB"/>
+          <w:sz w:val="20"/>
+          <w:szCs w:val="20"/>
+          <w:shd w:val="clear" w:color="auto" w:fill="2C2C2E"/>
+        </w:rPr>
+        <w:t xml:space="preserve"> </w:t>
+      </w:r>
+      <w:proofErr w:type="spellStart"/>
+      <w:r>
+        <w:rPr>
+          <w:rFonts w:ascii="Consolas" w:hAnsi="Consolas" w:cs="Courier New"/>
+          <w:color w:val="F9FAFB"/>
+          <w:sz w:val="20"/>
+          <w:szCs w:val="20"/>
+          <w:shd w:val="clear" w:color="auto" w:fill="2C2C2E"/>
+        </w:rPr>
+        <w:t>anaty</w:t>
+      </w:r>
+      <w:proofErr w:type="spellEnd"/>
+      <w:r>
+        <w:rPr>
+          <w:rFonts w:ascii="Consolas" w:hAnsi="Consolas" w:cs="Courier New"/>
+          <w:color w:val="F9FAFB"/>
+          <w:sz w:val="20"/>
+          <w:szCs w:val="20"/>
+          <w:shd w:val="clear" w:color="auto" w:fill="2C2C2E"/>
+        </w:rPr>
+        <w:t xml:space="preserve"> recherche</w:t>
+      </w:r>
+    </w:p>
+    <w:p>
+      <w:pPr>
+        <w:rPr>
+          <w:rFonts w:ascii="Consolas" w:hAnsi="Consolas" w:cs="Courier New"/>
+          <w:color w:val="F9FAFB"/>
+          <w:sz w:val="20"/>
+          <w:szCs w:val="20"/>
+          <w:shd w:val="clear" w:color="auto" w:fill="2C2C2E"/>
+        </w:rPr>
+      </w:pPr>
+      <w:proofErr w:type="gramStart"/>
+      <w:r>
+        <w:rPr>
+          <w:rFonts w:ascii="Consolas" w:hAnsi="Consolas" w:cs="Courier New"/>
+          <w:color w:val="F9FAFB"/>
+          <w:sz w:val="20"/>
+          <w:szCs w:val="20"/>
+          <w:shd w:val="clear" w:color="auto" w:fill="2C2C2E"/>
         </w:rPr>
         <w:t>Exemple:</w:t>
       </w:r>
+      <w:proofErr w:type="gramEnd"/>
     </w:p>
     <w:p>
       <w:pPr>
@@ -7646,7 +8321,6 @@
           <w:sz w:val="20"/>
           <w:szCs w:val="20"/>
           <w:shd w:val="clear" w:color="auto" w:fill="2C2C2E"/>
-          <w:lang w:val="en-US"/>
         </w:rPr>
       </w:pPr>
       <w:r>
@@ -7656,7 +8330,6 @@
           <w:sz w:val="20"/>
           <w:szCs w:val="20"/>
           <w:shd w:val="clear" w:color="auto" w:fill="2C2C2E"/>
-          <w:lang w:val="en-US"/>
         </w:rPr>
         <w:tab/>
         <w:t>1 recherche</w:t>
@@ -7670,7 +8343,6 @@
           <w:sz w:val="20"/>
           <w:szCs w:val="20"/>
           <w:shd w:val="clear" w:color="auto" w:fill="2C2C2E"/>
-          <w:lang w:val="en-US"/>
         </w:rPr>
       </w:pPr>
       <w:r>
@@ -7680,7 +8352,6 @@
           <w:sz w:val="20"/>
           <w:szCs w:val="20"/>
           <w:shd w:val="clear" w:color="auto" w:fill="2C2C2E"/>
-          <w:lang w:val="en-US"/>
         </w:rPr>
         <w:tab/>
       </w:r>
@@ -7691,31 +8362,40 @@
           <w:sz w:val="20"/>
           <w:szCs w:val="20"/>
           <w:shd w:val="clear" w:color="auto" w:fill="2C2C2E"/>
-          <w:lang w:val="en-US"/>
         </w:rPr>
         <w:tab/>
-        <w:t>Dataset1 : recherche sur les mamiferes</w:t>
-      </w:r>
-    </w:p>
-    <w:p>
-      <w:pPr>
+        <w:t xml:space="preserve">Dataset1 : recherche sur les </w:t>
+      </w:r>
+      <w:proofErr w:type="spellStart"/>
+      <w:r>
         <w:rPr>
           <w:rFonts w:ascii="Consolas" w:hAnsi="Consolas" w:cs="Courier New"/>
           <w:color w:val="F9FAFB"/>
           <w:sz w:val="20"/>
           <w:szCs w:val="20"/>
           <w:shd w:val="clear" w:color="auto" w:fill="2C2C2E"/>
-          <w:lang w:val="en-US"/>
-        </w:rPr>
-      </w:pPr>
-      <w:r>
+        </w:rPr>
+        <w:t>mamiferes</w:t>
+      </w:r>
+      <w:proofErr w:type="spellEnd"/>
+    </w:p>
+    <w:p>
+      <w:pPr>
         <w:rPr>
           <w:rFonts w:ascii="Consolas" w:hAnsi="Consolas" w:cs="Courier New"/>
           <w:color w:val="F9FAFB"/>
           <w:sz w:val="20"/>
           <w:szCs w:val="20"/>
           <w:shd w:val="clear" w:color="auto" w:fill="2C2C2E"/>
-          <w:lang w:val="en-US"/>
+        </w:rPr>
+      </w:pPr>
+      <w:r>
+        <w:rPr>
+          <w:rFonts w:ascii="Consolas" w:hAnsi="Consolas" w:cs="Courier New"/>
+          <w:color w:val="F9FAFB"/>
+          <w:sz w:val="20"/>
+          <w:szCs w:val="20"/>
+          <w:shd w:val="clear" w:color="auto" w:fill="2C2C2E"/>
         </w:rPr>
         <w:tab/>
       </w:r>
@@ -7726,7 +8406,6 @@
           <w:sz w:val="20"/>
           <w:szCs w:val="20"/>
           <w:shd w:val="clear" w:color="auto" w:fill="2C2C2E"/>
-          <w:lang w:val="en-US"/>
         </w:rPr>
         <w:tab/>
         <w:t>Dataset2 : recherche sur les reptiles</w:t>
@@ -7740,7 +8419,6 @@
           <w:sz w:val="20"/>
           <w:szCs w:val="20"/>
           <w:shd w:val="clear" w:color="auto" w:fill="2C2C2E"/>
-          <w:lang w:val="en-US"/>
         </w:rPr>
       </w:pPr>
       <w:r>
@@ -7750,7 +8428,6 @@
           <w:sz w:val="20"/>
           <w:szCs w:val="20"/>
           <w:shd w:val="clear" w:color="auto" w:fill="2C2C2E"/>
-          <w:lang w:val="en-US"/>
         </w:rPr>
         <w:tab/>
       </w:r>
@@ -7761,11 +8438,11 @@
           <w:sz w:val="20"/>
           <w:szCs w:val="20"/>
           <w:shd w:val="clear" w:color="auto" w:fill="2C2C2E"/>
-          <w:lang w:val="en-US"/>
         </w:rPr>
         <w:tab/>
         <w:t xml:space="preserve">Dataset3 : recherche sur </w:t>
       </w:r>
+      <w:proofErr w:type="spellStart"/>
       <w:r>
         <w:rPr>
           <w:rFonts w:ascii="Consolas" w:hAnsi="Consolas" w:cs="Courier New"/>
@@ -7773,10 +8450,10 @@
           <w:sz w:val="20"/>
           <w:szCs w:val="20"/>
           <w:shd w:val="clear" w:color="auto" w:fill="2C2C2E"/>
-          <w:lang w:val="en-US"/>
         </w:rPr>
         <w:t>ovipara</w:t>
       </w:r>
+      <w:proofErr w:type="spellEnd"/>
     </w:p>
     <w:p>
       <w:pPr>
@@ -7786,7 +8463,6 @@
           <w:sz w:val="20"/>
           <w:szCs w:val="20"/>
           <w:shd w:val="clear" w:color="auto" w:fill="2C2C2E"/>
-          <w:lang w:val="en-US"/>
         </w:rPr>
       </w:pPr>
     </w:p>
@@ -7798,7 +8474,6 @@
           <w:sz w:val="20"/>
           <w:szCs w:val="20"/>
           <w:shd w:val="clear" w:color="auto" w:fill="2C2C2E"/>
-          <w:lang w:val="en-US"/>
         </w:rPr>
       </w:pPr>
     </w:p>
@@ -7812,6 +8487,8 @@
           <w:shd w:val="clear" w:color="auto" w:fill="2C2C2E"/>
         </w:rPr>
       </w:pPr>
+      <w:proofErr w:type="spellStart"/>
+      <w:proofErr w:type="gramStart"/>
       <w:r>
         <w:rPr>
           <w:rFonts w:ascii="Consolas" w:hAnsi="Consolas" w:cs="Courier New"/>
@@ -7820,8 +8497,9 @@
           <w:szCs w:val="20"/>
           <w:shd w:val="clear" w:color="auto" w:fill="2C2C2E"/>
         </w:rPr>
-        <w:t>Metadonnees: genre ana donnee ana donn</w:t>
-      </w:r>
+        <w:t>Metadonnees</w:t>
+      </w:r>
+      <w:proofErr w:type="spellEnd"/>
       <w:r>
         <w:rPr>
           <w:rFonts w:ascii="Consolas" w:hAnsi="Consolas" w:cs="Courier New"/>
@@ -7830,11 +8508,10 @@
           <w:szCs w:val="20"/>
           <w:shd w:val="clear" w:color="auto" w:fill="2C2C2E"/>
         </w:rPr>
-        <w:t>ees exemple zao sary</w:t>
-      </w:r>
-    </w:p>
-    <w:p>
-      <w:pPr>
+        <w:t>:</w:t>
+      </w:r>
+      <w:proofErr w:type="gramEnd"/>
+      <w:r>
         <w:rPr>
           <w:rFonts w:ascii="Consolas" w:hAnsi="Consolas" w:cs="Courier New"/>
           <w:color w:val="F9FAFB"/>
@@ -7842,7 +8519,9 @@
           <w:szCs w:val="20"/>
           <w:shd w:val="clear" w:color="auto" w:fill="2C2C2E"/>
         </w:rPr>
-      </w:pPr>
+        <w:t xml:space="preserve"> genre ana </w:t>
+      </w:r>
+      <w:proofErr w:type="spellStart"/>
       <w:r>
         <w:rPr>
           <w:rFonts w:ascii="Consolas" w:hAnsi="Consolas" w:cs="Courier New"/>
@@ -7851,11 +8530,10 @@
           <w:szCs w:val="20"/>
           <w:shd w:val="clear" w:color="auto" w:fill="2C2C2E"/>
         </w:rPr>
-        <w:t>Le sary = le donnees</w:t>
-      </w:r>
-    </w:p>
-    <w:p>
-      <w:pPr>
+        <w:t>donnee</w:t>
+      </w:r>
+      <w:proofErr w:type="spellEnd"/>
+      <w:r>
         <w:rPr>
           <w:rFonts w:ascii="Consolas" w:hAnsi="Consolas" w:cs="Courier New"/>
           <w:color w:val="F9FAFB"/>
@@ -7863,7 +8541,9 @@
           <w:szCs w:val="20"/>
           <w:shd w:val="clear" w:color="auto" w:fill="2C2C2E"/>
         </w:rPr>
-      </w:pPr>
+        <w:t xml:space="preserve"> ana </w:t>
+      </w:r>
+      <w:proofErr w:type="spellStart"/>
       <w:r>
         <w:rPr>
           <w:rFonts w:ascii="Consolas" w:hAnsi="Consolas" w:cs="Courier New"/>
@@ -7872,8 +8552,631 @@
           <w:szCs w:val="20"/>
           <w:shd w:val="clear" w:color="auto" w:fill="2C2C2E"/>
         </w:rPr>
-        <w:t>Les proprietes = les metadonnees</w:t>
-      </w:r>
+        <w:t>donn</w:t>
+      </w:r>
+      <w:r>
+        <w:rPr>
+          <w:rFonts w:ascii="Consolas" w:hAnsi="Consolas" w:cs="Courier New"/>
+          <w:color w:val="F9FAFB"/>
+          <w:sz w:val="20"/>
+          <w:szCs w:val="20"/>
+          <w:shd w:val="clear" w:color="auto" w:fill="2C2C2E"/>
+        </w:rPr>
+        <w:t>ees</w:t>
+      </w:r>
+      <w:proofErr w:type="spellEnd"/>
+      <w:r>
+        <w:rPr>
+          <w:rFonts w:ascii="Consolas" w:hAnsi="Consolas" w:cs="Courier New"/>
+          <w:color w:val="F9FAFB"/>
+          <w:sz w:val="20"/>
+          <w:szCs w:val="20"/>
+          <w:shd w:val="clear" w:color="auto" w:fill="2C2C2E"/>
+        </w:rPr>
+        <w:t xml:space="preserve"> exemple </w:t>
+      </w:r>
+      <w:proofErr w:type="spellStart"/>
+      <w:r>
+        <w:rPr>
+          <w:rFonts w:ascii="Consolas" w:hAnsi="Consolas" w:cs="Courier New"/>
+          <w:color w:val="F9FAFB"/>
+          <w:sz w:val="20"/>
+          <w:szCs w:val="20"/>
+          <w:shd w:val="clear" w:color="auto" w:fill="2C2C2E"/>
+        </w:rPr>
+        <w:t>zao</w:t>
+      </w:r>
+      <w:proofErr w:type="spellEnd"/>
+      <w:r>
+        <w:rPr>
+          <w:rFonts w:ascii="Consolas" w:hAnsi="Consolas" w:cs="Courier New"/>
+          <w:color w:val="F9FAFB"/>
+          <w:sz w:val="20"/>
+          <w:szCs w:val="20"/>
+          <w:shd w:val="clear" w:color="auto" w:fill="2C2C2E"/>
+        </w:rPr>
+        <w:t xml:space="preserve"> </w:t>
+      </w:r>
+      <w:proofErr w:type="spellStart"/>
+      <w:r>
+        <w:rPr>
+          <w:rFonts w:ascii="Consolas" w:hAnsi="Consolas" w:cs="Courier New"/>
+          <w:color w:val="F9FAFB"/>
+          <w:sz w:val="20"/>
+          <w:szCs w:val="20"/>
+          <w:shd w:val="clear" w:color="auto" w:fill="2C2C2E"/>
+        </w:rPr>
+        <w:t>sary</w:t>
+      </w:r>
+      <w:proofErr w:type="spellEnd"/>
+    </w:p>
+    <w:p>
+      <w:pPr>
+        <w:rPr>
+          <w:rFonts w:ascii="Consolas" w:hAnsi="Consolas" w:cs="Courier New"/>
+          <w:color w:val="F9FAFB"/>
+          <w:sz w:val="20"/>
+          <w:szCs w:val="20"/>
+          <w:shd w:val="clear" w:color="auto" w:fill="2C2C2E"/>
+        </w:rPr>
+      </w:pPr>
+      <w:r>
+        <w:rPr>
+          <w:rFonts w:ascii="Consolas" w:hAnsi="Consolas" w:cs="Courier New"/>
+          <w:color w:val="F9FAFB"/>
+          <w:sz w:val="20"/>
+          <w:szCs w:val="20"/>
+          <w:shd w:val="clear" w:color="auto" w:fill="2C2C2E"/>
+        </w:rPr>
+        <w:t xml:space="preserve">Le </w:t>
+      </w:r>
+      <w:proofErr w:type="spellStart"/>
+      <w:r>
+        <w:rPr>
+          <w:rFonts w:ascii="Consolas" w:hAnsi="Consolas" w:cs="Courier New"/>
+          <w:color w:val="F9FAFB"/>
+          <w:sz w:val="20"/>
+          <w:szCs w:val="20"/>
+          <w:shd w:val="clear" w:color="auto" w:fill="2C2C2E"/>
+        </w:rPr>
+        <w:t>sary</w:t>
+      </w:r>
+      <w:proofErr w:type="spellEnd"/>
+      <w:r>
+        <w:rPr>
+          <w:rFonts w:ascii="Consolas" w:hAnsi="Consolas" w:cs="Courier New"/>
+          <w:color w:val="F9FAFB"/>
+          <w:sz w:val="20"/>
+          <w:szCs w:val="20"/>
+          <w:shd w:val="clear" w:color="auto" w:fill="2C2C2E"/>
+        </w:rPr>
+        <w:t xml:space="preserve"> = le </w:t>
+      </w:r>
+      <w:proofErr w:type="spellStart"/>
+      <w:r>
+        <w:rPr>
+          <w:rFonts w:ascii="Consolas" w:hAnsi="Consolas" w:cs="Courier New"/>
+          <w:color w:val="F9FAFB"/>
+          <w:sz w:val="20"/>
+          <w:szCs w:val="20"/>
+          <w:shd w:val="clear" w:color="auto" w:fill="2C2C2E"/>
+        </w:rPr>
+        <w:t>donnees</w:t>
+      </w:r>
+      <w:proofErr w:type="spellEnd"/>
+    </w:p>
+    <w:p>
+      <w:pPr>
+        <w:rPr>
+          <w:rFonts w:ascii="Consolas" w:hAnsi="Consolas" w:cs="Courier New"/>
+          <w:color w:val="F9FAFB"/>
+          <w:sz w:val="20"/>
+          <w:szCs w:val="20"/>
+          <w:shd w:val="clear" w:color="auto" w:fill="2C2C2E"/>
+        </w:rPr>
+      </w:pPr>
+      <w:r>
+        <w:rPr>
+          <w:rFonts w:ascii="Consolas" w:hAnsi="Consolas" w:cs="Courier New"/>
+          <w:color w:val="F9FAFB"/>
+          <w:sz w:val="20"/>
+          <w:szCs w:val="20"/>
+          <w:shd w:val="clear" w:color="auto" w:fill="2C2C2E"/>
+        </w:rPr>
+        <w:t xml:space="preserve">Les </w:t>
+      </w:r>
+      <w:proofErr w:type="spellStart"/>
+      <w:r>
+        <w:rPr>
+          <w:rFonts w:ascii="Consolas" w:hAnsi="Consolas" w:cs="Courier New"/>
+          <w:color w:val="F9FAFB"/>
+          <w:sz w:val="20"/>
+          <w:szCs w:val="20"/>
+          <w:shd w:val="clear" w:color="auto" w:fill="2C2C2E"/>
+        </w:rPr>
+        <w:t>proprietes</w:t>
+      </w:r>
+      <w:proofErr w:type="spellEnd"/>
+      <w:r>
+        <w:rPr>
+          <w:rFonts w:ascii="Consolas" w:hAnsi="Consolas" w:cs="Courier New"/>
+          <w:color w:val="F9FAFB"/>
+          <w:sz w:val="20"/>
+          <w:szCs w:val="20"/>
+          <w:shd w:val="clear" w:color="auto" w:fill="2C2C2E"/>
+        </w:rPr>
+        <w:t xml:space="preserve"> = les </w:t>
+      </w:r>
+      <w:proofErr w:type="spellStart"/>
+      <w:r>
+        <w:rPr>
+          <w:rFonts w:ascii="Consolas" w:hAnsi="Consolas" w:cs="Courier New"/>
+          <w:color w:val="F9FAFB"/>
+          <w:sz w:val="20"/>
+          <w:szCs w:val="20"/>
+          <w:shd w:val="clear" w:color="auto" w:fill="2C2C2E"/>
+        </w:rPr>
+        <w:t>metadonnees</w:t>
+      </w:r>
+      <w:proofErr w:type="spellEnd"/>
+    </w:p>
+    <w:p>
+      <w:pPr>
+        <w:rPr>
+          <w:rFonts w:ascii="Consolas" w:hAnsi="Consolas" w:cs="Courier New"/>
+          <w:color w:val="F9FAFB"/>
+          <w:sz w:val="20"/>
+          <w:szCs w:val="20"/>
+          <w:shd w:val="clear" w:color="auto" w:fill="2C2C2E"/>
+        </w:rPr>
+      </w:pPr>
+    </w:p>
+    <w:p>
+      <w:pPr>
+        <w:rPr>
+          <w:rFonts w:ascii="Consolas" w:hAnsi="Consolas" w:cs="Courier New"/>
+          <w:color w:val="F9FAFB"/>
+          <w:sz w:val="20"/>
+          <w:szCs w:val="20"/>
+          <w:shd w:val="clear" w:color="auto" w:fill="2C2C2E"/>
+        </w:rPr>
+      </w:pPr>
+    </w:p>
+    <w:p>
+      <w:pPr>
+        <w:spacing w:before="100" w:beforeAutospacing="1" w:after="100" w:afterAutospacing="1" w:line="240" w:lineRule="auto"/>
+        <w:rPr>
+          <w:rFonts w:ascii="Times New Roman" w:eastAsia="Times New Roman" w:hAnsi="Times New Roman" w:cs="Times New Roman"/>
+          <w:sz w:val="24"/>
+          <w:szCs w:val="24"/>
+          <w:lang w:eastAsia="fr-FR"/>
+        </w:rPr>
+      </w:pPr>
+      <w:r>
+        <w:rPr>
+          <w:rFonts w:ascii="Times New Roman" w:eastAsia="Times New Roman" w:hAnsi="Times New Roman" w:cs="Times New Roman"/>
+          <w:sz w:val="24"/>
+          <w:szCs w:val="24"/>
+          <w:lang w:eastAsia="fr-FR"/>
+        </w:rPr>
+        <w:lastRenderedPageBreak/>
+        <w:t>Solution 1 — Demander au navigateur de protéger le stockage</w:t>
+      </w:r>
+    </w:p>
+    <w:p>
+      <w:pPr>
+        <w:spacing w:before="100" w:beforeAutospacing="1" w:after="100" w:afterAutospacing="1" w:line="240" w:lineRule="auto"/>
+        <w:rPr>
+          <w:rFonts w:ascii="Times New Roman" w:eastAsia="Times New Roman" w:hAnsi="Times New Roman" w:cs="Times New Roman"/>
+          <w:sz w:val="24"/>
+          <w:szCs w:val="24"/>
+          <w:lang w:eastAsia="fr-FR"/>
+        </w:rPr>
+      </w:pPr>
+      <w:r>
+        <w:rPr>
+          <w:rFonts w:ascii="Times New Roman" w:eastAsia="Times New Roman" w:hAnsi="Times New Roman" w:cs="Times New Roman"/>
+          <w:sz w:val="24"/>
+          <w:szCs w:val="24"/>
+          <w:lang w:eastAsia="fr-FR"/>
+        </w:rPr>
+        <w:t xml:space="preserve">Avec </w:t>
+      </w:r>
+      <w:proofErr w:type="spellStart"/>
+      <w:proofErr w:type="gramStart"/>
+      <w:r>
+        <w:rPr>
+          <w:rFonts w:ascii="Courier New" w:eastAsia="Times New Roman" w:hAnsi="Courier New" w:cs="Courier New"/>
+          <w:sz w:val="20"/>
+          <w:szCs w:val="20"/>
+          <w:lang w:eastAsia="fr-FR"/>
+        </w:rPr>
+        <w:t>navigator.storage</w:t>
+      </w:r>
+      <w:proofErr w:type="gramEnd"/>
+      <w:r>
+        <w:rPr>
+          <w:rFonts w:ascii="Courier New" w:eastAsia="Times New Roman" w:hAnsi="Courier New" w:cs="Courier New"/>
+          <w:sz w:val="20"/>
+          <w:szCs w:val="20"/>
+          <w:lang w:eastAsia="fr-FR"/>
+        </w:rPr>
+        <w:t>.persist</w:t>
+      </w:r>
+      <w:proofErr w:type="spellEnd"/>
+      <w:r>
+        <w:rPr>
+          <w:rFonts w:ascii="Courier New" w:eastAsia="Times New Roman" w:hAnsi="Courier New" w:cs="Courier New"/>
+          <w:sz w:val="20"/>
+          <w:szCs w:val="20"/>
+          <w:lang w:eastAsia="fr-FR"/>
+        </w:rPr>
+        <w:t>()</w:t>
+      </w:r>
+      <w:r>
+        <w:rPr>
+          <w:rFonts w:ascii="Times New Roman" w:eastAsia="Times New Roman" w:hAnsi="Times New Roman" w:cs="Times New Roman"/>
+          <w:sz w:val="24"/>
+          <w:szCs w:val="24"/>
+          <w:lang w:eastAsia="fr-FR"/>
+        </w:rPr>
+        <w:t>, l'application peut demander au navigateur de conserver ses données et de réduire le risque de suppression automatique lorsque l'espace manque.</w:t>
+      </w:r>
+    </w:p>
+    <w:p>
+      <w:pPr>
+        <w:spacing w:after="0" w:line="240" w:lineRule="auto"/>
+        <w:rPr>
+          <w:rFonts w:ascii="Times New Roman" w:eastAsia="Times New Roman" w:hAnsi="Times New Roman" w:cs="Times New Roman"/>
+          <w:sz w:val="24"/>
+          <w:szCs w:val="24"/>
+          <w:lang w:eastAsia="fr-FR"/>
+        </w:rPr>
+      </w:pPr>
+      <w:r>
+        <w:rPr>
+          <w:rFonts w:ascii="Times New Roman" w:eastAsia="Times New Roman" w:hAnsi="Times New Roman" w:cs="Times New Roman"/>
+          <w:sz w:val="24"/>
+          <w:szCs w:val="24"/>
+          <w:lang w:eastAsia="fr-FR"/>
+        </w:rPr>
+        <w:t>Protection partielle</w:t>
+      </w:r>
+    </w:p>
+    <w:p>
+      <w:pPr>
+        <w:spacing w:before="100" w:beforeAutospacing="1" w:after="100" w:afterAutospacing="1" w:line="240" w:lineRule="auto"/>
+        <w:rPr>
+          <w:rFonts w:ascii="Times New Roman" w:eastAsia="Times New Roman" w:hAnsi="Times New Roman" w:cs="Times New Roman"/>
+          <w:sz w:val="24"/>
+          <w:szCs w:val="24"/>
+          <w:lang w:eastAsia="fr-FR"/>
+        </w:rPr>
+      </w:pPr>
+      <w:r>
+        <w:rPr>
+          <w:rFonts w:ascii="Times New Roman" w:eastAsia="Times New Roman" w:hAnsi="Times New Roman" w:cs="Times New Roman"/>
+          <w:sz w:val="24"/>
+          <w:szCs w:val="24"/>
+          <w:lang w:eastAsia="fr-FR"/>
+        </w:rPr>
+        <w:t>Cela ne protège pas contre l'effacement manuel des données du navigateur, la suppression du profil ou une panne de l'appareil.</w:t>
+      </w:r>
+    </w:p>
+    <w:p>
+      <w:pPr>
+        <w:spacing w:before="100" w:beforeAutospacing="1" w:after="100" w:afterAutospacing="1" w:line="240" w:lineRule="auto"/>
+        <w:rPr>
+          <w:rFonts w:ascii="Times New Roman" w:eastAsia="Times New Roman" w:hAnsi="Times New Roman" w:cs="Times New Roman"/>
+          <w:sz w:val="24"/>
+          <w:szCs w:val="24"/>
+          <w:lang w:eastAsia="fr-FR"/>
+        </w:rPr>
+      </w:pPr>
+      <w:r>
+        <w:rPr>
+          <w:rFonts w:ascii="Times New Roman" w:eastAsia="Times New Roman" w:hAnsi="Times New Roman" w:cs="Times New Roman"/>
+          <w:sz w:val="24"/>
+          <w:szCs w:val="24"/>
+          <w:lang w:eastAsia="fr-FR"/>
+        </w:rPr>
+        <w:t>Solution 2 — Créer des sauvegardes exportables</w:t>
+      </w:r>
+    </w:p>
+    <w:p>
+      <w:pPr>
+        <w:spacing w:before="100" w:beforeAutospacing="1" w:after="100" w:afterAutospacing="1" w:line="240" w:lineRule="auto"/>
+        <w:rPr>
+          <w:rFonts w:ascii="Times New Roman" w:eastAsia="Times New Roman" w:hAnsi="Times New Roman" w:cs="Times New Roman"/>
+          <w:sz w:val="24"/>
+          <w:szCs w:val="24"/>
+          <w:lang w:eastAsia="fr-FR"/>
+        </w:rPr>
+      </w:pPr>
+      <w:r>
+        <w:rPr>
+          <w:rFonts w:ascii="Times New Roman" w:eastAsia="Times New Roman" w:hAnsi="Times New Roman" w:cs="Times New Roman"/>
+          <w:sz w:val="24"/>
+          <w:szCs w:val="24"/>
+          <w:lang w:eastAsia="fr-FR"/>
+        </w:rPr>
+        <w:t>Permettre à l'utilisateur d'exporter ses données dans un fichier JSON ou CSV, puis de conserver ce fichier dans un emplacement sûr.</w:t>
+      </w:r>
+    </w:p>
+    <w:p>
+      <w:pPr>
+        <w:spacing w:after="0" w:line="240" w:lineRule="auto"/>
+        <w:rPr>
+          <w:rFonts w:ascii="Times New Roman" w:eastAsia="Times New Roman" w:hAnsi="Times New Roman" w:cs="Times New Roman"/>
+          <w:sz w:val="24"/>
+          <w:szCs w:val="24"/>
+          <w:lang w:eastAsia="fr-FR"/>
+        </w:rPr>
+      </w:pPr>
+      <w:r>
+        <w:rPr>
+          <w:rFonts w:ascii="Times New Roman" w:eastAsia="Times New Roman" w:hAnsi="Times New Roman" w:cs="Times New Roman"/>
+          <w:sz w:val="24"/>
+          <w:szCs w:val="24"/>
+          <w:lang w:eastAsia="fr-FR"/>
+        </w:rPr>
+        <w:t>Protection complémentaire</w:t>
+      </w:r>
+    </w:p>
+    <w:p>
+      <w:pPr>
+        <w:spacing w:before="100" w:beforeAutospacing="1" w:after="100" w:afterAutospacing="1" w:line="240" w:lineRule="auto"/>
+        <w:rPr>
+          <w:rFonts w:ascii="Times New Roman" w:eastAsia="Times New Roman" w:hAnsi="Times New Roman" w:cs="Times New Roman"/>
+          <w:sz w:val="24"/>
+          <w:szCs w:val="24"/>
+          <w:lang w:eastAsia="fr-FR"/>
+        </w:rPr>
+      </w:pPr>
+      <w:r>
+        <w:rPr>
+          <w:rFonts w:ascii="Times New Roman" w:eastAsia="Times New Roman" w:hAnsi="Times New Roman" w:cs="Times New Roman"/>
+          <w:sz w:val="24"/>
+          <w:szCs w:val="24"/>
+          <w:lang w:eastAsia="fr-FR"/>
+        </w:rPr>
+        <w:t>C'est utile, mais l'utilisateur doit penser à effectuer les sauvegardes et à les conserver.</w:t>
+      </w:r>
+    </w:p>
+    <w:p>
+      <w:pPr>
+        <w:spacing w:before="100" w:beforeAutospacing="1" w:after="100" w:afterAutospacing="1" w:line="240" w:lineRule="auto"/>
+        <w:rPr>
+          <w:rFonts w:ascii="Times New Roman" w:eastAsia="Times New Roman" w:hAnsi="Times New Roman" w:cs="Times New Roman"/>
+          <w:sz w:val="24"/>
+          <w:szCs w:val="24"/>
+          <w:lang w:eastAsia="fr-FR"/>
+        </w:rPr>
+      </w:pPr>
+      <w:r>
+        <w:rPr>
+          <w:rFonts w:ascii="Times New Roman" w:eastAsia="Times New Roman" w:hAnsi="Times New Roman" w:cs="Times New Roman"/>
+          <w:sz w:val="24"/>
+          <w:szCs w:val="24"/>
+          <w:lang w:eastAsia="fr-FR"/>
+        </w:rPr>
+        <w:t>Solution 3 — Synchroniser avec un serveur distant</w:t>
+      </w:r>
+    </w:p>
+    <w:p>
+      <w:pPr>
+        <w:spacing w:before="100" w:beforeAutospacing="1" w:after="100" w:afterAutospacing="1" w:line="240" w:lineRule="auto"/>
+        <w:rPr>
+          <w:rFonts w:ascii="Times New Roman" w:eastAsia="Times New Roman" w:hAnsi="Times New Roman" w:cs="Times New Roman"/>
+          <w:sz w:val="24"/>
+          <w:szCs w:val="24"/>
+          <w:lang w:eastAsia="fr-FR"/>
+        </w:rPr>
+      </w:pPr>
+      <w:r>
+        <w:rPr>
+          <w:rFonts w:ascii="Times New Roman" w:eastAsia="Times New Roman" w:hAnsi="Times New Roman" w:cs="Times New Roman"/>
+          <w:sz w:val="24"/>
+          <w:szCs w:val="24"/>
+          <w:lang w:eastAsia="fr-FR"/>
+        </w:rPr>
+        <w:t>Dès qu'Internet revient, les données sont envoyées vers ton serveur, par exemple Django avec une base PostgreSQL. Les données validées y sont conservées indépendamment du navigateur.</w:t>
+      </w:r>
+    </w:p>
+    <w:p>
+      <w:pPr>
+        <w:spacing w:after="0" w:line="240" w:lineRule="auto"/>
+        <w:rPr>
+          <w:rFonts w:ascii="Times New Roman" w:eastAsia="Times New Roman" w:hAnsi="Times New Roman" w:cs="Times New Roman"/>
+          <w:sz w:val="24"/>
+          <w:szCs w:val="24"/>
+          <w:lang w:eastAsia="fr-FR"/>
+        </w:rPr>
+      </w:pPr>
+      <w:r>
+        <w:rPr>
+          <w:rFonts w:ascii="Times New Roman" w:eastAsia="Times New Roman" w:hAnsi="Times New Roman" w:cs="Times New Roman"/>
+          <w:sz w:val="24"/>
+          <w:szCs w:val="24"/>
+          <w:lang w:eastAsia="fr-FR"/>
+        </w:rPr>
+        <w:t>Protection principale</w:t>
+      </w:r>
+    </w:p>
+    <w:p>
+      <w:pPr>
+        <w:spacing w:before="100" w:beforeAutospacing="1" w:after="100" w:afterAutospacing="1" w:line="240" w:lineRule="auto"/>
+        <w:rPr>
+          <w:rFonts w:ascii="Times New Roman" w:eastAsia="Times New Roman" w:hAnsi="Times New Roman" w:cs="Times New Roman"/>
+          <w:sz w:val="24"/>
+          <w:szCs w:val="24"/>
+          <w:lang w:eastAsia="fr-FR"/>
+        </w:rPr>
+      </w:pPr>
+      <w:r>
+        <w:rPr>
+          <w:rFonts w:ascii="Times New Roman" w:eastAsia="Times New Roman" w:hAnsi="Times New Roman" w:cs="Times New Roman"/>
+          <w:sz w:val="24"/>
+          <w:szCs w:val="24"/>
+          <w:lang w:eastAsia="fr-FR"/>
+        </w:rPr>
+        <w:t>Même si l'utilisateur efface les données de son navigateur, les données déjà synchronisées restent sur le serveur, sous réserve de sa propre sauvegarde et de sa disponibilité.</w:t>
+      </w:r>
+    </w:p>
+    <w:p>
+      <w:pPr>
+        <w:pStyle w:val="Titre2"/>
+      </w:pPr>
+      <w:r>
+        <w:t>5. Par quoi commencer concrètement ?</w:t>
+      </w:r>
+    </w:p>
+    <w:p>
+      <w:pPr>
+        <w:pStyle w:val="NormalWeb"/>
+      </w:pPr>
+      <w:r>
+        <w:t>Je te recommande cet ordre de développement :</w:t>
+      </w:r>
+    </w:p>
+    <w:p>
+      <w:pPr>
+        <w:pStyle w:val="NormalWeb"/>
+        <w:numPr>
+          <w:ilvl w:val="0"/>
+          <w:numId w:val="3"/>
+        </w:numPr>
+      </w:pPr>
+      <w:r>
+        <w:t xml:space="preserve">Ajouter </w:t>
+      </w:r>
+      <w:r>
+        <w:rPr>
+          <w:rStyle w:val="CodeHTML"/>
+        </w:rPr>
+        <w:t>id</w:t>
+      </w:r>
+      <w:r>
+        <w:t xml:space="preserve">, </w:t>
+      </w:r>
+      <w:r>
+        <w:rPr>
+          <w:rStyle w:val="CodeHTML"/>
+        </w:rPr>
+        <w:t>version</w:t>
+      </w:r>
+      <w:r>
+        <w:t xml:space="preserve"> et </w:t>
+      </w:r>
+      <w:proofErr w:type="spellStart"/>
+      <w:r>
+        <w:rPr>
+          <w:rStyle w:val="CodeHTML"/>
+        </w:rPr>
+        <w:t>updated_at</w:t>
+      </w:r>
+      <w:proofErr w:type="spellEnd"/>
+      <w:r>
+        <w:t xml:space="preserve"> aux données concernées.</w:t>
+      </w:r>
+    </w:p>
+    <w:p>
+      <w:pPr>
+        <w:pStyle w:val="NormalWeb"/>
+        <w:numPr>
+          <w:ilvl w:val="0"/>
+          <w:numId w:val="3"/>
+        </w:numPr>
+      </w:pPr>
+      <w:r>
+        <w:t xml:space="preserve">Créer la file </w:t>
+      </w:r>
+      <w:proofErr w:type="spellStart"/>
+      <w:r>
+        <w:rPr>
+          <w:rStyle w:val="CodeHTML"/>
+        </w:rPr>
+        <w:t>syncQueue</w:t>
+      </w:r>
+      <w:proofErr w:type="spellEnd"/>
+      <w:r>
+        <w:t xml:space="preserve"> dans Dexie.js.</w:t>
+      </w:r>
+    </w:p>
+    <w:p>
+      <w:pPr>
+        <w:pStyle w:val="NormalWeb"/>
+        <w:numPr>
+          <w:ilvl w:val="0"/>
+          <w:numId w:val="3"/>
+        </w:numPr>
+      </w:pPr>
+      <w:r>
+        <w:t xml:space="preserve">Développer dans Django un </w:t>
+      </w:r>
+      <w:proofErr w:type="spellStart"/>
+      <w:r>
+        <w:t>endpoint</w:t>
+      </w:r>
+      <w:proofErr w:type="spellEnd"/>
+      <w:r>
+        <w:t xml:space="preserve"> qui accepte une modification seulement si la version attendue correspond.</w:t>
+      </w:r>
+    </w:p>
+    <w:p>
+      <w:pPr>
+        <w:pStyle w:val="NormalWeb"/>
+        <w:numPr>
+          <w:ilvl w:val="0"/>
+          <w:numId w:val="3"/>
+        </w:numPr>
+      </w:pPr>
+      <w:r>
+        <w:t xml:space="preserve">Développer un </w:t>
+      </w:r>
+      <w:proofErr w:type="spellStart"/>
+      <w:r>
+        <w:t>endpoint</w:t>
+      </w:r>
+      <w:proofErr w:type="spellEnd"/>
+      <w:r>
+        <w:t xml:space="preserve"> pour récupérer les changements depuis la dernière synchronisation, suppressions comprises.</w:t>
+      </w:r>
+    </w:p>
+    <w:p>
+      <w:pPr>
+        <w:pStyle w:val="NormalWeb"/>
+        <w:numPr>
+          <w:ilvl w:val="0"/>
+          <w:numId w:val="3"/>
+        </w:numPr>
+      </w:pPr>
+      <w:r>
+        <w:t>Ajouter une interface « En attente », « Synchronisé » et « Conflit ».</w:t>
+      </w:r>
+    </w:p>
+    <w:p>
+      <w:pPr>
+        <w:pStyle w:val="NormalWeb"/>
+        <w:numPr>
+          <w:ilvl w:val="0"/>
+          <w:numId w:val="3"/>
+        </w:numPr>
+      </w:pPr>
+      <w:r>
+        <w:t>Tester les scénarios où deux chercheurs modifient la même observation hors ligne.</w:t>
+      </w:r>
+    </w:p>
+    <w:p>
+      <w:pPr>
+        <w:rPr>
+          <w:rFonts w:ascii="Consolas" w:hAnsi="Consolas" w:cs="Courier New"/>
+          <w:color w:val="F9FAFB"/>
+          <w:sz w:val="20"/>
+          <w:szCs w:val="20"/>
+          <w:shd w:val="clear" w:color="auto" w:fill="2C2C2E"/>
+        </w:rPr>
+      </w:pPr>
     </w:p>
     <w:sectPr>
       <w:pgSz w:w="11906" w:h="16838"/>
@@ -8149,11 +9452,127 @@
       </w:rPr>
     </w:lvl>
   </w:abstractNum>
+  <w:abstractNum w:abstractNumId="2" w15:restartNumberingAfterBreak="0">
+    <w:nsid w:val="7F3D2CC7"/>
+    <w:multiLevelType w:val="multilevel"/>
+    <w:tmpl w:val="23A25BAA"/>
+    <w:lvl w:ilvl="0">
+      <w:start w:val="1"/>
+      <w:numFmt w:val="decimal"/>
+      <w:lvlText w:val="%1."/>
+      <w:lvlJc w:val="left"/>
+      <w:pPr>
+        <w:tabs>
+          <w:tab w:val="num" w:pos="720"/>
+        </w:tabs>
+        <w:ind w:left="720" w:hanging="360"/>
+      </w:pPr>
+    </w:lvl>
+    <w:lvl w:ilvl="1" w:tentative="1">
+      <w:start w:val="1"/>
+      <w:numFmt w:val="decimal"/>
+      <w:lvlText w:val="%2."/>
+      <w:lvlJc w:val="left"/>
+      <w:pPr>
+        <w:tabs>
+          <w:tab w:val="num" w:pos="1440"/>
+        </w:tabs>
+        <w:ind w:left="1440" w:hanging="360"/>
+      </w:pPr>
+    </w:lvl>
+    <w:lvl w:ilvl="2" w:tentative="1">
+      <w:start w:val="1"/>
+      <w:numFmt w:val="decimal"/>
+      <w:lvlText w:val="%3."/>
+      <w:lvlJc w:val="left"/>
+      <w:pPr>
+        <w:tabs>
+          <w:tab w:val="num" w:pos="2160"/>
+        </w:tabs>
+        <w:ind w:left="2160" w:hanging="360"/>
+      </w:pPr>
+    </w:lvl>
+    <w:lvl w:ilvl="3" w:tentative="1">
+      <w:start w:val="1"/>
+      <w:numFmt w:val="decimal"/>
+      <w:lvlText w:val="%4."/>
+      <w:lvlJc w:val="left"/>
+      <w:pPr>
+        <w:tabs>
+          <w:tab w:val="num" w:pos="2880"/>
+        </w:tabs>
+        <w:ind w:left="2880" w:hanging="360"/>
+      </w:pPr>
+    </w:lvl>
+    <w:lvl w:ilvl="4" w:tentative="1">
+      <w:start w:val="1"/>
+      <w:numFmt w:val="decimal"/>
+      <w:lvlText w:val="%5."/>
+      <w:lvlJc w:val="left"/>
+      <w:pPr>
+        <w:tabs>
+          <w:tab w:val="num" w:pos="3600"/>
+        </w:tabs>
+        <w:ind w:left="3600" w:hanging="360"/>
+      </w:pPr>
+    </w:lvl>
+    <w:lvl w:ilvl="5" w:tentative="1">
+      <w:start w:val="1"/>
+      <w:numFmt w:val="decimal"/>
+      <w:lvlText w:val="%6."/>
+      <w:lvlJc w:val="left"/>
+      <w:pPr>
+        <w:tabs>
+          <w:tab w:val="num" w:pos="4320"/>
+        </w:tabs>
+        <w:ind w:left="4320" w:hanging="360"/>
+      </w:pPr>
+    </w:lvl>
+    <w:lvl w:ilvl="6" w:tentative="1">
+      <w:start w:val="1"/>
+      <w:numFmt w:val="decimal"/>
+      <w:lvlText w:val="%7."/>
+      <w:lvlJc w:val="left"/>
+      <w:pPr>
+        <w:tabs>
+          <w:tab w:val="num" w:pos="5040"/>
+        </w:tabs>
+        <w:ind w:left="5040" w:hanging="360"/>
+      </w:pPr>
+    </w:lvl>
+    <w:lvl w:ilvl="7" w:tentative="1">
+      <w:start w:val="1"/>
+      <w:numFmt w:val="decimal"/>
+      <w:lvlText w:val="%8."/>
+      <w:lvlJc w:val="left"/>
+      <w:pPr>
+        <w:tabs>
+          <w:tab w:val="num" w:pos="5760"/>
+        </w:tabs>
+        <w:ind w:left="5760" w:hanging="360"/>
+      </w:pPr>
+    </w:lvl>
+    <w:lvl w:ilvl="8" w:tentative="1">
+      <w:start w:val="1"/>
+      <w:numFmt w:val="decimal"/>
+      <w:lvlText w:val="%9."/>
+      <w:lvlJc w:val="left"/>
+      <w:pPr>
+        <w:tabs>
+          <w:tab w:val="num" w:pos="6480"/>
+        </w:tabs>
+        <w:ind w:left="6480" w:hanging="360"/>
+      </w:pPr>
+    </w:lvl>
+  </w:abstractNum>
   <w:num w:numId="1">
     <w:abstractNumId w:val="0"/>
   </w:num>
   <w:num w:numId="2">
     <w:abstractNumId w:val="1"/>
+  </w:num>
+  <w:num w:numId="3">
+    <w:abstractNumId w:val="2"/>
   </w:num>
 </w:numbering>
 </file>
@@ -8557,6 +9976,29 @@
     <w:name w:val="Normal"/>
     <w:qFormat/>
   </w:style>
+  <w:style w:type="paragraph" w:styleId="Titre2">
+    <w:name w:val="heading 2"/>
+    <w:basedOn w:val="Normal"/>
+    <w:next w:val="Normal"/>
+    <w:link w:val="Titre2Car"/>
+    <w:uiPriority w:val="9"/>
+    <w:semiHidden/>
+    <w:unhideWhenUsed/>
+    <w:qFormat/>
+    <w:rsid w:val="00653490"/>
+    <w:pPr>
+      <w:keepNext/>
+      <w:keepLines/>
+      <w:spacing w:before="40" w:after="0"/>
+      <w:outlineLvl w:val="1"/>
+    </w:pPr>
+    <w:rPr>
+      <w:rFonts w:asciiTheme="majorHAnsi" w:eastAsiaTheme="majorEastAsia" w:hAnsiTheme="majorHAnsi" w:cstheme="majorBidi"/>
+      <w:color w:val="2F5496" w:themeColor="accent1" w:themeShade="BF"/>
+      <w:sz w:val="26"/>
+      <w:szCs w:val="26"/>
+    </w:rPr>
+  </w:style>
   <w:style w:type="paragraph" w:styleId="Titre3">
     <w:name w:val="heading 3"/>
     <w:basedOn w:val="Normal"/>
@@ -8701,6 +10143,37 @@
       <w:ind w:left="720"/>
       <w:contextualSpacing/>
     </w:pPr>
+  </w:style>
+  <w:style w:type="paragraph" w:styleId="NormalWeb">
+    <w:name w:val="Normal (Web)"/>
+    <w:basedOn w:val="Normal"/>
+    <w:uiPriority w:val="99"/>
+    <w:semiHidden/>
+    <w:unhideWhenUsed/>
+    <w:rsid w:val="001B4856"/>
+    <w:pPr>
+      <w:spacing w:before="100" w:beforeAutospacing="1" w:after="100" w:afterAutospacing="1" w:line="240" w:lineRule="auto"/>
+    </w:pPr>
+    <w:rPr>
+      <w:rFonts w:ascii="Times New Roman" w:eastAsia="Times New Roman" w:hAnsi="Times New Roman" w:cs="Times New Roman"/>
+      <w:sz w:val="24"/>
+      <w:szCs w:val="24"/>
+      <w:lang w:eastAsia="fr-FR"/>
+    </w:rPr>
+  </w:style>
+  <w:style w:type="character" w:customStyle="1" w:styleId="Titre2Car">
+    <w:name w:val="Titre 2 Car"/>
+    <w:basedOn w:val="Policepardfaut"/>
+    <w:link w:val="Titre2"/>
+    <w:uiPriority w:val="9"/>
+    <w:semiHidden/>
+    <w:rsid w:val="00653490"/>
+    <w:rPr>
+      <w:rFonts w:asciiTheme="majorHAnsi" w:eastAsiaTheme="majorEastAsia" w:hAnsiTheme="majorHAnsi" w:cstheme="majorBidi"/>
+      <w:color w:val="2F5496" w:themeColor="accent1" w:themeShade="BF"/>
+      <w:sz w:val="26"/>
+      <w:szCs w:val="26"/>
+    </w:rPr>
   </w:style>
 </w:styles>
 </file>
